--- a/00.-Introducción a Django.docx
+++ b/00.-Introducción a Django.docx
@@ -730,13 +730,14 @@
           <w:r>
             <w:fldChar w:fldCharType="separate"/>
           </w:r>
-          <w:hyperlink w:anchor="_Toc228284094" w:history="1">
+          <w:hyperlink w:anchor="_Toc228290536" w:history="1">
             <w:r>
               <w:rPr>
                 <w:rStyle w:val="Hipervnculo"/>
                 <w:noProof/>
+                <w:lang w:val="es-MX"/>
               </w:rPr>
-              <w:t>Introducción al IoT (Internet of Things)</w:t>
+              <w:t>Introducción a Django</w:t>
             </w:r>
             <w:r>
               <w:rPr>
@@ -757,7 +758,7 @@
                 <w:noProof/>
                 <w:webHidden/>
               </w:rPr>
-              <w:instrText xml:space="preserve"> PAGEREF _Toc228284094 \h </w:instrText>
+              <w:instrText xml:space="preserve"> PAGEREF _Toc228290536 \h </w:instrText>
             </w:r>
             <w:r>
               <w:rPr>
@@ -803,7 +804,7 @@
               <w14:ligatures w14:val="standardContextual"/>
             </w:rPr>
           </w:pPr>
-          <w:hyperlink w:anchor="_Toc228284095" w:history="1">
+          <w:hyperlink w:anchor="_Toc228290537" w:history="1">
             <w:r>
               <w:rPr>
                 <w:rStyle w:val="Hipervnculo"/>
@@ -830,7 +831,7 @@
                 <w:noProof/>
                 <w:webHidden/>
               </w:rPr>
-              <w:instrText xml:space="preserve"> PAGEREF _Toc228284095 \h </w:instrText>
+              <w:instrText xml:space="preserve"> PAGEREF _Toc228290537 \h </w:instrText>
             </w:r>
             <w:r>
               <w:rPr>
@@ -850,7 +851,7 @@
                 <w:noProof/>
                 <w:webHidden/>
               </w:rPr>
-              <w:t>2</w:t>
+              <w:t>4</w:t>
             </w:r>
             <w:r>
               <w:rPr>
@@ -888,24 +889,24 @@
       <w:pPr>
         <w:pStyle w:val="Ttulo1"/>
         <w:rPr>
-          <w:lang w:val="en-US"/>
-        </w:rPr>
-      </w:pPr>
-      <w:bookmarkStart w:id="0" w:name="_Toc228284094"/>
-      <w:r>
-        <w:rPr>
-          <w:lang w:val="en-US"/>
+          <w:lang w:val="es-MX"/>
+        </w:rPr>
+      </w:pPr>
+      <w:bookmarkStart w:id="0" w:name="_Toc228290536"/>
+      <w:r>
+        <w:rPr>
+          <w:lang w:val="es-MX"/>
         </w:rPr>
         <w:lastRenderedPageBreak/>
         <w:t>Introducción a</w:t>
       </w:r>
+      <w:r>
+        <w:rPr>
+          <w:lang w:val="es-MX"/>
+        </w:rPr>
+        <w:t xml:space="preserve"> Django</w:t>
+      </w:r>
       <w:bookmarkEnd w:id="0"/>
-      <w:r>
-        <w:rPr>
-          <w:lang w:val="en-US"/>
-        </w:rPr>
-        <w:t xml:space="preserve"> Django</w:t>
-      </w:r>
     </w:p>
     <w:p>
       <w:pPr>
@@ -917,98 +918,722 @@
         <w:rPr>
           <w:lang w:val="es-MX"/>
         </w:rPr>
-        <w:t xml:space="preserve">El internet de las cosas o IoT es </w:t>
-      </w:r>
-      <w:r>
-        <w:rPr>
-          <w:lang w:val="es-MX"/>
-        </w:rPr>
-        <w:t xml:space="preserve">un área que pretende conectar </w:t>
-      </w:r>
-      <w:r>
-        <w:rPr>
-          <w:lang w:val="es-MX"/>
-        </w:rPr>
-        <w:t>aparatos</w:t>
-      </w:r>
-      <w:r>
-        <w:rPr>
-          <w:lang w:val="es-MX"/>
-        </w:rPr>
-        <w:t xml:space="preserve"> físicos (hardware) a la web (software), creando dispositivos híbridos, este es </w:t>
-      </w:r>
-      <w:r>
-        <w:rPr>
-          <w:lang w:val="es-MX"/>
-        </w:rPr>
-        <w:t xml:space="preserve">un mercado en crecimiento que está entrando en varios diferentes de mercados, como el BFSI (Banca y Entidades financieras), Retail (Grandes bodegas como las de Amazon o Supermercados), </w:t>
-      </w:r>
-      <w:r>
-        <w:rPr>
-          <w:lang w:val="es-MX"/>
-        </w:rPr>
-        <w:t>gobierno</w:t>
-      </w:r>
-      <w:r>
-        <w:rPr>
-          <w:lang w:val="es-MX"/>
-        </w:rPr>
-        <w:t xml:space="preserve">, </w:t>
-      </w:r>
-      <w:r>
-        <w:rPr>
-          <w:lang w:val="es-MX"/>
-        </w:rPr>
-        <w:t xml:space="preserve">envíos, </w:t>
-      </w:r>
-      <w:r>
-        <w:rPr>
-          <w:lang w:val="es-MX"/>
-        </w:rPr>
-        <w:t xml:space="preserve">salud, manufactura, agricultura, energías renovables, </w:t>
-      </w:r>
-      <w:r>
-        <w:rPr>
-          <w:lang w:val="es-MX"/>
-        </w:rPr>
-        <w:t xml:space="preserve">transporte, </w:t>
-      </w:r>
-      <w:r>
-        <w:rPr>
-          <w:lang w:val="es-MX"/>
-        </w:rPr>
-        <w:t>etc.</w:t>
-      </w:r>
-      <w:r>
-        <w:rPr>
-          <w:lang w:val="es-MX"/>
-        </w:rPr>
-        <w:t xml:space="preserve"> Se espera que para el 2030 existan millones de dispositivos conectados a la red</w:t>
-      </w:r>
-      <w:r>
-        <w:rPr>
-          <w:lang w:val="es-MX"/>
-        </w:rPr>
-        <w:t>.</w:t>
+        <w:t>Django es un framework orientado a objetos (POO) para desarrollo web escrito en Python, inicialmente fue construido como un generador de blogs, pero poco a poco fue ganando popularidad y ahora es utilizado para construir aplicaciones, más que nada por su facilidad de uso, debido a que nos permite construir apps desde cero a producción en tiempo record. Inicialmente Instagram y Spotify crearon la primera versión de sus aplicaciones en Django.</w:t>
       </w:r>
     </w:p>
     <w:p>
       <w:pPr>
+        <w:rPr>
+          <w:lang w:val="es-MX"/>
+        </w:rPr>
+      </w:pPr>
+      <w:r>
+        <w:rPr>
+          <w:lang w:val="es-MX"/>
+        </w:rPr>
+        <w:t>Django utiliza entornos virtuales, estos se refieren a paquetes que se puedan utilizar en diferentes versiones del sistema operativo de nuestra computadora, sin que se causen colisiones, temas de compilación o versionamiento del código.</w:t>
+      </w:r>
+    </w:p>
+    <w:p>
+      <w:pPr>
+        <w:rPr>
+          <w:lang w:val="es-MX"/>
+        </w:rPr>
+      </w:pPr>
+      <w:r>
+        <w:rPr>
+          <w:lang w:val="es-MX"/>
+        </w:rPr>
+        <w:t xml:space="preserve">Al </w:t>
+      </w:r>
+      <w:r>
+        <w:rPr>
+          <w:lang w:val="es-MX"/>
+        </w:rPr>
+        <w:t>instalar Django debemos ejecutar el siguiente comando en nuestra terminal CDM o PowerShell, para ello ya debemos haber destinado una carpeta de Python donde se creará el entorno virtual</w:t>
+      </w:r>
+      <w:r>
+        <w:rPr>
+          <w:lang w:val="es-MX"/>
+        </w:rPr>
+        <w:t xml:space="preserve">, </w:t>
+      </w:r>
+      <w:r>
+        <w:rPr>
+          <w:lang w:val="es-MX"/>
+        </w:rPr>
+        <w:t>realiza</w:t>
+      </w:r>
+      <w:r>
+        <w:rPr>
+          <w:lang w:val="es-MX"/>
+        </w:rPr>
+        <w:t>ndo</w:t>
+      </w:r>
+      <w:r>
+        <w:rPr>
+          <w:lang w:val="es-MX"/>
+        </w:rPr>
+        <w:t xml:space="preserve"> </w:t>
+      </w:r>
+      <w:r>
+        <w:rPr>
+          <w:lang w:val="es-MX"/>
+        </w:rPr>
+        <w:t xml:space="preserve">su </w:t>
+      </w:r>
+      <w:r>
+        <w:rPr>
+          <w:lang w:val="es-MX"/>
+        </w:rPr>
+        <w:t>instalación</w:t>
+      </w:r>
+      <w:r>
+        <w:rPr>
+          <w:lang w:val="es-MX"/>
+        </w:rPr>
+        <w:t xml:space="preserve"> y activación de la siguiente forma</w:t>
+      </w:r>
+      <w:r>
+        <w:rPr>
+          <w:lang w:val="es-MX"/>
+        </w:rPr>
+        <w:t>:</w:t>
+      </w:r>
+    </w:p>
+    <w:p>
+      <w:pPr>
+        <w:pStyle w:val="Prrafodelista"/>
+        <w:numPr>
+          <w:ilvl w:val="0"/>
+          <w:numId w:val="56"/>
+        </w:numPr>
+        <w:rPr>
+          <w:lang w:val="es-MX"/>
+        </w:rPr>
+      </w:pPr>
+      <w:r>
+        <w:rPr>
+          <w:b/>
+          <w:bCs/>
+          <w:lang w:val="es-MX"/>
+        </w:rPr>
+        <w:t xml:space="preserve">mkdir </w:t>
+      </w:r>
+      <w:r>
+        <w:rPr>
+          <w:i/>
+          <w:iCs/>
+          <w:color w:val="C00000"/>
+          <w:lang w:val="es-MX"/>
+        </w:rPr>
+        <w:t>$HOME</w:t>
+      </w:r>
+      <w:r>
+        <w:rPr>
+          <w:i/>
+          <w:iCs/>
+          <w:color w:val="C00000"/>
+          <w:lang w:val="es-MX"/>
+        </w:rPr>
+        <w:t>/</w:t>
+      </w:r>
+      <w:r>
+        <w:rPr>
+          <w:i/>
+          <w:iCs/>
+          <w:color w:val="C00000"/>
+          <w:lang w:val="es-MX"/>
+        </w:rPr>
+        <w:t>.envs</w:t>
+      </w:r>
+      <w:r>
+        <w:rPr>
+          <w:lang w:val="es-MX"/>
+        </w:rPr>
+        <w:t>: En PowerShell a veces con</w:t>
+      </w:r>
+      <w:r>
+        <w:rPr>
+          <w:lang w:val="es-MX"/>
+        </w:rPr>
+        <w:t>viene crear primero manualmente la carpeta que almacenará los entornos virtuales.</w:t>
+      </w:r>
+    </w:p>
+    <w:p>
+      <w:pPr>
+        <w:pStyle w:val="Prrafodelista"/>
+        <w:numPr>
+          <w:ilvl w:val="1"/>
+          <w:numId w:val="56"/>
+        </w:numPr>
+        <w:rPr>
+          <w:lang w:val="es-MX"/>
+        </w:rPr>
+      </w:pPr>
+      <w:r>
+        <w:rPr>
+          <w:lang w:val="es-MX"/>
+        </w:rPr>
+        <w:t xml:space="preserve">El entorno virtual se crea de esta forma si se quiere utilizar </w:t>
+      </w:r>
+      <w:r>
+        <w:rPr>
+          <w:b/>
+          <w:bCs/>
+          <w:lang w:val="es-MX"/>
+        </w:rPr>
+        <w:t>el sistema operativo de Windows en vez de la WSL (Windows Subsystem for Linux)</w:t>
+      </w:r>
+      <w:r>
+        <w:rPr>
+          <w:lang w:val="es-MX"/>
+        </w:rPr>
+        <w:t>, que es una opción donde se usa Linux dentro de Windows como el sistema operativo que guarda el entorno virtual.</w:t>
+      </w:r>
+    </w:p>
+    <w:p>
+      <w:pPr>
+        <w:pStyle w:val="Prrafodelista"/>
+        <w:numPr>
+          <w:ilvl w:val="0"/>
+          <w:numId w:val="56"/>
+        </w:numPr>
+        <w:rPr>
+          <w:lang w:val="es-MX"/>
+        </w:rPr>
+      </w:pPr>
+      <w:r>
+        <w:rPr>
+          <w:b/>
+          <w:bCs/>
+          <w:lang w:val="es-MX"/>
+        </w:rPr>
+        <w:t>python -m venv</w:t>
+      </w:r>
+      <w:r>
+        <w:rPr>
+          <w:lang w:val="es-MX"/>
+        </w:rPr>
+        <w:t xml:space="preserve"> </w:t>
+      </w:r>
+      <w:r>
+        <w:rPr>
+          <w:i/>
+          <w:iCs/>
+          <w:color w:val="C00000"/>
+          <w:lang w:val="es-MX"/>
+        </w:rPr>
+        <w:t>$HOME</w:t>
+      </w:r>
+      <w:r>
+        <w:rPr>
+          <w:i/>
+          <w:iCs/>
+          <w:color w:val="C00000"/>
+          <w:lang w:val="es-MX"/>
+        </w:rPr>
+        <w:t>/</w:t>
+      </w:r>
+      <w:r>
+        <w:rPr>
+          <w:i/>
+          <w:iCs/>
+          <w:color w:val="C00000"/>
+          <w:lang w:val="es-MX"/>
+        </w:rPr>
+        <w:t>.envs/01_django_env</w:t>
+      </w:r>
+      <w:r>
+        <w:rPr>
+          <w:lang w:val="es-MX"/>
+        </w:rPr>
+        <w:t xml:space="preserve">: El comando principal </w:t>
+      </w:r>
+      <w:r>
+        <w:rPr>
+          <w:lang w:val="es-MX"/>
+        </w:rPr>
+        <w:t xml:space="preserve">para </w:t>
+      </w:r>
+      <w:r>
+        <w:rPr>
+          <w:b/>
+          <w:bCs/>
+          <w:lang w:val="es-MX"/>
+        </w:rPr>
+        <w:t>crear el entorno virtual</w:t>
+      </w:r>
+      <w:r>
+        <w:rPr>
+          <w:lang w:val="es-MX"/>
+        </w:rPr>
+        <w:t xml:space="preserve"> </w:t>
+      </w:r>
+      <w:r>
+        <w:rPr>
+          <w:lang w:val="es-MX"/>
+        </w:rPr>
+        <w:t xml:space="preserve">es </w:t>
+      </w:r>
+      <w:r>
+        <w:rPr>
+          <w:b/>
+          <w:bCs/>
+          <w:lang w:val="es-MX"/>
+        </w:rPr>
+        <w:t>python -m venv</w:t>
+      </w:r>
+      <w:r>
+        <w:rPr>
+          <w:lang w:val="es-MX"/>
+        </w:rPr>
+        <w:t xml:space="preserve"> </w:t>
+      </w:r>
+      <w:r>
+        <w:rPr>
+          <w:lang w:val="es-MX"/>
+        </w:rPr>
+        <w:t xml:space="preserve">y después se debe pasar como parámetro el </w:t>
+      </w:r>
+      <w:r>
+        <w:rPr>
+          <w:i/>
+          <w:iCs/>
+          <w:color w:val="C00000"/>
+          <w:lang w:val="es-MX"/>
+        </w:rPr>
+        <w:t>path</w:t>
+      </w:r>
+      <w:r>
+        <w:rPr>
+          <w:color w:val="C00000"/>
+          <w:lang w:val="es-MX"/>
+        </w:rPr>
+        <w:t xml:space="preserve"> </w:t>
+      </w:r>
+      <w:r>
+        <w:rPr>
+          <w:lang w:val="es-MX"/>
+        </w:rPr>
+        <w:t>de donde queremos que se guarde este entorno virtual</w:t>
+      </w:r>
+      <w:r>
+        <w:rPr>
+          <w:lang w:val="es-MX"/>
+        </w:rPr>
+        <w:t xml:space="preserve">, en este caso parte de nuestra carpeta home C: al utilizar </w:t>
+      </w:r>
+      <w:r>
+        <w:rPr>
+          <w:lang w:val="es-MX"/>
+        </w:rPr>
+        <w:t xml:space="preserve">el comando </w:t>
+      </w:r>
+      <w:r>
+        <w:rPr>
+          <w:i/>
+          <w:iCs/>
+          <w:color w:val="C00000"/>
+          <w:lang w:val="es-MX"/>
+        </w:rPr>
+        <w:t>$HOME</w:t>
+      </w:r>
+      <w:r>
+        <w:rPr>
+          <w:lang w:val="es-MX"/>
+        </w:rPr>
+        <w:t xml:space="preserve"> y luego indicamos </w:t>
+      </w:r>
+      <w:r>
+        <w:rPr>
+          <w:i/>
+          <w:iCs/>
+          <w:color w:val="C00000"/>
+          <w:lang w:val="es-MX"/>
+        </w:rPr>
+        <w:t>el nombre de las carpetas posteriores que se crearán para almacenar el entorno virtual</w:t>
+      </w:r>
+      <w:r>
+        <w:rPr>
+          <w:lang w:val="es-MX"/>
+        </w:rPr>
+        <w:t>.</w:t>
+      </w:r>
+    </w:p>
+    <w:p>
+      <w:pPr>
+        <w:pStyle w:val="Prrafodelista"/>
+        <w:numPr>
+          <w:ilvl w:val="1"/>
+          <w:numId w:val="56"/>
+        </w:numPr>
+        <w:rPr>
+          <w:lang w:val="es-MX"/>
+        </w:rPr>
+      </w:pPr>
+      <w:r>
+        <w:rPr>
+          <w:lang w:val="es-MX"/>
+        </w:rPr>
+        <w:t xml:space="preserve">Una vez que hayamos creado el entorno virtual dentro de la carpeta </w:t>
+      </w:r>
+      <w:r>
+        <w:rPr>
+          <w:i/>
+          <w:iCs/>
+          <w:color w:val="C00000"/>
+          <w:lang w:val="es-MX"/>
+        </w:rPr>
+        <w:t>~/.envs/</w:t>
+      </w:r>
+      <w:r>
+        <w:rPr>
+          <w:lang w:val="es-MX"/>
+        </w:rPr>
+        <w:t xml:space="preserve">, con el comando </w:t>
+      </w:r>
+      <w:r>
+        <w:rPr>
+          <w:b/>
+          <w:bCs/>
+          <w:lang w:val="es-MX"/>
+        </w:rPr>
+        <w:t xml:space="preserve">ls </w:t>
+      </w:r>
+      <w:r>
+        <w:rPr>
+          <w:lang w:val="es-MX"/>
+        </w:rPr>
+        <w:t xml:space="preserve">podremos ver la carpeta del entorno virtual </w:t>
+      </w:r>
+      <w:r>
+        <w:rPr>
+          <w:i/>
+          <w:iCs/>
+          <w:color w:val="C00000"/>
+          <w:lang w:val="es-MX"/>
+        </w:rPr>
+        <w:t>01_django_env</w:t>
+      </w:r>
+      <w:r>
+        <w:rPr>
+          <w:lang w:val="es-MX"/>
+        </w:rPr>
+        <w:t xml:space="preserve"> creada con ese nombre dentro de ella.</w:t>
+      </w:r>
+    </w:p>
+    <w:p>
+      <w:pPr>
+        <w:pStyle w:val="Prrafodelista"/>
+        <w:numPr>
+          <w:ilvl w:val="0"/>
+          <w:numId w:val="56"/>
+        </w:numPr>
+        <w:rPr>
+          <w:b/>
+          <w:bCs/>
+          <w:lang w:val="es-MX"/>
+        </w:rPr>
+      </w:pPr>
+      <w:r>
+        <w:rPr>
+          <w:b/>
+          <w:bCs/>
+          <w:lang w:val="es-MX"/>
+        </w:rPr>
+        <w:t>&amp;</w:t>
+      </w:r>
+      <w:r>
+        <w:rPr>
+          <w:b/>
+          <w:bCs/>
+          <w:lang w:val="es-MX"/>
+        </w:rPr>
+        <w:t xml:space="preserve"> </w:t>
+      </w:r>
+      <w:r>
+        <w:rPr>
+          <w:i/>
+          <w:iCs/>
+          <w:color w:val="C00000"/>
+          <w:lang w:val="es-MX"/>
+        </w:rPr>
+        <w:t>$HOME</w:t>
+      </w:r>
+      <w:r>
+        <w:rPr>
+          <w:i/>
+          <w:iCs/>
+          <w:color w:val="C00000"/>
+          <w:lang w:val="es-MX"/>
+        </w:rPr>
+        <w:t>/.envs/01_django_env</w:t>
+      </w:r>
+      <w:r>
+        <w:rPr>
+          <w:b/>
+          <w:bCs/>
+          <w:lang w:val="es-MX"/>
+        </w:rPr>
+        <w:t>/</w:t>
+      </w:r>
+      <w:r>
+        <w:rPr>
+          <w:b/>
+          <w:bCs/>
+          <w:lang w:val="es-MX"/>
+        </w:rPr>
+        <w:t>Scripts</w:t>
+      </w:r>
+      <w:r>
+        <w:rPr>
+          <w:b/>
+          <w:bCs/>
+          <w:lang w:val="es-MX"/>
+        </w:rPr>
+        <w:t>/</w:t>
+      </w:r>
+      <w:r>
+        <w:rPr>
+          <w:b/>
+          <w:bCs/>
+          <w:lang w:val="es-MX"/>
+        </w:rPr>
+        <w:t>A</w:t>
+      </w:r>
+      <w:r>
+        <w:rPr>
+          <w:b/>
+          <w:bCs/>
+          <w:lang w:val="es-MX"/>
+        </w:rPr>
+        <w:t>ctivate</w:t>
+      </w:r>
+      <w:r>
+        <w:rPr>
+          <w:b/>
+          <w:bCs/>
+          <w:lang w:val="es-MX"/>
+        </w:rPr>
+        <w:t>.ps1</w:t>
+      </w:r>
+      <w:r>
+        <w:rPr>
+          <w:lang w:val="es-MX"/>
+        </w:rPr>
+        <w:t>:</w:t>
+      </w:r>
+      <w:r>
+        <w:rPr>
+          <w:lang w:val="es-MX"/>
+        </w:rPr>
+        <w:t xml:space="preserve"> </w:t>
+      </w:r>
+      <w:r>
+        <w:rPr>
+          <w:lang w:val="es-MX"/>
+        </w:rPr>
+        <w:t xml:space="preserve">El comando principal </w:t>
+      </w:r>
+      <w:r>
+        <w:rPr>
+          <w:lang w:val="es-MX"/>
+        </w:rPr>
+        <w:t xml:space="preserve">para </w:t>
+      </w:r>
+      <w:r>
+        <w:rPr>
+          <w:b/>
+          <w:bCs/>
+          <w:lang w:val="es-MX"/>
+        </w:rPr>
+        <w:t xml:space="preserve">activar </w:t>
+      </w:r>
+      <w:r>
+        <w:rPr>
+          <w:b/>
+          <w:bCs/>
+          <w:lang w:val="es-MX"/>
+        </w:rPr>
+        <w:t>el entorno virtual</w:t>
+      </w:r>
+      <w:r>
+        <w:rPr>
+          <w:lang w:val="es-MX"/>
+        </w:rPr>
+        <w:t xml:space="preserve"> </w:t>
+      </w:r>
+      <w:r>
+        <w:rPr>
+          <w:lang w:val="es-MX"/>
+        </w:rPr>
+        <w:t xml:space="preserve">es </w:t>
+      </w:r>
+      <w:r>
+        <w:rPr>
+          <w:b/>
+          <w:bCs/>
+          <w:lang w:val="es-MX"/>
+        </w:rPr>
+        <w:t>&amp;</w:t>
+      </w:r>
+      <w:r>
+        <w:rPr>
+          <w:b/>
+          <w:bCs/>
+          <w:lang w:val="es-MX"/>
+        </w:rPr>
+        <w:t xml:space="preserve"> </w:t>
+      </w:r>
+      <w:r>
+        <w:rPr>
+          <w:i/>
+          <w:iCs/>
+          <w:color w:val="C00000"/>
+          <w:lang w:val="es-MX"/>
+        </w:rPr>
+        <w:t>path</w:t>
+      </w:r>
+      <w:r>
+        <w:rPr>
+          <w:b/>
+          <w:bCs/>
+          <w:lang w:val="es-MX"/>
+        </w:rPr>
+        <w:t>/</w:t>
+      </w:r>
+      <w:r>
+        <w:rPr>
+          <w:b/>
+          <w:bCs/>
+          <w:lang w:val="es-MX"/>
+        </w:rPr>
+        <w:t>Scripts</w:t>
+      </w:r>
+      <w:r>
+        <w:rPr>
+          <w:b/>
+          <w:bCs/>
+          <w:lang w:val="es-MX"/>
+        </w:rPr>
+        <w:t>/</w:t>
+      </w:r>
+      <w:r>
+        <w:rPr>
+          <w:b/>
+          <w:bCs/>
+          <w:lang w:val="es-MX"/>
+        </w:rPr>
+        <w:t>A</w:t>
+      </w:r>
+      <w:r>
+        <w:rPr>
+          <w:b/>
+          <w:bCs/>
+          <w:lang w:val="es-MX"/>
+        </w:rPr>
+        <w:t>ctivate</w:t>
+      </w:r>
+      <w:r>
+        <w:rPr>
+          <w:b/>
+          <w:bCs/>
+          <w:lang w:val="es-MX"/>
+        </w:rPr>
+        <w:t>.ps1</w:t>
+      </w:r>
+      <w:r>
+        <w:rPr>
+          <w:lang w:val="es-MX"/>
+        </w:rPr>
+        <w:t>,</w:t>
+      </w:r>
+      <w:r>
+        <w:rPr>
+          <w:lang w:val="es-MX"/>
+        </w:rPr>
+        <w:t xml:space="preserve"> al hacerlo correctamente, el nombre del entorno virtual aparecerá hasta el inicio de nuestra consola CMD o PowerShell entre paréntesis</w:t>
+      </w:r>
+      <w:r>
+        <w:rPr>
+          <w:lang w:val="es-MX"/>
+        </w:rPr>
+        <w:t xml:space="preserve"> y cuando esto pase, todos los comandos que uilice después se ejecutarán en el entorno virtual, para que después pueda crear una aplicación que sea ejecutable en cualquier versión de mi sistema operativo.</w:t>
+      </w:r>
+    </w:p>
+    <w:p>
+      <w:pPr>
+        <w:pStyle w:val="Prrafodelista"/>
+        <w:numPr>
+          <w:ilvl w:val="1"/>
+          <w:numId w:val="56"/>
+        </w:numPr>
+        <w:rPr>
+          <w:b/>
+          <w:bCs/>
+          <w:lang w:val="es-MX"/>
+        </w:rPr>
+      </w:pPr>
+      <w:r>
+        <w:rPr>
+          <w:lang w:val="es-MX"/>
+        </w:rPr>
+        <w:t xml:space="preserve">Para salir del entorno virtual, </w:t>
+      </w:r>
+      <w:r>
+        <w:rPr>
+          <w:lang w:val="es-MX"/>
+        </w:rPr>
+        <w:t xml:space="preserve">debemos </w:t>
+      </w:r>
+      <w:r>
+        <w:rPr>
+          <w:lang w:val="es-MX"/>
+        </w:rPr>
+        <w:t>ejecuta</w:t>
+      </w:r>
+      <w:r>
+        <w:rPr>
+          <w:lang w:val="es-MX"/>
+        </w:rPr>
+        <w:t>r el comando</w:t>
+      </w:r>
+      <w:r>
+        <w:rPr>
+          <w:lang w:val="es-MX"/>
+        </w:rPr>
+        <w:t>:</w:t>
+      </w:r>
+      <w:r>
+        <w:rPr>
+          <w:b/>
+          <w:bCs/>
+          <w:lang w:val="es-MX"/>
+        </w:rPr>
+        <w:t xml:space="preserve"> deactivate</w:t>
+      </w:r>
+    </w:p>
+    <w:p>
+      <w:pPr>
         <w:jc w:val="center"/>
         <w:rPr>
-          <w:lang w:val="es-MX"/>
-        </w:rPr>
-      </w:pPr>
-      <w:r>
-        <w:rPr>
-          <w:noProof/>
+          <w:b/>
+          <w:bCs/>
+          <w:lang w:val="es-MX"/>
+        </w:rPr>
+      </w:pPr>
+      <w:r>
+        <w:rPr>
+          <w:b/>
+          <w:bCs/>
           <w:lang w:val="es-MX"/>
         </w:rPr>
         <w:drawing>
-          <wp:inline distT="0" distB="0" distL="0" distR="0" wp14:anchorId="3AACD3A1" wp14:editId="65BCF269">
-            <wp:extent cx="2652815" cy="2514600"/>
-            <wp:effectExtent l="0" t="0" r="0" b="0"/>
-            <wp:docPr id="1086448383" name="Imagen 1"/>
+          <wp:inline distT="0" distB="0" distL="0" distR="0" wp14:anchorId="6825B879" wp14:editId="4F07658A">
+            <wp:extent cx="3461646" cy="1620982"/>
+            <wp:effectExtent l="0" t="0" r="5715" b="0"/>
+            <wp:docPr id="184767261" name="Imagen 1"/>
             <wp:cNvGraphicFramePr>
               <a:graphicFrameLocks xmlns:a="http://schemas.openxmlformats.org/drawingml/2006/main" noChangeAspect="1"/>
             </wp:cNvGraphicFramePr>
@@ -1016,11 +1641,22 @@
               <a:graphicData uri="http://schemas.openxmlformats.org/drawingml/2006/picture">
                 <pic:pic xmlns:pic="http://schemas.openxmlformats.org/drawingml/2006/picture">
                   <pic:nvPicPr>
-                    <pic:cNvPr id="1086448383" name=""/>
+                    <pic:cNvPr id="184767261" name=""/>
                     <pic:cNvPicPr/>
                   </pic:nvPicPr>
                   <pic:blipFill>
-                    <a:blip r:embed="rId10"/>
+                    <a:blip r:embed="rId10">
+                      <a:clrChange>
+                        <a:clrFrom>
+                          <a:srgbClr val="FFFFFF"/>
+                        </a:clrFrom>
+                        <a:clrTo>
+                          <a:srgbClr val="FFFFFF">
+                            <a:alpha val="0"/>
+                          </a:srgbClr>
+                        </a:clrTo>
+                      </a:clrChange>
+                    </a:blip>
                     <a:stretch>
                       <a:fillRect/>
                     </a:stretch>
@@ -1028,7 +1664,7 @@
                   <pic:spPr>
                     <a:xfrm>
                       <a:off x="0" y="0"/>
-                      <a:ext cx="2662402" cy="2523687"/>
+                      <a:ext cx="3547299" cy="1661090"/>
                     </a:xfrm>
                     <a:prstGeom prst="rect">
                       <a:avLst/>
@@ -1040,22 +1676,429 @@
           </wp:inline>
         </w:drawing>
       </w:r>
-      <w:r>
-        <w:rPr>
+    </w:p>
+    <w:p>
+      <w:pPr>
+        <w:pStyle w:val="Prrafodelista"/>
+        <w:numPr>
+          <w:ilvl w:val="0"/>
+          <w:numId w:val="56"/>
+        </w:numPr>
+        <w:rPr>
+          <w:lang w:val="es-MX"/>
+        </w:rPr>
+      </w:pPr>
+      <w:r>
+        <w:rPr>
+          <w:lang w:val="es-MX"/>
+        </w:rPr>
+        <w:lastRenderedPageBreak/>
+        <w:t xml:space="preserve">Ya que tengamos el entorno virtual activado debemos utilizar el instalador de paquetes de Python </w:t>
+      </w:r>
+      <w:r>
+        <w:rPr>
+          <w:b/>
+          <w:bCs/>
+          <w:lang w:val="es-MX"/>
+        </w:rPr>
+        <w:t>pip</w:t>
+      </w:r>
+      <w:r>
+        <w:rPr>
+          <w:lang w:val="es-MX"/>
+        </w:rPr>
+        <w:t xml:space="preserve"> para realizar la instalación de Django dentro de nuestro entorno de desarrollo activado, esto se realizará con el comando: </w:t>
+      </w:r>
+      <w:r>
+        <w:rPr>
+          <w:b/>
+          <w:bCs/>
+          <w:lang w:val="es-MX"/>
+        </w:rPr>
+        <w:t>pip install django</w:t>
+      </w:r>
+    </w:p>
+    <w:p>
+      <w:pPr>
+        <w:pStyle w:val="Prrafodelista"/>
+        <w:numPr>
+          <w:ilvl w:val="0"/>
+          <w:numId w:val="56"/>
+        </w:numPr>
+        <w:rPr>
+          <w:lang w:val="es-MX"/>
+        </w:rPr>
+      </w:pPr>
+      <w:r>
+        <w:rPr>
+          <w:b/>
+          <w:bCs/>
+          <w:lang w:val="es-MX"/>
+        </w:rPr>
+        <w:t>d</w:t>
+      </w:r>
+      <w:r>
+        <w:rPr>
+          <w:b/>
+          <w:bCs/>
+          <w:lang w:val="es-MX"/>
+        </w:rPr>
+        <w:t xml:space="preserve">jango-admin </w:t>
+      </w:r>
+      <w:r>
+        <w:rPr>
+          <w:b/>
+          <w:bCs/>
+          <w:color w:val="ED7D31" w:themeColor="accent2"/>
+          <w:lang w:val="es-MX"/>
+        </w:rPr>
+        <w:t>startproject</w:t>
+      </w:r>
+      <w:r>
+        <w:rPr>
+          <w:color w:val="ED7D31" w:themeColor="accent2"/>
           <w:lang w:val="es-MX"/>
         </w:rPr>
         <w:t xml:space="preserve"> </w:t>
       </w:r>
       <w:r>
         <w:rPr>
-          <w:noProof/>
+          <w:i/>
+          <w:iCs/>
+          <w:color w:val="00B0F0"/>
+          <w:lang w:val="es-MX"/>
+        </w:rPr>
+        <w:t>a</w:t>
+      </w:r>
+      <w:r>
+        <w:rPr>
+          <w:i/>
+          <w:iCs/>
+          <w:color w:val="00B0F0"/>
+          <w:lang w:val="es-MX"/>
+        </w:rPr>
+        <w:t>_first_proyect</w:t>
+      </w:r>
+      <w:r>
+        <w:rPr>
+          <w:lang w:val="es-MX"/>
+        </w:rPr>
+        <w:t>:</w:t>
+      </w:r>
+      <w:r>
+        <w:rPr>
+          <w:lang w:val="es-MX"/>
+        </w:rPr>
+        <w:t xml:space="preserve"> </w:t>
+      </w:r>
+      <w:r>
+        <w:rPr>
+          <w:lang w:val="es-MX"/>
+        </w:rPr>
+        <w:t xml:space="preserve">Una </w:t>
+      </w:r>
+      <w:r>
+        <w:rPr>
+          <w:lang w:val="es-MX"/>
+        </w:rPr>
+        <w:t xml:space="preserve">vez que instalamos Django, para crear nuestro proyecto debemos utilizar el comando </w:t>
+      </w:r>
+      <w:r>
+        <w:rPr>
+          <w:b/>
+          <w:bCs/>
+          <w:lang w:val="es-MX"/>
+        </w:rPr>
+        <w:t xml:space="preserve">django-admin </w:t>
+      </w:r>
+      <w:r>
+        <w:rPr>
+          <w:lang w:val="es-MX"/>
+        </w:rPr>
+        <w:t>y su método</w:t>
+      </w:r>
+      <w:r>
+        <w:rPr>
+          <w:b/>
+          <w:bCs/>
+          <w:lang w:val="es-MX"/>
+        </w:rPr>
+        <w:t xml:space="preserve"> </w:t>
+      </w:r>
+      <w:r>
+        <w:rPr>
+          <w:b/>
+          <w:bCs/>
+          <w:color w:val="ED7D31" w:themeColor="accent2"/>
+          <w:lang w:val="es-MX"/>
+        </w:rPr>
+        <w:t>startproject</w:t>
+      </w:r>
+      <w:r>
+        <w:rPr>
+          <w:lang w:val="es-MX"/>
+        </w:rPr>
+        <w:t xml:space="preserve">, luego </w:t>
+      </w:r>
+      <w:r>
+        <w:rPr>
+          <w:lang w:val="es-MX"/>
+        </w:rPr>
+        <w:t xml:space="preserve">le asignaremos </w:t>
+      </w:r>
+      <w:r>
+        <w:rPr>
+          <w:lang w:val="es-MX"/>
+        </w:rPr>
+        <w:t xml:space="preserve">un </w:t>
+      </w:r>
+      <w:r>
+        <w:rPr>
+          <w:i/>
+          <w:iCs/>
+          <w:color w:val="00B0F0"/>
+          <w:lang w:val="es-MX"/>
+        </w:rPr>
+        <w:t>nombre</w:t>
+      </w:r>
+      <w:r>
+        <w:rPr>
+          <w:lang w:val="es-MX"/>
+        </w:rPr>
+        <w:t>, para ello debemos e</w:t>
+      </w:r>
+      <w:r>
+        <w:rPr>
+          <w:lang w:val="es-MX"/>
+        </w:rPr>
+        <w:t>vita</w:t>
+      </w:r>
+      <w:r>
+        <w:rPr>
+          <w:lang w:val="es-MX"/>
+        </w:rPr>
+        <w:t>r</w:t>
+      </w:r>
+      <w:r>
+        <w:rPr>
+          <w:lang w:val="es-MX"/>
+        </w:rPr>
+        <w:t xml:space="preserve"> usar </w:t>
+      </w:r>
+      <w:r>
+        <w:rPr>
+          <w:lang w:val="es-MX"/>
+        </w:rPr>
+        <w:t xml:space="preserve">números al inicio y </w:t>
+      </w:r>
+      <w:r>
+        <w:rPr>
+          <w:lang w:val="es-MX"/>
+        </w:rPr>
+        <w:t xml:space="preserve">guiones </w:t>
+      </w:r>
+      <w:r>
+        <w:rPr>
+          <w:lang w:val="es-MX"/>
+        </w:rPr>
+        <w:t xml:space="preserve">medios </w:t>
+      </w:r>
+      <w:r>
+        <w:rPr>
+          <w:lang w:val="es-MX"/>
+        </w:rPr>
+        <w:t>(-)</w:t>
+      </w:r>
+      <w:r>
+        <w:rPr>
+          <w:lang w:val="es-MX"/>
+        </w:rPr>
+        <w:t xml:space="preserve"> y en vez de eso</w:t>
+      </w:r>
+      <w:r>
+        <w:rPr>
+          <w:lang w:val="es-MX"/>
+        </w:rPr>
+        <w:t xml:space="preserve"> hay que utilizar </w:t>
+      </w:r>
+      <w:r>
+        <w:rPr>
+          <w:lang w:val="es-MX"/>
+        </w:rPr>
+        <w:t>guiones bajos (_).</w:t>
+      </w:r>
+    </w:p>
+    <w:p>
+      <w:pPr>
+        <w:pStyle w:val="Prrafodelista"/>
+        <w:numPr>
+          <w:ilvl w:val="1"/>
+          <w:numId w:val="56"/>
+        </w:numPr>
+        <w:rPr>
+          <w:lang w:val="es-MX"/>
+        </w:rPr>
+      </w:pPr>
+      <w:r>
+        <w:rPr>
+          <w:b/>
+          <w:bCs/>
+          <w:lang w:val="es-MX"/>
+        </w:rPr>
+        <w:t xml:space="preserve">cd </w:t>
+      </w:r>
+      <w:r>
+        <w:rPr>
+          <w:i/>
+          <w:iCs/>
+          <w:color w:val="00B0F0"/>
+          <w:lang w:val="es-MX"/>
+        </w:rPr>
+        <w:t>a_first_proyect</w:t>
+      </w:r>
+      <w:r>
+        <w:rPr>
+          <w:lang w:val="es-MX"/>
+        </w:rPr>
+        <w:t xml:space="preserve">: </w:t>
+      </w:r>
+      <w:r>
+        <w:rPr>
+          <w:lang w:val="es-MX"/>
+        </w:rPr>
+        <w:t>Luego de</w:t>
+      </w:r>
+      <w:r>
+        <w:rPr>
+          <w:lang w:val="es-MX"/>
+        </w:rPr>
+        <w:t>beremos ingresar a la reciente carpeta creada de nuestro proyecto y ahí deberemos ejecutar un archivo para que podamos correrlo.</w:t>
+      </w:r>
+    </w:p>
+    <w:p>
+      <w:pPr>
+        <w:pStyle w:val="Prrafodelista"/>
+        <w:numPr>
+          <w:ilvl w:val="1"/>
+          <w:numId w:val="56"/>
+        </w:numPr>
+        <w:rPr>
+          <w:lang w:val="es-MX"/>
+        </w:rPr>
+      </w:pPr>
+      <w:r>
+        <w:rPr>
+          <w:b/>
+          <w:bCs/>
+          <w:lang w:val="es-MX"/>
+        </w:rPr>
+        <w:t>python</w:t>
+      </w:r>
+      <w:r>
+        <w:rPr>
+          <w:lang w:val="es-MX"/>
+        </w:rPr>
+        <w:t xml:space="preserve"> </w:t>
+      </w:r>
+      <w:r>
+        <w:rPr>
+          <w:b/>
+          <w:bCs/>
+          <w:color w:val="00B0F0"/>
+          <w:lang w:val="es-MX"/>
+        </w:rPr>
+        <w:t xml:space="preserve">manage.py </w:t>
+      </w:r>
+      <w:r>
+        <w:rPr>
+          <w:b/>
+          <w:bCs/>
+          <w:color w:val="EE0000"/>
+          <w:lang w:val="es-MX"/>
+        </w:rPr>
+        <w:t>runserver</w:t>
+      </w:r>
+      <w:r>
+        <w:rPr>
+          <w:lang w:val="es-MX"/>
+        </w:rPr>
+        <w:t xml:space="preserve">: </w:t>
+      </w:r>
+      <w:r>
+        <w:rPr>
+          <w:lang w:val="es-MX"/>
+        </w:rPr>
+        <w:t xml:space="preserve">Al ejecutar correctamente los comandos de creación del proyecto Django, se creará el archivo </w:t>
+      </w:r>
+      <w:r>
+        <w:rPr>
+          <w:b/>
+          <w:bCs/>
+          <w:color w:val="00B0F0"/>
+          <w:lang w:val="es-MX"/>
+        </w:rPr>
+        <w:t>manage.py</w:t>
+      </w:r>
+      <w:r>
+        <w:rPr>
+          <w:lang w:val="es-MX"/>
+        </w:rPr>
+        <w:t xml:space="preserve"> en nuestra carpeta actual,</w:t>
+      </w:r>
+      <w:r>
+        <w:rPr>
+          <w:lang w:val="es-MX"/>
+        </w:rPr>
+        <w:t xml:space="preserve"> este lo debemos ejecutar y entrar en nuestro localhost dentro del navegador </w:t>
+      </w:r>
+      <w:r>
+        <w:rPr>
+          <w:lang w:val="es-MX"/>
+        </w:rPr>
+        <w:t>(</w:t>
+      </w:r>
+      <w:hyperlink r:id="rId11" w:tgtFrame="_blank" w:history="1">
+        <w:r>
+          <w:rPr>
+            <w:rStyle w:val="Hipervnculo"/>
+            <w:lang w:val="es-MX"/>
+          </w:rPr>
+          <w:t>http://127.0.0.1:8000/</w:t>
+        </w:r>
+      </w:hyperlink>
+      <w:r>
+        <w:rPr>
+          <w:lang w:val="es-MX"/>
+        </w:rPr>
+        <w:t xml:space="preserve">) </w:t>
+      </w:r>
+      <w:r>
+        <w:rPr>
+          <w:lang w:val="es-MX"/>
+        </w:rPr>
+        <w:t>para ver si la página principal de Django ha sido lanzada, si esto se ha realizado correctamente, nuestro sitio ha sido configurado y creado.</w:t>
+      </w:r>
+    </w:p>
+    <w:p>
+      <w:pPr>
+        <w:jc w:val="center"/>
+        <w:rPr>
+          <w:b/>
+          <w:bCs/>
+          <w:lang w:val="es-MX"/>
+        </w:rPr>
+      </w:pPr>
+      <w:r>
+        <w:rPr>
+          <w:b/>
+          <w:bCs/>
           <w:lang w:val="es-MX"/>
         </w:rPr>
         <w:drawing>
-          <wp:inline distT="0" distB="0" distL="0" distR="0" wp14:anchorId="04826CB8" wp14:editId="2B31726F">
-            <wp:extent cx="2765604" cy="2514600"/>
-            <wp:effectExtent l="0" t="0" r="0" b="0"/>
-            <wp:docPr id="387955492" name="Imagen 1" descr="Gráfico&#10;&#10;El contenido generado por IA puede ser incorrecto."/>
+          <wp:inline distT="0" distB="0" distL="0" distR="0" wp14:anchorId="69C03C83" wp14:editId="5E13E123">
+            <wp:extent cx="5943600" cy="3152775"/>
+            <wp:effectExtent l="0" t="0" r="0" b="9525"/>
+            <wp:docPr id="292623719" name="Imagen 1"/>
             <wp:cNvGraphicFramePr>
               <a:graphicFrameLocks xmlns:a="http://schemas.openxmlformats.org/drawingml/2006/main" noChangeAspect="1"/>
             </wp:cNvGraphicFramePr>
@@ -1063,11 +2106,11 @@
               <a:graphicData uri="http://schemas.openxmlformats.org/drawingml/2006/picture">
                 <pic:pic xmlns:pic="http://schemas.openxmlformats.org/drawingml/2006/picture">
                   <pic:nvPicPr>
-                    <pic:cNvPr id="387955492" name="Imagen 1" descr="Gráfico&#10;&#10;El contenido generado por IA puede ser incorrecto."/>
+                    <pic:cNvPr id="292623719" name=""/>
                     <pic:cNvPicPr/>
                   </pic:nvPicPr>
                   <pic:blipFill>
-                    <a:blip r:embed="rId11"/>
+                    <a:blip r:embed="rId12"/>
                     <a:stretch>
                       <a:fillRect/>
                     </a:stretch>
@@ -1075,7 +2118,7 @@
                   <pic:spPr>
                     <a:xfrm>
                       <a:off x="0" y="0"/>
-                      <a:ext cx="2788348" cy="2535280"/>
+                      <a:ext cx="5943600" cy="3152775"/>
                     </a:xfrm>
                     <a:prstGeom prst="rect">
                       <a:avLst/>
@@ -1090,16 +2133,314 @@
     </w:p>
     <w:p>
       <w:pPr>
-        <w:rPr>
-          <w:lang w:val="es-MX"/>
-        </w:rPr>
-      </w:pPr>
+        <w:jc w:val="center"/>
+        <w:rPr>
+          <w:b/>
+          <w:bCs/>
+          <w:lang w:val="es-MX"/>
+        </w:rPr>
+      </w:pPr>
+      <w:r>
+        <w:rPr>
+          <w:b/>
+          <w:bCs/>
+          <w:lang w:val="es-MX"/>
+        </w:rPr>
+        <w:drawing>
+          <wp:inline distT="0" distB="0" distL="0" distR="0" wp14:anchorId="239A53F8" wp14:editId="63D3D32C">
+            <wp:extent cx="4533727" cy="2251364"/>
+            <wp:effectExtent l="0" t="0" r="635" b="0"/>
+            <wp:docPr id="1489353295" name="Imagen 1"/>
+            <wp:cNvGraphicFramePr>
+              <a:graphicFrameLocks xmlns:a="http://schemas.openxmlformats.org/drawingml/2006/main" noChangeAspect="1"/>
+            </wp:cNvGraphicFramePr>
+            <a:graphic xmlns:a="http://schemas.openxmlformats.org/drawingml/2006/main">
+              <a:graphicData uri="http://schemas.openxmlformats.org/drawingml/2006/picture">
+                <pic:pic xmlns:pic="http://schemas.openxmlformats.org/drawingml/2006/picture">
+                  <pic:nvPicPr>
+                    <pic:cNvPr id="1489353295" name=""/>
+                    <pic:cNvPicPr/>
+                  </pic:nvPicPr>
+                  <pic:blipFill>
+                    <a:blip r:embed="rId13">
+                      <a:clrChange>
+                        <a:clrFrom>
+                          <a:srgbClr val="FFFFFF"/>
+                        </a:clrFrom>
+                        <a:clrTo>
+                          <a:srgbClr val="FFFFFF">
+                            <a:alpha val="0"/>
+                          </a:srgbClr>
+                        </a:clrTo>
+                      </a:clrChange>
+                    </a:blip>
+                    <a:stretch>
+                      <a:fillRect/>
+                    </a:stretch>
+                  </pic:blipFill>
+                  <pic:spPr>
+                    <a:xfrm>
+                      <a:off x="0" y="0"/>
+                      <a:ext cx="4580998" cy="2274838"/>
+                    </a:xfrm>
+                    <a:prstGeom prst="rect">
+                      <a:avLst/>
+                    </a:prstGeom>
+                  </pic:spPr>
+                </pic:pic>
+              </a:graphicData>
+            </a:graphic>
+          </wp:inline>
+        </w:drawing>
+      </w:r>
     </w:p>
     <w:p>
       <w:pPr>
+        <w:pStyle w:val="Prrafodelista"/>
+        <w:numPr>
+          <w:ilvl w:val="0"/>
+          <w:numId w:val="57"/>
+        </w:numPr>
+        <w:rPr>
+          <w:lang w:val="es-MX"/>
+        </w:rPr>
+      </w:pPr>
+      <w:r>
+        <w:rPr>
+          <w:b/>
+          <w:bCs/>
+          <w:lang w:val="es-MX"/>
+        </w:rPr>
+        <w:lastRenderedPageBreak/>
+        <w:t>django-admin --help</w:t>
+      </w:r>
+      <w:r>
+        <w:rPr>
+          <w:lang w:val="es-MX"/>
+        </w:rPr>
+        <w:t xml:space="preserve">: </w:t>
+      </w:r>
+      <w:r>
+        <w:rPr>
+          <w:lang w:val="es-MX"/>
+        </w:rPr>
+        <w:t xml:space="preserve">El comando </w:t>
+      </w:r>
+      <w:r>
+        <w:rPr>
+          <w:b/>
+          <w:bCs/>
+          <w:lang w:val="es-MX"/>
+        </w:rPr>
+        <w:t>django-admin</w:t>
+      </w:r>
+      <w:r>
+        <w:rPr>
+          <w:lang w:val="es-MX"/>
+        </w:rPr>
+        <w:t xml:space="preserve"> no solamente sirve para </w:t>
+      </w:r>
+      <w:r>
+        <w:rPr>
+          <w:lang w:val="es-MX"/>
+        </w:rPr>
+        <w:t xml:space="preserve">crear </w:t>
+      </w:r>
+      <w:r>
+        <w:rPr>
+          <w:lang w:val="es-MX"/>
+        </w:rPr>
+        <w:t>el proyecto</w:t>
+      </w:r>
+      <w:r>
+        <w:rPr>
+          <w:lang w:val="es-MX"/>
+        </w:rPr>
+        <w:t xml:space="preserve"> con el comando </w:t>
+      </w:r>
+      <w:r>
+        <w:rPr>
+          <w:b/>
+          <w:bCs/>
+          <w:color w:val="ED7D31" w:themeColor="accent2"/>
+          <w:lang w:val="es-MX"/>
+        </w:rPr>
+        <w:t>startproject</w:t>
+      </w:r>
+      <w:r>
+        <w:rPr>
+          <w:lang w:val="es-MX"/>
+        </w:rPr>
+        <w:t xml:space="preserve">, sino para muchas cosas más, para poder ver todas las cosas que hace debemos ejecutar su comando </w:t>
+      </w:r>
+      <w:r>
+        <w:rPr>
+          <w:b/>
+          <w:bCs/>
+          <w:lang w:val="es-MX"/>
+        </w:rPr>
+        <w:t>--help</w:t>
+      </w:r>
+      <w:r>
+        <w:rPr>
+          <w:lang w:val="es-MX"/>
+        </w:rPr>
+        <w:t>.</w:t>
+      </w:r>
+    </w:p>
+    <w:p>
+      <w:pPr>
+        <w:pStyle w:val="Prrafodelista"/>
+        <w:numPr>
+          <w:ilvl w:val="0"/>
+          <w:numId w:val="57"/>
+        </w:numPr>
+        <w:rPr>
+          <w:lang w:val="es-MX"/>
+        </w:rPr>
+      </w:pPr>
+      <w:r>
+        <w:rPr>
+          <w:b/>
+          <w:bCs/>
+          <w:lang w:val="es-MX"/>
+        </w:rPr>
+        <w:t>python</w:t>
+      </w:r>
+      <w:r>
+        <w:rPr>
+          <w:lang w:val="es-MX"/>
+        </w:rPr>
+        <w:t xml:space="preserve"> </w:t>
+      </w:r>
+      <w:r>
+        <w:rPr>
+          <w:b/>
+          <w:bCs/>
+          <w:color w:val="00B0F0"/>
+          <w:lang w:val="es-MX"/>
+        </w:rPr>
+        <w:t xml:space="preserve">manage.py </w:t>
+      </w:r>
+      <w:r>
+        <w:rPr>
+          <w:b/>
+          <w:bCs/>
+          <w:lang w:val="es-MX"/>
+        </w:rPr>
+        <w:t>--help</w:t>
+      </w:r>
+      <w:r>
+        <w:rPr>
+          <w:lang w:val="es-MX"/>
+        </w:rPr>
+        <w:t xml:space="preserve">: </w:t>
+      </w:r>
+      <w:r>
+        <w:rPr>
+          <w:lang w:val="es-MX"/>
+        </w:rPr>
+        <w:t xml:space="preserve">El comando </w:t>
+      </w:r>
+      <w:r>
+        <w:rPr>
+          <w:b/>
+          <w:bCs/>
+          <w:lang w:val="es-MX"/>
+        </w:rPr>
+        <w:t>python</w:t>
+      </w:r>
+      <w:r>
+        <w:rPr>
+          <w:lang w:val="es-MX"/>
+        </w:rPr>
+        <w:t xml:space="preserve"> </w:t>
+      </w:r>
+      <w:r>
+        <w:rPr>
+          <w:b/>
+          <w:bCs/>
+          <w:color w:val="00B0F0"/>
+          <w:lang w:val="es-MX"/>
+        </w:rPr>
+        <w:t xml:space="preserve">manage.py </w:t>
+      </w:r>
+      <w:r>
+        <w:rPr>
+          <w:lang w:val="es-MX"/>
+        </w:rPr>
+        <w:t>no solamente sirve para ejecutar el proyecto</w:t>
+      </w:r>
+      <w:r>
+        <w:rPr>
+          <w:lang w:val="es-MX"/>
+        </w:rPr>
+        <w:t xml:space="preserve"> con el método </w:t>
+      </w:r>
+      <w:r>
+        <w:rPr>
+          <w:b/>
+          <w:bCs/>
+          <w:color w:val="EE0000"/>
+          <w:lang w:val="es-MX"/>
+        </w:rPr>
+        <w:t>runserver</w:t>
+      </w:r>
+      <w:r>
+        <w:rPr>
+          <w:lang w:val="es-MX"/>
+        </w:rPr>
+        <w:t xml:space="preserve">, sino para muchas cosas más, para poder ver todas las cosas que hace debemos ejecutar su comando </w:t>
+      </w:r>
+      <w:r>
+        <w:rPr>
+          <w:b/>
+          <w:bCs/>
+          <w:lang w:val="es-MX"/>
+        </w:rPr>
+        <w:t>--help</w:t>
+      </w:r>
+      <w:r>
+        <w:rPr>
+          <w:lang w:val="es-MX"/>
+        </w:rPr>
+        <w:t>.</w:t>
+      </w:r>
+    </w:p>
+    <w:p>
+      <w:pPr>
+        <w:rPr>
+          <w:lang w:val="es-MX"/>
+        </w:rPr>
+      </w:pPr>
+    </w:p>
+    <w:p>
+      <w:pPr>
         <w:pStyle w:val="Ttulo1"/>
       </w:pPr>
-      <w:bookmarkStart w:id="1" w:name="_Toc228284095"/>
+      <w:r>
+        <w:t>Arquitectura MVT (Model View Template)</w:t>
+      </w:r>
+    </w:p>
+    <w:p>
+      <w:pPr>
+        <w:rPr>
+          <w:lang w:val="es-ES"/>
+        </w:rPr>
+      </w:pPr>
+    </w:p>
+    <w:p>
+      <w:pPr>
+        <w:rPr>
+          <w:lang w:val="es-MX"/>
+        </w:rPr>
+      </w:pPr>
+    </w:p>
+    <w:p>
+      <w:pPr>
+        <w:pStyle w:val="Ttulo1"/>
+      </w:pPr>
+      <w:bookmarkStart w:id="1" w:name="_Toc228290537"/>
       <w:r>
         <w:t>Referencias</w:t>
       </w:r>
@@ -1187,7 +2528,7 @@
       </w:pPr>
     </w:p>
     <w:sectPr>
-      <w:footerReference w:type="default" r:id="rId12"/>
+      <w:footerReference w:type="default" r:id="rId14"/>
       <w:pgSz w:w="12240" w:h="15840" w:code="1"/>
       <w:pgMar w:top="1440" w:right="1440" w:bottom="1440" w:left="1440" w:header="720" w:footer="720" w:gutter="0"/>
       <w:pgNumType w:start="0"/>
@@ -2218,6 +3559,119 @@
     </w:lvl>
   </w:abstractNum>
   <w:abstractNum w:abstractNumId="7" w15:restartNumberingAfterBreak="0">
+    <w:nsid w:val="0AEB199F"/>
+    <w:multiLevelType w:val="hybridMultilevel"/>
+    <w:tmpl w:val="45C60AEC"/>
+    <w:lvl w:ilvl="0" w:tplc="080A0001">
+      <w:start w:val="1"/>
+      <w:numFmt w:val="bullet"/>
+      <w:lvlText w:val=""/>
+      <w:lvlJc w:val="left"/>
+      <w:pPr>
+        <w:ind w:left="720" w:hanging="360"/>
+      </w:pPr>
+      <w:rPr>
+        <w:rFonts w:ascii="Symbol" w:hAnsi="Symbol" w:hint="default"/>
+      </w:rPr>
+    </w:lvl>
+    <w:lvl w:ilvl="1" w:tplc="080A0003">
+      <w:start w:val="1"/>
+      <w:numFmt w:val="bullet"/>
+      <w:lvlText w:val="o"/>
+      <w:lvlJc w:val="left"/>
+      <w:pPr>
+        <w:ind w:left="1440" w:hanging="360"/>
+      </w:pPr>
+      <w:rPr>
+        <w:rFonts w:ascii="Courier New" w:hAnsi="Courier New" w:cs="Courier New" w:hint="default"/>
+      </w:rPr>
+    </w:lvl>
+    <w:lvl w:ilvl="2" w:tplc="080A0005">
+      <w:start w:val="1"/>
+      <w:numFmt w:val="bullet"/>
+      <w:lvlText w:val=""/>
+      <w:lvlJc w:val="left"/>
+      <w:pPr>
+        <w:ind w:left="2160" w:hanging="360"/>
+      </w:pPr>
+      <w:rPr>
+        <w:rFonts w:ascii="Wingdings" w:hAnsi="Wingdings" w:hint="default"/>
+      </w:rPr>
+    </w:lvl>
+    <w:lvl w:ilvl="3" w:tplc="080A0001" w:tentative="1">
+      <w:start w:val="1"/>
+      <w:numFmt w:val="bullet"/>
+      <w:lvlText w:val=""/>
+      <w:lvlJc w:val="left"/>
+      <w:pPr>
+        <w:ind w:left="2880" w:hanging="360"/>
+      </w:pPr>
+      <w:rPr>
+        <w:rFonts w:ascii="Symbol" w:hAnsi="Symbol" w:hint="default"/>
+      </w:rPr>
+    </w:lvl>
+    <w:lvl w:ilvl="4" w:tplc="080A0003" w:tentative="1">
+      <w:start w:val="1"/>
+      <w:numFmt w:val="bullet"/>
+      <w:lvlText w:val="o"/>
+      <w:lvlJc w:val="left"/>
+      <w:pPr>
+        <w:ind w:left="3600" w:hanging="360"/>
+      </w:pPr>
+      <w:rPr>
+        <w:rFonts w:ascii="Courier New" w:hAnsi="Courier New" w:cs="Courier New" w:hint="default"/>
+      </w:rPr>
+    </w:lvl>
+    <w:lvl w:ilvl="5" w:tplc="080A0005" w:tentative="1">
+      <w:start w:val="1"/>
+      <w:numFmt w:val="bullet"/>
+      <w:lvlText w:val=""/>
+      <w:lvlJc w:val="left"/>
+      <w:pPr>
+        <w:ind w:left="4320" w:hanging="360"/>
+      </w:pPr>
+      <w:rPr>
+        <w:rFonts w:ascii="Wingdings" w:hAnsi="Wingdings" w:hint="default"/>
+      </w:rPr>
+    </w:lvl>
+    <w:lvl w:ilvl="6" w:tplc="080A0001" w:tentative="1">
+      <w:start w:val="1"/>
+      <w:numFmt w:val="bullet"/>
+      <w:lvlText w:val=""/>
+      <w:lvlJc w:val="left"/>
+      <w:pPr>
+        <w:ind w:left="5040" w:hanging="360"/>
+      </w:pPr>
+      <w:rPr>
+        <w:rFonts w:ascii="Symbol" w:hAnsi="Symbol" w:hint="default"/>
+      </w:rPr>
+    </w:lvl>
+    <w:lvl w:ilvl="7" w:tplc="080A0003" w:tentative="1">
+      <w:start w:val="1"/>
+      <w:numFmt w:val="bullet"/>
+      <w:lvlText w:val="o"/>
+      <w:lvlJc w:val="left"/>
+      <w:pPr>
+        <w:ind w:left="5760" w:hanging="360"/>
+      </w:pPr>
+      <w:rPr>
+        <w:rFonts w:ascii="Courier New" w:hAnsi="Courier New" w:cs="Courier New" w:hint="default"/>
+      </w:rPr>
+    </w:lvl>
+    <w:lvl w:ilvl="8" w:tplc="080A0005" w:tentative="1">
+      <w:start w:val="1"/>
+      <w:numFmt w:val="bullet"/>
+      <w:lvlText w:val=""/>
+      <w:lvlJc w:val="left"/>
+      <w:pPr>
+        <w:ind w:left="6480" w:hanging="360"/>
+      </w:pPr>
+      <w:rPr>
+        <w:rFonts w:ascii="Wingdings" w:hAnsi="Wingdings" w:hint="default"/>
+      </w:rPr>
+    </w:lvl>
+  </w:abstractNum>
+  <w:abstractNum w:abstractNumId="8" w15:restartNumberingAfterBreak="0">
     <w:nsid w:val="0BB97362"/>
     <w:multiLevelType w:val="hybridMultilevel"/>
     <w:tmpl w:val="6C34777C"/>
@@ -2330,7 +3784,7 @@
       </w:rPr>
     </w:lvl>
   </w:abstractNum>
-  <w:abstractNum w:abstractNumId="8" w15:restartNumberingAfterBreak="0">
+  <w:abstractNum w:abstractNumId="9" w15:restartNumberingAfterBreak="0">
     <w:nsid w:val="0D2F6C83"/>
     <w:multiLevelType w:val="hybridMultilevel"/>
     <w:tmpl w:val="3A0C2EE2"/>
@@ -2443,7 +3897,7 @@
       </w:rPr>
     </w:lvl>
   </w:abstractNum>
-  <w:abstractNum w:abstractNumId="9" w15:restartNumberingAfterBreak="0">
+  <w:abstractNum w:abstractNumId="10" w15:restartNumberingAfterBreak="0">
     <w:nsid w:val="0D4F515F"/>
     <w:multiLevelType w:val="hybridMultilevel"/>
     <w:tmpl w:val="CD746A3C"/>
@@ -2556,7 +4010,7 @@
       </w:rPr>
     </w:lvl>
   </w:abstractNum>
-  <w:abstractNum w:abstractNumId="10" w15:restartNumberingAfterBreak="0">
+  <w:abstractNum w:abstractNumId="11" w15:restartNumberingAfterBreak="0">
     <w:nsid w:val="0EB14E5E"/>
     <w:multiLevelType w:val="hybridMultilevel"/>
     <w:tmpl w:val="E83848CC"/>
@@ -2669,7 +4123,7 @@
       </w:rPr>
     </w:lvl>
   </w:abstractNum>
-  <w:abstractNum w:abstractNumId="11" w15:restartNumberingAfterBreak="0">
+  <w:abstractNum w:abstractNumId="12" w15:restartNumberingAfterBreak="0">
     <w:nsid w:val="118129B5"/>
     <w:multiLevelType w:val="hybridMultilevel"/>
     <w:tmpl w:val="13A6241E"/>
@@ -2758,7 +4212,7 @@
       </w:pPr>
     </w:lvl>
   </w:abstractNum>
-  <w:abstractNum w:abstractNumId="12" w15:restartNumberingAfterBreak="0">
+  <w:abstractNum w:abstractNumId="13" w15:restartNumberingAfterBreak="0">
     <w:nsid w:val="11A804CB"/>
     <w:multiLevelType w:val="hybridMultilevel"/>
     <w:tmpl w:val="2AB48B92"/>
@@ -2871,7 +4325,7 @@
       </w:rPr>
     </w:lvl>
   </w:abstractNum>
-  <w:abstractNum w:abstractNumId="13" w15:restartNumberingAfterBreak="0">
+  <w:abstractNum w:abstractNumId="14" w15:restartNumberingAfterBreak="0">
     <w:nsid w:val="16D80B6D"/>
     <w:multiLevelType w:val="multilevel"/>
     <w:tmpl w:val="1A68632A"/>
@@ -3020,7 +4474,7 @@
       </w:rPr>
     </w:lvl>
   </w:abstractNum>
-  <w:abstractNum w:abstractNumId="14" w15:restartNumberingAfterBreak="0">
+  <w:abstractNum w:abstractNumId="15" w15:restartNumberingAfterBreak="0">
     <w:nsid w:val="19F20A87"/>
     <w:multiLevelType w:val="hybridMultilevel"/>
     <w:tmpl w:val="EB0A8C88"/>
@@ -3133,7 +4587,7 @@
       </w:rPr>
     </w:lvl>
   </w:abstractNum>
-  <w:abstractNum w:abstractNumId="15" w15:restartNumberingAfterBreak="0">
+  <w:abstractNum w:abstractNumId="16" w15:restartNumberingAfterBreak="0">
     <w:nsid w:val="1C191863"/>
     <w:multiLevelType w:val="hybridMultilevel"/>
     <w:tmpl w:val="89B0889C"/>
@@ -3246,7 +4700,7 @@
       </w:rPr>
     </w:lvl>
   </w:abstractNum>
-  <w:abstractNum w:abstractNumId="16" w15:restartNumberingAfterBreak="0">
+  <w:abstractNum w:abstractNumId="17" w15:restartNumberingAfterBreak="0">
     <w:nsid w:val="1CB57EF0"/>
     <w:multiLevelType w:val="hybridMultilevel"/>
     <w:tmpl w:val="0DE41EB8"/>
@@ -3359,7 +4813,7 @@
       </w:rPr>
     </w:lvl>
   </w:abstractNum>
-  <w:abstractNum w:abstractNumId="17" w15:restartNumberingAfterBreak="0">
+  <w:abstractNum w:abstractNumId="18" w15:restartNumberingAfterBreak="0">
     <w:nsid w:val="2614C848"/>
     <w:multiLevelType w:val="singleLevel"/>
     <w:tmpl w:val="2614C848"/>
@@ -3379,7 +4833,7 @@
       </w:rPr>
     </w:lvl>
   </w:abstractNum>
-  <w:abstractNum w:abstractNumId="18" w15:restartNumberingAfterBreak="0">
+  <w:abstractNum w:abstractNumId="19" w15:restartNumberingAfterBreak="0">
     <w:nsid w:val="2A4B7074"/>
     <w:multiLevelType w:val="singleLevel"/>
     <w:tmpl w:val="2A4B7074"/>
@@ -3399,7 +4853,120 @@
       </w:rPr>
     </w:lvl>
   </w:abstractNum>
-  <w:abstractNum w:abstractNumId="19" w15:restartNumberingAfterBreak="0">
+  <w:abstractNum w:abstractNumId="20" w15:restartNumberingAfterBreak="0">
+    <w:nsid w:val="2CD75FF0"/>
+    <w:multiLevelType w:val="hybridMultilevel"/>
+    <w:tmpl w:val="6832B3C4"/>
+    <w:lvl w:ilvl="0" w:tplc="080A0001">
+      <w:start w:val="1"/>
+      <w:numFmt w:val="bullet"/>
+      <w:lvlText w:val=""/>
+      <w:lvlJc w:val="left"/>
+      <w:pPr>
+        <w:ind w:left="720" w:hanging="360"/>
+      </w:pPr>
+      <w:rPr>
+        <w:rFonts w:ascii="Symbol" w:hAnsi="Symbol" w:hint="default"/>
+      </w:rPr>
+    </w:lvl>
+    <w:lvl w:ilvl="1" w:tplc="080A0003" w:tentative="1">
+      <w:start w:val="1"/>
+      <w:numFmt w:val="bullet"/>
+      <w:lvlText w:val="o"/>
+      <w:lvlJc w:val="left"/>
+      <w:pPr>
+        <w:ind w:left="1440" w:hanging="360"/>
+      </w:pPr>
+      <w:rPr>
+        <w:rFonts w:ascii="Courier New" w:hAnsi="Courier New" w:cs="Courier New" w:hint="default"/>
+      </w:rPr>
+    </w:lvl>
+    <w:lvl w:ilvl="2" w:tplc="080A0005" w:tentative="1">
+      <w:start w:val="1"/>
+      <w:numFmt w:val="bullet"/>
+      <w:lvlText w:val=""/>
+      <w:lvlJc w:val="left"/>
+      <w:pPr>
+        <w:ind w:left="2160" w:hanging="360"/>
+      </w:pPr>
+      <w:rPr>
+        <w:rFonts w:ascii="Wingdings" w:hAnsi="Wingdings" w:hint="default"/>
+      </w:rPr>
+    </w:lvl>
+    <w:lvl w:ilvl="3" w:tplc="080A0001" w:tentative="1">
+      <w:start w:val="1"/>
+      <w:numFmt w:val="bullet"/>
+      <w:lvlText w:val=""/>
+      <w:lvlJc w:val="left"/>
+      <w:pPr>
+        <w:ind w:left="2880" w:hanging="360"/>
+      </w:pPr>
+      <w:rPr>
+        <w:rFonts w:ascii="Symbol" w:hAnsi="Symbol" w:hint="default"/>
+      </w:rPr>
+    </w:lvl>
+    <w:lvl w:ilvl="4" w:tplc="080A0003" w:tentative="1">
+      <w:start w:val="1"/>
+      <w:numFmt w:val="bullet"/>
+      <w:lvlText w:val="o"/>
+      <w:lvlJc w:val="left"/>
+      <w:pPr>
+        <w:ind w:left="3600" w:hanging="360"/>
+      </w:pPr>
+      <w:rPr>
+        <w:rFonts w:ascii="Courier New" w:hAnsi="Courier New" w:cs="Courier New" w:hint="default"/>
+      </w:rPr>
+    </w:lvl>
+    <w:lvl w:ilvl="5" w:tplc="080A0005" w:tentative="1">
+      <w:start w:val="1"/>
+      <w:numFmt w:val="bullet"/>
+      <w:lvlText w:val=""/>
+      <w:lvlJc w:val="left"/>
+      <w:pPr>
+        <w:ind w:left="4320" w:hanging="360"/>
+      </w:pPr>
+      <w:rPr>
+        <w:rFonts w:ascii="Wingdings" w:hAnsi="Wingdings" w:hint="default"/>
+      </w:rPr>
+    </w:lvl>
+    <w:lvl w:ilvl="6" w:tplc="080A0001" w:tentative="1">
+      <w:start w:val="1"/>
+      <w:numFmt w:val="bullet"/>
+      <w:lvlText w:val=""/>
+      <w:lvlJc w:val="left"/>
+      <w:pPr>
+        <w:ind w:left="5040" w:hanging="360"/>
+      </w:pPr>
+      <w:rPr>
+        <w:rFonts w:ascii="Symbol" w:hAnsi="Symbol" w:hint="default"/>
+      </w:rPr>
+    </w:lvl>
+    <w:lvl w:ilvl="7" w:tplc="080A0003" w:tentative="1">
+      <w:start w:val="1"/>
+      <w:numFmt w:val="bullet"/>
+      <w:lvlText w:val="o"/>
+      <w:lvlJc w:val="left"/>
+      <w:pPr>
+        <w:ind w:left="5760" w:hanging="360"/>
+      </w:pPr>
+      <w:rPr>
+        <w:rFonts w:ascii="Courier New" w:hAnsi="Courier New" w:cs="Courier New" w:hint="default"/>
+      </w:rPr>
+    </w:lvl>
+    <w:lvl w:ilvl="8" w:tplc="080A0005" w:tentative="1">
+      <w:start w:val="1"/>
+      <w:numFmt w:val="bullet"/>
+      <w:lvlText w:val=""/>
+      <w:lvlJc w:val="left"/>
+      <w:pPr>
+        <w:ind w:left="6480" w:hanging="360"/>
+      </w:pPr>
+      <w:rPr>
+        <w:rFonts w:ascii="Wingdings" w:hAnsi="Wingdings" w:hint="default"/>
+      </w:rPr>
+    </w:lvl>
+  </w:abstractNum>
+  <w:abstractNum w:abstractNumId="21" w15:restartNumberingAfterBreak="0">
     <w:nsid w:val="2E693EF1"/>
     <w:multiLevelType w:val="hybridMultilevel"/>
     <w:tmpl w:val="C48CAE6A"/>
@@ -3485,7 +5052,7 @@
       </w:pPr>
     </w:lvl>
   </w:abstractNum>
-  <w:abstractNum w:abstractNumId="20" w15:restartNumberingAfterBreak="0">
+  <w:abstractNum w:abstractNumId="22" w15:restartNumberingAfterBreak="0">
     <w:nsid w:val="2ED42F72"/>
     <w:multiLevelType w:val="hybridMultilevel"/>
     <w:tmpl w:val="807A4C52"/>
@@ -3598,7 +5165,7 @@
       </w:rPr>
     </w:lvl>
   </w:abstractNum>
-  <w:abstractNum w:abstractNumId="21" w15:restartNumberingAfterBreak="0">
+  <w:abstractNum w:abstractNumId="23" w15:restartNumberingAfterBreak="0">
     <w:nsid w:val="2FE10BBC"/>
     <w:multiLevelType w:val="hybridMultilevel"/>
     <w:tmpl w:val="A2CE3F40"/>
@@ -3711,7 +5278,7 @@
       </w:rPr>
     </w:lvl>
   </w:abstractNum>
-  <w:abstractNum w:abstractNumId="22" w15:restartNumberingAfterBreak="0">
+  <w:abstractNum w:abstractNumId="24" w15:restartNumberingAfterBreak="0">
     <w:nsid w:val="2FF80784"/>
     <w:multiLevelType w:val="hybridMultilevel"/>
     <w:tmpl w:val="FCB206D6"/>
@@ -3824,7 +5391,7 @@
       </w:rPr>
     </w:lvl>
   </w:abstractNum>
-  <w:abstractNum w:abstractNumId="23" w15:restartNumberingAfterBreak="0">
+  <w:abstractNum w:abstractNumId="25" w15:restartNumberingAfterBreak="0">
     <w:nsid w:val="33697C91"/>
     <w:multiLevelType w:val="hybridMultilevel"/>
     <w:tmpl w:val="373C69F2"/>
@@ -3937,7 +5504,7 @@
       </w:rPr>
     </w:lvl>
   </w:abstractNum>
-  <w:abstractNum w:abstractNumId="24" w15:restartNumberingAfterBreak="0">
+  <w:abstractNum w:abstractNumId="26" w15:restartNumberingAfterBreak="0">
     <w:nsid w:val="36C3130D"/>
     <w:multiLevelType w:val="hybridMultilevel"/>
     <w:tmpl w:val="1654FB08"/>
@@ -4050,7 +5617,7 @@
       </w:rPr>
     </w:lvl>
   </w:abstractNum>
-  <w:abstractNum w:abstractNumId="25" w15:restartNumberingAfterBreak="0">
+  <w:abstractNum w:abstractNumId="27" w15:restartNumberingAfterBreak="0">
     <w:nsid w:val="390A7030"/>
     <w:multiLevelType w:val="multilevel"/>
     <w:tmpl w:val="6A687864"/>
@@ -4199,7 +5766,7 @@
       </w:rPr>
     </w:lvl>
   </w:abstractNum>
-  <w:abstractNum w:abstractNumId="26" w15:restartNumberingAfterBreak="0">
+  <w:abstractNum w:abstractNumId="28" w15:restartNumberingAfterBreak="0">
     <w:nsid w:val="395B21E0"/>
     <w:multiLevelType w:val="hybridMultilevel"/>
     <w:tmpl w:val="9400360A"/>
@@ -4285,7 +5852,7 @@
       </w:pPr>
     </w:lvl>
   </w:abstractNum>
-  <w:abstractNum w:abstractNumId="27" w15:restartNumberingAfterBreak="0">
+  <w:abstractNum w:abstractNumId="29" w15:restartNumberingAfterBreak="0">
     <w:nsid w:val="3E933E04"/>
     <w:multiLevelType w:val="hybridMultilevel"/>
     <w:tmpl w:val="D9A046D6"/>
@@ -4398,7 +5965,7 @@
       </w:rPr>
     </w:lvl>
   </w:abstractNum>
-  <w:abstractNum w:abstractNumId="28" w15:restartNumberingAfterBreak="0">
+  <w:abstractNum w:abstractNumId="30" w15:restartNumberingAfterBreak="0">
     <w:nsid w:val="3F30451E"/>
     <w:multiLevelType w:val="hybridMultilevel"/>
     <w:tmpl w:val="ABF0833C"/>
@@ -4511,7 +6078,7 @@
       </w:rPr>
     </w:lvl>
   </w:abstractNum>
-  <w:abstractNum w:abstractNumId="29" w15:restartNumberingAfterBreak="0">
+  <w:abstractNum w:abstractNumId="31" w15:restartNumberingAfterBreak="0">
     <w:nsid w:val="4145485E"/>
     <w:multiLevelType w:val="multilevel"/>
     <w:tmpl w:val="3E082F62"/>
@@ -4660,7 +6227,7 @@
       </w:rPr>
     </w:lvl>
   </w:abstractNum>
-  <w:abstractNum w:abstractNumId="30" w15:restartNumberingAfterBreak="0">
+  <w:abstractNum w:abstractNumId="32" w15:restartNumberingAfterBreak="0">
     <w:nsid w:val="42492A9B"/>
     <w:multiLevelType w:val="hybridMultilevel"/>
     <w:tmpl w:val="FF66A912"/>
@@ -4773,7 +6340,7 @@
       </w:rPr>
     </w:lvl>
   </w:abstractNum>
-  <w:abstractNum w:abstractNumId="31" w15:restartNumberingAfterBreak="0">
+  <w:abstractNum w:abstractNumId="33" w15:restartNumberingAfterBreak="0">
     <w:nsid w:val="45E5357B"/>
     <w:multiLevelType w:val="hybridMultilevel"/>
     <w:tmpl w:val="C862CC10"/>
@@ -4859,7 +6426,7 @@
       </w:pPr>
     </w:lvl>
   </w:abstractNum>
-  <w:abstractNum w:abstractNumId="32" w15:restartNumberingAfterBreak="0">
+  <w:abstractNum w:abstractNumId="34" w15:restartNumberingAfterBreak="0">
     <w:nsid w:val="47CB7FEE"/>
     <w:multiLevelType w:val="hybridMultilevel"/>
     <w:tmpl w:val="5E6CAC1E"/>
@@ -4972,7 +6539,7 @@
       </w:rPr>
     </w:lvl>
   </w:abstractNum>
-  <w:abstractNum w:abstractNumId="33" w15:restartNumberingAfterBreak="0">
+  <w:abstractNum w:abstractNumId="35" w15:restartNumberingAfterBreak="0">
     <w:nsid w:val="490E4FB5"/>
     <w:multiLevelType w:val="hybridMultilevel"/>
     <w:tmpl w:val="7B981386"/>
@@ -5085,7 +6652,7 @@
       </w:rPr>
     </w:lvl>
   </w:abstractNum>
-  <w:abstractNum w:abstractNumId="34" w15:restartNumberingAfterBreak="0">
+  <w:abstractNum w:abstractNumId="36" w15:restartNumberingAfterBreak="0">
     <w:nsid w:val="4AF555D0"/>
     <w:multiLevelType w:val="hybridMultilevel"/>
     <w:tmpl w:val="8F24E45E"/>
@@ -5198,7 +6765,7 @@
       </w:rPr>
     </w:lvl>
   </w:abstractNum>
-  <w:abstractNum w:abstractNumId="35" w15:restartNumberingAfterBreak="0">
+  <w:abstractNum w:abstractNumId="37" w15:restartNumberingAfterBreak="0">
     <w:nsid w:val="4C5E65C3"/>
     <w:multiLevelType w:val="hybridMultilevel"/>
     <w:tmpl w:val="6FD0ECAC"/>
@@ -5311,7 +6878,7 @@
       </w:rPr>
     </w:lvl>
   </w:abstractNum>
-  <w:abstractNum w:abstractNumId="36" w15:restartNumberingAfterBreak="0">
+  <w:abstractNum w:abstractNumId="38" w15:restartNumberingAfterBreak="0">
     <w:nsid w:val="51F74360"/>
     <w:multiLevelType w:val="hybridMultilevel"/>
     <w:tmpl w:val="F6BC468A"/>
@@ -5424,7 +6991,7 @@
       </w:rPr>
     </w:lvl>
   </w:abstractNum>
-  <w:abstractNum w:abstractNumId="37" w15:restartNumberingAfterBreak="0">
+  <w:abstractNum w:abstractNumId="39" w15:restartNumberingAfterBreak="0">
     <w:nsid w:val="52F37E63"/>
     <w:multiLevelType w:val="hybridMultilevel"/>
     <w:tmpl w:val="FE220234"/>
@@ -5510,7 +7077,7 @@
       </w:pPr>
     </w:lvl>
   </w:abstractNum>
-  <w:abstractNum w:abstractNumId="38" w15:restartNumberingAfterBreak="0">
+  <w:abstractNum w:abstractNumId="40" w15:restartNumberingAfterBreak="0">
     <w:nsid w:val="537E3D18"/>
     <w:multiLevelType w:val="hybridMultilevel"/>
     <w:tmpl w:val="F156FE18"/>
@@ -5623,7 +7190,7 @@
       </w:rPr>
     </w:lvl>
   </w:abstractNum>
-  <w:abstractNum w:abstractNumId="39" w15:restartNumberingAfterBreak="0">
+  <w:abstractNum w:abstractNumId="41" w15:restartNumberingAfterBreak="0">
     <w:nsid w:val="568B5E4A"/>
     <w:multiLevelType w:val="hybridMultilevel"/>
     <w:tmpl w:val="1B32BB2E"/>
@@ -5736,7 +7303,7 @@
       </w:rPr>
     </w:lvl>
   </w:abstractNum>
-  <w:abstractNum w:abstractNumId="40" w15:restartNumberingAfterBreak="0">
+  <w:abstractNum w:abstractNumId="42" w15:restartNumberingAfterBreak="0">
     <w:nsid w:val="580578BE"/>
     <w:multiLevelType w:val="hybridMultilevel"/>
     <w:tmpl w:val="AE64B8C2"/>
@@ -5849,7 +7416,7 @@
       </w:rPr>
     </w:lvl>
   </w:abstractNum>
-  <w:abstractNum w:abstractNumId="41" w15:restartNumberingAfterBreak="0">
+  <w:abstractNum w:abstractNumId="43" w15:restartNumberingAfterBreak="0">
     <w:nsid w:val="58B55E9E"/>
     <w:multiLevelType w:val="hybridMultilevel"/>
     <w:tmpl w:val="69D0D516"/>
@@ -5962,7 +7529,7 @@
       </w:rPr>
     </w:lvl>
   </w:abstractNum>
-  <w:abstractNum w:abstractNumId="42" w15:restartNumberingAfterBreak="0">
+  <w:abstractNum w:abstractNumId="44" w15:restartNumberingAfterBreak="0">
     <w:nsid w:val="59031AE9"/>
     <w:multiLevelType w:val="hybridMultilevel"/>
     <w:tmpl w:val="0BF0740E"/>
@@ -6075,7 +7642,7 @@
       </w:rPr>
     </w:lvl>
   </w:abstractNum>
-  <w:abstractNum w:abstractNumId="43" w15:restartNumberingAfterBreak="0">
+  <w:abstractNum w:abstractNumId="45" w15:restartNumberingAfterBreak="0">
     <w:nsid w:val="597471DE"/>
     <w:multiLevelType w:val="hybridMultilevel"/>
     <w:tmpl w:val="9C20278A"/>
@@ -6188,7 +7755,7 @@
       </w:rPr>
     </w:lvl>
   </w:abstractNum>
-  <w:abstractNum w:abstractNumId="44" w15:restartNumberingAfterBreak="0">
+  <w:abstractNum w:abstractNumId="46" w15:restartNumberingAfterBreak="0">
     <w:nsid w:val="5B8C5504"/>
     <w:multiLevelType w:val="hybridMultilevel"/>
     <w:tmpl w:val="9460BF2A"/>
@@ -6301,7 +7868,7 @@
       </w:rPr>
     </w:lvl>
   </w:abstractNum>
-  <w:abstractNum w:abstractNumId="45" w15:restartNumberingAfterBreak="0">
+  <w:abstractNum w:abstractNumId="47" w15:restartNumberingAfterBreak="0">
     <w:nsid w:val="5BB44314"/>
     <w:multiLevelType w:val="hybridMultilevel"/>
     <w:tmpl w:val="25EC1904"/>
@@ -6414,7 +7981,7 @@
       </w:rPr>
     </w:lvl>
   </w:abstractNum>
-  <w:abstractNum w:abstractNumId="46" w15:restartNumberingAfterBreak="0">
+  <w:abstractNum w:abstractNumId="48" w15:restartNumberingAfterBreak="0">
     <w:nsid w:val="602C550A"/>
     <w:multiLevelType w:val="hybridMultilevel"/>
     <w:tmpl w:val="3EE0A2BA"/>
@@ -6527,7 +8094,7 @@
       </w:rPr>
     </w:lvl>
   </w:abstractNum>
-  <w:abstractNum w:abstractNumId="47" w15:restartNumberingAfterBreak="0">
+  <w:abstractNum w:abstractNumId="49" w15:restartNumberingAfterBreak="0">
     <w:nsid w:val="60C2317A"/>
     <w:multiLevelType w:val="hybridMultilevel"/>
     <w:tmpl w:val="8F30C2B8"/>
@@ -6640,7 +8207,7 @@
       </w:rPr>
     </w:lvl>
   </w:abstractNum>
-  <w:abstractNum w:abstractNumId="48" w15:restartNumberingAfterBreak="0">
+  <w:abstractNum w:abstractNumId="50" w15:restartNumberingAfterBreak="0">
     <w:nsid w:val="62BF027C"/>
     <w:multiLevelType w:val="hybridMultilevel"/>
     <w:tmpl w:val="0D40A6B0"/>
@@ -6753,7 +8320,7 @@
       </w:rPr>
     </w:lvl>
   </w:abstractNum>
-  <w:abstractNum w:abstractNumId="49" w15:restartNumberingAfterBreak="0">
+  <w:abstractNum w:abstractNumId="51" w15:restartNumberingAfterBreak="0">
     <w:nsid w:val="676850A9"/>
     <w:multiLevelType w:val="hybridMultilevel"/>
     <w:tmpl w:val="5B88DFE6"/>
@@ -6866,7 +8433,7 @@
       </w:rPr>
     </w:lvl>
   </w:abstractNum>
-  <w:abstractNum w:abstractNumId="50" w15:restartNumberingAfterBreak="0">
+  <w:abstractNum w:abstractNumId="52" w15:restartNumberingAfterBreak="0">
     <w:nsid w:val="693848CF"/>
     <w:multiLevelType w:val="hybridMultilevel"/>
     <w:tmpl w:val="4EF09D9A"/>
@@ -6979,7 +8546,7 @@
       </w:rPr>
     </w:lvl>
   </w:abstractNum>
-  <w:abstractNum w:abstractNumId="51" w15:restartNumberingAfterBreak="0">
+  <w:abstractNum w:abstractNumId="53" w15:restartNumberingAfterBreak="0">
     <w:nsid w:val="6B8F0E2D"/>
     <w:multiLevelType w:val="hybridMultilevel"/>
     <w:tmpl w:val="EB0CCAC2"/>
@@ -7092,7 +8659,7 @@
       </w:rPr>
     </w:lvl>
   </w:abstractNum>
-  <w:abstractNum w:abstractNumId="52" w15:restartNumberingAfterBreak="0">
+  <w:abstractNum w:abstractNumId="54" w15:restartNumberingAfterBreak="0">
     <w:nsid w:val="70136B6F"/>
     <w:multiLevelType w:val="hybridMultilevel"/>
     <w:tmpl w:val="C09E1426"/>
@@ -7181,7 +8748,7 @@
       </w:pPr>
     </w:lvl>
   </w:abstractNum>
-  <w:abstractNum w:abstractNumId="53" w15:restartNumberingAfterBreak="0">
+  <w:abstractNum w:abstractNumId="55" w15:restartNumberingAfterBreak="0">
     <w:nsid w:val="79EC2543"/>
     <w:multiLevelType w:val="hybridMultilevel"/>
     <w:tmpl w:val="83C23A82"/>
@@ -7295,169 +8862,175 @@
     </w:lvl>
   </w:abstractNum>
   <w:num w:numId="1" w16cid:durableId="478690021">
+    <w:abstractNumId w:val="19"/>
+  </w:num>
+  <w:num w:numId="2" w16cid:durableId="1079525849">
     <w:abstractNumId w:val="18"/>
   </w:num>
-  <w:num w:numId="2" w16cid:durableId="1079525849">
-    <w:abstractNumId w:val="17"/>
-  </w:num>
   <w:num w:numId="3" w16cid:durableId="15543863">
-    <w:abstractNumId w:val="21"/>
+    <w:abstractNumId w:val="23"/>
   </w:num>
   <w:num w:numId="4" w16cid:durableId="1366056714">
-    <w:abstractNumId w:val="44"/>
+    <w:abstractNumId w:val="46"/>
   </w:num>
   <w:num w:numId="5" w16cid:durableId="1312293640">
-    <w:abstractNumId w:val="33"/>
+    <w:abstractNumId w:val="35"/>
   </w:num>
   <w:num w:numId="6" w16cid:durableId="1027175047">
-    <w:abstractNumId w:val="11"/>
+    <w:abstractNumId w:val="12"/>
   </w:num>
   <w:num w:numId="7" w16cid:durableId="1935284611">
-    <w:abstractNumId w:val="15"/>
+    <w:abstractNumId w:val="16"/>
   </w:num>
   <w:num w:numId="8" w16cid:durableId="741175117">
-    <w:abstractNumId w:val="15"/>
+    <w:abstractNumId w:val="16"/>
   </w:num>
   <w:num w:numId="9" w16cid:durableId="2134013571">
-    <w:abstractNumId w:val="50"/>
+    <w:abstractNumId w:val="52"/>
   </w:num>
   <w:num w:numId="10" w16cid:durableId="633604485">
-    <w:abstractNumId w:val="8"/>
+    <w:abstractNumId w:val="9"/>
   </w:num>
   <w:num w:numId="11" w16cid:durableId="660502262">
-    <w:abstractNumId w:val="10"/>
+    <w:abstractNumId w:val="11"/>
   </w:num>
   <w:num w:numId="12" w16cid:durableId="1769226751">
     <w:abstractNumId w:val="5"/>
   </w:num>
   <w:num w:numId="13" w16cid:durableId="1305307034">
-    <w:abstractNumId w:val="32"/>
+    <w:abstractNumId w:val="34"/>
   </w:num>
   <w:num w:numId="14" w16cid:durableId="1123693099">
-    <w:abstractNumId w:val="39"/>
+    <w:abstractNumId w:val="41"/>
   </w:num>
   <w:num w:numId="15" w16cid:durableId="934286777">
     <w:abstractNumId w:val="2"/>
   </w:num>
   <w:num w:numId="16" w16cid:durableId="828252622">
-    <w:abstractNumId w:val="14"/>
+    <w:abstractNumId w:val="15"/>
   </w:num>
   <w:num w:numId="17" w16cid:durableId="342442835">
     <w:abstractNumId w:val="6"/>
   </w:num>
   <w:num w:numId="18" w16cid:durableId="1575894518">
-    <w:abstractNumId w:val="35"/>
+    <w:abstractNumId w:val="37"/>
   </w:num>
   <w:num w:numId="19" w16cid:durableId="1858159241">
-    <w:abstractNumId w:val="37"/>
+    <w:abstractNumId w:val="39"/>
   </w:num>
   <w:num w:numId="20" w16cid:durableId="188572976">
-    <w:abstractNumId w:val="20"/>
+    <w:abstractNumId w:val="22"/>
   </w:num>
   <w:num w:numId="21" w16cid:durableId="1208302519">
     <w:abstractNumId w:val="4"/>
   </w:num>
   <w:num w:numId="22" w16cid:durableId="22023698">
-    <w:abstractNumId w:val="51"/>
+    <w:abstractNumId w:val="53"/>
   </w:num>
   <w:num w:numId="23" w16cid:durableId="1615097494">
-    <w:abstractNumId w:val="24"/>
+    <w:abstractNumId w:val="26"/>
   </w:num>
   <w:num w:numId="24" w16cid:durableId="34935139">
-    <w:abstractNumId w:val="27"/>
+    <w:abstractNumId w:val="29"/>
   </w:num>
   <w:num w:numId="25" w16cid:durableId="97020853">
-    <w:abstractNumId w:val="38"/>
+    <w:abstractNumId w:val="40"/>
   </w:num>
   <w:num w:numId="26" w16cid:durableId="813643406">
-    <w:abstractNumId w:val="23"/>
+    <w:abstractNumId w:val="25"/>
   </w:num>
   <w:num w:numId="27" w16cid:durableId="1390307556">
-    <w:abstractNumId w:val="29"/>
+    <w:abstractNumId w:val="31"/>
   </w:num>
   <w:num w:numId="28" w16cid:durableId="1800219983">
-    <w:abstractNumId w:val="53"/>
+    <w:abstractNumId w:val="55"/>
   </w:num>
   <w:num w:numId="29" w16cid:durableId="1203593053">
-    <w:abstractNumId w:val="13"/>
+    <w:abstractNumId w:val="14"/>
   </w:num>
   <w:num w:numId="30" w16cid:durableId="808547509">
     <w:abstractNumId w:val="0"/>
   </w:num>
   <w:num w:numId="31" w16cid:durableId="1722710852">
-    <w:abstractNumId w:val="25"/>
+    <w:abstractNumId w:val="27"/>
   </w:num>
   <w:num w:numId="32" w16cid:durableId="1564873403">
+    <w:abstractNumId w:val="32"/>
+  </w:num>
+  <w:num w:numId="33" w16cid:durableId="1578125398">
     <w:abstractNumId w:val="30"/>
   </w:num>
-  <w:num w:numId="33" w16cid:durableId="1578125398">
-    <w:abstractNumId w:val="28"/>
-  </w:num>
   <w:num w:numId="34" w16cid:durableId="1685672706">
-    <w:abstractNumId w:val="31"/>
+    <w:abstractNumId w:val="33"/>
   </w:num>
   <w:num w:numId="35" w16cid:durableId="1736775391">
-    <w:abstractNumId w:val="12"/>
+    <w:abstractNumId w:val="13"/>
   </w:num>
   <w:num w:numId="36" w16cid:durableId="211120889">
     <w:abstractNumId w:val="1"/>
   </w:num>
   <w:num w:numId="37" w16cid:durableId="1415471242">
-    <w:abstractNumId w:val="46"/>
+    <w:abstractNumId w:val="48"/>
   </w:num>
   <w:num w:numId="38" w16cid:durableId="374350403">
-    <w:abstractNumId w:val="7"/>
+    <w:abstractNumId w:val="8"/>
   </w:num>
   <w:num w:numId="39" w16cid:durableId="633486205">
+    <w:abstractNumId w:val="44"/>
+  </w:num>
+  <w:num w:numId="40" w16cid:durableId="1473865986">
+    <w:abstractNumId w:val="21"/>
+  </w:num>
+  <w:num w:numId="41" w16cid:durableId="2050447945">
+    <w:abstractNumId w:val="50"/>
+  </w:num>
+  <w:num w:numId="42" w16cid:durableId="1545294111">
+    <w:abstractNumId w:val="38"/>
+  </w:num>
+  <w:num w:numId="43" w16cid:durableId="1491093283">
     <w:abstractNumId w:val="42"/>
   </w:num>
-  <w:num w:numId="40" w16cid:durableId="1473865986">
-    <w:abstractNumId w:val="19"/>
-  </w:num>
-  <w:num w:numId="41" w16cid:durableId="2050447945">
-    <w:abstractNumId w:val="48"/>
-  </w:num>
-  <w:num w:numId="42" w16cid:durableId="1545294111">
-    <w:abstractNumId w:val="36"/>
-  </w:num>
-  <w:num w:numId="43" w16cid:durableId="1491093283">
-    <w:abstractNumId w:val="40"/>
-  </w:num>
   <w:num w:numId="44" w16cid:durableId="970746989">
-    <w:abstractNumId w:val="41"/>
+    <w:abstractNumId w:val="43"/>
   </w:num>
   <w:num w:numId="45" w16cid:durableId="913971471">
     <w:abstractNumId w:val="3"/>
   </w:num>
   <w:num w:numId="46" w16cid:durableId="283853743">
-    <w:abstractNumId w:val="43"/>
+    <w:abstractNumId w:val="45"/>
   </w:num>
   <w:num w:numId="47" w16cid:durableId="220101151">
-    <w:abstractNumId w:val="45"/>
+    <w:abstractNumId w:val="47"/>
   </w:num>
   <w:num w:numId="48" w16cid:durableId="924722582">
-    <w:abstractNumId w:val="22"/>
+    <w:abstractNumId w:val="24"/>
   </w:num>
   <w:num w:numId="49" w16cid:durableId="552622561">
-    <w:abstractNumId w:val="34"/>
+    <w:abstractNumId w:val="36"/>
   </w:num>
   <w:num w:numId="50" w16cid:durableId="1063135787">
+    <w:abstractNumId w:val="51"/>
+  </w:num>
+  <w:num w:numId="51" w16cid:durableId="210918816">
+    <w:abstractNumId w:val="10"/>
+  </w:num>
+  <w:num w:numId="52" w16cid:durableId="1851750549">
+    <w:abstractNumId w:val="28"/>
+  </w:num>
+  <w:num w:numId="53" w16cid:durableId="1702625538">
+    <w:abstractNumId w:val="54"/>
+  </w:num>
+  <w:num w:numId="54" w16cid:durableId="246309498">
+    <w:abstractNumId w:val="17"/>
+  </w:num>
+  <w:num w:numId="55" w16cid:durableId="1947931057">
     <w:abstractNumId w:val="49"/>
   </w:num>
-  <w:num w:numId="51" w16cid:durableId="210918816">
-    <w:abstractNumId w:val="9"/>
+  <w:num w:numId="56" w16cid:durableId="1473790873">
+    <w:abstractNumId w:val="7"/>
   </w:num>
-  <w:num w:numId="52" w16cid:durableId="1851750549">
-    <w:abstractNumId w:val="26"/>
-  </w:num>
-  <w:num w:numId="53" w16cid:durableId="1702625538">
-    <w:abstractNumId w:val="52"/>
-  </w:num>
-  <w:num w:numId="54" w16cid:durableId="246309498">
-    <w:abstractNumId w:val="16"/>
-  </w:num>
-  <w:num w:numId="55" w16cid:durableId="1947931057">
-    <w:abstractNumId w:val="47"/>
+  <w:num w:numId="57" w16cid:durableId="1972831316">
+    <w:abstractNumId w:val="20"/>
   </w:num>
 </w:numbering>
 </file>
@@ -7917,7 +9490,6 @@
   <w:style w:type="character" w:default="1" w:styleId="Fuentedeprrafopredeter">
     <w:name w:val="Default Paragraph Font"/>
     <w:uiPriority w:val="1"/>
-    <w:semiHidden/>
     <w:unhideWhenUsed/>
   </w:style>
   <w:style w:type="table" w:default="1" w:styleId="Tablanormal">
@@ -8659,10 +10231,6 @@
 </file>
 
 <file path=customXml/item1.xml><?xml version="1.0" encoding="utf-8"?>
-<b:Sources xmlns:b="http://schemas.openxmlformats.org/officeDocument/2006/bibliography" xmlns="http://schemas.openxmlformats.org/officeDocument/2006/bibliography" SelectedStyle="\APASixthEditionOfficeOnline.xsl" StyleName="APA" Version="6"/>
-</file>
-
-<file path=customXml/item2.xml><?xml version="1.0" encoding="utf-8"?>
 <s:customData xmlns="http://www.wps.cn/officeDocument/2013/wpsCustomData" xmlns:s="http://www.wps.cn/officeDocument/2013/wpsCustomData">
   <customSectProps>
     <customSectPr/>
@@ -8673,18 +10241,22 @@
 </s:customData>
 </file>
 
+<file path=customXml/item2.xml><?xml version="1.0" encoding="utf-8"?>
+<b:Sources xmlns:b="http://schemas.openxmlformats.org/officeDocument/2006/bibliography" xmlns="http://schemas.openxmlformats.org/officeDocument/2006/bibliography" SelectedStyle="\APASixthEditionOfficeOnline.xsl" StyleName="APA" Version="6"/>
+</file>
+
 <file path=customXml/itemProps1.xml><?xml version="1.0" encoding="utf-8"?>
+<ds:datastoreItem xmlns:ds="http://schemas.openxmlformats.org/officeDocument/2006/customXml" ds:itemID="{B1977F7D-205B-4081-913C-38D41E755F92}">
+  <ds:schemaRefs>
+    <ds:schemaRef ds:uri="http://www.wps.cn/officeDocument/2013/wpsCustomData"/>
+  </ds:schemaRefs>
+</ds:datastoreItem>
+</file>
+
+<file path=customXml/itemProps2.xml><?xml version="1.0" encoding="utf-8"?>
 <ds:datastoreItem xmlns:ds="http://schemas.openxmlformats.org/officeDocument/2006/customXml" ds:itemID="{851A7482-30F0-4AF0-9C85-18995F48D7BA}">
   <ds:schemaRefs>
     <ds:schemaRef ds:uri="http://schemas.openxmlformats.org/officeDocument/2006/bibliography"/>
   </ds:schemaRefs>
 </ds:datastoreItem>
-</file>
-
-<file path=customXml/itemProps2.xml><?xml version="1.0" encoding="utf-8"?>
-<ds:datastoreItem xmlns:ds="http://schemas.openxmlformats.org/officeDocument/2006/customXml" ds:itemID="{B1977F7D-205B-4081-913C-38D41E755F92}">
-  <ds:schemaRefs>
-    <ds:schemaRef ds:uri="http://www.wps.cn/officeDocument/2013/wpsCustomData"/>
-  </ds:schemaRefs>
-</ds:datastoreItem>
 </file>
--- a/00.-Introducción a Django.docx
+++ b/00.-Introducción a Django.docx
@@ -253,6 +253,7 @@
                               </w:rPr>
                               <w:t xml:space="preserve">Desarrollo </w:t>
                             </w:r>
+                            <w:proofErr w:type="spellStart"/>
                             <w:r>
                               <w:rPr>
                                 <w:rStyle w:val="Referenciasutil"/>
@@ -264,6 +265,7 @@
                               </w:rPr>
                               <w:t>Backend</w:t>
                             </w:r>
+                            <w:proofErr w:type="spellEnd"/>
                           </w:p>
                           <w:p>
                             <w:pPr>
@@ -557,6 +559,7 @@
                         </w:rPr>
                         <w:t xml:space="preserve">Desarrollo </w:t>
                       </w:r>
+                      <w:proofErr w:type="spellStart"/>
                       <w:r>
                         <w:rPr>
                           <w:rStyle w:val="Referenciasutil"/>
@@ -568,6 +571,7 @@
                         </w:rPr>
                         <w:t>Backend</w:t>
                       </w:r>
+                      <w:proofErr w:type="spellEnd"/>
                     </w:p>
                     <w:p>
                       <w:pPr>
@@ -730,7 +734,7 @@
           <w:r>
             <w:fldChar w:fldCharType="separate"/>
           </w:r>
-          <w:hyperlink w:anchor="_Toc228290536" w:history="1">
+          <w:hyperlink w:anchor="_Toc228466259" w:history="1">
             <w:r>
               <w:rPr>
                 <w:rStyle w:val="Hipervnculo"/>
@@ -758,7 +762,7 @@
                 <w:noProof/>
                 <w:webHidden/>
               </w:rPr>
-              <w:instrText xml:space="preserve"> PAGEREF _Toc228290536 \h </w:instrText>
+              <w:instrText xml:space="preserve"> PAGEREF _Toc228466259 \h </w:instrText>
             </w:r>
             <w:r>
               <w:rPr>
@@ -804,13 +808,13 @@
               <w14:ligatures w14:val="standardContextual"/>
             </w:rPr>
           </w:pPr>
-          <w:hyperlink w:anchor="_Toc228290537" w:history="1">
+          <w:hyperlink w:anchor="_Toc228466260" w:history="1">
             <w:r>
               <w:rPr>
                 <w:rStyle w:val="Hipervnculo"/>
                 <w:noProof/>
               </w:rPr>
-              <w:t>Referencias</w:t>
+              <w:t>Arquitectura MVT (Model View Template)</w:t>
             </w:r>
             <w:r>
               <w:rPr>
@@ -831,7 +835,7 @@
                 <w:noProof/>
                 <w:webHidden/>
               </w:rPr>
-              <w:instrText xml:space="preserve"> PAGEREF _Toc228290537 \h </w:instrText>
+              <w:instrText xml:space="preserve"> PAGEREF _Toc228466260 \h </w:instrText>
             </w:r>
             <w:r>
               <w:rPr>
@@ -863,6 +867,152 @@
           </w:hyperlink>
         </w:p>
         <w:p>
+          <w:pPr>
+            <w:pStyle w:val="TDC2"/>
+            <w:tabs>
+              <w:tab w:val="right" w:leader="dot" w:pos="9350"/>
+            </w:tabs>
+            <w:rPr>
+              <w:noProof/>
+              <w:kern w:val="2"/>
+              <w:sz w:val="24"/>
+              <w:szCs w:val="24"/>
+              <w:lang w:val="es-MX" w:eastAsia="es-MX"/>
+              <w14:ligatures w14:val="standardContextual"/>
+            </w:rPr>
+          </w:pPr>
+          <w:hyperlink w:anchor="_Toc228466261" w:history="1">
+            <w:r>
+              <w:rPr>
+                <w:rStyle w:val="Hipervnculo"/>
+                <w:noProof/>
+              </w:rPr>
+              <w:t>Model: ORM (Object-Relational Mapping) y Migraciones</w:t>
+            </w:r>
+            <w:r>
+              <w:rPr>
+                <w:noProof/>
+                <w:webHidden/>
+              </w:rPr>
+              <w:tab/>
+            </w:r>
+            <w:r>
+              <w:rPr>
+                <w:noProof/>
+                <w:webHidden/>
+              </w:rPr>
+              <w:fldChar w:fldCharType="begin"/>
+            </w:r>
+            <w:r>
+              <w:rPr>
+                <w:noProof/>
+                <w:webHidden/>
+              </w:rPr>
+              <w:instrText xml:space="preserve"> PAGEREF _Toc228466261 \h </w:instrText>
+            </w:r>
+            <w:r>
+              <w:rPr>
+                <w:noProof/>
+                <w:webHidden/>
+              </w:rPr>
+            </w:r>
+            <w:r>
+              <w:rPr>
+                <w:noProof/>
+                <w:webHidden/>
+              </w:rPr>
+              <w:fldChar w:fldCharType="separate"/>
+            </w:r>
+            <w:r>
+              <w:rPr>
+                <w:noProof/>
+                <w:webHidden/>
+              </w:rPr>
+              <w:t>7</w:t>
+            </w:r>
+            <w:r>
+              <w:rPr>
+                <w:noProof/>
+                <w:webHidden/>
+              </w:rPr>
+              <w:fldChar w:fldCharType="end"/>
+            </w:r>
+          </w:hyperlink>
+        </w:p>
+        <w:p>
+          <w:pPr>
+            <w:pStyle w:val="TDC1"/>
+            <w:tabs>
+              <w:tab w:val="right" w:leader="dot" w:pos="9350"/>
+            </w:tabs>
+            <w:rPr>
+              <w:noProof/>
+              <w:kern w:val="2"/>
+              <w:sz w:val="24"/>
+              <w:szCs w:val="24"/>
+              <w:lang w:val="es-MX" w:eastAsia="es-MX"/>
+              <w14:ligatures w14:val="standardContextual"/>
+            </w:rPr>
+          </w:pPr>
+          <w:hyperlink w:anchor="_Toc228466262" w:history="1">
+            <w:r>
+              <w:rPr>
+                <w:rStyle w:val="Hipervnculo"/>
+                <w:noProof/>
+              </w:rPr>
+              <w:t>Referencias</w:t>
+            </w:r>
+            <w:r>
+              <w:rPr>
+                <w:noProof/>
+                <w:webHidden/>
+              </w:rPr>
+              <w:tab/>
+            </w:r>
+            <w:r>
+              <w:rPr>
+                <w:noProof/>
+                <w:webHidden/>
+              </w:rPr>
+              <w:fldChar w:fldCharType="begin"/>
+            </w:r>
+            <w:r>
+              <w:rPr>
+                <w:noProof/>
+                <w:webHidden/>
+              </w:rPr>
+              <w:instrText xml:space="preserve"> PAGEREF _Toc228466262 \h </w:instrText>
+            </w:r>
+            <w:r>
+              <w:rPr>
+                <w:noProof/>
+                <w:webHidden/>
+              </w:rPr>
+            </w:r>
+            <w:r>
+              <w:rPr>
+                <w:noProof/>
+                <w:webHidden/>
+              </w:rPr>
+              <w:fldChar w:fldCharType="separate"/>
+            </w:r>
+            <w:r>
+              <w:rPr>
+                <w:noProof/>
+                <w:webHidden/>
+              </w:rPr>
+              <w:t>7</w:t>
+            </w:r>
+            <w:r>
+              <w:rPr>
+                <w:noProof/>
+                <w:webHidden/>
+              </w:rPr>
+              <w:fldChar w:fldCharType="end"/>
+            </w:r>
+          </w:hyperlink>
+        </w:p>
+        <w:p>
           <w:r>
             <w:fldChar w:fldCharType="end"/>
           </w:r>
@@ -892,7 +1042,7 @@
           <w:lang w:val="es-MX"/>
         </w:rPr>
       </w:pPr>
-      <w:bookmarkStart w:id="0" w:name="_Toc228290536"/>
+      <w:bookmarkStart w:id="0" w:name="_Toc228466259"/>
       <w:r>
         <w:rPr>
           <w:lang w:val="es-MX"/>
@@ -918,7 +1068,49 @@
         <w:rPr>
           <w:lang w:val="es-MX"/>
         </w:rPr>
-        <w:t>Django es un framework orientado a objetos (POO) para desarrollo web escrito en Python, inicialmente fue construido como un generador de blogs, pero poco a poco fue ganando popularidad y ahora es utilizado para construir aplicaciones, más que nada por su facilidad de uso, debido a que nos permite construir apps desde cero a producción en tiempo record. Inicialmente Instagram y Spotify crearon la primera versión de sus aplicaciones en Django.</w:t>
+        <w:t xml:space="preserve">Django es un </w:t>
+      </w:r>
+      <w:proofErr w:type="spellStart"/>
+      <w:r>
+        <w:rPr>
+          <w:lang w:val="es-MX"/>
+        </w:rPr>
+        <w:t>framework</w:t>
+      </w:r>
+      <w:proofErr w:type="spellEnd"/>
+      <w:r>
+        <w:rPr>
+          <w:lang w:val="es-MX"/>
+        </w:rPr>
+        <w:t xml:space="preserve"> orientado a objetos (POO) para desarrollo web escrito en Python, inicialmente fue construido como un generador de blogs, pero poco a poco fue ganando popularidad y ahora es utilizado para construir aplicaciones, más que nada por su facilidad de uso, debido a que nos permite construir </w:t>
+      </w:r>
+      <w:proofErr w:type="gramStart"/>
+      <w:r>
+        <w:rPr>
+          <w:lang w:val="es-MX"/>
+        </w:rPr>
+        <w:t>apps</w:t>
+      </w:r>
+      <w:proofErr w:type="gramEnd"/>
+      <w:r>
+        <w:rPr>
+          <w:lang w:val="es-MX"/>
+        </w:rPr>
+        <w:t xml:space="preserve"> desde cero a producción en tiempo </w:t>
+      </w:r>
+      <w:proofErr w:type="spellStart"/>
+      <w:r>
+        <w:rPr>
+          <w:lang w:val="es-MX"/>
+        </w:rPr>
+        <w:t>record</w:t>
+      </w:r>
+      <w:proofErr w:type="spellEnd"/>
+      <w:r>
+        <w:rPr>
+          <w:lang w:val="es-MX"/>
+        </w:rPr>
+        <w:t>. Inicialmente Instagram y Spotify crearon la primera versión de sus aplicaciones en Django.</w:t>
       </w:r>
     </w:p>
     <w:p>
@@ -1012,13 +1204,23 @@
           <w:lang w:val="es-MX"/>
         </w:rPr>
       </w:pPr>
-      <w:r>
-        <w:rPr>
-          <w:b/>
-          <w:bCs/>
-          <w:lang w:val="es-MX"/>
-        </w:rPr>
-        <w:t xml:space="preserve">mkdir </w:t>
+      <w:proofErr w:type="spellStart"/>
+      <w:r>
+        <w:rPr>
+          <w:b/>
+          <w:bCs/>
+          <w:lang w:val="es-MX"/>
+        </w:rPr>
+        <w:t>mkdir</w:t>
+      </w:r>
+      <w:proofErr w:type="spellEnd"/>
+      <w:r>
+        <w:rPr>
+          <w:b/>
+          <w:bCs/>
+          <w:lang w:val="es-MX"/>
+        </w:rPr>
+        <w:t xml:space="preserve"> </w:t>
       </w:r>
       <w:r>
         <w:rPr>
@@ -1029,6 +1231,7 @@
         </w:rPr>
         <w:t>$HOME</w:t>
       </w:r>
+      <w:proofErr w:type="gramStart"/>
       <w:r>
         <w:rPr>
           <w:i/>
@@ -1045,8 +1248,20 @@
           <w:color w:val="C00000"/>
           <w:lang w:val="es-MX"/>
         </w:rPr>
-        <w:t>.envs</w:t>
-      </w:r>
+        <w:t>.</w:t>
+      </w:r>
+      <w:proofErr w:type="spellStart"/>
+      <w:r>
+        <w:rPr>
+          <w:i/>
+          <w:iCs/>
+          <w:color w:val="C00000"/>
+          <w:lang w:val="es-MX"/>
+        </w:rPr>
+        <w:t>envs</w:t>
+      </w:r>
+      <w:proofErr w:type="spellEnd"/>
+      <w:proofErr w:type="gramEnd"/>
       <w:r>
         <w:rPr>
           <w:lang w:val="es-MX"/>
@@ -1083,7 +1298,43 @@
           <w:bCs/>
           <w:lang w:val="es-MX"/>
         </w:rPr>
-        <w:t>el sistema operativo de Windows en vez de la WSL (Windows Subsystem for Linux)</w:t>
+        <w:t xml:space="preserve">el sistema operativo de Windows en vez de la WSL (Windows </w:t>
+      </w:r>
+      <w:proofErr w:type="spellStart"/>
+      <w:r>
+        <w:rPr>
+          <w:b/>
+          <w:bCs/>
+          <w:lang w:val="es-MX"/>
+        </w:rPr>
+        <w:t>Subsystem</w:t>
+      </w:r>
+      <w:proofErr w:type="spellEnd"/>
+      <w:r>
+        <w:rPr>
+          <w:b/>
+          <w:bCs/>
+          <w:lang w:val="es-MX"/>
+        </w:rPr>
+        <w:t xml:space="preserve"> </w:t>
+      </w:r>
+      <w:proofErr w:type="spellStart"/>
+      <w:r>
+        <w:rPr>
+          <w:b/>
+          <w:bCs/>
+          <w:lang w:val="es-MX"/>
+        </w:rPr>
+        <w:t>for</w:t>
+      </w:r>
+      <w:proofErr w:type="spellEnd"/>
+      <w:r>
+        <w:rPr>
+          <w:b/>
+          <w:bCs/>
+          <w:lang w:val="es-MX"/>
+        </w:rPr>
+        <w:t xml:space="preserve"> Linux)</w:t>
       </w:r>
       <w:r>
         <w:rPr>
@@ -1103,14 +1354,34 @@
           <w:lang w:val="es-MX"/>
         </w:rPr>
       </w:pPr>
-      <w:r>
-        <w:rPr>
-          <w:b/>
-          <w:bCs/>
-          <w:lang w:val="es-MX"/>
-        </w:rPr>
-        <w:t>python -m venv</w:t>
-      </w:r>
+      <w:proofErr w:type="spellStart"/>
+      <w:r>
+        <w:rPr>
+          <w:b/>
+          <w:bCs/>
+          <w:lang w:val="es-MX"/>
+        </w:rPr>
+        <w:t>python</w:t>
+      </w:r>
+      <w:proofErr w:type="spellEnd"/>
+      <w:r>
+        <w:rPr>
+          <w:b/>
+          <w:bCs/>
+          <w:lang w:val="es-MX"/>
+        </w:rPr>
+        <w:t xml:space="preserve"> -m </w:t>
+      </w:r>
+      <w:proofErr w:type="spellStart"/>
+      <w:r>
+        <w:rPr>
+          <w:b/>
+          <w:bCs/>
+          <w:lang w:val="es-MX"/>
+        </w:rPr>
+        <w:t>venv</w:t>
+      </w:r>
+      <w:proofErr w:type="spellEnd"/>
       <w:r>
         <w:rPr>
           <w:lang w:val="es-MX"/>
@@ -1126,6 +1397,7 @@
         </w:rPr>
         <w:t>$HOME</w:t>
       </w:r>
+      <w:proofErr w:type="gramStart"/>
       <w:r>
         <w:rPr>
           <w:i/>
@@ -1142,60 +1414,9 @@
           <w:color w:val="C00000"/>
           <w:lang w:val="es-MX"/>
         </w:rPr>
-        <w:t>.envs/01_django_env</w:t>
-      </w:r>
-      <w:r>
-        <w:rPr>
-          <w:lang w:val="es-MX"/>
-        </w:rPr>
-        <w:t xml:space="preserve">: El comando principal </w:t>
-      </w:r>
-      <w:r>
-        <w:rPr>
-          <w:lang w:val="es-MX"/>
-        </w:rPr>
-        <w:t xml:space="preserve">para </w:t>
-      </w:r>
-      <w:r>
-        <w:rPr>
-          <w:b/>
-          <w:bCs/>
-          <w:lang w:val="es-MX"/>
-        </w:rPr>
-        <w:t>crear el entorno virtual</w:t>
-      </w:r>
-      <w:r>
-        <w:rPr>
-          <w:lang w:val="es-MX"/>
-        </w:rPr>
-        <w:t xml:space="preserve"> </w:t>
-      </w:r>
-      <w:r>
-        <w:rPr>
-          <w:lang w:val="es-MX"/>
-        </w:rPr>
-        <w:t xml:space="preserve">es </w:t>
-      </w:r>
-      <w:r>
-        <w:rPr>
-          <w:b/>
-          <w:bCs/>
-          <w:lang w:val="es-MX"/>
-        </w:rPr>
-        <w:t>python -m venv</w:t>
-      </w:r>
-      <w:r>
-        <w:rPr>
-          <w:lang w:val="es-MX"/>
-        </w:rPr>
-        <w:t xml:space="preserve"> </w:t>
-      </w:r>
-      <w:r>
-        <w:rPr>
-          <w:lang w:val="es-MX"/>
-        </w:rPr>
-        <w:t xml:space="preserve">y después se debe pasar como parámetro el </w:t>
-      </w:r>
+        <w:t>.</w:t>
+      </w:r>
+      <w:proofErr w:type="spellStart"/>
       <w:r>
         <w:rPr>
           <w:i/>
@@ -1203,8 +1424,96 @@
           <w:color w:val="C00000"/>
           <w:lang w:val="es-MX"/>
         </w:rPr>
+        <w:t>envs</w:t>
+      </w:r>
+      <w:proofErr w:type="spellEnd"/>
+      <w:proofErr w:type="gramEnd"/>
+      <w:r>
+        <w:rPr>
+          <w:i/>
+          <w:iCs/>
+          <w:color w:val="C00000"/>
+          <w:lang w:val="es-MX"/>
+        </w:rPr>
+        <w:t>/01_django_env</w:t>
+      </w:r>
+      <w:r>
+        <w:rPr>
+          <w:lang w:val="es-MX"/>
+        </w:rPr>
+        <w:t xml:space="preserve">: El comando principal </w:t>
+      </w:r>
+      <w:r>
+        <w:rPr>
+          <w:lang w:val="es-MX"/>
+        </w:rPr>
+        <w:t xml:space="preserve">para </w:t>
+      </w:r>
+      <w:r>
+        <w:rPr>
+          <w:b/>
+          <w:bCs/>
+          <w:lang w:val="es-MX"/>
+        </w:rPr>
+        <w:t>crear el entorno virtual</w:t>
+      </w:r>
+      <w:r>
+        <w:rPr>
+          <w:lang w:val="es-MX"/>
+        </w:rPr>
+        <w:t xml:space="preserve"> </w:t>
+      </w:r>
+      <w:r>
+        <w:rPr>
+          <w:lang w:val="es-MX"/>
+        </w:rPr>
+        <w:t xml:space="preserve">es </w:t>
+      </w:r>
+      <w:proofErr w:type="spellStart"/>
+      <w:r>
+        <w:rPr>
+          <w:b/>
+          <w:bCs/>
+          <w:lang w:val="es-MX"/>
+        </w:rPr>
+        <w:t>python</w:t>
+      </w:r>
+      <w:proofErr w:type="spellEnd"/>
+      <w:r>
+        <w:rPr>
+          <w:b/>
+          <w:bCs/>
+          <w:lang w:val="es-MX"/>
+        </w:rPr>
+        <w:t xml:space="preserve"> -m </w:t>
+      </w:r>
+      <w:proofErr w:type="spellStart"/>
+      <w:r>
+        <w:rPr>
+          <w:b/>
+          <w:bCs/>
+          <w:lang w:val="es-MX"/>
+        </w:rPr>
+        <w:t>venv</w:t>
+      </w:r>
+      <w:proofErr w:type="spellEnd"/>
+      <w:r>
+        <w:rPr>
+          <w:lang w:val="es-MX"/>
+        </w:rPr>
+        <w:t xml:space="preserve"> y después se debe pasar como parámetro el </w:t>
+      </w:r>
+      <w:proofErr w:type="spellStart"/>
+      <w:r>
+        <w:rPr>
+          <w:i/>
+          <w:iCs/>
+          <w:color w:val="C00000"/>
+          <w:lang w:val="es-MX"/>
+        </w:rPr>
         <w:t>path</w:t>
       </w:r>
+      <w:proofErr w:type="spellEnd"/>
       <w:r>
         <w:rPr>
           <w:color w:val="C00000"/>
@@ -1285,7 +1594,38 @@
           <w:color w:val="C00000"/>
           <w:lang w:val="es-MX"/>
         </w:rPr>
-        <w:t>~/.envs/</w:t>
+        <w:t>~</w:t>
+      </w:r>
+      <w:proofErr w:type="gramStart"/>
+      <w:r>
+        <w:rPr>
+          <w:i/>
+          <w:iCs/>
+          <w:color w:val="C00000"/>
+          <w:lang w:val="es-MX"/>
+        </w:rPr>
+        <w:t>/.</w:t>
+      </w:r>
+      <w:proofErr w:type="spellStart"/>
+      <w:r>
+        <w:rPr>
+          <w:i/>
+          <w:iCs/>
+          <w:color w:val="C00000"/>
+          <w:lang w:val="es-MX"/>
+        </w:rPr>
+        <w:t>envs</w:t>
+      </w:r>
+      <w:proofErr w:type="spellEnd"/>
+      <w:proofErr w:type="gramEnd"/>
+      <w:r>
+        <w:rPr>
+          <w:i/>
+          <w:iCs/>
+          <w:color w:val="C00000"/>
+          <w:lang w:val="es-MX"/>
+        </w:rPr>
+        <w:t>/</w:t>
       </w:r>
       <w:r>
         <w:rPr>
@@ -1293,13 +1633,23 @@
         </w:rPr>
         <w:t xml:space="preserve">, con el comando </w:t>
       </w:r>
-      <w:r>
-        <w:rPr>
-          <w:b/>
-          <w:bCs/>
-          <w:lang w:val="es-MX"/>
-        </w:rPr>
-        <w:t xml:space="preserve">ls </w:t>
+      <w:proofErr w:type="spellStart"/>
+      <w:r>
+        <w:rPr>
+          <w:b/>
+          <w:bCs/>
+          <w:lang w:val="es-MX"/>
+        </w:rPr>
+        <w:t>ls</w:t>
+      </w:r>
+      <w:proofErr w:type="spellEnd"/>
+      <w:r>
+        <w:rPr>
+          <w:b/>
+          <w:bCs/>
+          <w:lang w:val="es-MX"/>
+        </w:rPr>
+        <w:t xml:space="preserve"> </w:t>
       </w:r>
       <w:r>
         <w:rPr>
@@ -1368,124 +1718,9 @@
           <w:color w:val="C00000"/>
           <w:lang w:val="es-MX"/>
         </w:rPr>
-        <w:t>/.envs/01_django_env</w:t>
-      </w:r>
-      <w:r>
-        <w:rPr>
-          <w:b/>
-          <w:bCs/>
-          <w:lang w:val="es-MX"/>
-        </w:rPr>
-        <w:t>/</w:t>
-      </w:r>
-      <w:r>
-        <w:rPr>
-          <w:b/>
-          <w:bCs/>
-          <w:lang w:val="es-MX"/>
-        </w:rPr>
-        <w:t>Scripts</w:t>
-      </w:r>
-      <w:r>
-        <w:rPr>
-          <w:b/>
-          <w:bCs/>
-          <w:lang w:val="es-MX"/>
-        </w:rPr>
-        <w:t>/</w:t>
-      </w:r>
-      <w:r>
-        <w:rPr>
-          <w:b/>
-          <w:bCs/>
-          <w:lang w:val="es-MX"/>
-        </w:rPr>
-        <w:t>A</w:t>
-      </w:r>
-      <w:r>
-        <w:rPr>
-          <w:b/>
-          <w:bCs/>
-          <w:lang w:val="es-MX"/>
-        </w:rPr>
-        <w:t>ctivate</w:t>
-      </w:r>
-      <w:r>
-        <w:rPr>
-          <w:b/>
-          <w:bCs/>
-          <w:lang w:val="es-MX"/>
-        </w:rPr>
-        <w:t>.ps1</w:t>
-      </w:r>
-      <w:r>
-        <w:rPr>
-          <w:lang w:val="es-MX"/>
-        </w:rPr>
-        <w:t>:</w:t>
-      </w:r>
-      <w:r>
-        <w:rPr>
-          <w:lang w:val="es-MX"/>
-        </w:rPr>
-        <w:t xml:space="preserve"> </w:t>
-      </w:r>
-      <w:r>
-        <w:rPr>
-          <w:lang w:val="es-MX"/>
-        </w:rPr>
-        <w:t xml:space="preserve">El comando principal </w:t>
-      </w:r>
-      <w:r>
-        <w:rPr>
-          <w:lang w:val="es-MX"/>
-        </w:rPr>
-        <w:t xml:space="preserve">para </w:t>
-      </w:r>
-      <w:r>
-        <w:rPr>
-          <w:b/>
-          <w:bCs/>
-          <w:lang w:val="es-MX"/>
-        </w:rPr>
-        <w:t xml:space="preserve">activar </w:t>
-      </w:r>
-      <w:r>
-        <w:rPr>
-          <w:b/>
-          <w:bCs/>
-          <w:lang w:val="es-MX"/>
-        </w:rPr>
-        <w:t>el entorno virtual</w:t>
-      </w:r>
-      <w:r>
-        <w:rPr>
-          <w:lang w:val="es-MX"/>
-        </w:rPr>
-        <w:t xml:space="preserve"> </w:t>
-      </w:r>
-      <w:r>
-        <w:rPr>
-          <w:lang w:val="es-MX"/>
-        </w:rPr>
-        <w:t xml:space="preserve">es </w:t>
-      </w:r>
-      <w:r>
-        <w:rPr>
-          <w:b/>
-          <w:bCs/>
-          <w:lang w:val="es-MX"/>
-        </w:rPr>
-        <w:t>&amp;</w:t>
-      </w:r>
-      <w:r>
-        <w:rPr>
-          <w:b/>
-          <w:bCs/>
-          <w:lang w:val="es-MX"/>
-        </w:rPr>
-        <w:t xml:space="preserve"> </w:t>
-      </w:r>
+        <w:t>/.</w:t>
+      </w:r>
+      <w:proofErr w:type="spellStart"/>
       <w:r>
         <w:rPr>
           <w:i/>
@@ -1493,8 +1728,125 @@
           <w:color w:val="C00000"/>
           <w:lang w:val="es-MX"/>
         </w:rPr>
+        <w:t>envs</w:t>
+      </w:r>
+      <w:proofErr w:type="spellEnd"/>
+      <w:r>
+        <w:rPr>
+          <w:i/>
+          <w:iCs/>
+          <w:color w:val="C00000"/>
+          <w:lang w:val="es-MX"/>
+        </w:rPr>
+        <w:t>/01_django_env</w:t>
+      </w:r>
+      <w:r>
+        <w:rPr>
+          <w:b/>
+          <w:bCs/>
+          <w:lang w:val="es-MX"/>
+        </w:rPr>
+        <w:t>/</w:t>
+      </w:r>
+      <w:r>
+        <w:rPr>
+          <w:b/>
+          <w:bCs/>
+          <w:lang w:val="es-MX"/>
+        </w:rPr>
+        <w:t>Scripts</w:t>
+      </w:r>
+      <w:r>
+        <w:rPr>
+          <w:b/>
+          <w:bCs/>
+          <w:lang w:val="es-MX"/>
+        </w:rPr>
+        <w:t>/</w:t>
+      </w:r>
+      <w:r>
+        <w:rPr>
+          <w:b/>
+          <w:bCs/>
+          <w:lang w:val="es-MX"/>
+        </w:rPr>
+        <w:t>A</w:t>
+      </w:r>
+      <w:r>
+        <w:rPr>
+          <w:b/>
+          <w:bCs/>
+          <w:lang w:val="es-MX"/>
+        </w:rPr>
+        <w:t>ctivate</w:t>
+      </w:r>
+      <w:r>
+        <w:rPr>
+          <w:b/>
+          <w:bCs/>
+          <w:lang w:val="es-MX"/>
+        </w:rPr>
+        <w:t>.ps1</w:t>
+      </w:r>
+      <w:r>
+        <w:rPr>
+          <w:lang w:val="es-MX"/>
+        </w:rPr>
+        <w:t>:</w:t>
+      </w:r>
+      <w:r>
+        <w:rPr>
+          <w:lang w:val="es-MX"/>
+        </w:rPr>
+        <w:t xml:space="preserve"> </w:t>
+      </w:r>
+      <w:r>
+        <w:rPr>
+          <w:lang w:val="es-MX"/>
+        </w:rPr>
+        <w:t xml:space="preserve">El comando principal para </w:t>
+      </w:r>
+      <w:r>
+        <w:rPr>
+          <w:b/>
+          <w:bCs/>
+          <w:lang w:val="es-MX"/>
+        </w:rPr>
+        <w:t xml:space="preserve">activar </w:t>
+      </w:r>
+      <w:r>
+        <w:rPr>
+          <w:b/>
+          <w:bCs/>
+          <w:lang w:val="es-MX"/>
+        </w:rPr>
+        <w:t>el entorno virtual</w:t>
+      </w:r>
+      <w:r>
+        <w:rPr>
+          <w:lang w:val="es-MX"/>
+        </w:rPr>
+        <w:t xml:space="preserve"> es </w:t>
+      </w:r>
+      <w:r>
+        <w:rPr>
+          <w:b/>
+          <w:bCs/>
+          <w:lang w:val="es-MX"/>
+        </w:rPr>
+        <w:t xml:space="preserve">&amp; </w:t>
+      </w:r>
+      <w:proofErr w:type="spellStart"/>
+      <w:r>
+        <w:rPr>
+          <w:i/>
+          <w:iCs/>
+          <w:color w:val="C00000"/>
+          <w:lang w:val="es-MX"/>
+        </w:rPr>
         <w:t>path</w:t>
       </w:r>
+      <w:proofErr w:type="spellEnd"/>
       <w:r>
         <w:rPr>
           <w:b/>
@@ -1559,7 +1911,21 @@
         <w:rPr>
           <w:lang w:val="es-MX"/>
         </w:rPr>
-        <w:t xml:space="preserve"> y cuando esto pase, todos los comandos que uilice después se ejecutarán en el entorno virtual, para que después pueda crear una aplicación que sea ejecutable en cualquier versión de mi sistema operativo.</w:t>
+        <w:t xml:space="preserve"> y cuando esto pase, todos los comandos que </w:t>
+      </w:r>
+      <w:proofErr w:type="spellStart"/>
+      <w:r>
+        <w:rPr>
+          <w:lang w:val="es-MX"/>
+        </w:rPr>
+        <w:t>uilice</w:t>
+      </w:r>
+      <w:proofErr w:type="spellEnd"/>
+      <w:r>
+        <w:rPr>
+          <w:lang w:val="es-MX"/>
+        </w:rPr>
+        <w:t xml:space="preserve"> después se ejecutarán en el entorno virtual, para que después pueda crear una aplicación que sea ejecutable en cualquier versión de mi sistema operativo.</w:t>
       </w:r>
     </w:p>
     <w:p>
@@ -1579,40 +1945,26 @@
         <w:rPr>
           <w:lang w:val="es-MX"/>
         </w:rPr>
-        <w:t xml:space="preserve">Para salir del entorno virtual, </w:t>
-      </w:r>
-      <w:r>
-        <w:rPr>
-          <w:lang w:val="es-MX"/>
-        </w:rPr>
-        <w:t xml:space="preserve">debemos </w:t>
-      </w:r>
-      <w:r>
-        <w:rPr>
-          <w:lang w:val="es-MX"/>
-        </w:rPr>
-        <w:t>ejecuta</w:t>
-      </w:r>
-      <w:r>
-        <w:rPr>
-          <w:lang w:val="es-MX"/>
-        </w:rPr>
-        <w:t>r el comando</w:t>
-      </w:r>
-      <w:r>
-        <w:rPr>
-          <w:lang w:val="es-MX"/>
-        </w:rPr>
-        <w:t>:</w:t>
-      </w:r>
-      <w:r>
-        <w:rPr>
-          <w:b/>
-          <w:bCs/>
-          <w:lang w:val="es-MX"/>
-        </w:rPr>
-        <w:t xml:space="preserve"> deactivate</w:t>
-      </w:r>
+        <w:t>Para salir del entorno virtual, debemos ejecutar el comando:</w:t>
+      </w:r>
+      <w:r>
+        <w:rPr>
+          <w:b/>
+          <w:bCs/>
+          <w:lang w:val="es-MX"/>
+        </w:rPr>
+        <w:t xml:space="preserve"> </w:t>
+      </w:r>
+      <w:proofErr w:type="spellStart"/>
+      <w:r>
+        <w:rPr>
+          <w:b/>
+          <w:bCs/>
+          <w:lang w:val="es-MX"/>
+        </w:rPr>
+        <w:t>deactivate</w:t>
+      </w:r>
+      <w:proofErr w:type="spellEnd"/>
     </w:p>
     <w:p>
       <w:pPr>
@@ -1627,6 +1979,7 @@
         <w:rPr>
           <w:b/>
           <w:bCs/>
+          <w:noProof/>
           <w:lang w:val="es-MX"/>
         </w:rPr>
         <w:drawing>
@@ -1695,6 +2048,7 @@
         <w:lastRenderedPageBreak/>
         <w:t xml:space="preserve">Ya que tengamos el entorno virtual activado debemos utilizar el instalador de paquetes de Python </w:t>
       </w:r>
+      <w:proofErr w:type="spellStart"/>
       <w:r>
         <w:rPr>
           <w:b/>
@@ -1703,20 +2057,59 @@
         </w:rPr>
         <w:t>pip</w:t>
       </w:r>
+      <w:proofErr w:type="spellEnd"/>
       <w:r>
         <w:rPr>
           <w:lang w:val="es-MX"/>
         </w:rPr>
         <w:t xml:space="preserve"> para realizar la instalación de Django dentro de nuestro entorno de desarrollo activado, esto se realizará con el comando: </w:t>
       </w:r>
-      <w:r>
-        <w:rPr>
-          <w:b/>
-          <w:bCs/>
-          <w:lang w:val="es-MX"/>
-        </w:rPr>
-        <w:t>pip install django</w:t>
-      </w:r>
+      <w:proofErr w:type="spellStart"/>
+      <w:r>
+        <w:rPr>
+          <w:b/>
+          <w:bCs/>
+          <w:lang w:val="es-MX"/>
+        </w:rPr>
+        <w:t>pip</w:t>
+      </w:r>
+      <w:proofErr w:type="spellEnd"/>
+      <w:r>
+        <w:rPr>
+          <w:b/>
+          <w:bCs/>
+          <w:lang w:val="es-MX"/>
+        </w:rPr>
+        <w:t xml:space="preserve"> </w:t>
+      </w:r>
+      <w:proofErr w:type="spellStart"/>
+      <w:r>
+        <w:rPr>
+          <w:b/>
+          <w:bCs/>
+          <w:lang w:val="es-MX"/>
+        </w:rPr>
+        <w:t>install</w:t>
+      </w:r>
+      <w:proofErr w:type="spellEnd"/>
+      <w:r>
+        <w:rPr>
+          <w:b/>
+          <w:bCs/>
+          <w:lang w:val="es-MX"/>
+        </w:rPr>
+        <w:t xml:space="preserve"> </w:t>
+      </w:r>
+      <w:proofErr w:type="spellStart"/>
+      <w:r>
+        <w:rPr>
+          <w:b/>
+          <w:bCs/>
+          <w:lang w:val="es-MX"/>
+        </w:rPr>
+        <w:t>django</w:t>
+      </w:r>
+      <w:proofErr w:type="spellEnd"/>
     </w:p>
     <w:p>
       <w:pPr>
@@ -1729,22 +2122,25 @@
           <w:lang w:val="es-MX"/>
         </w:rPr>
       </w:pPr>
-      <w:r>
-        <w:rPr>
-          <w:b/>
-          <w:bCs/>
-          <w:lang w:val="es-MX"/>
-        </w:rPr>
-        <w:t>d</w:t>
-      </w:r>
-      <w:r>
-        <w:rPr>
-          <w:b/>
-          <w:bCs/>
-          <w:lang w:val="es-MX"/>
-        </w:rPr>
-        <w:t xml:space="preserve">jango-admin </w:t>
-      </w:r>
+      <w:proofErr w:type="spellStart"/>
+      <w:r>
+        <w:rPr>
+          <w:b/>
+          <w:bCs/>
+          <w:lang w:val="es-MX"/>
+        </w:rPr>
+        <w:t>django-admin</w:t>
+      </w:r>
+      <w:proofErr w:type="spellEnd"/>
+      <w:r>
+        <w:rPr>
+          <w:b/>
+          <w:bCs/>
+          <w:lang w:val="es-MX"/>
+        </w:rPr>
+        <w:t xml:space="preserve"> </w:t>
+      </w:r>
+      <w:proofErr w:type="spellStart"/>
       <w:r>
         <w:rPr>
           <w:b/>
@@ -1754,6 +2150,7 @@
         </w:rPr>
         <w:t>startproject</w:t>
       </w:r>
+      <w:proofErr w:type="spellEnd"/>
       <w:r>
         <w:rPr>
           <w:color w:val="ED7D31" w:themeColor="accent2"/>
@@ -1761,6 +2158,7 @@
         </w:rPr>
         <w:t xml:space="preserve"> </w:t>
       </w:r>
+      <w:proofErr w:type="spellStart"/>
       <w:r>
         <w:rPr>
           <w:i/>
@@ -1779,6 +2177,7 @@
         </w:rPr>
         <w:t>_first_proyect</w:t>
       </w:r>
+      <w:proofErr w:type="spellEnd"/>
       <w:r>
         <w:rPr>
           <w:lang w:val="es-MX"/>
@@ -1803,13 +2202,23 @@
         </w:rPr>
         <w:t xml:space="preserve">vez que instalamos Django, para crear nuestro proyecto debemos utilizar el comando </w:t>
       </w:r>
-      <w:r>
-        <w:rPr>
-          <w:b/>
-          <w:bCs/>
-          <w:lang w:val="es-MX"/>
-        </w:rPr>
-        <w:t xml:space="preserve">django-admin </w:t>
+      <w:proofErr w:type="spellStart"/>
+      <w:r>
+        <w:rPr>
+          <w:b/>
+          <w:bCs/>
+          <w:lang w:val="es-MX"/>
+        </w:rPr>
+        <w:t>django-admin</w:t>
+      </w:r>
+      <w:proofErr w:type="spellEnd"/>
+      <w:r>
+        <w:rPr>
+          <w:b/>
+          <w:bCs/>
+          <w:lang w:val="es-MX"/>
+        </w:rPr>
+        <w:t xml:space="preserve"> </w:t>
       </w:r>
       <w:r>
         <w:rPr>
@@ -1825,6 +2234,7 @@
         </w:rPr>
         <w:t xml:space="preserve"> </w:t>
       </w:r>
+      <w:proofErr w:type="spellStart"/>
       <w:r>
         <w:rPr>
           <w:b/>
@@ -1834,6 +2244,7 @@
         </w:rPr>
         <w:t>startproject</w:t>
       </w:r>
+      <w:proofErr w:type="spellEnd"/>
       <w:r>
         <w:rPr>
           <w:lang w:val="es-MX"/>
@@ -1947,6 +2358,7 @@
         </w:rPr>
         <w:t xml:space="preserve">cd </w:t>
       </w:r>
+      <w:proofErr w:type="spellStart"/>
       <w:r>
         <w:rPr>
           <w:i/>
@@ -1956,17 +2368,12 @@
         </w:rPr>
         <w:t>a_first_proyect</w:t>
       </w:r>
-      <w:r>
-        <w:rPr>
-          <w:lang w:val="es-MX"/>
-        </w:rPr>
-        <w:t xml:space="preserve">: </w:t>
-      </w:r>
-      <w:r>
-        <w:rPr>
-          <w:lang w:val="es-MX"/>
-        </w:rPr>
-        <w:t>Luego de</w:t>
+      <w:proofErr w:type="spellEnd"/>
+      <w:r>
+        <w:rPr>
+          <w:lang w:val="es-MX"/>
+        </w:rPr>
+        <w:t>: Luego de</w:t>
       </w:r>
       <w:r>
         <w:rPr>
@@ -1986,6 +2393,7 @@
           <w:lang w:val="es-MX"/>
         </w:rPr>
       </w:pPr>
+      <w:proofErr w:type="spellStart"/>
       <w:r>
         <w:rPr>
           <w:b/>
@@ -1994,6 +2402,7 @@
         </w:rPr>
         <w:t>python</w:t>
       </w:r>
+      <w:proofErr w:type="spellEnd"/>
       <w:r>
         <w:rPr>
           <w:lang w:val="es-MX"/>
@@ -2009,6 +2418,7 @@
         </w:rPr>
         <w:t xml:space="preserve">manage.py </w:t>
       </w:r>
+      <w:proofErr w:type="spellStart"/>
       <w:r>
         <w:rPr>
           <w:b/>
@@ -2018,6 +2428,7 @@
         </w:rPr>
         <w:t>runserver</w:t>
       </w:r>
+      <w:proofErr w:type="spellEnd"/>
       <w:r>
         <w:rPr>
           <w:lang w:val="es-MX"/>
@@ -2092,6 +2503,7 @@
         <w:rPr>
           <w:b/>
           <w:bCs/>
+          <w:noProof/>
           <w:lang w:val="es-MX"/>
         </w:rPr>
         <w:drawing>
@@ -2144,6 +2556,7 @@
         <w:rPr>
           <w:b/>
           <w:bCs/>
+          <w:noProof/>
           <w:lang w:val="es-MX"/>
         </w:rPr>
         <w:drawing>
@@ -2205,6 +2618,7 @@
           <w:lang w:val="es-MX"/>
         </w:rPr>
       </w:pPr>
+      <w:proofErr w:type="spellStart"/>
       <w:r>
         <w:rPr>
           <w:b/>
@@ -2212,8 +2626,27 @@
           <w:lang w:val="es-MX"/>
         </w:rPr>
         <w:lastRenderedPageBreak/>
-        <w:t>django-admin --help</w:t>
-      </w:r>
+        <w:t>django-admin</w:t>
+      </w:r>
+      <w:proofErr w:type="spellEnd"/>
+      <w:r>
+        <w:rPr>
+          <w:b/>
+          <w:bCs/>
+          <w:lang w:val="es-MX"/>
+        </w:rPr>
+        <w:t xml:space="preserve"> --</w:t>
+      </w:r>
+      <w:proofErr w:type="spellStart"/>
+      <w:r>
+        <w:rPr>
+          <w:b/>
+          <w:bCs/>
+          <w:lang w:val="es-MX"/>
+        </w:rPr>
+        <w:t>help</w:t>
+      </w:r>
+      <w:proofErr w:type="spellEnd"/>
       <w:r>
         <w:rPr>
           <w:lang w:val="es-MX"/>
@@ -2226,6 +2659,7 @@
         </w:rPr>
         <w:t xml:space="preserve">El comando </w:t>
       </w:r>
+      <w:proofErr w:type="spellStart"/>
       <w:r>
         <w:rPr>
           <w:b/>
@@ -2234,6 +2668,7 @@
         </w:rPr>
         <w:t>django-admin</w:t>
       </w:r>
+      <w:proofErr w:type="spellEnd"/>
       <w:r>
         <w:rPr>
           <w:lang w:val="es-MX"/>
@@ -2258,6 +2693,7 @@
         </w:rPr>
         <w:t xml:space="preserve"> con el comando </w:t>
       </w:r>
+      <w:proofErr w:type="spellStart"/>
       <w:r>
         <w:rPr>
           <w:b/>
@@ -2267,6 +2703,7 @@
         </w:rPr>
         <w:t>startproject</w:t>
       </w:r>
+      <w:proofErr w:type="spellEnd"/>
       <w:r>
         <w:rPr>
           <w:lang w:val="es-MX"/>
@@ -2279,8 +2716,18 @@
           <w:bCs/>
           <w:lang w:val="es-MX"/>
         </w:rPr>
-        <w:t>--help</w:t>
-      </w:r>
+        <w:t>--</w:t>
+      </w:r>
+      <w:proofErr w:type="spellStart"/>
+      <w:r>
+        <w:rPr>
+          <w:b/>
+          <w:bCs/>
+          <w:lang w:val="es-MX"/>
+        </w:rPr>
+        <w:t>help</w:t>
+      </w:r>
+      <w:proofErr w:type="spellEnd"/>
       <w:r>
         <w:rPr>
           <w:lang w:val="es-MX"/>
@@ -2299,6 +2746,7 @@
           <w:lang w:val="es-MX"/>
         </w:rPr>
       </w:pPr>
+      <w:proofErr w:type="spellStart"/>
       <w:r>
         <w:rPr>
           <w:b/>
@@ -2307,6 +2755,7 @@
         </w:rPr>
         <w:t>python</w:t>
       </w:r>
+      <w:proofErr w:type="spellEnd"/>
       <w:r>
         <w:rPr>
           <w:lang w:val="es-MX"/>
@@ -2328,8 +2777,18 @@
           <w:bCs/>
           <w:lang w:val="es-MX"/>
         </w:rPr>
-        <w:t>--help</w:t>
-      </w:r>
+        <w:t>--</w:t>
+      </w:r>
+      <w:proofErr w:type="spellStart"/>
+      <w:r>
+        <w:rPr>
+          <w:b/>
+          <w:bCs/>
+          <w:lang w:val="es-MX"/>
+        </w:rPr>
+        <w:t>help</w:t>
+      </w:r>
+      <w:proofErr w:type="spellEnd"/>
       <w:r>
         <w:rPr>
           <w:lang w:val="es-MX"/>
@@ -2342,6 +2801,7 @@
         </w:rPr>
         <w:t xml:space="preserve">El comando </w:t>
       </w:r>
+      <w:proofErr w:type="spellStart"/>
       <w:r>
         <w:rPr>
           <w:b/>
@@ -2350,6 +2810,7 @@
         </w:rPr>
         <w:t>python</w:t>
       </w:r>
+      <w:proofErr w:type="spellEnd"/>
       <w:r>
         <w:rPr>
           <w:lang w:val="es-MX"/>
@@ -2377,6 +2838,7 @@
         </w:rPr>
         <w:t xml:space="preserve"> con el método </w:t>
       </w:r>
+      <w:proofErr w:type="spellStart"/>
       <w:r>
         <w:rPr>
           <w:b/>
@@ -2386,6 +2848,7 @@
         </w:rPr>
         <w:t>runserver</w:t>
       </w:r>
+      <w:proofErr w:type="spellEnd"/>
       <w:r>
         <w:rPr>
           <w:lang w:val="es-MX"/>
@@ -2398,8 +2861,18 @@
           <w:bCs/>
           <w:lang w:val="es-MX"/>
         </w:rPr>
-        <w:t>--help</w:t>
-      </w:r>
+        <w:t>--</w:t>
+      </w:r>
+      <w:proofErr w:type="spellStart"/>
+      <w:r>
+        <w:rPr>
+          <w:b/>
+          <w:bCs/>
+          <w:lang w:val="es-MX"/>
+        </w:rPr>
+        <w:t>help</w:t>
+      </w:r>
+      <w:proofErr w:type="spellEnd"/>
       <w:r>
         <w:rPr>
           <w:lang w:val="es-MX"/>
@@ -2418,117 +2891,3700 @@
       <w:pPr>
         <w:pStyle w:val="Ttulo1"/>
       </w:pPr>
-      <w:r>
-        <w:t>Arquitectura MVT (Model View Template)</w:t>
-      </w:r>
-    </w:p>
-    <w:p>
-      <w:pPr>
-        <w:rPr>
-          <w:lang w:val="es-ES"/>
-        </w:rPr>
-      </w:pPr>
-    </w:p>
-    <w:p>
-      <w:pPr>
-        <w:rPr>
-          <w:lang w:val="es-MX"/>
-        </w:rPr>
-      </w:pPr>
-    </w:p>
-    <w:p>
-      <w:pPr>
-        <w:pStyle w:val="Ttulo1"/>
-      </w:pPr>
-      <w:bookmarkStart w:id="1" w:name="_Toc228290537"/>
-      <w:r>
-        <w:t>Referencias</w:t>
+      <w:bookmarkStart w:id="1" w:name="_Toc228466260"/>
+      <w:r>
+        <w:t xml:space="preserve">Arquitectura MVT (Model View </w:t>
+      </w:r>
+      <w:proofErr w:type="spellStart"/>
+      <w:r>
+        <w:t>Template</w:t>
+      </w:r>
+      <w:proofErr w:type="spellEnd"/>
+      <w:r>
+        <w:t>)</w:t>
       </w:r>
       <w:bookmarkEnd w:id="1"/>
     </w:p>
     <w:p>
       <w:pPr>
         <w:rPr>
-          <w:lang w:val="es-MX"/>
-        </w:rPr>
-      </w:pPr>
-      <w:r>
-        <w:rPr>
-          <w:lang w:val="es-MX"/>
-        </w:rPr>
-        <w:t xml:space="preserve">Platzi, </w:t>
-      </w:r>
-      <w:r>
-        <w:rPr>
-          <w:lang w:val="es-MX"/>
-        </w:rPr>
-        <w:t>Luis Martínez</w:t>
-      </w:r>
-      <w:r>
-        <w:rPr>
-          <w:lang w:val="es-MX"/>
-        </w:rPr>
-        <w:t>, “</w:t>
-      </w:r>
-      <w:r>
-        <w:rPr>
-          <w:lang w:val="es-MX"/>
-        </w:rPr>
-        <w:t xml:space="preserve">Curso de </w:t>
-      </w:r>
-      <w:r>
-        <w:rPr>
-          <w:lang w:val="es-MX"/>
-        </w:rPr>
-        <w:t>Django</w:t>
-      </w:r>
-      <w:r>
-        <w:rPr>
-          <w:lang w:val="es-MX"/>
-        </w:rPr>
-        <w:t>”, 20</w:t>
-      </w:r>
-      <w:r>
-        <w:rPr>
-          <w:lang w:val="es-MX"/>
-        </w:rPr>
-        <w:t>2</w:t>
-      </w:r>
-      <w:r>
-        <w:rPr>
-          <w:lang w:val="es-MX"/>
-        </w:rPr>
-        <w:t>4</w:t>
-      </w:r>
-      <w:r>
-        <w:rPr>
-          <w:lang w:val="es-MX"/>
-        </w:rPr>
-        <w:t xml:space="preserve"> [Online], Available: </w:t>
-      </w:r>
-      <w:r>
-        <w:rPr>
-          <w:lang w:val="es-MX"/>
-        </w:rPr>
-        <w:t>https://platzi.com/cursos/django/que-es-django/</w:t>
+          <w:lang w:val="es-ES"/>
+        </w:rPr>
+      </w:pPr>
+      <w:r>
+        <w:rPr>
+          <w:lang w:val="es-ES"/>
+        </w:rPr>
+        <w:t xml:space="preserve">La arquitectura MVT (Model View </w:t>
+      </w:r>
+      <w:proofErr w:type="spellStart"/>
+      <w:r>
+        <w:rPr>
+          <w:lang w:val="es-ES"/>
+        </w:rPr>
+        <w:t>Template</w:t>
+      </w:r>
+      <w:proofErr w:type="spellEnd"/>
+      <w:r>
+        <w:rPr>
+          <w:lang w:val="es-ES"/>
+        </w:rPr>
+        <w:t xml:space="preserve">) es la utilizada dentro del </w:t>
+      </w:r>
+      <w:proofErr w:type="spellStart"/>
+      <w:r>
+        <w:rPr>
+          <w:lang w:val="es-ES"/>
+        </w:rPr>
+        <w:t>framework</w:t>
+      </w:r>
+      <w:proofErr w:type="spellEnd"/>
+      <w:r>
+        <w:rPr>
+          <w:lang w:val="es-ES"/>
+        </w:rPr>
+        <w:t xml:space="preserve"> de Django, esa está pensada para </w:t>
       </w:r>
     </w:p>
     <w:p>
       <w:pPr>
-        <w:rPr>
-          <w:lang w:val="es-MX"/>
-        </w:rPr>
-      </w:pPr>
+        <w:pStyle w:val="Prrafodelista"/>
+        <w:numPr>
+          <w:ilvl w:val="0"/>
+          <w:numId w:val="58"/>
+        </w:numPr>
+        <w:rPr>
+          <w:lang w:val="es-ES"/>
+        </w:rPr>
+      </w:pPr>
+      <w:r>
+        <w:rPr>
+          <w:b/>
+          <w:bCs/>
+          <w:lang w:val="es-ES"/>
+        </w:rPr>
+        <w:t>Model (M):</w:t>
+      </w:r>
+      <w:r>
+        <w:rPr>
+          <w:lang w:val="es-ES"/>
+        </w:rPr>
+        <w:t xml:space="preserve"> Esta es la capa de datos de la arquitectura, que indica como se guardan los datos, donde se procesan, que tipo de datos son, donde va la lógica de negocio, etc.</w:t>
+      </w:r>
     </w:p>
     <w:p>
       <w:pPr>
+        <w:pStyle w:val="Prrafodelista"/>
+        <w:numPr>
+          <w:ilvl w:val="1"/>
+          <w:numId w:val="58"/>
+        </w:numPr>
+        <w:rPr>
+          <w:lang w:val="es-ES"/>
+        </w:rPr>
+      </w:pPr>
+      <w:r>
+        <w:rPr>
+          <w:rFonts w:cstheme="minorHAnsi"/>
+          <w:b/>
+          <w:bCs/>
+          <w:lang w:val="es-ES"/>
+        </w:rPr>
+        <w:t>→:</w:t>
+      </w:r>
+      <w:r>
+        <w:rPr>
+          <w:rFonts w:cstheme="minorHAnsi"/>
+          <w:lang w:val="es-ES"/>
+        </w:rPr>
+        <w:t xml:space="preserve"> </w:t>
+      </w:r>
+      <w:r>
+        <w:rPr>
+          <w:lang w:val="es-ES"/>
+        </w:rPr>
+        <w:t xml:space="preserve">El </w:t>
+      </w:r>
+      <w:r>
+        <w:rPr>
+          <w:b/>
+          <w:bCs/>
+          <w:lang w:val="es-ES"/>
+        </w:rPr>
+        <w:t>modelo</w:t>
+      </w:r>
+      <w:r>
+        <w:rPr>
+          <w:lang w:val="es-ES"/>
+        </w:rPr>
+        <w:t xml:space="preserve"> entrega estructuras de datos del </w:t>
+      </w:r>
+      <w:proofErr w:type="spellStart"/>
+      <w:r>
+        <w:rPr>
+          <w:lang w:val="es-ES"/>
+        </w:rPr>
+        <w:t>backend</w:t>
+      </w:r>
+      <w:proofErr w:type="spellEnd"/>
+      <w:r>
+        <w:rPr>
+          <w:lang w:val="es-ES"/>
+        </w:rPr>
+        <w:t xml:space="preserve"> hacia la vista.</w:t>
+      </w:r>
+    </w:p>
+    <w:p>
+      <w:pPr>
+        <w:pStyle w:val="Prrafodelista"/>
+        <w:numPr>
+          <w:ilvl w:val="1"/>
+          <w:numId w:val="58"/>
+        </w:numPr>
+        <w:rPr>
+          <w:lang w:val="es-ES"/>
+        </w:rPr>
+      </w:pPr>
+      <w:r>
+        <w:rPr>
+          <w:rFonts w:cstheme="minorHAnsi"/>
+          <w:b/>
+          <w:bCs/>
+          <w:lang w:val="es-ES"/>
+        </w:rPr>
+        <w:t>←:</w:t>
+      </w:r>
+      <w:r>
+        <w:rPr>
+          <w:rFonts w:cstheme="minorHAnsi"/>
+          <w:b/>
+          <w:bCs/>
+          <w:lang w:val="es-ES"/>
+        </w:rPr>
+        <w:t xml:space="preserve"> </w:t>
+      </w:r>
+      <w:r>
+        <w:rPr>
+          <w:lang w:val="es-ES"/>
+        </w:rPr>
+        <w:t xml:space="preserve">El </w:t>
+      </w:r>
+      <w:r>
+        <w:rPr>
+          <w:b/>
+          <w:bCs/>
+          <w:lang w:val="es-ES"/>
+        </w:rPr>
+        <w:t>modelo</w:t>
+      </w:r>
+      <w:r>
+        <w:rPr>
+          <w:lang w:val="es-ES"/>
+        </w:rPr>
+        <w:t xml:space="preserve"> </w:t>
+      </w:r>
+      <w:r>
+        <w:rPr>
+          <w:lang w:val="es-ES"/>
+        </w:rPr>
+        <w:t xml:space="preserve">recibe una petición de la </w:t>
+      </w:r>
+      <w:r>
+        <w:rPr>
+          <w:b/>
+          <w:bCs/>
+          <w:lang w:val="es-ES"/>
+        </w:rPr>
+        <w:t>vista</w:t>
+      </w:r>
+      <w:r>
+        <w:rPr>
+          <w:lang w:val="es-ES"/>
+        </w:rPr>
+        <w:t xml:space="preserve"> y entrega hacia el </w:t>
+      </w:r>
+      <w:proofErr w:type="spellStart"/>
+      <w:r>
+        <w:rPr>
+          <w:b/>
+          <w:bCs/>
+          <w:lang w:val="es-ES"/>
+        </w:rPr>
+        <w:t>template</w:t>
+      </w:r>
+      <w:proofErr w:type="spellEnd"/>
+      <w:r>
+        <w:rPr>
+          <w:lang w:val="es-ES"/>
+        </w:rPr>
+        <w:t xml:space="preserve"> el dato que está buscando.</w:t>
+      </w:r>
+    </w:p>
+    <w:p>
+      <w:pPr>
+        <w:pStyle w:val="Prrafodelista"/>
+        <w:numPr>
+          <w:ilvl w:val="0"/>
+          <w:numId w:val="58"/>
+        </w:numPr>
+        <w:rPr>
+          <w:lang w:val="es-ES"/>
+        </w:rPr>
+      </w:pPr>
+      <w:r>
+        <w:rPr>
+          <w:b/>
+          <w:bCs/>
+          <w:lang w:val="es-ES"/>
+        </w:rPr>
+        <w:t>View (V):</w:t>
+      </w:r>
+      <w:r>
+        <w:rPr>
+          <w:lang w:val="es-ES"/>
+        </w:rPr>
+        <w:t xml:space="preserve"> Esta se refiere a un conector entre el modelo que tiene acceso a los datos y el </w:t>
+      </w:r>
+      <w:proofErr w:type="spellStart"/>
+      <w:r>
+        <w:rPr>
+          <w:lang w:val="es-ES"/>
+        </w:rPr>
+        <w:t>template</w:t>
+      </w:r>
+      <w:proofErr w:type="spellEnd"/>
+      <w:r>
+        <w:rPr>
+          <w:lang w:val="es-ES"/>
+        </w:rPr>
+        <w:t xml:space="preserve"> </w:t>
+      </w:r>
+      <w:r>
+        <w:rPr>
+          <w:lang w:val="es-ES"/>
+        </w:rPr>
+        <w:t xml:space="preserve">(UI) </w:t>
+      </w:r>
+      <w:r>
+        <w:rPr>
+          <w:lang w:val="es-ES"/>
+        </w:rPr>
+        <w:t>que los está pidiendo para saber si los puede proporcionar o no</w:t>
+      </w:r>
+      <w:r>
+        <w:rPr>
+          <w:lang w:val="es-ES"/>
+        </w:rPr>
+        <w:t xml:space="preserve">, esta parte es la encargada de controlar el flujo de peticiones SQL de la interfaz gráfica hacia la base de datos y respuestas del </w:t>
+      </w:r>
+      <w:proofErr w:type="spellStart"/>
+      <w:r>
+        <w:rPr>
+          <w:lang w:val="es-ES"/>
+        </w:rPr>
+        <w:t>backend</w:t>
+      </w:r>
+      <w:proofErr w:type="spellEnd"/>
+      <w:r>
+        <w:rPr>
+          <w:lang w:val="es-ES"/>
+        </w:rPr>
+        <w:t xml:space="preserve"> hacia el </w:t>
+      </w:r>
+      <w:proofErr w:type="spellStart"/>
+      <w:r>
+        <w:rPr>
+          <w:lang w:val="es-ES"/>
+        </w:rPr>
+        <w:t>frontend</w:t>
+      </w:r>
+      <w:proofErr w:type="spellEnd"/>
+      <w:r>
+        <w:rPr>
+          <w:lang w:val="es-ES"/>
+        </w:rPr>
+        <w:t>.</w:t>
+      </w:r>
+    </w:p>
+    <w:p>
+      <w:pPr>
+        <w:pStyle w:val="Prrafodelista"/>
+        <w:numPr>
+          <w:ilvl w:val="1"/>
+          <w:numId w:val="58"/>
+        </w:numPr>
+        <w:rPr>
+          <w:lang w:val="es-ES"/>
+        </w:rPr>
+      </w:pPr>
+      <w:r>
+        <w:rPr>
+          <w:rFonts w:cstheme="minorHAnsi"/>
+          <w:b/>
+          <w:bCs/>
+          <w:lang w:val="es-ES"/>
+        </w:rPr>
+        <w:t>→:</w:t>
+      </w:r>
+      <w:r>
+        <w:rPr>
+          <w:rFonts w:cstheme="minorHAnsi"/>
+          <w:lang w:val="es-ES"/>
+        </w:rPr>
+        <w:t xml:space="preserve"> </w:t>
+      </w:r>
+      <w:r>
+        <w:rPr>
+          <w:lang w:val="es-ES"/>
+        </w:rPr>
+        <w:t xml:space="preserve">La </w:t>
+      </w:r>
+      <w:r>
+        <w:rPr>
+          <w:b/>
+          <w:bCs/>
+          <w:lang w:val="es-ES"/>
+        </w:rPr>
+        <w:t>vista</w:t>
+      </w:r>
+      <w:r>
+        <w:rPr>
+          <w:lang w:val="es-ES"/>
+        </w:rPr>
+        <w:t xml:space="preserve"> en</w:t>
+      </w:r>
+      <w:r>
+        <w:rPr>
+          <w:lang w:val="es-ES"/>
+        </w:rPr>
+        <w:t xml:space="preserve">trega al </w:t>
+      </w:r>
+      <w:proofErr w:type="spellStart"/>
+      <w:r>
+        <w:rPr>
+          <w:b/>
+          <w:bCs/>
+          <w:lang w:val="es-ES"/>
+        </w:rPr>
+        <w:t>template</w:t>
+      </w:r>
+      <w:proofErr w:type="spellEnd"/>
+      <w:r>
+        <w:rPr>
+          <w:lang w:val="es-ES"/>
+        </w:rPr>
+        <w:t xml:space="preserve"> </w:t>
+      </w:r>
+      <w:r>
+        <w:rPr>
+          <w:lang w:val="es-ES"/>
+        </w:rPr>
+        <w:t xml:space="preserve">un array de </w:t>
+      </w:r>
+      <w:r>
+        <w:rPr>
+          <w:lang w:val="es-ES"/>
+        </w:rPr>
+        <w:t>datos recibid</w:t>
+      </w:r>
+      <w:r>
+        <w:rPr>
+          <w:lang w:val="es-ES"/>
+        </w:rPr>
+        <w:t>o</w:t>
+      </w:r>
+      <w:r>
+        <w:rPr>
+          <w:lang w:val="es-ES"/>
+        </w:rPr>
+        <w:t xml:space="preserve">s del modelo en </w:t>
+      </w:r>
+      <w:r>
+        <w:rPr>
+          <w:lang w:val="es-ES"/>
+        </w:rPr>
+        <w:t xml:space="preserve">un </w:t>
+      </w:r>
+      <w:r>
+        <w:rPr>
+          <w:lang w:val="es-ES"/>
+        </w:rPr>
+        <w:t xml:space="preserve">tipo de </w:t>
+      </w:r>
+      <w:r>
+        <w:rPr>
+          <w:lang w:val="es-ES"/>
+        </w:rPr>
+        <w:t>estructura llamada contexto</w:t>
+      </w:r>
+      <w:r>
+        <w:rPr>
+          <w:lang w:val="es-ES"/>
+        </w:rPr>
+        <w:t xml:space="preserve">, que es un </w:t>
+      </w:r>
+      <w:r>
+        <w:rPr>
+          <w:lang w:val="es-ES"/>
+        </w:rPr>
+        <w:t>diccionario de Python con información cambiante de la base de datos</w:t>
+      </w:r>
+      <w:r>
+        <w:rPr>
+          <w:lang w:val="es-ES"/>
+        </w:rPr>
+        <w:t xml:space="preserve">, </w:t>
+      </w:r>
+      <w:r>
+        <w:rPr>
+          <w:lang w:val="es-ES"/>
+        </w:rPr>
+        <w:t xml:space="preserve">para que </w:t>
+      </w:r>
+      <w:r>
+        <w:rPr>
+          <w:lang w:val="es-ES"/>
+        </w:rPr>
+        <w:t xml:space="preserve">se </w:t>
+      </w:r>
+      <w:r>
+        <w:rPr>
+          <w:lang w:val="es-ES"/>
+        </w:rPr>
+        <w:t>pueda mostrar al usuario</w:t>
+      </w:r>
+      <w:r>
+        <w:rPr>
+          <w:lang w:val="es-ES"/>
+        </w:rPr>
+        <w:t xml:space="preserve"> en la UI (</w:t>
+      </w:r>
+      <w:proofErr w:type="spellStart"/>
+      <w:r>
+        <w:rPr>
+          <w:lang w:val="es-ES"/>
+        </w:rPr>
+        <w:t>user</w:t>
+      </w:r>
+      <w:proofErr w:type="spellEnd"/>
+      <w:r>
+        <w:rPr>
+          <w:lang w:val="es-ES"/>
+        </w:rPr>
+        <w:t xml:space="preserve"> </w:t>
+      </w:r>
+      <w:proofErr w:type="gramStart"/>
+      <w:r>
+        <w:rPr>
+          <w:lang w:val="es-ES"/>
+        </w:rPr>
+        <w:t>interface</w:t>
+      </w:r>
+      <w:proofErr w:type="gramEnd"/>
+      <w:r>
+        <w:rPr>
+          <w:lang w:val="es-ES"/>
+        </w:rPr>
+        <w:t>)</w:t>
+      </w:r>
+      <w:r>
+        <w:rPr>
+          <w:lang w:val="es-ES"/>
+        </w:rPr>
+        <w:t>.</w:t>
+      </w:r>
+    </w:p>
+    <w:p>
+      <w:pPr>
+        <w:pStyle w:val="Prrafodelista"/>
+        <w:numPr>
+          <w:ilvl w:val="1"/>
+          <w:numId w:val="58"/>
+        </w:numPr>
+        <w:rPr>
+          <w:lang w:val="es-ES"/>
+        </w:rPr>
+      </w:pPr>
+      <w:r>
+        <w:rPr>
+          <w:rFonts w:cstheme="minorHAnsi"/>
+          <w:b/>
+          <w:bCs/>
+          <w:lang w:val="es-ES"/>
+        </w:rPr>
+        <w:t>←:</w:t>
+      </w:r>
+      <w:r>
+        <w:rPr>
+          <w:rFonts w:cstheme="minorHAnsi"/>
+          <w:b/>
+          <w:bCs/>
+          <w:lang w:val="es-ES"/>
+        </w:rPr>
+        <w:t xml:space="preserve"> </w:t>
+      </w:r>
+      <w:r>
+        <w:rPr>
+          <w:rFonts w:cstheme="minorHAnsi"/>
+          <w:lang w:val="es-ES"/>
+        </w:rPr>
+        <w:t>La</w:t>
+      </w:r>
+      <w:r>
+        <w:rPr>
+          <w:rFonts w:cstheme="minorHAnsi"/>
+          <w:b/>
+          <w:bCs/>
+          <w:lang w:val="es-ES"/>
+        </w:rPr>
+        <w:t xml:space="preserve"> </w:t>
+      </w:r>
+      <w:r>
+        <w:rPr>
+          <w:b/>
+          <w:bCs/>
+          <w:lang w:val="es-ES"/>
+        </w:rPr>
+        <w:t xml:space="preserve">vista </w:t>
+      </w:r>
+      <w:r>
+        <w:rPr>
+          <w:lang w:val="es-ES"/>
+        </w:rPr>
+        <w:t xml:space="preserve">recibe </w:t>
+      </w:r>
+      <w:r>
+        <w:rPr>
+          <w:lang w:val="es-ES"/>
+        </w:rPr>
+        <w:t>una petición (id</w:t>
+      </w:r>
+      <w:r>
+        <w:rPr>
+          <w:lang w:val="es-ES"/>
+        </w:rPr>
+        <w:t xml:space="preserve">, </w:t>
+      </w:r>
+      <w:proofErr w:type="spellStart"/>
+      <w:r>
+        <w:rPr>
+          <w:lang w:val="es-ES"/>
+        </w:rPr>
+        <w:t>request</w:t>
+      </w:r>
+      <w:proofErr w:type="spellEnd"/>
+      <w:r>
+        <w:rPr>
+          <w:lang w:val="es-ES"/>
+        </w:rPr>
+        <w:t xml:space="preserve"> y </w:t>
+      </w:r>
+      <w:proofErr w:type="spellStart"/>
+      <w:r>
+        <w:rPr>
+          <w:lang w:val="es-ES"/>
+        </w:rPr>
+        <w:t>query</w:t>
+      </w:r>
+      <w:proofErr w:type="spellEnd"/>
+      <w:r>
+        <w:rPr>
+          <w:lang w:val="es-ES"/>
+        </w:rPr>
+        <w:t>)</w:t>
+      </w:r>
+      <w:r>
+        <w:rPr>
+          <w:lang w:val="es-ES"/>
+        </w:rPr>
+        <w:t xml:space="preserve"> del </w:t>
+      </w:r>
+      <w:proofErr w:type="spellStart"/>
+      <w:r>
+        <w:rPr>
+          <w:lang w:val="es-ES"/>
+        </w:rPr>
+        <w:t>template</w:t>
+      </w:r>
+      <w:proofErr w:type="spellEnd"/>
+      <w:r>
+        <w:rPr>
+          <w:lang w:val="es-ES"/>
+        </w:rPr>
+        <w:t xml:space="preserve"> del </w:t>
+      </w:r>
+      <w:proofErr w:type="spellStart"/>
+      <w:r>
+        <w:rPr>
+          <w:b/>
+          <w:bCs/>
+          <w:lang w:val="es-ES"/>
+        </w:rPr>
+        <w:t>template</w:t>
+      </w:r>
+      <w:proofErr w:type="spellEnd"/>
+      <w:r>
+        <w:rPr>
+          <w:lang w:val="es-ES"/>
+        </w:rPr>
+        <w:t xml:space="preserve"> y se conectará al </w:t>
+      </w:r>
+      <w:r>
+        <w:rPr>
+          <w:b/>
+          <w:bCs/>
+          <w:lang w:val="es-ES"/>
+        </w:rPr>
+        <w:t>modelo</w:t>
+      </w:r>
+      <w:r>
+        <w:rPr>
+          <w:lang w:val="es-ES"/>
+        </w:rPr>
+        <w:t xml:space="preserve"> para encontrar el dato</w:t>
+      </w:r>
+      <w:r>
+        <w:rPr>
+          <w:lang w:val="es-ES"/>
+        </w:rPr>
+        <w:t>.</w:t>
+      </w:r>
+    </w:p>
+    <w:p>
+      <w:pPr>
+        <w:pStyle w:val="Prrafodelista"/>
+        <w:numPr>
+          <w:ilvl w:val="0"/>
+          <w:numId w:val="58"/>
+        </w:numPr>
+        <w:rPr>
+          <w:lang w:val="es-ES"/>
+        </w:rPr>
+      </w:pPr>
+      <w:proofErr w:type="spellStart"/>
+      <w:r>
+        <w:rPr>
+          <w:b/>
+          <w:bCs/>
+          <w:lang w:val="es-ES"/>
+        </w:rPr>
+        <w:t>Template</w:t>
+      </w:r>
+      <w:proofErr w:type="spellEnd"/>
+      <w:r>
+        <w:rPr>
+          <w:b/>
+          <w:bCs/>
+          <w:lang w:val="es-ES"/>
+        </w:rPr>
+        <w:t xml:space="preserve"> (T):</w:t>
+      </w:r>
+      <w:r>
+        <w:rPr>
+          <w:lang w:val="es-ES"/>
+        </w:rPr>
+        <w:t xml:space="preserve"> Se refiere a la interfaz gráfica de la aplicación, ósea donde se visualizan los datos del modelo</w:t>
+      </w:r>
+      <w:r>
+        <w:rPr>
+          <w:lang w:val="es-ES"/>
+        </w:rPr>
+        <w:t>.</w:t>
+      </w:r>
+    </w:p>
+    <w:p>
+      <w:pPr>
+        <w:pStyle w:val="Prrafodelista"/>
+        <w:numPr>
+          <w:ilvl w:val="1"/>
+          <w:numId w:val="58"/>
+        </w:numPr>
+        <w:rPr>
+          <w:lang w:val="es-ES"/>
+        </w:rPr>
+      </w:pPr>
+      <w:r>
+        <w:rPr>
+          <w:rFonts w:cstheme="minorHAnsi"/>
+          <w:b/>
+          <w:bCs/>
+          <w:lang w:val="es-ES"/>
+        </w:rPr>
+        <w:t>→:</w:t>
+      </w:r>
+      <w:r>
+        <w:rPr>
+          <w:rFonts w:cstheme="minorHAnsi"/>
+          <w:lang w:val="es-ES"/>
+        </w:rPr>
+        <w:t xml:space="preserve"> </w:t>
+      </w:r>
+      <w:r>
+        <w:rPr>
+          <w:lang w:val="es-ES"/>
+        </w:rPr>
+        <w:t xml:space="preserve">El </w:t>
+      </w:r>
+      <w:proofErr w:type="spellStart"/>
+      <w:r>
+        <w:rPr>
+          <w:b/>
+          <w:bCs/>
+          <w:lang w:val="es-ES"/>
+        </w:rPr>
+        <w:t>template</w:t>
+      </w:r>
+      <w:proofErr w:type="spellEnd"/>
+      <w:r>
+        <w:rPr>
+          <w:lang w:val="es-ES"/>
+        </w:rPr>
+        <w:t xml:space="preserve"> </w:t>
+      </w:r>
+      <w:r>
+        <w:rPr>
+          <w:lang w:val="es-ES"/>
+        </w:rPr>
+        <w:t xml:space="preserve">recibe la estructura de la </w:t>
+      </w:r>
+      <w:r>
+        <w:rPr>
+          <w:b/>
+          <w:bCs/>
+          <w:lang w:val="es-ES"/>
+        </w:rPr>
+        <w:t>vista</w:t>
+      </w:r>
+      <w:r>
+        <w:rPr>
+          <w:lang w:val="es-ES"/>
+        </w:rPr>
+        <w:t xml:space="preserve"> y la muestra al usuario.</w:t>
+      </w:r>
+    </w:p>
+    <w:p>
+      <w:pPr>
+        <w:pStyle w:val="Prrafodelista"/>
+        <w:numPr>
+          <w:ilvl w:val="1"/>
+          <w:numId w:val="58"/>
+        </w:numPr>
+        <w:rPr>
+          <w:lang w:val="es-ES"/>
+        </w:rPr>
+      </w:pPr>
+      <w:r>
+        <w:rPr>
+          <w:rFonts w:cstheme="minorHAnsi"/>
+          <w:b/>
+          <w:bCs/>
+          <w:lang w:val="es-ES"/>
+        </w:rPr>
+        <w:t>←</w:t>
+      </w:r>
+      <w:r>
+        <w:rPr>
+          <w:rFonts w:cstheme="minorHAnsi"/>
+          <w:b/>
+          <w:bCs/>
+          <w:lang w:val="es-ES"/>
+        </w:rPr>
+        <w:t>:</w:t>
+      </w:r>
+      <w:r>
+        <w:rPr>
+          <w:rFonts w:cstheme="minorHAnsi"/>
+          <w:lang w:val="es-ES"/>
+        </w:rPr>
+        <w:t xml:space="preserve"> </w:t>
+      </w:r>
+      <w:r>
+        <w:rPr>
+          <w:lang w:val="es-ES"/>
+        </w:rPr>
+        <w:t xml:space="preserve">El </w:t>
+      </w:r>
+      <w:proofErr w:type="spellStart"/>
+      <w:r>
+        <w:rPr>
+          <w:b/>
+          <w:bCs/>
+          <w:lang w:val="es-ES"/>
+        </w:rPr>
+        <w:t>template</w:t>
+      </w:r>
+      <w:proofErr w:type="spellEnd"/>
+      <w:r>
+        <w:rPr>
+          <w:lang w:val="es-ES"/>
+        </w:rPr>
+        <w:t xml:space="preserve"> </w:t>
+      </w:r>
+      <w:r>
+        <w:rPr>
+          <w:lang w:val="es-ES"/>
+        </w:rPr>
+        <w:t xml:space="preserve">entrega una petición a la </w:t>
+      </w:r>
+      <w:r>
+        <w:rPr>
+          <w:b/>
+          <w:bCs/>
+          <w:lang w:val="es-ES"/>
+        </w:rPr>
+        <w:t>vista</w:t>
+      </w:r>
+      <w:r>
+        <w:rPr>
+          <w:lang w:val="es-ES"/>
+        </w:rPr>
+        <w:t xml:space="preserve">, para buscar un dato en el modelo, indicando el usuario (id asignado al </w:t>
+      </w:r>
+      <w:proofErr w:type="spellStart"/>
+      <w:r>
+        <w:rPr>
+          <w:lang w:val="es-ES"/>
+        </w:rPr>
+        <w:t>user</w:t>
+      </w:r>
+      <w:proofErr w:type="spellEnd"/>
+      <w:r>
+        <w:rPr>
+          <w:lang w:val="es-ES"/>
+        </w:rPr>
+        <w:t xml:space="preserve"> en la base de datos), el </w:t>
+      </w:r>
+      <w:proofErr w:type="spellStart"/>
+      <w:r>
+        <w:rPr>
+          <w:lang w:val="es-ES"/>
+        </w:rPr>
+        <w:t>request</w:t>
+      </w:r>
+      <w:proofErr w:type="spellEnd"/>
+      <w:r>
+        <w:rPr>
+          <w:lang w:val="es-ES"/>
+        </w:rPr>
+        <w:t xml:space="preserve"> (método HTTP hecho a la API)</w:t>
+      </w:r>
+      <w:r>
+        <w:rPr>
+          <w:lang w:val="es-ES"/>
+        </w:rPr>
+        <w:t xml:space="preserve"> y</w:t>
+      </w:r>
+      <w:r>
+        <w:rPr>
+          <w:lang w:val="es-ES"/>
+        </w:rPr>
+        <w:t xml:space="preserve"> la </w:t>
+      </w:r>
+      <w:proofErr w:type="spellStart"/>
+      <w:r>
+        <w:rPr>
+          <w:lang w:val="es-ES"/>
+        </w:rPr>
+        <w:t>query</w:t>
+      </w:r>
+      <w:proofErr w:type="spellEnd"/>
+      <w:r>
+        <w:rPr>
+          <w:lang w:val="es-ES"/>
+        </w:rPr>
+        <w:t xml:space="preserve"> (petición SQL hacia la base de datos).</w:t>
+      </w:r>
+    </w:p>
+    <w:p>
+      <w:pPr>
+        <w:jc w:val="center"/>
+        <w:rPr>
+          <w:lang w:val="es-MX"/>
+        </w:rPr>
+      </w:pPr>
+      <w:r>
+        <w:rPr>
+          <w:lang w:val="es-MX"/>
+        </w:rPr>
+        <w:drawing>
+          <wp:inline distT="0" distB="0" distL="0" distR="0" wp14:anchorId="70AF8C03" wp14:editId="4D5B1ECD">
+            <wp:extent cx="2486891" cy="1895296"/>
+            <wp:effectExtent l="0" t="0" r="8890" b="0"/>
+            <wp:docPr id="1219620800" name="Imagen 1"/>
+            <wp:cNvGraphicFramePr>
+              <a:graphicFrameLocks xmlns:a="http://schemas.openxmlformats.org/drawingml/2006/main" noChangeAspect="1"/>
+            </wp:cNvGraphicFramePr>
+            <a:graphic xmlns:a="http://schemas.openxmlformats.org/drawingml/2006/main">
+              <a:graphicData uri="http://schemas.openxmlformats.org/drawingml/2006/picture">
+                <pic:pic xmlns:pic="http://schemas.openxmlformats.org/drawingml/2006/picture">
+                  <pic:nvPicPr>
+                    <pic:cNvPr id="1219620800" name=""/>
+                    <pic:cNvPicPr/>
+                  </pic:nvPicPr>
+                  <pic:blipFill>
+                    <a:blip r:embed="rId14"/>
+                    <a:stretch>
+                      <a:fillRect/>
+                    </a:stretch>
+                  </pic:blipFill>
+                  <pic:spPr>
+                    <a:xfrm>
+                      <a:off x="0" y="0"/>
+                      <a:ext cx="2490872" cy="1898330"/>
+                    </a:xfrm>
+                    <a:prstGeom prst="rect">
+                      <a:avLst/>
+                    </a:prstGeom>
+                  </pic:spPr>
+                </pic:pic>
+              </a:graphicData>
+            </a:graphic>
+          </wp:inline>
+        </w:drawing>
+      </w:r>
+    </w:p>
+    <w:p>
+      <w:pPr>
+        <w:rPr>
+          <w:lang w:val="es-MX"/>
+        </w:rPr>
+      </w:pPr>
+      <w:r>
+        <w:rPr>
+          <w:lang w:val="es-MX"/>
+        </w:rPr>
+        <w:lastRenderedPageBreak/>
+        <w:t xml:space="preserve">Nota: Aunque se puede hacer una conexión directa entre el modelo y el </w:t>
+      </w:r>
+      <w:proofErr w:type="spellStart"/>
+      <w:r>
+        <w:rPr>
+          <w:lang w:val="es-MX"/>
+        </w:rPr>
+        <w:t>template</w:t>
+      </w:r>
+      <w:proofErr w:type="spellEnd"/>
+      <w:r>
+        <w:rPr>
+          <w:lang w:val="es-MX"/>
+        </w:rPr>
+        <w:t>, no es de buenas prácticas, ya que la vista realiza funcionalidades clave en la arquitectura como comprobar los permisos del usuario (autenticación), roles, etc.</w:t>
+      </w:r>
+    </w:p>
+    <w:p>
+      <w:pPr>
+        <w:pStyle w:val="Prrafodelista"/>
+        <w:numPr>
+          <w:ilvl w:val="0"/>
+          <w:numId w:val="57"/>
+        </w:numPr>
+        <w:rPr>
+          <w:lang w:val="es-MX"/>
+        </w:rPr>
+      </w:pPr>
+      <w:proofErr w:type="spellStart"/>
+      <w:r>
+        <w:rPr>
+          <w:b/>
+          <w:bCs/>
+          <w:lang w:val="es-MX"/>
+        </w:rPr>
+        <w:t>python</w:t>
+      </w:r>
+      <w:proofErr w:type="spellEnd"/>
+      <w:r>
+        <w:rPr>
+          <w:lang w:val="es-MX"/>
+        </w:rPr>
+        <w:t xml:space="preserve"> </w:t>
+      </w:r>
+      <w:r>
+        <w:rPr>
+          <w:b/>
+          <w:bCs/>
+          <w:color w:val="00B0F0"/>
+          <w:lang w:val="es-MX"/>
+        </w:rPr>
+        <w:t xml:space="preserve">manage.py </w:t>
+      </w:r>
+      <w:proofErr w:type="spellStart"/>
+      <w:r>
+        <w:rPr>
+          <w:b/>
+          <w:bCs/>
+          <w:color w:val="EE0000"/>
+          <w:lang w:val="es-MX"/>
+        </w:rPr>
+        <w:t>startapp</w:t>
+      </w:r>
+      <w:proofErr w:type="spellEnd"/>
+      <w:r>
+        <w:rPr>
+          <w:b/>
+          <w:bCs/>
+          <w:color w:val="EE0000"/>
+          <w:lang w:val="es-MX"/>
+        </w:rPr>
+        <w:t xml:space="preserve"> </w:t>
+      </w:r>
+      <w:proofErr w:type="spellStart"/>
+      <w:r>
+        <w:rPr>
+          <w:i/>
+          <w:iCs/>
+          <w:color w:val="00B0F0"/>
+          <w:lang w:val="es-MX"/>
+        </w:rPr>
+        <w:t>a</w:t>
+      </w:r>
+      <w:r>
+        <w:rPr>
+          <w:i/>
+          <w:iCs/>
+          <w:color w:val="00B0F0"/>
+          <w:lang w:val="es-MX"/>
+        </w:rPr>
+        <w:t>_</w:t>
+      </w:r>
+      <w:r>
+        <w:rPr>
+          <w:i/>
+          <w:iCs/>
+          <w:color w:val="00B0F0"/>
+          <w:lang w:val="es-MX"/>
+        </w:rPr>
+        <w:t>app</w:t>
+      </w:r>
+      <w:r>
+        <w:rPr>
+          <w:i/>
+          <w:iCs/>
+          <w:color w:val="00B0F0"/>
+          <w:lang w:val="es-MX"/>
+        </w:rPr>
+        <w:t>_name</w:t>
+      </w:r>
+      <w:proofErr w:type="spellEnd"/>
+      <w:r>
+        <w:rPr>
+          <w:lang w:val="es-MX"/>
+        </w:rPr>
+        <w:t xml:space="preserve">: </w:t>
+      </w:r>
+      <w:r>
+        <w:rPr>
+          <w:lang w:val="es-MX"/>
+        </w:rPr>
+        <w:t xml:space="preserve">El </w:t>
+      </w:r>
+      <w:r>
+        <w:rPr>
+          <w:lang w:val="es-MX"/>
+        </w:rPr>
+        <w:t xml:space="preserve">método </w:t>
+      </w:r>
+      <w:proofErr w:type="spellStart"/>
+      <w:r>
+        <w:rPr>
+          <w:b/>
+          <w:bCs/>
+          <w:color w:val="EE0000"/>
+          <w:lang w:val="es-MX"/>
+        </w:rPr>
+        <w:t>startapp</w:t>
+      </w:r>
+      <w:proofErr w:type="spellEnd"/>
+      <w:r>
+        <w:rPr>
+          <w:lang w:val="es-MX"/>
+        </w:rPr>
+        <w:t xml:space="preserve"> </w:t>
+      </w:r>
+      <w:r>
+        <w:rPr>
+          <w:lang w:val="es-MX"/>
+        </w:rPr>
+        <w:t>sirve para</w:t>
+      </w:r>
+      <w:r>
+        <w:rPr>
+          <w:lang w:val="es-MX"/>
+        </w:rPr>
+        <w:t xml:space="preserve"> crear una aplicación dentro de nuestro proyecto previamente creado con el comando </w:t>
+      </w:r>
+      <w:proofErr w:type="spellStart"/>
+      <w:r>
+        <w:rPr>
+          <w:b/>
+          <w:bCs/>
+          <w:lang w:val="es-MX"/>
+        </w:rPr>
+        <w:t>django-admin</w:t>
+      </w:r>
+      <w:proofErr w:type="spellEnd"/>
+      <w:r>
+        <w:rPr>
+          <w:b/>
+          <w:bCs/>
+          <w:lang w:val="es-MX"/>
+        </w:rPr>
+        <w:t xml:space="preserve"> </w:t>
+      </w:r>
+      <w:proofErr w:type="spellStart"/>
+      <w:r>
+        <w:rPr>
+          <w:b/>
+          <w:bCs/>
+          <w:color w:val="ED7D31" w:themeColor="accent2"/>
+          <w:lang w:val="es-MX"/>
+        </w:rPr>
+        <w:t>startproject</w:t>
+      </w:r>
+      <w:proofErr w:type="spellEnd"/>
+      <w:r>
+        <w:rPr>
+          <w:color w:val="ED7D31" w:themeColor="accent2"/>
+          <w:lang w:val="es-MX"/>
+        </w:rPr>
+        <w:t xml:space="preserve"> </w:t>
+      </w:r>
+      <w:proofErr w:type="spellStart"/>
+      <w:r>
+        <w:rPr>
+          <w:i/>
+          <w:iCs/>
+          <w:color w:val="00B0F0"/>
+          <w:lang w:val="es-MX"/>
+        </w:rPr>
+        <w:t>a</w:t>
+      </w:r>
+      <w:r>
+        <w:rPr>
+          <w:i/>
+          <w:iCs/>
+          <w:color w:val="00B0F0"/>
+          <w:lang w:val="es-MX"/>
+        </w:rPr>
+        <w:t>_proyect</w:t>
+      </w:r>
+      <w:r>
+        <w:rPr>
+          <w:i/>
+          <w:iCs/>
+          <w:color w:val="00B0F0"/>
+          <w:lang w:val="es-MX"/>
+        </w:rPr>
+        <w:t>_name</w:t>
+      </w:r>
+      <w:proofErr w:type="spellEnd"/>
+      <w:r>
+        <w:rPr>
+          <w:lang w:val="es-MX"/>
+        </w:rPr>
+        <w:t xml:space="preserve">, al ejecutar este comando se creará una carpeta con el nombre </w:t>
+      </w:r>
+      <w:proofErr w:type="spellStart"/>
+      <w:r>
+        <w:rPr>
+          <w:i/>
+          <w:iCs/>
+          <w:color w:val="00B0F0"/>
+          <w:lang w:val="es-MX"/>
+        </w:rPr>
+        <w:t>a</w:t>
+      </w:r>
+      <w:r>
+        <w:rPr>
+          <w:i/>
+          <w:iCs/>
+          <w:color w:val="00B0F0"/>
+          <w:lang w:val="es-MX"/>
+        </w:rPr>
+        <w:t>_</w:t>
+      </w:r>
+      <w:r>
+        <w:rPr>
+          <w:i/>
+          <w:iCs/>
+          <w:color w:val="00B0F0"/>
+          <w:lang w:val="es-MX"/>
+        </w:rPr>
+        <w:t>app_name</w:t>
+      </w:r>
+      <w:proofErr w:type="spellEnd"/>
+      <w:r>
+        <w:rPr>
+          <w:lang w:val="es-MX"/>
+        </w:rPr>
+        <w:t xml:space="preserve">, que contendrá varios archivos, incluidos los scripts de </w:t>
+      </w:r>
+      <w:r>
+        <w:rPr>
+          <w:b/>
+          <w:bCs/>
+          <w:color w:val="00B0F0"/>
+          <w:lang w:val="es-MX"/>
+        </w:rPr>
+        <w:t>models.py</w:t>
+      </w:r>
+      <w:r>
+        <w:rPr>
+          <w:color w:val="00B0F0"/>
+          <w:lang w:val="es-MX"/>
+        </w:rPr>
+        <w:t xml:space="preserve"> </w:t>
+      </w:r>
+      <w:r>
+        <w:rPr>
+          <w:lang w:val="es-MX"/>
+        </w:rPr>
+        <w:t xml:space="preserve">y </w:t>
+      </w:r>
+      <w:r>
+        <w:rPr>
+          <w:b/>
+          <w:bCs/>
+          <w:color w:val="00B0F0"/>
+          <w:lang w:val="es-MX"/>
+        </w:rPr>
+        <w:t>views.py</w:t>
+      </w:r>
+      <w:r>
+        <w:rPr>
+          <w:lang w:val="es-MX"/>
+        </w:rPr>
+        <w:t xml:space="preserve"> de la arquitectura MVT</w:t>
+      </w:r>
+      <w:r>
+        <w:rPr>
+          <w:lang w:val="es-MX"/>
+        </w:rPr>
+        <w:t xml:space="preserve">, para esto debemos recordar que ya debemos haber encendido nuestro entorno virtual con el comando </w:t>
+      </w:r>
+      <w:r>
+        <w:rPr>
+          <w:b/>
+          <w:bCs/>
+          <w:lang w:val="es-MX"/>
+        </w:rPr>
+        <w:t>&amp;</w:t>
+      </w:r>
+      <w:r>
+        <w:rPr>
+          <w:b/>
+          <w:bCs/>
+          <w:lang w:val="es-MX"/>
+        </w:rPr>
+        <w:t xml:space="preserve"> </w:t>
+      </w:r>
+      <w:r>
+        <w:rPr>
+          <w:i/>
+          <w:iCs/>
+          <w:color w:val="C00000"/>
+          <w:lang w:val="es-MX"/>
+        </w:rPr>
+        <w:t>$HOME</w:t>
+      </w:r>
+      <w:r>
+        <w:rPr>
+          <w:i/>
+          <w:iCs/>
+          <w:color w:val="C00000"/>
+          <w:lang w:val="es-MX"/>
+        </w:rPr>
+        <w:t>/.</w:t>
+      </w:r>
+      <w:proofErr w:type="spellStart"/>
+      <w:r>
+        <w:rPr>
+          <w:i/>
+          <w:iCs/>
+          <w:color w:val="C00000"/>
+          <w:lang w:val="es-MX"/>
+        </w:rPr>
+        <w:t>envs</w:t>
+      </w:r>
+      <w:proofErr w:type="spellEnd"/>
+      <w:r>
+        <w:rPr>
+          <w:i/>
+          <w:iCs/>
+          <w:color w:val="C00000"/>
+          <w:lang w:val="es-MX"/>
+        </w:rPr>
+        <w:t>/01_django_env</w:t>
+      </w:r>
+      <w:r>
+        <w:rPr>
+          <w:b/>
+          <w:bCs/>
+          <w:lang w:val="es-MX"/>
+        </w:rPr>
+        <w:t>/</w:t>
+      </w:r>
+      <w:r>
+        <w:rPr>
+          <w:b/>
+          <w:bCs/>
+          <w:lang w:val="es-MX"/>
+        </w:rPr>
+        <w:t>Scripts</w:t>
+      </w:r>
+      <w:r>
+        <w:rPr>
+          <w:b/>
+          <w:bCs/>
+          <w:lang w:val="es-MX"/>
+        </w:rPr>
+        <w:t>/</w:t>
+      </w:r>
+      <w:r>
+        <w:rPr>
+          <w:b/>
+          <w:bCs/>
+          <w:lang w:val="es-MX"/>
+        </w:rPr>
+        <w:t>A</w:t>
+      </w:r>
+      <w:r>
+        <w:rPr>
+          <w:b/>
+          <w:bCs/>
+          <w:lang w:val="es-MX"/>
+        </w:rPr>
+        <w:t>ctivate</w:t>
+      </w:r>
+      <w:r>
+        <w:rPr>
+          <w:b/>
+          <w:bCs/>
+          <w:lang w:val="es-MX"/>
+        </w:rPr>
+        <w:t>.ps1</w:t>
+      </w:r>
+      <w:r>
+        <w:rPr>
+          <w:b/>
+          <w:bCs/>
+          <w:lang w:val="es-MX"/>
+        </w:rPr>
+        <w:t xml:space="preserve"> </w:t>
+      </w:r>
+      <w:r>
+        <w:rPr>
+          <w:lang w:val="es-MX"/>
+        </w:rPr>
+        <w:t xml:space="preserve">dentro de la carpeta del proyecto </w:t>
+      </w:r>
+      <w:proofErr w:type="spellStart"/>
+      <w:r>
+        <w:rPr>
+          <w:i/>
+          <w:iCs/>
+          <w:color w:val="00B0F0"/>
+          <w:lang w:val="es-MX"/>
+        </w:rPr>
+        <w:t>a</w:t>
+      </w:r>
+      <w:r>
+        <w:rPr>
+          <w:i/>
+          <w:iCs/>
+          <w:color w:val="00B0F0"/>
+          <w:lang w:val="es-MX"/>
+        </w:rPr>
+        <w:t>_proyect</w:t>
+      </w:r>
+      <w:r>
+        <w:rPr>
+          <w:i/>
+          <w:iCs/>
+          <w:color w:val="00B0F0"/>
+          <w:lang w:val="es-MX"/>
+        </w:rPr>
+        <w:t>_name</w:t>
+      </w:r>
+      <w:proofErr w:type="spellEnd"/>
+      <w:r>
+        <w:rPr>
+          <w:lang w:val="es-MX"/>
+        </w:rPr>
+        <w:t>.</w:t>
+      </w:r>
+    </w:p>
+    <w:p>
+      <w:pPr>
+        <w:jc w:val="center"/>
+        <w:rPr>
+          <w:lang w:val="es-MX"/>
+        </w:rPr>
+      </w:pPr>
+      <w:r>
+        <w:rPr>
+          <w:lang w:val="es-MX"/>
+        </w:rPr>
+        <w:drawing>
+          <wp:inline distT="0" distB="0" distL="0" distR="0" wp14:anchorId="4A83D363" wp14:editId="7A3FBDDC">
+            <wp:extent cx="5943600" cy="2053590"/>
+            <wp:effectExtent l="0" t="0" r="0" b="3810"/>
+            <wp:docPr id="207099853" name="Imagen 1"/>
+            <wp:cNvGraphicFramePr>
+              <a:graphicFrameLocks xmlns:a="http://schemas.openxmlformats.org/drawingml/2006/main" noChangeAspect="1"/>
+            </wp:cNvGraphicFramePr>
+            <a:graphic xmlns:a="http://schemas.openxmlformats.org/drawingml/2006/main">
+              <a:graphicData uri="http://schemas.openxmlformats.org/drawingml/2006/picture">
+                <pic:pic xmlns:pic="http://schemas.openxmlformats.org/drawingml/2006/picture">
+                  <pic:nvPicPr>
+                    <pic:cNvPr id="207099853" name=""/>
+                    <pic:cNvPicPr/>
+                  </pic:nvPicPr>
+                  <pic:blipFill>
+                    <a:blip r:embed="rId15"/>
+                    <a:stretch>
+                      <a:fillRect/>
+                    </a:stretch>
+                  </pic:blipFill>
+                  <pic:spPr>
+                    <a:xfrm>
+                      <a:off x="0" y="0"/>
+                      <a:ext cx="5943600" cy="2053590"/>
+                    </a:xfrm>
+                    <a:prstGeom prst="rect">
+                      <a:avLst/>
+                    </a:prstGeom>
+                  </pic:spPr>
+                </pic:pic>
+              </a:graphicData>
+            </a:graphic>
+          </wp:inline>
+        </w:drawing>
+      </w:r>
+    </w:p>
+    <w:p>
+      <w:pPr>
+        <w:jc w:val="center"/>
+        <w:rPr>
+          <w:lang w:val="es-MX"/>
+        </w:rPr>
+      </w:pPr>
+      <w:r>
+        <w:rPr>
+          <w:lang w:val="es-MX"/>
+        </w:rPr>
+        <w:drawing>
+          <wp:inline distT="0" distB="0" distL="0" distR="0" wp14:anchorId="685DF5B8" wp14:editId="267D389D">
+            <wp:extent cx="5943600" cy="2044065"/>
+            <wp:effectExtent l="0" t="0" r="0" b="0"/>
+            <wp:docPr id="2038543874" name="Imagen 1"/>
+            <wp:cNvGraphicFramePr>
+              <a:graphicFrameLocks xmlns:a="http://schemas.openxmlformats.org/drawingml/2006/main" noChangeAspect="1"/>
+            </wp:cNvGraphicFramePr>
+            <a:graphic xmlns:a="http://schemas.openxmlformats.org/drawingml/2006/main">
+              <a:graphicData uri="http://schemas.openxmlformats.org/drawingml/2006/picture">
+                <pic:pic xmlns:pic="http://schemas.openxmlformats.org/drawingml/2006/picture">
+                  <pic:nvPicPr>
+                    <pic:cNvPr id="2038543874" name=""/>
+                    <pic:cNvPicPr/>
+                  </pic:nvPicPr>
+                  <pic:blipFill>
+                    <a:blip r:embed="rId16"/>
+                    <a:stretch>
+                      <a:fillRect/>
+                    </a:stretch>
+                  </pic:blipFill>
+                  <pic:spPr>
+                    <a:xfrm>
+                      <a:off x="0" y="0"/>
+                      <a:ext cx="5943600" cy="2044065"/>
+                    </a:xfrm>
+                    <a:prstGeom prst="rect">
+                      <a:avLst/>
+                    </a:prstGeom>
+                  </pic:spPr>
+                </pic:pic>
+              </a:graphicData>
+            </a:graphic>
+          </wp:inline>
+        </w:drawing>
+      </w:r>
+    </w:p>
+    <w:p>
+      <w:pPr>
+        <w:pStyle w:val="Prrafodelista"/>
+        <w:numPr>
+          <w:ilvl w:val="1"/>
+          <w:numId w:val="57"/>
+        </w:numPr>
+        <w:rPr>
+          <w:lang w:val="es-MX"/>
+        </w:rPr>
+      </w:pPr>
+      <w:r>
+        <w:rPr>
+          <w:b/>
+          <w:bCs/>
+          <w:color w:val="00B0F0"/>
+          <w:lang w:val="es-MX"/>
+        </w:rPr>
+        <w:t>models.py</w:t>
+      </w:r>
+      <w:r>
+        <w:rPr>
+          <w:b/>
+          <w:bCs/>
+          <w:lang w:val="es-MX"/>
+        </w:rPr>
+        <w:t>:</w:t>
+      </w:r>
+      <w:r>
+        <w:rPr>
+          <w:lang w:val="es-MX"/>
+        </w:rPr>
+        <w:t xml:space="preserve"> Una vez que el proyecto y la </w:t>
+      </w:r>
+      <w:proofErr w:type="gramStart"/>
+      <w:r>
+        <w:rPr>
+          <w:lang w:val="es-MX"/>
+        </w:rPr>
+        <w:t>app</w:t>
+      </w:r>
+      <w:proofErr w:type="gramEnd"/>
+      <w:r>
+        <w:rPr>
+          <w:lang w:val="es-MX"/>
+        </w:rPr>
+        <w:t xml:space="preserve"> han sido creadas, dentro del script </w:t>
+      </w:r>
+      <w:r>
+        <w:rPr>
+          <w:b/>
+          <w:bCs/>
+          <w:lang w:val="es-MX"/>
+        </w:rPr>
+        <w:t>models.py</w:t>
+      </w:r>
+      <w:r>
+        <w:rPr>
+          <w:lang w:val="es-MX"/>
+        </w:rPr>
+        <w:t xml:space="preserve"> deberemos crear las clases que reflejen las tablas de las bases de datos que se crearán y manejarán en la operación, esto se hace a través de la librería </w:t>
+      </w:r>
+      <w:proofErr w:type="spellStart"/>
+      <w:r>
+        <w:rPr>
+          <w:lang w:val="es-MX"/>
+        </w:rPr>
+        <w:t>models</w:t>
+      </w:r>
+      <w:proofErr w:type="spellEnd"/>
+      <w:r>
+        <w:rPr>
+          <w:lang w:val="es-MX"/>
+        </w:rPr>
+        <w:t xml:space="preserve"> de </w:t>
+      </w:r>
+      <w:proofErr w:type="spellStart"/>
+      <w:r>
+        <w:rPr>
+          <w:lang w:val="es-MX"/>
+        </w:rPr>
+        <w:t>django.db</w:t>
+      </w:r>
+      <w:proofErr w:type="spellEnd"/>
+      <w:r>
+        <w:rPr>
+          <w:lang w:val="es-MX"/>
+        </w:rPr>
+        <w:t xml:space="preserve"> a través de </w:t>
+      </w:r>
+      <w:r>
+        <w:rPr>
+          <w:b/>
+          <w:bCs/>
+          <w:lang w:val="es-MX"/>
+        </w:rPr>
+        <w:t xml:space="preserve">ORM </w:t>
+      </w:r>
+      <w:r>
+        <w:rPr>
+          <w:b/>
+          <w:bCs/>
+          <w:lang w:val="es-MX"/>
+        </w:rPr>
+        <w:t>(</w:t>
+      </w:r>
+      <w:proofErr w:type="spellStart"/>
+      <w:r>
+        <w:rPr>
+          <w:b/>
+          <w:bCs/>
+          <w:lang w:val="es-MX"/>
+        </w:rPr>
+        <w:t>Object-Relational</w:t>
+      </w:r>
+      <w:proofErr w:type="spellEnd"/>
+      <w:r>
+        <w:rPr>
+          <w:b/>
+          <w:bCs/>
+          <w:lang w:val="es-MX"/>
+        </w:rPr>
+        <w:t xml:space="preserve"> </w:t>
+      </w:r>
+      <w:proofErr w:type="spellStart"/>
+      <w:r>
+        <w:rPr>
+          <w:b/>
+          <w:bCs/>
+          <w:lang w:val="es-MX"/>
+        </w:rPr>
+        <w:t>Mapping</w:t>
+      </w:r>
+      <w:proofErr w:type="spellEnd"/>
+      <w:r>
+        <w:rPr>
+          <w:b/>
+          <w:bCs/>
+          <w:lang w:val="es-MX"/>
+        </w:rPr>
+        <w:t>)</w:t>
+      </w:r>
+      <w:r>
+        <w:rPr>
+          <w:lang w:val="es-MX"/>
+        </w:rPr>
+        <w:t>, que es la forma en que Django representa y maneja la base de datos usando Python</w:t>
+      </w:r>
+      <w:r>
+        <w:rPr>
+          <w:lang w:val="es-MX"/>
+        </w:rPr>
+        <w:t>.</w:t>
+      </w:r>
+    </w:p>
+    <w:p>
+      <w:pPr>
+        <w:pStyle w:val="Prrafodelista"/>
+        <w:numPr>
+          <w:ilvl w:val="1"/>
+          <w:numId w:val="57"/>
+        </w:numPr>
+        <w:rPr>
+          <w:lang w:val="es-MX"/>
+        </w:rPr>
+      </w:pPr>
+      <w:r>
+        <w:rPr>
+          <w:b/>
+          <w:bCs/>
+          <w:color w:val="00B0F0"/>
+          <w:lang w:val="es-MX"/>
+        </w:rPr>
+        <w:t>views</w:t>
+      </w:r>
+      <w:r>
+        <w:rPr>
+          <w:b/>
+          <w:bCs/>
+          <w:color w:val="00B0F0"/>
+          <w:lang w:val="es-MX"/>
+        </w:rPr>
+        <w:t>.py</w:t>
+      </w:r>
+      <w:r>
+        <w:rPr>
+          <w:b/>
+          <w:bCs/>
+          <w:lang w:val="es-MX"/>
+        </w:rPr>
+        <w:t>:</w:t>
+      </w:r>
+      <w:r>
+        <w:rPr>
+          <w:lang w:val="es-MX"/>
+        </w:rPr>
+        <w:t xml:space="preserve"> </w:t>
+      </w:r>
+      <w:r>
+        <w:rPr>
+          <w:lang w:val="es-MX"/>
+        </w:rPr>
+        <w:t xml:space="preserve">En el </w:t>
+      </w:r>
+      <w:r>
+        <w:rPr>
+          <w:lang w:val="es-MX"/>
+        </w:rPr>
+        <w:t xml:space="preserve">script </w:t>
+      </w:r>
+      <w:r>
+        <w:rPr>
+          <w:b/>
+          <w:bCs/>
+          <w:lang w:val="es-MX"/>
+        </w:rPr>
+        <w:t>views</w:t>
+      </w:r>
+      <w:r>
+        <w:rPr>
+          <w:b/>
+          <w:bCs/>
+          <w:lang w:val="es-MX"/>
+        </w:rPr>
+        <w:t>.py</w:t>
+      </w:r>
+      <w:r>
+        <w:rPr>
+          <w:lang w:val="es-MX"/>
+        </w:rPr>
+        <w:t xml:space="preserve"> </w:t>
+      </w:r>
+      <w:r>
+        <w:rPr>
+          <w:lang w:val="es-MX"/>
+        </w:rPr>
+        <w:t xml:space="preserve">se </w:t>
+      </w:r>
+      <w:r>
+        <w:rPr>
+          <w:lang w:val="es-MX"/>
+        </w:rPr>
+        <w:t>crear</w:t>
+      </w:r>
+      <w:r>
+        <w:rPr>
+          <w:lang w:val="es-MX"/>
+        </w:rPr>
+        <w:t>án</w:t>
+      </w:r>
+      <w:r>
+        <w:rPr>
+          <w:lang w:val="es-MX"/>
+        </w:rPr>
+        <w:t xml:space="preserve"> </w:t>
+      </w:r>
+      <w:r>
+        <w:rPr>
+          <w:lang w:val="es-MX"/>
+        </w:rPr>
+        <w:t xml:space="preserve">los renders, que </w:t>
+      </w:r>
+      <w:r>
+        <w:rPr>
+          <w:lang w:val="es-MX"/>
+        </w:rPr>
+        <w:t>carga</w:t>
+      </w:r>
+      <w:r>
+        <w:rPr>
+          <w:lang w:val="es-MX"/>
+        </w:rPr>
+        <w:t>n</w:t>
+      </w:r>
+      <w:r>
+        <w:rPr>
+          <w:lang w:val="es-MX"/>
+        </w:rPr>
+        <w:t xml:space="preserve"> datos dinámicos en una página HTML, para ello </w:t>
+      </w:r>
+      <w:r>
+        <w:rPr>
+          <w:lang w:val="es-MX"/>
+        </w:rPr>
+        <w:t xml:space="preserve">se utiliza </w:t>
+      </w:r>
+      <w:r>
+        <w:rPr>
+          <w:lang w:val="es-MX"/>
+        </w:rPr>
+        <w:t xml:space="preserve">un contexto, que es un diccionario de Python con información cambiante de la base de datos, </w:t>
+      </w:r>
+      <w:r>
+        <w:rPr>
+          <w:lang w:val="es-MX"/>
+        </w:rPr>
+        <w:t xml:space="preserve">la cual puede incluir datos como usuarios, fechas, etc. y los inserta en </w:t>
+      </w:r>
+      <w:r>
+        <w:rPr>
+          <w:lang w:val="es-MX"/>
+        </w:rPr>
+        <w:t xml:space="preserve">el </w:t>
+      </w:r>
+      <w:proofErr w:type="spellStart"/>
+      <w:r>
+        <w:rPr>
+          <w:b/>
+          <w:bCs/>
+          <w:lang w:val="es-MX"/>
+        </w:rPr>
+        <w:t>template</w:t>
+      </w:r>
+      <w:proofErr w:type="spellEnd"/>
+      <w:r>
+        <w:rPr>
+          <w:lang w:val="es-MX"/>
+        </w:rPr>
+        <w:t xml:space="preserve"> </w:t>
+      </w:r>
+      <w:r>
+        <w:rPr>
+          <w:lang w:val="es-MX"/>
+        </w:rPr>
+        <w:t>(UI).  </w:t>
+      </w:r>
+    </w:p>
+    <w:p>
+      <w:pPr>
+        <w:pStyle w:val="Prrafodelista"/>
+        <w:numPr>
+          <w:ilvl w:val="2"/>
+          <w:numId w:val="57"/>
+        </w:numPr>
+        <w:rPr>
+          <w:lang w:val="es-MX"/>
+        </w:rPr>
+      </w:pPr>
+      <w:r>
+        <w:rPr>
+          <w:b/>
+          <w:bCs/>
+          <w:color w:val="00B0F0"/>
+          <w:lang w:val="es-MX"/>
+        </w:rPr>
+        <w:lastRenderedPageBreak/>
+        <w:t>settings</w:t>
+      </w:r>
+      <w:r>
+        <w:rPr>
+          <w:b/>
+          <w:bCs/>
+          <w:color w:val="00B0F0"/>
+          <w:lang w:val="es-MX"/>
+        </w:rPr>
+        <w:t>.py</w:t>
+      </w:r>
+      <w:r>
+        <w:rPr>
+          <w:b/>
+          <w:bCs/>
+          <w:lang w:val="es-MX"/>
+        </w:rPr>
+        <w:t>:</w:t>
+      </w:r>
+      <w:r>
+        <w:rPr>
+          <w:lang w:val="es-MX"/>
+        </w:rPr>
+        <w:t xml:space="preserve"> Ya habiendo creado una función dentro de </w:t>
+      </w:r>
+      <w:r>
+        <w:rPr>
+          <w:b/>
+          <w:bCs/>
+          <w:lang w:val="es-MX"/>
+        </w:rPr>
+        <w:t>views</w:t>
+      </w:r>
+      <w:r>
+        <w:rPr>
+          <w:b/>
+          <w:bCs/>
+          <w:lang w:val="es-MX"/>
+        </w:rPr>
+        <w:t>.py</w:t>
+      </w:r>
+      <w:r>
+        <w:rPr>
+          <w:lang w:val="es-MX"/>
+        </w:rPr>
+        <w:t xml:space="preserve"> </w:t>
+      </w:r>
+      <w:r>
+        <w:rPr>
+          <w:lang w:val="es-MX"/>
+        </w:rPr>
+        <w:t xml:space="preserve">que reciba un </w:t>
+      </w:r>
+      <w:proofErr w:type="spellStart"/>
+      <w:r>
+        <w:rPr>
+          <w:lang w:val="es-MX"/>
+        </w:rPr>
+        <w:t>request</w:t>
+      </w:r>
+      <w:proofErr w:type="spellEnd"/>
+      <w:r>
+        <w:rPr>
+          <w:lang w:val="es-MX"/>
+        </w:rPr>
+        <w:t xml:space="preserve"> y lo asigne a un </w:t>
+      </w:r>
+      <w:r>
+        <w:rPr>
+          <w:lang w:val="es-MX"/>
+        </w:rPr>
+        <w:t>render,</w:t>
+      </w:r>
+      <w:r>
+        <w:rPr>
+          <w:lang w:val="es-MX"/>
+        </w:rPr>
+        <w:t xml:space="preserve"> este se deberá asignar a un </w:t>
+      </w:r>
+      <w:proofErr w:type="spellStart"/>
+      <w:r>
+        <w:rPr>
+          <w:lang w:val="es-MX"/>
+        </w:rPr>
+        <w:t>template</w:t>
+      </w:r>
+      <w:proofErr w:type="spellEnd"/>
+      <w:r>
+        <w:rPr>
+          <w:lang w:val="es-MX"/>
+        </w:rPr>
+        <w:t xml:space="preserve">, para ello </w:t>
+      </w:r>
+      <w:r>
+        <w:rPr>
+          <w:lang w:val="es-MX"/>
+        </w:rPr>
+        <w:t>se debe registrar la aplicación en el archivo</w:t>
+      </w:r>
+      <w:r>
+        <w:rPr>
+          <w:lang w:val="es-MX"/>
+        </w:rPr>
+        <w:t xml:space="preserve"> </w:t>
+      </w:r>
+      <w:proofErr w:type="spellStart"/>
+      <w:r>
+        <w:rPr>
+          <w:i/>
+          <w:iCs/>
+          <w:color w:val="00B0F0"/>
+          <w:lang w:val="es-MX"/>
+        </w:rPr>
+        <w:t>a</w:t>
+      </w:r>
+      <w:r>
+        <w:rPr>
+          <w:i/>
+          <w:iCs/>
+          <w:color w:val="00B0F0"/>
+          <w:lang w:val="es-MX"/>
+        </w:rPr>
+        <w:t>_first_proyect</w:t>
+      </w:r>
+      <w:proofErr w:type="spellEnd"/>
+      <w:r>
+        <w:rPr>
+          <w:b/>
+          <w:bCs/>
+          <w:lang w:val="es-MX"/>
+        </w:rPr>
+        <w:t>/</w:t>
+      </w:r>
+      <w:proofErr w:type="spellStart"/>
+      <w:r>
+        <w:rPr>
+          <w:i/>
+          <w:iCs/>
+          <w:color w:val="00B0F0"/>
+          <w:lang w:val="es-MX"/>
+        </w:rPr>
+        <w:t>a</w:t>
+      </w:r>
+      <w:r>
+        <w:rPr>
+          <w:i/>
+          <w:iCs/>
+          <w:color w:val="00B0F0"/>
+          <w:lang w:val="es-MX"/>
+        </w:rPr>
+        <w:t>_first_proyect</w:t>
+      </w:r>
+      <w:proofErr w:type="spellEnd"/>
+      <w:r>
+        <w:rPr>
+          <w:b/>
+          <w:bCs/>
+          <w:lang w:val="es-MX"/>
+        </w:rPr>
+        <w:t>/settings.py</w:t>
+      </w:r>
+      <w:r>
+        <w:rPr>
+          <w:b/>
+          <w:bCs/>
+          <w:lang w:val="es-MX"/>
+        </w:rPr>
+        <w:t xml:space="preserve">, </w:t>
+      </w:r>
+      <w:r>
+        <w:rPr>
+          <w:lang w:val="es-MX"/>
+        </w:rPr>
+        <w:t xml:space="preserve">aquí se </w:t>
+      </w:r>
+      <w:r>
+        <w:rPr>
+          <w:lang w:val="es-MX"/>
+        </w:rPr>
+        <w:t>buscar</w:t>
+      </w:r>
+      <w:r>
+        <w:rPr>
+          <w:lang w:val="es-MX"/>
+        </w:rPr>
+        <w:t>á</w:t>
+      </w:r>
+      <w:r>
+        <w:rPr>
+          <w:lang w:val="es-MX"/>
+        </w:rPr>
+        <w:t xml:space="preserve"> el array INSTALLED_APPS para agregar el nombre de nuestra </w:t>
+      </w:r>
+      <w:proofErr w:type="gramStart"/>
+      <w:r>
+        <w:rPr>
+          <w:lang w:val="es-MX"/>
+        </w:rPr>
+        <w:t>app</w:t>
+      </w:r>
+      <w:proofErr w:type="gramEnd"/>
+      <w:r>
+        <w:rPr>
+          <w:lang w:val="es-MX"/>
+        </w:rPr>
+        <w:t xml:space="preserve">. </w:t>
+      </w:r>
+      <w:r>
+        <w:rPr>
+          <w:lang w:val="es-MX"/>
+        </w:rPr>
+        <w:t xml:space="preserve">En este caso, tras </w:t>
+      </w:r>
+      <w:r>
+        <w:rPr>
+          <w:lang w:val="es-MX"/>
+        </w:rPr>
+        <w:t>agregarla</w:t>
+      </w:r>
+      <w:r>
+        <w:rPr>
+          <w:lang w:val="es-MX"/>
+        </w:rPr>
+        <w:t>, el array quedará así:</w:t>
+      </w:r>
+    </w:p>
+    <w:p>
+      <w:pPr>
+        <w:shd w:val="clear" w:color="auto" w:fill="121314"/>
+        <w:spacing w:after="0" w:line="285" w:lineRule="atLeast"/>
+        <w:ind w:left="2160"/>
+        <w:jc w:val="left"/>
+        <w:rPr>
+          <w:rFonts w:ascii="Consolas" w:eastAsia="Times New Roman" w:hAnsi="Consolas" w:cs="Times New Roman"/>
+          <w:color w:val="BBBEBF"/>
+          <w:sz w:val="21"/>
+          <w:szCs w:val="21"/>
+          <w:u w:val="single"/>
+          <w:lang w:eastAsia="es-MX"/>
+        </w:rPr>
+      </w:pPr>
+      <w:r>
+        <w:rPr>
+          <w:rFonts w:ascii="Consolas" w:eastAsia="Times New Roman" w:hAnsi="Consolas" w:cs="Times New Roman"/>
+          <w:color w:val="79C0FF"/>
+          <w:sz w:val="21"/>
+          <w:szCs w:val="21"/>
+          <w:u w:val="single"/>
+          <w:lang w:eastAsia="es-MX"/>
+        </w:rPr>
+        <w:t>INSTALLED_APPS</w:t>
+      </w:r>
+      <w:r>
+        <w:rPr>
+          <w:rFonts w:ascii="Consolas" w:eastAsia="Times New Roman" w:hAnsi="Consolas" w:cs="Times New Roman"/>
+          <w:color w:val="BBBEBF"/>
+          <w:sz w:val="21"/>
+          <w:szCs w:val="21"/>
+          <w:u w:val="single"/>
+          <w:lang w:eastAsia="es-MX"/>
+        </w:rPr>
+        <w:t xml:space="preserve"> </w:t>
+      </w:r>
+      <w:r>
+        <w:rPr>
+          <w:rFonts w:ascii="Consolas" w:eastAsia="Times New Roman" w:hAnsi="Consolas" w:cs="Times New Roman"/>
+          <w:color w:val="D4D4D4"/>
+          <w:sz w:val="21"/>
+          <w:szCs w:val="21"/>
+          <w:u w:val="single"/>
+          <w:lang w:eastAsia="es-MX"/>
+        </w:rPr>
+        <w:t>=</w:t>
+      </w:r>
+      <w:r>
+        <w:rPr>
+          <w:rFonts w:ascii="Consolas" w:eastAsia="Times New Roman" w:hAnsi="Consolas" w:cs="Times New Roman"/>
+          <w:color w:val="BBBEBF"/>
+          <w:sz w:val="21"/>
+          <w:szCs w:val="21"/>
+          <w:u w:val="single"/>
+          <w:lang w:eastAsia="es-MX"/>
+        </w:rPr>
+        <w:t xml:space="preserve"> [</w:t>
+      </w:r>
+    </w:p>
+    <w:p>
+      <w:pPr>
+        <w:shd w:val="clear" w:color="auto" w:fill="121314"/>
+        <w:spacing w:after="0" w:line="285" w:lineRule="atLeast"/>
+        <w:ind w:left="2160"/>
+        <w:jc w:val="left"/>
+        <w:rPr>
+          <w:rFonts w:ascii="Consolas" w:eastAsia="Times New Roman" w:hAnsi="Consolas" w:cs="Times New Roman"/>
+          <w:color w:val="BBBEBF"/>
+          <w:sz w:val="21"/>
+          <w:szCs w:val="21"/>
+          <w:u w:val="single"/>
+          <w:lang w:eastAsia="es-MX"/>
+        </w:rPr>
+      </w:pPr>
+      <w:r>
+        <w:rPr>
+          <w:rFonts w:ascii="Consolas" w:eastAsia="Times New Roman" w:hAnsi="Consolas" w:cs="Times New Roman"/>
+          <w:color w:val="BBBEBF"/>
+          <w:sz w:val="21"/>
+          <w:szCs w:val="21"/>
+          <w:u w:val="single"/>
+          <w:lang w:eastAsia="es-MX"/>
+        </w:rPr>
+        <w:t xml:space="preserve">    </w:t>
+      </w:r>
+      <w:r>
+        <w:rPr>
+          <w:rFonts w:ascii="Consolas" w:eastAsia="Times New Roman" w:hAnsi="Consolas" w:cs="Times New Roman"/>
+          <w:color w:val="A5D6FF"/>
+          <w:sz w:val="21"/>
+          <w:szCs w:val="21"/>
+          <w:u w:val="single"/>
+          <w:lang w:eastAsia="es-MX"/>
+        </w:rPr>
+        <w:t>'</w:t>
+      </w:r>
+      <w:proofErr w:type="spellStart"/>
+      <w:proofErr w:type="gramStart"/>
+      <w:r>
+        <w:rPr>
+          <w:rFonts w:ascii="Consolas" w:eastAsia="Times New Roman" w:hAnsi="Consolas" w:cs="Times New Roman"/>
+          <w:color w:val="A5D6FF"/>
+          <w:sz w:val="21"/>
+          <w:szCs w:val="21"/>
+          <w:u w:val="single"/>
+          <w:lang w:eastAsia="es-MX"/>
+        </w:rPr>
+        <w:t>django.contrib</w:t>
+      </w:r>
+      <w:proofErr w:type="gramEnd"/>
+      <w:r>
+        <w:rPr>
+          <w:rFonts w:ascii="Consolas" w:eastAsia="Times New Roman" w:hAnsi="Consolas" w:cs="Times New Roman"/>
+          <w:color w:val="A5D6FF"/>
+          <w:sz w:val="21"/>
+          <w:szCs w:val="21"/>
+          <w:u w:val="single"/>
+          <w:lang w:eastAsia="es-MX"/>
+        </w:rPr>
+        <w:t>.admin</w:t>
+      </w:r>
+      <w:proofErr w:type="spellEnd"/>
+      <w:r>
+        <w:rPr>
+          <w:rFonts w:ascii="Consolas" w:eastAsia="Times New Roman" w:hAnsi="Consolas" w:cs="Times New Roman"/>
+          <w:color w:val="A5D6FF"/>
+          <w:sz w:val="21"/>
+          <w:szCs w:val="21"/>
+          <w:u w:val="single"/>
+          <w:lang w:eastAsia="es-MX"/>
+        </w:rPr>
+        <w:t>'</w:t>
+      </w:r>
+      <w:r>
+        <w:rPr>
+          <w:rFonts w:ascii="Consolas" w:eastAsia="Times New Roman" w:hAnsi="Consolas" w:cs="Times New Roman"/>
+          <w:color w:val="BBBEBF"/>
+          <w:sz w:val="21"/>
+          <w:szCs w:val="21"/>
+          <w:u w:val="single"/>
+          <w:lang w:eastAsia="es-MX"/>
+        </w:rPr>
+        <w:t>,</w:t>
+      </w:r>
+    </w:p>
+    <w:p>
+      <w:pPr>
+        <w:shd w:val="clear" w:color="auto" w:fill="121314"/>
+        <w:spacing w:after="0" w:line="285" w:lineRule="atLeast"/>
+        <w:ind w:left="2160"/>
+        <w:jc w:val="left"/>
+        <w:rPr>
+          <w:rFonts w:ascii="Consolas" w:eastAsia="Times New Roman" w:hAnsi="Consolas" w:cs="Times New Roman"/>
+          <w:color w:val="BBBEBF"/>
+          <w:sz w:val="21"/>
+          <w:szCs w:val="21"/>
+          <w:u w:val="single"/>
+          <w:lang w:eastAsia="es-MX"/>
+        </w:rPr>
+      </w:pPr>
+      <w:r>
+        <w:rPr>
+          <w:rFonts w:ascii="Consolas" w:eastAsia="Times New Roman" w:hAnsi="Consolas" w:cs="Times New Roman"/>
+          <w:color w:val="BBBEBF"/>
+          <w:sz w:val="21"/>
+          <w:szCs w:val="21"/>
+          <w:u w:val="single"/>
+          <w:lang w:eastAsia="es-MX"/>
+        </w:rPr>
+        <w:t xml:space="preserve">    </w:t>
+      </w:r>
+      <w:r>
+        <w:rPr>
+          <w:rFonts w:ascii="Consolas" w:eastAsia="Times New Roman" w:hAnsi="Consolas" w:cs="Times New Roman"/>
+          <w:color w:val="A5D6FF"/>
+          <w:sz w:val="21"/>
+          <w:szCs w:val="21"/>
+          <w:u w:val="single"/>
+          <w:lang w:eastAsia="es-MX"/>
+        </w:rPr>
+        <w:t>'</w:t>
+      </w:r>
+      <w:proofErr w:type="spellStart"/>
+      <w:proofErr w:type="gramStart"/>
+      <w:r>
+        <w:rPr>
+          <w:rFonts w:ascii="Consolas" w:eastAsia="Times New Roman" w:hAnsi="Consolas" w:cs="Times New Roman"/>
+          <w:color w:val="A5D6FF"/>
+          <w:sz w:val="21"/>
+          <w:szCs w:val="21"/>
+          <w:u w:val="single"/>
+          <w:lang w:eastAsia="es-MX"/>
+        </w:rPr>
+        <w:t>django.contrib</w:t>
+      </w:r>
+      <w:proofErr w:type="gramEnd"/>
+      <w:r>
+        <w:rPr>
+          <w:rFonts w:ascii="Consolas" w:eastAsia="Times New Roman" w:hAnsi="Consolas" w:cs="Times New Roman"/>
+          <w:color w:val="A5D6FF"/>
+          <w:sz w:val="21"/>
+          <w:szCs w:val="21"/>
+          <w:u w:val="single"/>
+          <w:lang w:eastAsia="es-MX"/>
+        </w:rPr>
+        <w:t>.auth</w:t>
+      </w:r>
+      <w:proofErr w:type="spellEnd"/>
+      <w:r>
+        <w:rPr>
+          <w:rFonts w:ascii="Consolas" w:eastAsia="Times New Roman" w:hAnsi="Consolas" w:cs="Times New Roman"/>
+          <w:color w:val="A5D6FF"/>
+          <w:sz w:val="21"/>
+          <w:szCs w:val="21"/>
+          <w:u w:val="single"/>
+          <w:lang w:eastAsia="es-MX"/>
+        </w:rPr>
+        <w:t>'</w:t>
+      </w:r>
+      <w:r>
+        <w:rPr>
+          <w:rFonts w:ascii="Consolas" w:eastAsia="Times New Roman" w:hAnsi="Consolas" w:cs="Times New Roman"/>
+          <w:color w:val="BBBEBF"/>
+          <w:sz w:val="21"/>
+          <w:szCs w:val="21"/>
+          <w:u w:val="single"/>
+          <w:lang w:eastAsia="es-MX"/>
+        </w:rPr>
+        <w:t>,</w:t>
+      </w:r>
+    </w:p>
+    <w:p>
+      <w:pPr>
+        <w:shd w:val="clear" w:color="auto" w:fill="121314"/>
+        <w:spacing w:after="0" w:line="285" w:lineRule="atLeast"/>
+        <w:ind w:left="2160"/>
+        <w:jc w:val="left"/>
+        <w:rPr>
+          <w:rFonts w:ascii="Consolas" w:eastAsia="Times New Roman" w:hAnsi="Consolas" w:cs="Times New Roman"/>
+          <w:color w:val="BBBEBF"/>
+          <w:sz w:val="21"/>
+          <w:szCs w:val="21"/>
+          <w:u w:val="single"/>
+          <w:lang w:eastAsia="es-MX"/>
+        </w:rPr>
+      </w:pPr>
+      <w:r>
+        <w:rPr>
+          <w:rFonts w:ascii="Consolas" w:eastAsia="Times New Roman" w:hAnsi="Consolas" w:cs="Times New Roman"/>
+          <w:color w:val="BBBEBF"/>
+          <w:sz w:val="21"/>
+          <w:szCs w:val="21"/>
+          <w:u w:val="single"/>
+          <w:lang w:eastAsia="es-MX"/>
+        </w:rPr>
+        <w:t xml:space="preserve">    </w:t>
+      </w:r>
+      <w:r>
+        <w:rPr>
+          <w:rFonts w:ascii="Consolas" w:eastAsia="Times New Roman" w:hAnsi="Consolas" w:cs="Times New Roman"/>
+          <w:color w:val="A5D6FF"/>
+          <w:sz w:val="21"/>
+          <w:szCs w:val="21"/>
+          <w:u w:val="single"/>
+          <w:lang w:eastAsia="es-MX"/>
+        </w:rPr>
+        <w:t>'</w:t>
+      </w:r>
+      <w:proofErr w:type="spellStart"/>
+      <w:proofErr w:type="gramStart"/>
+      <w:r>
+        <w:rPr>
+          <w:rFonts w:ascii="Consolas" w:eastAsia="Times New Roman" w:hAnsi="Consolas" w:cs="Times New Roman"/>
+          <w:color w:val="A5D6FF"/>
+          <w:sz w:val="21"/>
+          <w:szCs w:val="21"/>
+          <w:u w:val="single"/>
+          <w:lang w:eastAsia="es-MX"/>
+        </w:rPr>
+        <w:t>django.contrib</w:t>
+      </w:r>
+      <w:proofErr w:type="gramEnd"/>
+      <w:r>
+        <w:rPr>
+          <w:rFonts w:ascii="Consolas" w:eastAsia="Times New Roman" w:hAnsi="Consolas" w:cs="Times New Roman"/>
+          <w:color w:val="A5D6FF"/>
+          <w:sz w:val="21"/>
+          <w:szCs w:val="21"/>
+          <w:u w:val="single"/>
+          <w:lang w:eastAsia="es-MX"/>
+        </w:rPr>
+        <w:t>.</w:t>
+      </w:r>
+      <w:proofErr w:type="gramStart"/>
+      <w:r>
+        <w:rPr>
+          <w:rFonts w:ascii="Consolas" w:eastAsia="Times New Roman" w:hAnsi="Consolas" w:cs="Times New Roman"/>
+          <w:color w:val="A5D6FF"/>
+          <w:sz w:val="21"/>
+          <w:szCs w:val="21"/>
+          <w:u w:val="single"/>
+          <w:lang w:eastAsia="es-MX"/>
+        </w:rPr>
+        <w:t>contenttypes</w:t>
+      </w:r>
+      <w:proofErr w:type="spellEnd"/>
+      <w:proofErr w:type="gramEnd"/>
+      <w:r>
+        <w:rPr>
+          <w:rFonts w:ascii="Consolas" w:eastAsia="Times New Roman" w:hAnsi="Consolas" w:cs="Times New Roman"/>
+          <w:color w:val="A5D6FF"/>
+          <w:sz w:val="21"/>
+          <w:szCs w:val="21"/>
+          <w:u w:val="single"/>
+          <w:lang w:eastAsia="es-MX"/>
+        </w:rPr>
+        <w:t>'</w:t>
+      </w:r>
+      <w:r>
+        <w:rPr>
+          <w:rFonts w:ascii="Consolas" w:eastAsia="Times New Roman" w:hAnsi="Consolas" w:cs="Times New Roman"/>
+          <w:color w:val="BBBEBF"/>
+          <w:sz w:val="21"/>
+          <w:szCs w:val="21"/>
+          <w:u w:val="single"/>
+          <w:lang w:eastAsia="es-MX"/>
+        </w:rPr>
+        <w:t>,</w:t>
+      </w:r>
+    </w:p>
+    <w:p>
+      <w:pPr>
+        <w:shd w:val="clear" w:color="auto" w:fill="121314"/>
+        <w:spacing w:after="0" w:line="285" w:lineRule="atLeast"/>
+        <w:ind w:left="2160"/>
+        <w:jc w:val="left"/>
+        <w:rPr>
+          <w:rFonts w:ascii="Consolas" w:eastAsia="Times New Roman" w:hAnsi="Consolas" w:cs="Times New Roman"/>
+          <w:color w:val="BBBEBF"/>
+          <w:sz w:val="21"/>
+          <w:szCs w:val="21"/>
+          <w:u w:val="single"/>
+          <w:lang w:eastAsia="es-MX"/>
+        </w:rPr>
+      </w:pPr>
+      <w:r>
+        <w:rPr>
+          <w:rFonts w:ascii="Consolas" w:eastAsia="Times New Roman" w:hAnsi="Consolas" w:cs="Times New Roman"/>
+          <w:color w:val="BBBEBF"/>
+          <w:sz w:val="21"/>
+          <w:szCs w:val="21"/>
+          <w:u w:val="single"/>
+          <w:lang w:eastAsia="es-MX"/>
+        </w:rPr>
+        <w:t xml:space="preserve">    </w:t>
+      </w:r>
+      <w:r>
+        <w:rPr>
+          <w:rFonts w:ascii="Consolas" w:eastAsia="Times New Roman" w:hAnsi="Consolas" w:cs="Times New Roman"/>
+          <w:color w:val="A5D6FF"/>
+          <w:sz w:val="21"/>
+          <w:szCs w:val="21"/>
+          <w:u w:val="single"/>
+          <w:lang w:eastAsia="es-MX"/>
+        </w:rPr>
+        <w:t>'</w:t>
+      </w:r>
+      <w:proofErr w:type="spellStart"/>
+      <w:proofErr w:type="gramStart"/>
+      <w:r>
+        <w:rPr>
+          <w:rFonts w:ascii="Consolas" w:eastAsia="Times New Roman" w:hAnsi="Consolas" w:cs="Times New Roman"/>
+          <w:color w:val="A5D6FF"/>
+          <w:sz w:val="21"/>
+          <w:szCs w:val="21"/>
+          <w:u w:val="single"/>
+          <w:lang w:eastAsia="es-MX"/>
+        </w:rPr>
+        <w:t>django.contrib</w:t>
+      </w:r>
+      <w:proofErr w:type="gramEnd"/>
+      <w:r>
+        <w:rPr>
+          <w:rFonts w:ascii="Consolas" w:eastAsia="Times New Roman" w:hAnsi="Consolas" w:cs="Times New Roman"/>
+          <w:color w:val="A5D6FF"/>
+          <w:sz w:val="21"/>
+          <w:szCs w:val="21"/>
+          <w:u w:val="single"/>
+          <w:lang w:eastAsia="es-MX"/>
+        </w:rPr>
+        <w:t>.sessions</w:t>
+      </w:r>
+      <w:proofErr w:type="spellEnd"/>
+      <w:r>
+        <w:rPr>
+          <w:rFonts w:ascii="Consolas" w:eastAsia="Times New Roman" w:hAnsi="Consolas" w:cs="Times New Roman"/>
+          <w:color w:val="A5D6FF"/>
+          <w:sz w:val="21"/>
+          <w:szCs w:val="21"/>
+          <w:u w:val="single"/>
+          <w:lang w:eastAsia="es-MX"/>
+        </w:rPr>
+        <w:t>'</w:t>
+      </w:r>
+      <w:r>
+        <w:rPr>
+          <w:rFonts w:ascii="Consolas" w:eastAsia="Times New Roman" w:hAnsi="Consolas" w:cs="Times New Roman"/>
+          <w:color w:val="BBBEBF"/>
+          <w:sz w:val="21"/>
+          <w:szCs w:val="21"/>
+          <w:u w:val="single"/>
+          <w:lang w:eastAsia="es-MX"/>
+        </w:rPr>
+        <w:t>,</w:t>
+      </w:r>
+    </w:p>
+    <w:p>
+      <w:pPr>
+        <w:shd w:val="clear" w:color="auto" w:fill="121314"/>
+        <w:spacing w:after="0" w:line="285" w:lineRule="atLeast"/>
+        <w:ind w:left="2160"/>
+        <w:jc w:val="left"/>
+        <w:rPr>
+          <w:rFonts w:ascii="Consolas" w:eastAsia="Times New Roman" w:hAnsi="Consolas" w:cs="Times New Roman"/>
+          <w:color w:val="BBBEBF"/>
+          <w:sz w:val="21"/>
+          <w:szCs w:val="21"/>
+          <w:u w:val="single"/>
+          <w:lang w:eastAsia="es-MX"/>
+        </w:rPr>
+      </w:pPr>
+      <w:r>
+        <w:rPr>
+          <w:rFonts w:ascii="Consolas" w:eastAsia="Times New Roman" w:hAnsi="Consolas" w:cs="Times New Roman"/>
+          <w:color w:val="BBBEBF"/>
+          <w:sz w:val="21"/>
+          <w:szCs w:val="21"/>
+          <w:u w:val="single"/>
+          <w:lang w:eastAsia="es-MX"/>
+        </w:rPr>
+        <w:t xml:space="preserve">    </w:t>
+      </w:r>
+      <w:r>
+        <w:rPr>
+          <w:rFonts w:ascii="Consolas" w:eastAsia="Times New Roman" w:hAnsi="Consolas" w:cs="Times New Roman"/>
+          <w:color w:val="A5D6FF"/>
+          <w:sz w:val="21"/>
+          <w:szCs w:val="21"/>
+          <w:u w:val="single"/>
+          <w:lang w:eastAsia="es-MX"/>
+        </w:rPr>
+        <w:t>'</w:t>
+      </w:r>
+      <w:proofErr w:type="spellStart"/>
+      <w:proofErr w:type="gramStart"/>
+      <w:r>
+        <w:rPr>
+          <w:rFonts w:ascii="Consolas" w:eastAsia="Times New Roman" w:hAnsi="Consolas" w:cs="Times New Roman"/>
+          <w:color w:val="A5D6FF"/>
+          <w:sz w:val="21"/>
+          <w:szCs w:val="21"/>
+          <w:u w:val="single"/>
+          <w:lang w:eastAsia="es-MX"/>
+        </w:rPr>
+        <w:t>django.contrib</w:t>
+      </w:r>
+      <w:proofErr w:type="gramEnd"/>
+      <w:r>
+        <w:rPr>
+          <w:rFonts w:ascii="Consolas" w:eastAsia="Times New Roman" w:hAnsi="Consolas" w:cs="Times New Roman"/>
+          <w:color w:val="A5D6FF"/>
+          <w:sz w:val="21"/>
+          <w:szCs w:val="21"/>
+          <w:u w:val="single"/>
+          <w:lang w:eastAsia="es-MX"/>
+        </w:rPr>
+        <w:t>.messages</w:t>
+      </w:r>
+      <w:proofErr w:type="spellEnd"/>
+      <w:r>
+        <w:rPr>
+          <w:rFonts w:ascii="Consolas" w:eastAsia="Times New Roman" w:hAnsi="Consolas" w:cs="Times New Roman"/>
+          <w:color w:val="A5D6FF"/>
+          <w:sz w:val="21"/>
+          <w:szCs w:val="21"/>
+          <w:u w:val="single"/>
+          <w:lang w:eastAsia="es-MX"/>
+        </w:rPr>
+        <w:t>'</w:t>
+      </w:r>
+      <w:r>
+        <w:rPr>
+          <w:rFonts w:ascii="Consolas" w:eastAsia="Times New Roman" w:hAnsi="Consolas" w:cs="Times New Roman"/>
+          <w:color w:val="BBBEBF"/>
+          <w:sz w:val="21"/>
+          <w:szCs w:val="21"/>
+          <w:u w:val="single"/>
+          <w:lang w:eastAsia="es-MX"/>
+        </w:rPr>
+        <w:t>,</w:t>
+      </w:r>
+    </w:p>
+    <w:p>
+      <w:pPr>
+        <w:shd w:val="clear" w:color="auto" w:fill="121314"/>
+        <w:spacing w:after="0" w:line="285" w:lineRule="atLeast"/>
+        <w:ind w:left="2160"/>
+        <w:jc w:val="left"/>
+        <w:rPr>
+          <w:rFonts w:ascii="Consolas" w:eastAsia="Times New Roman" w:hAnsi="Consolas" w:cs="Times New Roman"/>
+          <w:color w:val="BBBEBF"/>
+          <w:sz w:val="21"/>
+          <w:szCs w:val="21"/>
+          <w:u w:val="single"/>
+          <w:lang w:eastAsia="es-MX"/>
+        </w:rPr>
+      </w:pPr>
+      <w:r>
+        <w:rPr>
+          <w:rFonts w:ascii="Consolas" w:eastAsia="Times New Roman" w:hAnsi="Consolas" w:cs="Times New Roman"/>
+          <w:color w:val="BBBEBF"/>
+          <w:sz w:val="21"/>
+          <w:szCs w:val="21"/>
+          <w:u w:val="single"/>
+          <w:lang w:eastAsia="es-MX"/>
+        </w:rPr>
+        <w:t xml:space="preserve">    </w:t>
+      </w:r>
+      <w:r>
+        <w:rPr>
+          <w:rFonts w:ascii="Consolas" w:eastAsia="Times New Roman" w:hAnsi="Consolas" w:cs="Times New Roman"/>
+          <w:color w:val="A5D6FF"/>
+          <w:sz w:val="21"/>
+          <w:szCs w:val="21"/>
+          <w:u w:val="single"/>
+          <w:lang w:eastAsia="es-MX"/>
+        </w:rPr>
+        <w:t>'</w:t>
+      </w:r>
+      <w:proofErr w:type="spellStart"/>
+      <w:proofErr w:type="gramStart"/>
+      <w:r>
+        <w:rPr>
+          <w:rFonts w:ascii="Consolas" w:eastAsia="Times New Roman" w:hAnsi="Consolas" w:cs="Times New Roman"/>
+          <w:color w:val="A5D6FF"/>
+          <w:sz w:val="21"/>
+          <w:szCs w:val="21"/>
+          <w:u w:val="single"/>
+          <w:lang w:eastAsia="es-MX"/>
+        </w:rPr>
+        <w:t>django.contrib</w:t>
+      </w:r>
+      <w:proofErr w:type="gramEnd"/>
+      <w:r>
+        <w:rPr>
+          <w:rFonts w:ascii="Consolas" w:eastAsia="Times New Roman" w:hAnsi="Consolas" w:cs="Times New Roman"/>
+          <w:color w:val="A5D6FF"/>
+          <w:sz w:val="21"/>
+          <w:szCs w:val="21"/>
+          <w:u w:val="single"/>
+          <w:lang w:eastAsia="es-MX"/>
+        </w:rPr>
+        <w:t>.staticfiles</w:t>
+      </w:r>
+      <w:proofErr w:type="spellEnd"/>
+      <w:r>
+        <w:rPr>
+          <w:rFonts w:ascii="Consolas" w:eastAsia="Times New Roman" w:hAnsi="Consolas" w:cs="Times New Roman"/>
+          <w:color w:val="A5D6FF"/>
+          <w:sz w:val="21"/>
+          <w:szCs w:val="21"/>
+          <w:u w:val="single"/>
+          <w:lang w:eastAsia="es-MX"/>
+        </w:rPr>
+        <w:t>'</w:t>
+      </w:r>
+      <w:r>
+        <w:rPr>
+          <w:rFonts w:ascii="Consolas" w:eastAsia="Times New Roman" w:hAnsi="Consolas" w:cs="Times New Roman"/>
+          <w:color w:val="BBBEBF"/>
+          <w:sz w:val="21"/>
+          <w:szCs w:val="21"/>
+          <w:u w:val="single"/>
+          <w:lang w:eastAsia="es-MX"/>
+        </w:rPr>
+        <w:t>,</w:t>
+      </w:r>
+    </w:p>
+    <w:p>
+      <w:pPr>
+        <w:shd w:val="clear" w:color="auto" w:fill="121314"/>
+        <w:spacing w:after="0" w:line="285" w:lineRule="atLeast"/>
+        <w:ind w:left="2160"/>
+        <w:jc w:val="left"/>
+        <w:rPr>
+          <w:rFonts w:ascii="Consolas" w:eastAsia="Times New Roman" w:hAnsi="Consolas" w:cs="Times New Roman"/>
+          <w:color w:val="BBBEBF"/>
+          <w:sz w:val="21"/>
+          <w:szCs w:val="21"/>
+          <w:u w:val="single"/>
+          <w:lang w:val="es-MX" w:eastAsia="es-MX"/>
+        </w:rPr>
+      </w:pPr>
+      <w:r>
+        <w:rPr>
+          <w:rFonts w:ascii="Consolas" w:eastAsia="Times New Roman" w:hAnsi="Consolas" w:cs="Times New Roman"/>
+          <w:color w:val="BBBEBF"/>
+          <w:sz w:val="21"/>
+          <w:szCs w:val="21"/>
+          <w:u w:val="single"/>
+          <w:lang w:eastAsia="es-MX"/>
+        </w:rPr>
+        <w:t xml:space="preserve">    </w:t>
+      </w:r>
+      <w:r>
+        <w:rPr>
+          <w:rFonts w:ascii="Consolas" w:eastAsia="Times New Roman" w:hAnsi="Consolas" w:cs="Times New Roman"/>
+          <w:color w:val="A5D6FF"/>
+          <w:sz w:val="21"/>
+          <w:szCs w:val="21"/>
+          <w:u w:val="single"/>
+          <w:lang w:val="es-MX" w:eastAsia="es-MX"/>
+        </w:rPr>
+        <w:t>'</w:t>
+      </w:r>
+      <w:proofErr w:type="spellStart"/>
+      <w:r>
+        <w:rPr>
+          <w:rFonts w:ascii="Consolas" w:eastAsia="Times New Roman" w:hAnsi="Consolas" w:cs="Times New Roman"/>
+          <w:color w:val="A5D6FF"/>
+          <w:sz w:val="21"/>
+          <w:szCs w:val="21"/>
+          <w:u w:val="single"/>
+          <w:lang w:val="es-MX" w:eastAsia="es-MX"/>
+        </w:rPr>
+        <w:t>a_</w:t>
+      </w:r>
+      <w:proofErr w:type="gramStart"/>
+      <w:r>
+        <w:rPr>
+          <w:rFonts w:ascii="Consolas" w:eastAsia="Times New Roman" w:hAnsi="Consolas" w:cs="Times New Roman"/>
+          <w:color w:val="A5D6FF"/>
+          <w:sz w:val="21"/>
+          <w:szCs w:val="21"/>
+          <w:u w:val="single"/>
+          <w:lang w:val="es-MX" w:eastAsia="es-MX"/>
+        </w:rPr>
+        <w:t>app</w:t>
+      </w:r>
+      <w:proofErr w:type="gramEnd"/>
+      <w:r>
+        <w:rPr>
+          <w:rFonts w:ascii="Consolas" w:eastAsia="Times New Roman" w:hAnsi="Consolas" w:cs="Times New Roman"/>
+          <w:color w:val="A5D6FF"/>
+          <w:sz w:val="21"/>
+          <w:szCs w:val="21"/>
+          <w:u w:val="single"/>
+          <w:lang w:val="es-MX" w:eastAsia="es-MX"/>
+        </w:rPr>
+        <w:t>_name</w:t>
+      </w:r>
+      <w:proofErr w:type="spellEnd"/>
+      <w:r>
+        <w:rPr>
+          <w:rFonts w:ascii="Consolas" w:eastAsia="Times New Roman" w:hAnsi="Consolas" w:cs="Times New Roman"/>
+          <w:color w:val="A5D6FF"/>
+          <w:sz w:val="21"/>
+          <w:szCs w:val="21"/>
+          <w:u w:val="single"/>
+          <w:lang w:val="es-MX" w:eastAsia="es-MX"/>
+        </w:rPr>
+        <w:t>'</w:t>
+      </w:r>
+      <w:r>
+        <w:rPr>
+          <w:rFonts w:ascii="Consolas" w:eastAsia="Times New Roman" w:hAnsi="Consolas" w:cs="Times New Roman"/>
+          <w:color w:val="BBBEBF"/>
+          <w:sz w:val="21"/>
+          <w:szCs w:val="21"/>
+          <w:u w:val="single"/>
+          <w:lang w:val="es-MX" w:eastAsia="es-MX"/>
+        </w:rPr>
+        <w:t>,</w:t>
+      </w:r>
+    </w:p>
+    <w:p>
+      <w:pPr>
+        <w:shd w:val="clear" w:color="auto" w:fill="121314"/>
+        <w:spacing w:after="0" w:line="285" w:lineRule="atLeast"/>
+        <w:ind w:left="2160"/>
+        <w:jc w:val="left"/>
+        <w:rPr>
+          <w:rFonts w:ascii="Consolas" w:eastAsia="Times New Roman" w:hAnsi="Consolas" w:cs="Times New Roman"/>
+          <w:color w:val="BBBEBF"/>
+          <w:sz w:val="21"/>
+          <w:szCs w:val="21"/>
+          <w:lang w:val="es-MX" w:eastAsia="es-MX"/>
+        </w:rPr>
+      </w:pPr>
+      <w:r>
+        <w:rPr>
+          <w:rFonts w:ascii="Consolas" w:eastAsia="Times New Roman" w:hAnsi="Consolas" w:cs="Times New Roman"/>
+          <w:color w:val="BBBEBF"/>
+          <w:sz w:val="21"/>
+          <w:szCs w:val="21"/>
+          <w:u w:val="single"/>
+          <w:lang w:val="es-MX" w:eastAsia="es-MX"/>
+        </w:rPr>
+        <w:t>]</w:t>
+      </w:r>
+    </w:p>
+    <w:p>
+      <w:pPr>
+        <w:pStyle w:val="Prrafodelista"/>
+        <w:numPr>
+          <w:ilvl w:val="2"/>
+          <w:numId w:val="57"/>
+        </w:numPr>
+        <w:rPr>
+          <w:lang w:val="es-MX"/>
+        </w:rPr>
+      </w:pPr>
+      <w:r>
+        <w:rPr>
+          <w:lang w:val="es-MX"/>
+        </w:rPr>
+        <w:t xml:space="preserve">Posteriormente, deberemos crear la carpeta y archivo </w:t>
+      </w:r>
+      <w:r>
+        <w:rPr>
+          <w:lang w:val="es-MX"/>
+        </w:rPr>
+        <w:t xml:space="preserve">del </w:t>
+      </w:r>
+      <w:proofErr w:type="spellStart"/>
+      <w:r>
+        <w:rPr>
+          <w:lang w:val="es-MX"/>
+        </w:rPr>
+        <w:t>template</w:t>
+      </w:r>
+      <w:proofErr w:type="spellEnd"/>
+      <w:r>
+        <w:rPr>
+          <w:lang w:val="es-MX"/>
+        </w:rPr>
+        <w:t xml:space="preserve">: </w:t>
+      </w:r>
+      <w:proofErr w:type="spellStart"/>
+      <w:r>
+        <w:rPr>
+          <w:i/>
+          <w:iCs/>
+          <w:color w:val="00B0F0"/>
+          <w:lang w:val="es-MX"/>
+        </w:rPr>
+        <w:t>a</w:t>
+      </w:r>
+      <w:r>
+        <w:rPr>
+          <w:i/>
+          <w:iCs/>
+          <w:color w:val="00B0F0"/>
+          <w:lang w:val="es-MX"/>
+        </w:rPr>
+        <w:t>_first_proyect</w:t>
+      </w:r>
+      <w:proofErr w:type="spellEnd"/>
+      <w:r>
+        <w:rPr>
+          <w:b/>
+          <w:bCs/>
+          <w:lang w:val="es-MX"/>
+        </w:rPr>
+        <w:t>/</w:t>
+      </w:r>
+      <w:proofErr w:type="spellStart"/>
+      <w:r>
+        <w:rPr>
+          <w:i/>
+          <w:iCs/>
+          <w:color w:val="00B0F0"/>
+          <w:lang w:val="es-MX"/>
+        </w:rPr>
+        <w:t>a</w:t>
+      </w:r>
+      <w:r>
+        <w:rPr>
+          <w:i/>
+          <w:iCs/>
+          <w:color w:val="00B0F0"/>
+          <w:lang w:val="es-MX"/>
+        </w:rPr>
+        <w:t>_</w:t>
+      </w:r>
+      <w:r>
+        <w:rPr>
+          <w:i/>
+          <w:iCs/>
+          <w:color w:val="00B0F0"/>
+          <w:lang w:val="es-MX"/>
+        </w:rPr>
+        <w:t>app_name</w:t>
+      </w:r>
+      <w:proofErr w:type="spellEnd"/>
+      <w:r>
+        <w:rPr>
+          <w:b/>
+          <w:bCs/>
+          <w:lang w:val="es-MX"/>
+        </w:rPr>
+        <w:t>/</w:t>
+      </w:r>
+      <w:proofErr w:type="spellStart"/>
+      <w:r>
+        <w:rPr>
+          <w:b/>
+          <w:bCs/>
+          <w:lang w:val="es-MX"/>
+        </w:rPr>
+        <w:t>templates</w:t>
+      </w:r>
+      <w:proofErr w:type="spellEnd"/>
+      <w:r>
+        <w:rPr>
+          <w:b/>
+          <w:bCs/>
+          <w:lang w:val="es-MX"/>
+        </w:rPr>
+        <w:t>/</w:t>
+      </w:r>
+      <w:proofErr w:type="spellStart"/>
+      <w:r>
+        <w:rPr>
+          <w:i/>
+          <w:iCs/>
+          <w:color w:val="00B0F0"/>
+          <w:lang w:val="es-MX"/>
+        </w:rPr>
+        <w:t>a</w:t>
+      </w:r>
+      <w:r>
+        <w:rPr>
+          <w:i/>
+          <w:iCs/>
+          <w:color w:val="00B0F0"/>
+          <w:lang w:val="es-MX"/>
+        </w:rPr>
+        <w:t>_</w:t>
+      </w:r>
+      <w:r>
+        <w:rPr>
+          <w:i/>
+          <w:iCs/>
+          <w:color w:val="00B0F0"/>
+          <w:lang w:val="es-MX"/>
+        </w:rPr>
+        <w:t>app_name</w:t>
+      </w:r>
+      <w:proofErr w:type="spellEnd"/>
+      <w:r>
+        <w:rPr>
+          <w:b/>
+          <w:bCs/>
+          <w:lang w:val="es-MX"/>
+        </w:rPr>
+        <w:t>/</w:t>
+      </w:r>
+      <w:r>
+        <w:rPr>
+          <w:b/>
+          <w:bCs/>
+          <w:lang w:val="es-MX"/>
+        </w:rPr>
+        <w:t>template_1</w:t>
+      </w:r>
+      <w:r>
+        <w:rPr>
+          <w:b/>
+          <w:bCs/>
+          <w:lang w:val="es-MX"/>
+        </w:rPr>
+        <w:t>.</w:t>
+      </w:r>
+      <w:r>
+        <w:rPr>
+          <w:b/>
+          <w:bCs/>
+          <w:lang w:val="es-MX"/>
+        </w:rPr>
+        <w:t>html</w:t>
+      </w:r>
+      <w:r>
+        <w:rPr>
+          <w:lang w:val="es-MX"/>
+        </w:rPr>
+        <w:t xml:space="preserve">, luego colocar un </w:t>
+      </w:r>
+      <w:proofErr w:type="spellStart"/>
+      <w:r>
+        <w:rPr>
+          <w:lang w:val="es-MX"/>
+        </w:rPr>
+        <w:t>return</w:t>
+      </w:r>
+      <w:proofErr w:type="spellEnd"/>
+      <w:r>
+        <w:rPr>
+          <w:lang w:val="es-MX"/>
+        </w:rPr>
+        <w:t xml:space="preserve"> en la función del render y actualizar el </w:t>
+      </w:r>
+      <w:proofErr w:type="spellStart"/>
+      <w:r>
+        <w:rPr>
+          <w:lang w:val="es-MX"/>
+        </w:rPr>
+        <w:t>path</w:t>
+      </w:r>
+      <w:proofErr w:type="spellEnd"/>
+      <w:r>
+        <w:rPr>
+          <w:lang w:val="es-MX"/>
+        </w:rPr>
+        <w:t xml:space="preserve"> de este archivo, solamente añadiendo lo que diga después de </w:t>
+      </w:r>
+      <w:proofErr w:type="spellStart"/>
+      <w:r>
+        <w:rPr>
+          <w:b/>
+          <w:bCs/>
+          <w:lang w:val="es-MX"/>
+        </w:rPr>
+        <w:t>templates</w:t>
+      </w:r>
+      <w:proofErr w:type="spellEnd"/>
+      <w:r>
+        <w:rPr>
+          <w:b/>
+          <w:bCs/>
+          <w:lang w:val="es-MX"/>
+        </w:rPr>
+        <w:t>/</w:t>
+      </w:r>
+      <w:r>
+        <w:rPr>
+          <w:lang w:val="es-MX"/>
+        </w:rPr>
+        <w:t>.</w:t>
+      </w:r>
+    </w:p>
+    <w:p>
+      <w:pPr>
+        <w:pStyle w:val="Prrafodelista"/>
+        <w:numPr>
+          <w:ilvl w:val="2"/>
+          <w:numId w:val="57"/>
+        </w:numPr>
+        <w:rPr>
+          <w:lang w:val="es-MX"/>
+        </w:rPr>
+      </w:pPr>
+      <w:r>
+        <w:rPr>
+          <w:b/>
+          <w:bCs/>
+          <w:color w:val="00B0F0"/>
+          <w:lang w:val="es-MX"/>
+        </w:rPr>
+        <w:t>urls</w:t>
+      </w:r>
+      <w:r>
+        <w:rPr>
+          <w:b/>
+          <w:bCs/>
+          <w:color w:val="00B0F0"/>
+          <w:lang w:val="es-MX"/>
+        </w:rPr>
+        <w:t>.py</w:t>
+      </w:r>
+      <w:r>
+        <w:rPr>
+          <w:b/>
+          <w:bCs/>
+          <w:lang w:val="es-MX"/>
+        </w:rPr>
+        <w:t>:</w:t>
+      </w:r>
+      <w:r>
+        <w:rPr>
+          <w:lang w:val="es-MX"/>
+        </w:rPr>
+        <w:t xml:space="preserve"> </w:t>
+      </w:r>
+      <w:r>
+        <w:rPr>
+          <w:lang w:val="es-MX"/>
+        </w:rPr>
+        <w:t xml:space="preserve">Finalmente, para que podamos acceder a esa vista desde el proyecto, se debe agregar un nuevo </w:t>
+      </w:r>
+      <w:proofErr w:type="spellStart"/>
+      <w:r>
+        <w:rPr>
+          <w:lang w:val="es-MX"/>
+        </w:rPr>
+        <w:t>path</w:t>
+      </w:r>
+      <w:proofErr w:type="spellEnd"/>
+      <w:r>
+        <w:rPr>
+          <w:lang w:val="es-MX"/>
+        </w:rPr>
+        <w:t xml:space="preserve"> que haga referencia a </w:t>
+      </w:r>
+      <w:r>
+        <w:rPr>
+          <w:lang w:val="es-MX"/>
+        </w:rPr>
+        <w:t xml:space="preserve">la función que declaró el render de </w:t>
+      </w:r>
+      <w:r>
+        <w:rPr>
+          <w:lang w:val="es-MX"/>
+        </w:rPr>
+        <w:t xml:space="preserve">nuestra </w:t>
+      </w:r>
+      <w:proofErr w:type="gramStart"/>
+      <w:r>
+        <w:rPr>
+          <w:lang w:val="es-MX"/>
+        </w:rPr>
+        <w:t>app</w:t>
+      </w:r>
+      <w:proofErr w:type="gramEnd"/>
+      <w:r>
+        <w:rPr>
+          <w:lang w:val="es-MX"/>
+        </w:rPr>
+        <w:t xml:space="preserve"> en el script </w:t>
+      </w:r>
+      <w:r>
+        <w:rPr>
+          <w:b/>
+          <w:bCs/>
+          <w:color w:val="00B0F0"/>
+          <w:lang w:val="es-MX"/>
+        </w:rPr>
+        <w:t>views</w:t>
+      </w:r>
+      <w:r>
+        <w:rPr>
+          <w:b/>
+          <w:bCs/>
+          <w:color w:val="00B0F0"/>
+          <w:lang w:val="es-MX"/>
+        </w:rPr>
+        <w:t>.py</w:t>
+      </w:r>
+      <w:r>
+        <w:rPr>
+          <w:lang w:val="es-MX"/>
+        </w:rPr>
+        <w:t xml:space="preserve"> y </w:t>
+      </w:r>
+      <w:r>
+        <w:rPr>
+          <w:lang w:val="es-MX"/>
+        </w:rPr>
+        <w:t xml:space="preserve">se ejecutará el comando </w:t>
+      </w:r>
+      <w:proofErr w:type="spellStart"/>
+      <w:r>
+        <w:rPr>
+          <w:b/>
+          <w:bCs/>
+          <w:lang w:val="es-MX"/>
+        </w:rPr>
+        <w:t>python</w:t>
+      </w:r>
+      <w:proofErr w:type="spellEnd"/>
+      <w:r>
+        <w:rPr>
+          <w:lang w:val="es-MX"/>
+        </w:rPr>
+        <w:t xml:space="preserve"> </w:t>
+      </w:r>
+      <w:r>
+        <w:rPr>
+          <w:b/>
+          <w:bCs/>
+          <w:color w:val="00B0F0"/>
+          <w:lang w:val="es-MX"/>
+        </w:rPr>
+        <w:t xml:space="preserve">manage.py </w:t>
+      </w:r>
+      <w:proofErr w:type="spellStart"/>
+      <w:r>
+        <w:rPr>
+          <w:b/>
+          <w:bCs/>
+          <w:color w:val="EE0000"/>
+          <w:lang w:val="es-MX"/>
+        </w:rPr>
+        <w:t>runserver</w:t>
+      </w:r>
+      <w:proofErr w:type="spellEnd"/>
+      <w:r>
+        <w:rPr>
+          <w:lang w:val="es-MX"/>
+        </w:rPr>
+        <w:t xml:space="preserve"> para verla en el navegador.</w:t>
+      </w:r>
+    </w:p>
+    <w:p>
+      <w:pPr>
+        <w:jc w:val="center"/>
+        <w:rPr>
+          <w:u w:val="single"/>
+          <w:lang w:val="es-MX"/>
+        </w:rPr>
+      </w:pPr>
+      <w:r>
+        <w:rPr>
+          <w:lang w:val="es-MX"/>
+        </w:rPr>
+        <w:drawing>
+          <wp:inline distT="0" distB="0" distL="0" distR="0" wp14:anchorId="5D8B8821" wp14:editId="52F32499">
+            <wp:extent cx="5943600" cy="3159125"/>
+            <wp:effectExtent l="0" t="0" r="0" b="3175"/>
+            <wp:docPr id="264835895" name="Imagen 1"/>
+            <wp:cNvGraphicFramePr>
+              <a:graphicFrameLocks xmlns:a="http://schemas.openxmlformats.org/drawingml/2006/main" noChangeAspect="1"/>
+            </wp:cNvGraphicFramePr>
+            <a:graphic xmlns:a="http://schemas.openxmlformats.org/drawingml/2006/main">
+              <a:graphicData uri="http://schemas.openxmlformats.org/drawingml/2006/picture">
+                <pic:pic xmlns:pic="http://schemas.openxmlformats.org/drawingml/2006/picture">
+                  <pic:nvPicPr>
+                    <pic:cNvPr id="264835895" name=""/>
+                    <pic:cNvPicPr/>
+                  </pic:nvPicPr>
+                  <pic:blipFill>
+                    <a:blip r:embed="rId17"/>
+                    <a:stretch>
+                      <a:fillRect/>
+                    </a:stretch>
+                  </pic:blipFill>
+                  <pic:spPr>
+                    <a:xfrm>
+                      <a:off x="0" y="0"/>
+                      <a:ext cx="5943600" cy="3159125"/>
+                    </a:xfrm>
+                    <a:prstGeom prst="rect">
+                      <a:avLst/>
+                    </a:prstGeom>
+                  </pic:spPr>
+                </pic:pic>
+              </a:graphicData>
+            </a:graphic>
+          </wp:inline>
+        </w:drawing>
+      </w:r>
+    </w:p>
+    <w:p>
+      <w:pPr>
+        <w:rPr>
+          <w:lang w:val="es-MX"/>
+        </w:rPr>
+      </w:pPr>
+      <w:r>
+        <w:rPr>
+          <w:lang w:val="es-MX"/>
+        </w:rPr>
+        <w:t xml:space="preserve">La página principal mostrará un error 404 ya que no hemos definido la página de inicio, pero si en el localhost colocamos el </w:t>
+      </w:r>
+      <w:proofErr w:type="spellStart"/>
+      <w:r>
+        <w:rPr>
+          <w:lang w:val="es-MX"/>
+        </w:rPr>
+        <w:t>endpoint</w:t>
+      </w:r>
+      <w:proofErr w:type="spellEnd"/>
+      <w:r>
+        <w:rPr>
+          <w:lang w:val="es-MX"/>
+        </w:rPr>
+        <w:t xml:space="preserve"> del </w:t>
+      </w:r>
+      <w:proofErr w:type="spellStart"/>
+      <w:r>
+        <w:rPr>
+          <w:lang w:val="es-MX"/>
+        </w:rPr>
+        <w:t>path</w:t>
+      </w:r>
+      <w:proofErr w:type="spellEnd"/>
+      <w:r>
+        <w:rPr>
+          <w:lang w:val="es-MX"/>
+        </w:rPr>
+        <w:t xml:space="preserve"> que acabamos de crear en el script de </w:t>
+      </w:r>
+      <w:r>
+        <w:rPr>
+          <w:b/>
+          <w:bCs/>
+          <w:color w:val="00B0F0"/>
+          <w:lang w:val="es-MX"/>
+        </w:rPr>
+        <w:t>urls</w:t>
+      </w:r>
+      <w:r>
+        <w:rPr>
+          <w:b/>
+          <w:bCs/>
+          <w:color w:val="00B0F0"/>
+          <w:lang w:val="es-MX"/>
+        </w:rPr>
+        <w:t>.py</w:t>
+      </w:r>
+      <w:r>
+        <w:rPr>
+          <w:lang w:val="es-MX"/>
+        </w:rPr>
+        <w:t xml:space="preserve">, aparecerá el </w:t>
+      </w:r>
+      <w:proofErr w:type="spellStart"/>
+      <w:r>
+        <w:rPr>
+          <w:b/>
+          <w:bCs/>
+          <w:lang w:val="es-MX"/>
+        </w:rPr>
+        <w:t>template</w:t>
+      </w:r>
+      <w:proofErr w:type="spellEnd"/>
+      <w:r>
+        <w:rPr>
+          <w:lang w:val="es-MX"/>
+        </w:rPr>
+        <w:t xml:space="preserve"> que acabamos de crear.</w:t>
+      </w:r>
+    </w:p>
+    <w:p>
+      <w:pPr>
+        <w:jc w:val="center"/>
+        <w:rPr>
+          <w:lang w:val="es-MX"/>
+        </w:rPr>
+      </w:pPr>
+      <w:r>
+        <w:rPr>
+          <w:lang w:val="es-MX"/>
+        </w:rPr>
+        <w:lastRenderedPageBreak/>
+        <w:drawing>
+          <wp:inline distT="0" distB="0" distL="0" distR="0" wp14:anchorId="266F630B" wp14:editId="35D7BCF2">
+            <wp:extent cx="5943600" cy="1542415"/>
+            <wp:effectExtent l="0" t="0" r="0" b="635"/>
+            <wp:docPr id="661800211" name="Imagen 1"/>
+            <wp:cNvGraphicFramePr>
+              <a:graphicFrameLocks xmlns:a="http://schemas.openxmlformats.org/drawingml/2006/main" noChangeAspect="1"/>
+            </wp:cNvGraphicFramePr>
+            <a:graphic xmlns:a="http://schemas.openxmlformats.org/drawingml/2006/main">
+              <a:graphicData uri="http://schemas.openxmlformats.org/drawingml/2006/picture">
+                <pic:pic xmlns:pic="http://schemas.openxmlformats.org/drawingml/2006/picture">
+                  <pic:nvPicPr>
+                    <pic:cNvPr id="661800211" name=""/>
+                    <pic:cNvPicPr/>
+                  </pic:nvPicPr>
+                  <pic:blipFill>
+                    <a:blip r:embed="rId18"/>
+                    <a:stretch>
+                      <a:fillRect/>
+                    </a:stretch>
+                  </pic:blipFill>
+                  <pic:spPr>
+                    <a:xfrm>
+                      <a:off x="0" y="0"/>
+                      <a:ext cx="5943600" cy="1542415"/>
+                    </a:xfrm>
+                    <a:prstGeom prst="rect">
+                      <a:avLst/>
+                    </a:prstGeom>
+                  </pic:spPr>
+                </pic:pic>
+              </a:graphicData>
+            </a:graphic>
+          </wp:inline>
+        </w:drawing>
+      </w:r>
+    </w:p>
+    <w:p>
+      <w:pPr>
+        <w:rPr>
+          <w:u w:val="single"/>
+        </w:rPr>
+      </w:pPr>
+    </w:p>
+    <w:p>
+      <w:pPr>
+        <w:pStyle w:val="Ttulo2"/>
+        <w:rPr>
+          <w:lang w:val="en-US"/>
+        </w:rPr>
+      </w:pPr>
+      <w:bookmarkStart w:id="2" w:name="_Toc228466261"/>
+      <w:r>
+        <w:rPr>
+          <w:lang w:val="en-US"/>
+        </w:rPr>
+        <w:t>Model: ORM (</w:t>
+      </w:r>
+      <w:r>
+        <w:rPr>
+          <w:lang w:val="en-US"/>
+        </w:rPr>
+        <w:t>Object-Relational Mapping</w:t>
+      </w:r>
+      <w:r>
+        <w:rPr>
+          <w:lang w:val="en-US"/>
+        </w:rPr>
+        <w:t>)</w:t>
+      </w:r>
+      <w:r>
+        <w:rPr>
+          <w:lang w:val="en-US"/>
+        </w:rPr>
+        <w:t xml:space="preserve"> y </w:t>
+      </w:r>
+      <w:proofErr w:type="spellStart"/>
+      <w:r>
+        <w:rPr>
+          <w:lang w:val="en-US"/>
+        </w:rPr>
+        <w:t>Migraciones</w:t>
+      </w:r>
+      <w:bookmarkEnd w:id="2"/>
+      <w:proofErr w:type="spellEnd"/>
+    </w:p>
+    <w:p>
+      <w:pPr>
+        <w:rPr>
+          <w:lang w:val="es-MX"/>
+        </w:rPr>
+      </w:pPr>
+      <w:r>
+        <w:rPr>
+          <w:lang w:val="es-MX"/>
+        </w:rPr>
+        <w:t>La parte del Modelo en</w:t>
+      </w:r>
+      <w:r>
+        <w:rPr>
+          <w:lang w:val="es-MX"/>
+        </w:rPr>
+        <w:t xml:space="preserve"> la arquitectura MVT se refiere a la conexión del código con la base de datos, en Django esto se maneja a través de un concepto llamado ORM (</w:t>
+      </w:r>
+      <w:proofErr w:type="spellStart"/>
+      <w:r>
+        <w:rPr>
+          <w:lang w:val="es-MX"/>
+        </w:rPr>
+        <w:t>Object-Relational</w:t>
+      </w:r>
+      <w:proofErr w:type="spellEnd"/>
+      <w:r>
+        <w:rPr>
+          <w:lang w:val="es-MX"/>
+        </w:rPr>
+        <w:t xml:space="preserve"> </w:t>
+      </w:r>
+      <w:proofErr w:type="spellStart"/>
+      <w:r>
+        <w:rPr>
+          <w:lang w:val="es-MX"/>
+        </w:rPr>
+        <w:t>Mapping</w:t>
+      </w:r>
+      <w:proofErr w:type="spellEnd"/>
+      <w:r>
+        <w:rPr>
+          <w:lang w:val="es-MX"/>
+        </w:rPr>
+        <w:t xml:space="preserve">), </w:t>
+      </w:r>
+      <w:r>
+        <w:rPr>
+          <w:lang w:val="es-MX"/>
+        </w:rPr>
+        <w:t>que nos permite</w:t>
+      </w:r>
+      <w:r>
+        <w:rPr>
+          <w:lang w:val="es-MX"/>
+        </w:rPr>
+        <w:t xml:space="preserve"> crear clases de Python que se relacionarán con tablas de la base de datos que elijamos, para no tener que escribir secuencias SQL y solo trabajar con el lenguaje Python, donde: </w:t>
+      </w:r>
+    </w:p>
+    <w:p>
+      <w:pPr>
+        <w:rPr>
+          <w:lang w:val="es-MX"/>
+        </w:rPr>
+      </w:pPr>
+      <w:r>
+        <w:rPr>
+          <w:lang w:val="es-MX"/>
+        </w:rPr>
+        <w:t>Clase Script = Tabla DB.</w:t>
+      </w:r>
+    </w:p>
+    <w:p>
+      <w:pPr>
+        <w:rPr>
+          <w:lang w:val="es-MX"/>
+        </w:rPr>
+      </w:pPr>
+      <w:r>
+        <w:rPr>
+          <w:lang w:val="es-MX"/>
+        </w:rPr>
+        <w:t xml:space="preserve">Para poder crear el contenido de una clase de Python dentro de una tabla SQL Django nos proporciona una herramienta llamada migraciones, estas nos permiten hacer cambios en la base de datos, ya sea para realizar desde Python un cambio en la </w:t>
+      </w:r>
+      <w:proofErr w:type="spellStart"/>
+      <w:r>
+        <w:rPr>
+          <w:lang w:val="es-MX"/>
+        </w:rPr>
+        <w:t>database</w:t>
+      </w:r>
+      <w:proofErr w:type="spellEnd"/>
+      <w:r>
+        <w:rPr>
+          <w:lang w:val="es-MX"/>
+        </w:rPr>
+        <w:t>, o desde la base de datos, un cambio en la clase de Python, para que ambas estén sincronizadas.</w:t>
+      </w:r>
+    </w:p>
+    <w:p>
+      <w:pPr>
+        <w:jc w:val="center"/>
+        <w:rPr>
+          <w:lang w:val="es-MX"/>
+        </w:rPr>
+      </w:pPr>
+      <w:r>
+        <w:rPr>
+          <w:lang w:val="es-MX"/>
+        </w:rPr>
+        <w:drawing>
+          <wp:inline distT="0" distB="0" distL="0" distR="0" wp14:anchorId="3BC0ABBE" wp14:editId="4B4430E8">
+            <wp:extent cx="3200400" cy="2232378"/>
+            <wp:effectExtent l="0" t="0" r="0" b="0"/>
+            <wp:docPr id="861109980" name="Imagen 1"/>
+            <wp:cNvGraphicFramePr>
+              <a:graphicFrameLocks xmlns:a="http://schemas.openxmlformats.org/drawingml/2006/main" noChangeAspect="1"/>
+            </wp:cNvGraphicFramePr>
+            <a:graphic xmlns:a="http://schemas.openxmlformats.org/drawingml/2006/main">
+              <a:graphicData uri="http://schemas.openxmlformats.org/drawingml/2006/picture">
+                <pic:pic xmlns:pic="http://schemas.openxmlformats.org/drawingml/2006/picture">
+                  <pic:nvPicPr>
+                    <pic:cNvPr id="861109980" name=""/>
+                    <pic:cNvPicPr/>
+                  </pic:nvPicPr>
+                  <pic:blipFill>
+                    <a:blip r:embed="rId19"/>
+                    <a:stretch>
+                      <a:fillRect/>
+                    </a:stretch>
+                  </pic:blipFill>
+                  <pic:spPr>
+                    <a:xfrm>
+                      <a:off x="0" y="0"/>
+                      <a:ext cx="3205487" cy="2235927"/>
+                    </a:xfrm>
+                    <a:prstGeom prst="rect">
+                      <a:avLst/>
+                    </a:prstGeom>
+                  </pic:spPr>
+                </pic:pic>
+              </a:graphicData>
+            </a:graphic>
+          </wp:inline>
+        </w:drawing>
+      </w:r>
+    </w:p>
+    <w:p>
+      <w:pPr>
+        <w:rPr>
+          <w:lang w:val="es-MX"/>
+        </w:rPr>
+      </w:pPr>
+    </w:p>
+    <w:p>
+      <w:pPr>
+        <w:rPr>
+          <w:lang w:val="es-MX"/>
+        </w:rPr>
+      </w:pPr>
+    </w:p>
+    <w:p>
+      <w:pPr>
+        <w:pStyle w:val="Ttulo1"/>
+      </w:pPr>
+      <w:bookmarkStart w:id="3" w:name="_Toc228466262"/>
+      <w:r>
+        <w:t>Referencias</w:t>
+      </w:r>
+      <w:bookmarkEnd w:id="3"/>
+    </w:p>
+    <w:p>
+      <w:pPr>
+        <w:rPr>
+          <w:lang w:val="es-MX"/>
+        </w:rPr>
+      </w:pPr>
+      <w:proofErr w:type="spellStart"/>
+      <w:r>
+        <w:rPr>
+          <w:lang w:val="es-MX"/>
+        </w:rPr>
+        <w:t>Platzi</w:t>
+      </w:r>
+      <w:proofErr w:type="spellEnd"/>
+      <w:r>
+        <w:rPr>
+          <w:lang w:val="es-MX"/>
+        </w:rPr>
+        <w:t xml:space="preserve">, </w:t>
+      </w:r>
+      <w:r>
+        <w:rPr>
+          <w:lang w:val="es-MX"/>
+        </w:rPr>
+        <w:t>Luis Martínez</w:t>
+      </w:r>
+      <w:r>
+        <w:rPr>
+          <w:lang w:val="es-MX"/>
+        </w:rPr>
+        <w:t>, “</w:t>
+      </w:r>
+      <w:r>
+        <w:rPr>
+          <w:lang w:val="es-MX"/>
+        </w:rPr>
+        <w:t xml:space="preserve">Curso de </w:t>
+      </w:r>
+      <w:r>
+        <w:rPr>
+          <w:lang w:val="es-MX"/>
+        </w:rPr>
+        <w:t>Django</w:t>
+      </w:r>
+      <w:r>
+        <w:rPr>
+          <w:lang w:val="es-MX"/>
+        </w:rPr>
+        <w:t>”, 20</w:t>
+      </w:r>
+      <w:r>
+        <w:rPr>
+          <w:lang w:val="es-MX"/>
+        </w:rPr>
+        <w:t>2</w:t>
+      </w:r>
+      <w:r>
+        <w:rPr>
+          <w:lang w:val="es-MX"/>
+        </w:rPr>
+        <w:t>4</w:t>
+      </w:r>
+      <w:r>
+        <w:rPr>
+          <w:lang w:val="es-MX"/>
+        </w:rPr>
+        <w:t xml:space="preserve"> [Online], Available: </w:t>
+      </w:r>
+      <w:r>
+        <w:rPr>
+          <w:lang w:val="es-MX"/>
+        </w:rPr>
+        <w:t>https://platzi.com/cursos/django/que-es-django/</w:t>
+      </w:r>
+    </w:p>
+    <w:p>
+      <w:pPr>
+        <w:rPr>
+          <w:lang w:val="es-MX"/>
+        </w:rPr>
+      </w:pPr>
+    </w:p>
+    <w:p>
+      <w:pPr>
         <w:rPr>
           <w:lang w:val="es-MX"/>
         </w:rPr>
       </w:pPr>
     </w:p>
     <w:sectPr>
-      <w:footerReference w:type="default" r:id="rId14"/>
+      <w:footerReference w:type="default" r:id="rId20"/>
       <w:pgSz w:w="12240" w:h="15840" w:code="1"/>
       <w:pgMar w:top="1440" w:right="1440" w:bottom="1440" w:left="1440" w:header="720" w:footer="720" w:gutter="0"/>
       <w:pgNumType w:start="0"/>
@@ -4475,6 +8531,119 @@
     </w:lvl>
   </w:abstractNum>
   <w:abstractNum w:abstractNumId="15" w15:restartNumberingAfterBreak="0">
+    <w:nsid w:val="19C30085"/>
+    <w:multiLevelType w:val="hybridMultilevel"/>
+    <w:tmpl w:val="3BCEC876"/>
+    <w:lvl w:ilvl="0" w:tplc="080A0001">
+      <w:start w:val="1"/>
+      <w:numFmt w:val="bullet"/>
+      <w:lvlText w:val=""/>
+      <w:lvlJc w:val="left"/>
+      <w:pPr>
+        <w:ind w:left="720" w:hanging="360"/>
+      </w:pPr>
+      <w:rPr>
+        <w:rFonts w:ascii="Symbol" w:hAnsi="Symbol" w:hint="default"/>
+      </w:rPr>
+    </w:lvl>
+    <w:lvl w:ilvl="1" w:tplc="080A0003">
+      <w:start w:val="1"/>
+      <w:numFmt w:val="bullet"/>
+      <w:lvlText w:val="o"/>
+      <w:lvlJc w:val="left"/>
+      <w:pPr>
+        <w:ind w:left="1440" w:hanging="360"/>
+      </w:pPr>
+      <w:rPr>
+        <w:rFonts w:ascii="Courier New" w:hAnsi="Courier New" w:cs="Courier New" w:hint="default"/>
+      </w:rPr>
+    </w:lvl>
+    <w:lvl w:ilvl="2" w:tplc="080A0005" w:tentative="1">
+      <w:start w:val="1"/>
+      <w:numFmt w:val="bullet"/>
+      <w:lvlText w:val=""/>
+      <w:lvlJc w:val="left"/>
+      <w:pPr>
+        <w:ind w:left="2160" w:hanging="360"/>
+      </w:pPr>
+      <w:rPr>
+        <w:rFonts w:ascii="Wingdings" w:hAnsi="Wingdings" w:hint="default"/>
+      </w:rPr>
+    </w:lvl>
+    <w:lvl w:ilvl="3" w:tplc="080A0001" w:tentative="1">
+      <w:start w:val="1"/>
+      <w:numFmt w:val="bullet"/>
+      <w:lvlText w:val=""/>
+      <w:lvlJc w:val="left"/>
+      <w:pPr>
+        <w:ind w:left="2880" w:hanging="360"/>
+      </w:pPr>
+      <w:rPr>
+        <w:rFonts w:ascii="Symbol" w:hAnsi="Symbol" w:hint="default"/>
+      </w:rPr>
+    </w:lvl>
+    <w:lvl w:ilvl="4" w:tplc="080A0003" w:tentative="1">
+      <w:start w:val="1"/>
+      <w:numFmt w:val="bullet"/>
+      <w:lvlText w:val="o"/>
+      <w:lvlJc w:val="left"/>
+      <w:pPr>
+        <w:ind w:left="3600" w:hanging="360"/>
+      </w:pPr>
+      <w:rPr>
+        <w:rFonts w:ascii="Courier New" w:hAnsi="Courier New" w:cs="Courier New" w:hint="default"/>
+      </w:rPr>
+    </w:lvl>
+    <w:lvl w:ilvl="5" w:tplc="080A0005" w:tentative="1">
+      <w:start w:val="1"/>
+      <w:numFmt w:val="bullet"/>
+      <w:lvlText w:val=""/>
+      <w:lvlJc w:val="left"/>
+      <w:pPr>
+        <w:ind w:left="4320" w:hanging="360"/>
+      </w:pPr>
+      <w:rPr>
+        <w:rFonts w:ascii="Wingdings" w:hAnsi="Wingdings" w:hint="default"/>
+      </w:rPr>
+    </w:lvl>
+    <w:lvl w:ilvl="6" w:tplc="080A0001" w:tentative="1">
+      <w:start w:val="1"/>
+      <w:numFmt w:val="bullet"/>
+      <w:lvlText w:val=""/>
+      <w:lvlJc w:val="left"/>
+      <w:pPr>
+        <w:ind w:left="5040" w:hanging="360"/>
+      </w:pPr>
+      <w:rPr>
+        <w:rFonts w:ascii="Symbol" w:hAnsi="Symbol" w:hint="default"/>
+      </w:rPr>
+    </w:lvl>
+    <w:lvl w:ilvl="7" w:tplc="080A0003" w:tentative="1">
+      <w:start w:val="1"/>
+      <w:numFmt w:val="bullet"/>
+      <w:lvlText w:val="o"/>
+      <w:lvlJc w:val="left"/>
+      <w:pPr>
+        <w:ind w:left="5760" w:hanging="360"/>
+      </w:pPr>
+      <w:rPr>
+        <w:rFonts w:ascii="Courier New" w:hAnsi="Courier New" w:cs="Courier New" w:hint="default"/>
+      </w:rPr>
+    </w:lvl>
+    <w:lvl w:ilvl="8" w:tplc="080A0005" w:tentative="1">
+      <w:start w:val="1"/>
+      <w:numFmt w:val="bullet"/>
+      <w:lvlText w:val=""/>
+      <w:lvlJc w:val="left"/>
+      <w:pPr>
+        <w:ind w:left="6480" w:hanging="360"/>
+      </w:pPr>
+      <w:rPr>
+        <w:rFonts w:ascii="Wingdings" w:hAnsi="Wingdings" w:hint="default"/>
+      </w:rPr>
+    </w:lvl>
+  </w:abstractNum>
+  <w:abstractNum w:abstractNumId="16" w15:restartNumberingAfterBreak="0">
     <w:nsid w:val="19F20A87"/>
     <w:multiLevelType w:val="hybridMultilevel"/>
     <w:tmpl w:val="EB0A8C88"/>
@@ -4587,7 +8756,7 @@
       </w:rPr>
     </w:lvl>
   </w:abstractNum>
-  <w:abstractNum w:abstractNumId="16" w15:restartNumberingAfterBreak="0">
+  <w:abstractNum w:abstractNumId="17" w15:restartNumberingAfterBreak="0">
     <w:nsid w:val="1C191863"/>
     <w:multiLevelType w:val="hybridMultilevel"/>
     <w:tmpl w:val="89B0889C"/>
@@ -4700,7 +8869,7 @@
       </w:rPr>
     </w:lvl>
   </w:abstractNum>
-  <w:abstractNum w:abstractNumId="17" w15:restartNumberingAfterBreak="0">
+  <w:abstractNum w:abstractNumId="18" w15:restartNumberingAfterBreak="0">
     <w:nsid w:val="1CB57EF0"/>
     <w:multiLevelType w:val="hybridMultilevel"/>
     <w:tmpl w:val="0DE41EB8"/>
@@ -4813,7 +8982,7 @@
       </w:rPr>
     </w:lvl>
   </w:abstractNum>
-  <w:abstractNum w:abstractNumId="18" w15:restartNumberingAfterBreak="0">
+  <w:abstractNum w:abstractNumId="19" w15:restartNumberingAfterBreak="0">
     <w:nsid w:val="2614C848"/>
     <w:multiLevelType w:val="singleLevel"/>
     <w:tmpl w:val="2614C848"/>
@@ -4833,7 +9002,7 @@
       </w:rPr>
     </w:lvl>
   </w:abstractNum>
-  <w:abstractNum w:abstractNumId="19" w15:restartNumberingAfterBreak="0">
+  <w:abstractNum w:abstractNumId="20" w15:restartNumberingAfterBreak="0">
     <w:nsid w:val="2A4B7074"/>
     <w:multiLevelType w:val="singleLevel"/>
     <w:tmpl w:val="2A4B7074"/>
@@ -4853,10 +9022,10 @@
       </w:rPr>
     </w:lvl>
   </w:abstractNum>
-  <w:abstractNum w:abstractNumId="20" w15:restartNumberingAfterBreak="0">
+  <w:abstractNum w:abstractNumId="21" w15:restartNumberingAfterBreak="0">
     <w:nsid w:val="2CD75FF0"/>
     <w:multiLevelType w:val="hybridMultilevel"/>
-    <w:tmpl w:val="6832B3C4"/>
+    <w:tmpl w:val="877865B6"/>
     <w:lvl w:ilvl="0" w:tplc="080A0001">
       <w:start w:val="1"/>
       <w:numFmt w:val="bullet"/>
@@ -4869,7 +9038,7 @@
         <w:rFonts w:ascii="Symbol" w:hAnsi="Symbol" w:hint="default"/>
       </w:rPr>
     </w:lvl>
-    <w:lvl w:ilvl="1" w:tplc="080A0003" w:tentative="1">
+    <w:lvl w:ilvl="1" w:tplc="080A0003">
       <w:start w:val="1"/>
       <w:numFmt w:val="bullet"/>
       <w:lvlText w:val="o"/>
@@ -4881,7 +9050,7 @@
         <w:rFonts w:ascii="Courier New" w:hAnsi="Courier New" w:cs="Courier New" w:hint="default"/>
       </w:rPr>
     </w:lvl>
-    <w:lvl w:ilvl="2" w:tplc="080A0005" w:tentative="1">
+    <w:lvl w:ilvl="2" w:tplc="080A0005">
       <w:start w:val="1"/>
       <w:numFmt w:val="bullet"/>
       <w:lvlText w:val=""/>
@@ -4966,7 +9135,7 @@
       </w:rPr>
     </w:lvl>
   </w:abstractNum>
-  <w:abstractNum w:abstractNumId="21" w15:restartNumberingAfterBreak="0">
+  <w:abstractNum w:abstractNumId="22" w15:restartNumberingAfterBreak="0">
     <w:nsid w:val="2E693EF1"/>
     <w:multiLevelType w:val="hybridMultilevel"/>
     <w:tmpl w:val="C48CAE6A"/>
@@ -5052,7 +9221,7 @@
       </w:pPr>
     </w:lvl>
   </w:abstractNum>
-  <w:abstractNum w:abstractNumId="22" w15:restartNumberingAfterBreak="0">
+  <w:abstractNum w:abstractNumId="23" w15:restartNumberingAfterBreak="0">
     <w:nsid w:val="2ED42F72"/>
     <w:multiLevelType w:val="hybridMultilevel"/>
     <w:tmpl w:val="807A4C52"/>
@@ -5165,7 +9334,7 @@
       </w:rPr>
     </w:lvl>
   </w:abstractNum>
-  <w:abstractNum w:abstractNumId="23" w15:restartNumberingAfterBreak="0">
+  <w:abstractNum w:abstractNumId="24" w15:restartNumberingAfterBreak="0">
     <w:nsid w:val="2FE10BBC"/>
     <w:multiLevelType w:val="hybridMultilevel"/>
     <w:tmpl w:val="A2CE3F40"/>
@@ -5278,7 +9447,7 @@
       </w:rPr>
     </w:lvl>
   </w:abstractNum>
-  <w:abstractNum w:abstractNumId="24" w15:restartNumberingAfterBreak="0">
+  <w:abstractNum w:abstractNumId="25" w15:restartNumberingAfterBreak="0">
     <w:nsid w:val="2FF80784"/>
     <w:multiLevelType w:val="hybridMultilevel"/>
     <w:tmpl w:val="FCB206D6"/>
@@ -5391,7 +9560,7 @@
       </w:rPr>
     </w:lvl>
   </w:abstractNum>
-  <w:abstractNum w:abstractNumId="25" w15:restartNumberingAfterBreak="0">
+  <w:abstractNum w:abstractNumId="26" w15:restartNumberingAfterBreak="0">
     <w:nsid w:val="33697C91"/>
     <w:multiLevelType w:val="hybridMultilevel"/>
     <w:tmpl w:val="373C69F2"/>
@@ -5504,7 +9673,7 @@
       </w:rPr>
     </w:lvl>
   </w:abstractNum>
-  <w:abstractNum w:abstractNumId="26" w15:restartNumberingAfterBreak="0">
+  <w:abstractNum w:abstractNumId="27" w15:restartNumberingAfterBreak="0">
     <w:nsid w:val="36C3130D"/>
     <w:multiLevelType w:val="hybridMultilevel"/>
     <w:tmpl w:val="1654FB08"/>
@@ -5617,7 +9786,7 @@
       </w:rPr>
     </w:lvl>
   </w:abstractNum>
-  <w:abstractNum w:abstractNumId="27" w15:restartNumberingAfterBreak="0">
+  <w:abstractNum w:abstractNumId="28" w15:restartNumberingAfterBreak="0">
     <w:nsid w:val="390A7030"/>
     <w:multiLevelType w:val="multilevel"/>
     <w:tmpl w:val="6A687864"/>
@@ -5766,7 +9935,7 @@
       </w:rPr>
     </w:lvl>
   </w:abstractNum>
-  <w:abstractNum w:abstractNumId="28" w15:restartNumberingAfterBreak="0">
+  <w:abstractNum w:abstractNumId="29" w15:restartNumberingAfterBreak="0">
     <w:nsid w:val="395B21E0"/>
     <w:multiLevelType w:val="hybridMultilevel"/>
     <w:tmpl w:val="9400360A"/>
@@ -5852,7 +10021,7 @@
       </w:pPr>
     </w:lvl>
   </w:abstractNum>
-  <w:abstractNum w:abstractNumId="29" w15:restartNumberingAfterBreak="0">
+  <w:abstractNum w:abstractNumId="30" w15:restartNumberingAfterBreak="0">
     <w:nsid w:val="3E933E04"/>
     <w:multiLevelType w:val="hybridMultilevel"/>
     <w:tmpl w:val="D9A046D6"/>
@@ -5965,7 +10134,7 @@
       </w:rPr>
     </w:lvl>
   </w:abstractNum>
-  <w:abstractNum w:abstractNumId="30" w15:restartNumberingAfterBreak="0">
+  <w:abstractNum w:abstractNumId="31" w15:restartNumberingAfterBreak="0">
     <w:nsid w:val="3F30451E"/>
     <w:multiLevelType w:val="hybridMultilevel"/>
     <w:tmpl w:val="ABF0833C"/>
@@ -6078,7 +10247,7 @@
       </w:rPr>
     </w:lvl>
   </w:abstractNum>
-  <w:abstractNum w:abstractNumId="31" w15:restartNumberingAfterBreak="0">
+  <w:abstractNum w:abstractNumId="32" w15:restartNumberingAfterBreak="0">
     <w:nsid w:val="4145485E"/>
     <w:multiLevelType w:val="multilevel"/>
     <w:tmpl w:val="3E082F62"/>
@@ -6227,7 +10396,7 @@
       </w:rPr>
     </w:lvl>
   </w:abstractNum>
-  <w:abstractNum w:abstractNumId="32" w15:restartNumberingAfterBreak="0">
+  <w:abstractNum w:abstractNumId="33" w15:restartNumberingAfterBreak="0">
     <w:nsid w:val="42492A9B"/>
     <w:multiLevelType w:val="hybridMultilevel"/>
     <w:tmpl w:val="FF66A912"/>
@@ -6340,7 +10509,7 @@
       </w:rPr>
     </w:lvl>
   </w:abstractNum>
-  <w:abstractNum w:abstractNumId="33" w15:restartNumberingAfterBreak="0">
+  <w:abstractNum w:abstractNumId="34" w15:restartNumberingAfterBreak="0">
     <w:nsid w:val="45E5357B"/>
     <w:multiLevelType w:val="hybridMultilevel"/>
     <w:tmpl w:val="C862CC10"/>
@@ -6426,7 +10595,7 @@
       </w:pPr>
     </w:lvl>
   </w:abstractNum>
-  <w:abstractNum w:abstractNumId="34" w15:restartNumberingAfterBreak="0">
+  <w:abstractNum w:abstractNumId="35" w15:restartNumberingAfterBreak="0">
     <w:nsid w:val="47CB7FEE"/>
     <w:multiLevelType w:val="hybridMultilevel"/>
     <w:tmpl w:val="5E6CAC1E"/>
@@ -6539,7 +10708,7 @@
       </w:rPr>
     </w:lvl>
   </w:abstractNum>
-  <w:abstractNum w:abstractNumId="35" w15:restartNumberingAfterBreak="0">
+  <w:abstractNum w:abstractNumId="36" w15:restartNumberingAfterBreak="0">
     <w:nsid w:val="490E4FB5"/>
     <w:multiLevelType w:val="hybridMultilevel"/>
     <w:tmpl w:val="7B981386"/>
@@ -6652,7 +10821,7 @@
       </w:rPr>
     </w:lvl>
   </w:abstractNum>
-  <w:abstractNum w:abstractNumId="36" w15:restartNumberingAfterBreak="0">
+  <w:abstractNum w:abstractNumId="37" w15:restartNumberingAfterBreak="0">
     <w:nsid w:val="4AF555D0"/>
     <w:multiLevelType w:val="hybridMultilevel"/>
     <w:tmpl w:val="8F24E45E"/>
@@ -6765,7 +10934,7 @@
       </w:rPr>
     </w:lvl>
   </w:abstractNum>
-  <w:abstractNum w:abstractNumId="37" w15:restartNumberingAfterBreak="0">
+  <w:abstractNum w:abstractNumId="38" w15:restartNumberingAfterBreak="0">
     <w:nsid w:val="4C5E65C3"/>
     <w:multiLevelType w:val="hybridMultilevel"/>
     <w:tmpl w:val="6FD0ECAC"/>
@@ -6878,7 +11047,7 @@
       </w:rPr>
     </w:lvl>
   </w:abstractNum>
-  <w:abstractNum w:abstractNumId="38" w15:restartNumberingAfterBreak="0">
+  <w:abstractNum w:abstractNumId="39" w15:restartNumberingAfterBreak="0">
     <w:nsid w:val="51F74360"/>
     <w:multiLevelType w:val="hybridMultilevel"/>
     <w:tmpl w:val="F6BC468A"/>
@@ -6991,7 +11160,7 @@
       </w:rPr>
     </w:lvl>
   </w:abstractNum>
-  <w:abstractNum w:abstractNumId="39" w15:restartNumberingAfterBreak="0">
+  <w:abstractNum w:abstractNumId="40" w15:restartNumberingAfterBreak="0">
     <w:nsid w:val="52F37E63"/>
     <w:multiLevelType w:val="hybridMultilevel"/>
     <w:tmpl w:val="FE220234"/>
@@ -7077,7 +11246,7 @@
       </w:pPr>
     </w:lvl>
   </w:abstractNum>
-  <w:abstractNum w:abstractNumId="40" w15:restartNumberingAfterBreak="0">
+  <w:abstractNum w:abstractNumId="41" w15:restartNumberingAfterBreak="0">
     <w:nsid w:val="537E3D18"/>
     <w:multiLevelType w:val="hybridMultilevel"/>
     <w:tmpl w:val="F156FE18"/>
@@ -7190,7 +11359,7 @@
       </w:rPr>
     </w:lvl>
   </w:abstractNum>
-  <w:abstractNum w:abstractNumId="41" w15:restartNumberingAfterBreak="0">
+  <w:abstractNum w:abstractNumId="42" w15:restartNumberingAfterBreak="0">
     <w:nsid w:val="568B5E4A"/>
     <w:multiLevelType w:val="hybridMultilevel"/>
     <w:tmpl w:val="1B32BB2E"/>
@@ -7303,7 +11472,7 @@
       </w:rPr>
     </w:lvl>
   </w:abstractNum>
-  <w:abstractNum w:abstractNumId="42" w15:restartNumberingAfterBreak="0">
+  <w:abstractNum w:abstractNumId="43" w15:restartNumberingAfterBreak="0">
     <w:nsid w:val="580578BE"/>
     <w:multiLevelType w:val="hybridMultilevel"/>
     <w:tmpl w:val="AE64B8C2"/>
@@ -7416,7 +11585,7 @@
       </w:rPr>
     </w:lvl>
   </w:abstractNum>
-  <w:abstractNum w:abstractNumId="43" w15:restartNumberingAfterBreak="0">
+  <w:abstractNum w:abstractNumId="44" w15:restartNumberingAfterBreak="0">
     <w:nsid w:val="58B55E9E"/>
     <w:multiLevelType w:val="hybridMultilevel"/>
     <w:tmpl w:val="69D0D516"/>
@@ -7529,7 +11698,7 @@
       </w:rPr>
     </w:lvl>
   </w:abstractNum>
-  <w:abstractNum w:abstractNumId="44" w15:restartNumberingAfterBreak="0">
+  <w:abstractNum w:abstractNumId="45" w15:restartNumberingAfterBreak="0">
     <w:nsid w:val="59031AE9"/>
     <w:multiLevelType w:val="hybridMultilevel"/>
     <w:tmpl w:val="0BF0740E"/>
@@ -7642,7 +11811,7 @@
       </w:rPr>
     </w:lvl>
   </w:abstractNum>
-  <w:abstractNum w:abstractNumId="45" w15:restartNumberingAfterBreak="0">
+  <w:abstractNum w:abstractNumId="46" w15:restartNumberingAfterBreak="0">
     <w:nsid w:val="597471DE"/>
     <w:multiLevelType w:val="hybridMultilevel"/>
     <w:tmpl w:val="9C20278A"/>
@@ -7755,7 +11924,7 @@
       </w:rPr>
     </w:lvl>
   </w:abstractNum>
-  <w:abstractNum w:abstractNumId="46" w15:restartNumberingAfterBreak="0">
+  <w:abstractNum w:abstractNumId="47" w15:restartNumberingAfterBreak="0">
     <w:nsid w:val="5B8C5504"/>
     <w:multiLevelType w:val="hybridMultilevel"/>
     <w:tmpl w:val="9460BF2A"/>
@@ -7868,7 +12037,7 @@
       </w:rPr>
     </w:lvl>
   </w:abstractNum>
-  <w:abstractNum w:abstractNumId="47" w15:restartNumberingAfterBreak="0">
+  <w:abstractNum w:abstractNumId="48" w15:restartNumberingAfterBreak="0">
     <w:nsid w:val="5BB44314"/>
     <w:multiLevelType w:val="hybridMultilevel"/>
     <w:tmpl w:val="25EC1904"/>
@@ -7981,7 +12150,7 @@
       </w:rPr>
     </w:lvl>
   </w:abstractNum>
-  <w:abstractNum w:abstractNumId="48" w15:restartNumberingAfterBreak="0">
+  <w:abstractNum w:abstractNumId="49" w15:restartNumberingAfterBreak="0">
     <w:nsid w:val="602C550A"/>
     <w:multiLevelType w:val="hybridMultilevel"/>
     <w:tmpl w:val="3EE0A2BA"/>
@@ -8094,7 +12263,7 @@
       </w:rPr>
     </w:lvl>
   </w:abstractNum>
-  <w:abstractNum w:abstractNumId="49" w15:restartNumberingAfterBreak="0">
+  <w:abstractNum w:abstractNumId="50" w15:restartNumberingAfterBreak="0">
     <w:nsid w:val="60C2317A"/>
     <w:multiLevelType w:val="hybridMultilevel"/>
     <w:tmpl w:val="8F30C2B8"/>
@@ -8207,7 +12376,7 @@
       </w:rPr>
     </w:lvl>
   </w:abstractNum>
-  <w:abstractNum w:abstractNumId="50" w15:restartNumberingAfterBreak="0">
+  <w:abstractNum w:abstractNumId="51" w15:restartNumberingAfterBreak="0">
     <w:nsid w:val="62BF027C"/>
     <w:multiLevelType w:val="hybridMultilevel"/>
     <w:tmpl w:val="0D40A6B0"/>
@@ -8320,7 +12489,7 @@
       </w:rPr>
     </w:lvl>
   </w:abstractNum>
-  <w:abstractNum w:abstractNumId="51" w15:restartNumberingAfterBreak="0">
+  <w:abstractNum w:abstractNumId="52" w15:restartNumberingAfterBreak="0">
     <w:nsid w:val="676850A9"/>
     <w:multiLevelType w:val="hybridMultilevel"/>
     <w:tmpl w:val="5B88DFE6"/>
@@ -8433,7 +12602,7 @@
       </w:rPr>
     </w:lvl>
   </w:abstractNum>
-  <w:abstractNum w:abstractNumId="52" w15:restartNumberingAfterBreak="0">
+  <w:abstractNum w:abstractNumId="53" w15:restartNumberingAfterBreak="0">
     <w:nsid w:val="693848CF"/>
     <w:multiLevelType w:val="hybridMultilevel"/>
     <w:tmpl w:val="4EF09D9A"/>
@@ -8546,7 +12715,7 @@
       </w:rPr>
     </w:lvl>
   </w:abstractNum>
-  <w:abstractNum w:abstractNumId="53" w15:restartNumberingAfterBreak="0">
+  <w:abstractNum w:abstractNumId="54" w15:restartNumberingAfterBreak="0">
     <w:nsid w:val="6B8F0E2D"/>
     <w:multiLevelType w:val="hybridMultilevel"/>
     <w:tmpl w:val="EB0CCAC2"/>
@@ -8659,7 +12828,7 @@
       </w:rPr>
     </w:lvl>
   </w:abstractNum>
-  <w:abstractNum w:abstractNumId="54" w15:restartNumberingAfterBreak="0">
+  <w:abstractNum w:abstractNumId="55" w15:restartNumberingAfterBreak="0">
     <w:nsid w:val="70136B6F"/>
     <w:multiLevelType w:val="hybridMultilevel"/>
     <w:tmpl w:val="C09E1426"/>
@@ -8748,7 +12917,7 @@
       </w:pPr>
     </w:lvl>
   </w:abstractNum>
-  <w:abstractNum w:abstractNumId="55" w15:restartNumberingAfterBreak="0">
+  <w:abstractNum w:abstractNumId="56" w15:restartNumberingAfterBreak="0">
     <w:nsid w:val="79EC2543"/>
     <w:multiLevelType w:val="hybridMultilevel"/>
     <w:tmpl w:val="83C23A82"/>
@@ -8862,31 +13031,31 @@
     </w:lvl>
   </w:abstractNum>
   <w:num w:numId="1" w16cid:durableId="478690021">
+    <w:abstractNumId w:val="20"/>
+  </w:num>
+  <w:num w:numId="2" w16cid:durableId="1079525849">
     <w:abstractNumId w:val="19"/>
   </w:num>
-  <w:num w:numId="2" w16cid:durableId="1079525849">
-    <w:abstractNumId w:val="18"/>
-  </w:num>
   <w:num w:numId="3" w16cid:durableId="15543863">
-    <w:abstractNumId w:val="23"/>
+    <w:abstractNumId w:val="24"/>
   </w:num>
   <w:num w:numId="4" w16cid:durableId="1366056714">
-    <w:abstractNumId w:val="46"/>
+    <w:abstractNumId w:val="47"/>
   </w:num>
   <w:num w:numId="5" w16cid:durableId="1312293640">
-    <w:abstractNumId w:val="35"/>
+    <w:abstractNumId w:val="36"/>
   </w:num>
   <w:num w:numId="6" w16cid:durableId="1027175047">
     <w:abstractNumId w:val="12"/>
   </w:num>
   <w:num w:numId="7" w16cid:durableId="1935284611">
-    <w:abstractNumId w:val="16"/>
+    <w:abstractNumId w:val="17"/>
   </w:num>
   <w:num w:numId="8" w16cid:durableId="741175117">
-    <w:abstractNumId w:val="16"/>
+    <w:abstractNumId w:val="17"/>
   </w:num>
   <w:num w:numId="9" w16cid:durableId="2134013571">
-    <w:abstractNumId w:val="52"/>
+    <w:abstractNumId w:val="53"/>
   </w:num>
   <w:num w:numId="10" w16cid:durableId="633604485">
     <w:abstractNumId w:val="9"/>
@@ -8898,52 +13067,52 @@
     <w:abstractNumId w:val="5"/>
   </w:num>
   <w:num w:numId="13" w16cid:durableId="1305307034">
-    <w:abstractNumId w:val="34"/>
+    <w:abstractNumId w:val="35"/>
   </w:num>
   <w:num w:numId="14" w16cid:durableId="1123693099">
-    <w:abstractNumId w:val="41"/>
+    <w:abstractNumId w:val="42"/>
   </w:num>
   <w:num w:numId="15" w16cid:durableId="934286777">
     <w:abstractNumId w:val="2"/>
   </w:num>
   <w:num w:numId="16" w16cid:durableId="828252622">
-    <w:abstractNumId w:val="15"/>
+    <w:abstractNumId w:val="16"/>
   </w:num>
   <w:num w:numId="17" w16cid:durableId="342442835">
     <w:abstractNumId w:val="6"/>
   </w:num>
   <w:num w:numId="18" w16cid:durableId="1575894518">
-    <w:abstractNumId w:val="37"/>
+    <w:abstractNumId w:val="38"/>
   </w:num>
   <w:num w:numId="19" w16cid:durableId="1858159241">
-    <w:abstractNumId w:val="39"/>
+    <w:abstractNumId w:val="40"/>
   </w:num>
   <w:num w:numId="20" w16cid:durableId="188572976">
-    <w:abstractNumId w:val="22"/>
+    <w:abstractNumId w:val="23"/>
   </w:num>
   <w:num w:numId="21" w16cid:durableId="1208302519">
     <w:abstractNumId w:val="4"/>
   </w:num>
   <w:num w:numId="22" w16cid:durableId="22023698">
-    <w:abstractNumId w:val="53"/>
+    <w:abstractNumId w:val="54"/>
   </w:num>
   <w:num w:numId="23" w16cid:durableId="1615097494">
+    <w:abstractNumId w:val="27"/>
+  </w:num>
+  <w:num w:numId="24" w16cid:durableId="34935139">
+    <w:abstractNumId w:val="30"/>
+  </w:num>
+  <w:num w:numId="25" w16cid:durableId="97020853">
+    <w:abstractNumId w:val="41"/>
+  </w:num>
+  <w:num w:numId="26" w16cid:durableId="813643406">
     <w:abstractNumId w:val="26"/>
   </w:num>
-  <w:num w:numId="24" w16cid:durableId="34935139">
-    <w:abstractNumId w:val="29"/>
-  </w:num>
-  <w:num w:numId="25" w16cid:durableId="97020853">
-    <w:abstractNumId w:val="40"/>
-  </w:num>
-  <w:num w:numId="26" w16cid:durableId="813643406">
-    <w:abstractNumId w:val="25"/>
-  </w:num>
   <w:num w:numId="27" w16cid:durableId="1390307556">
-    <w:abstractNumId w:val="31"/>
+    <w:abstractNumId w:val="32"/>
   </w:num>
   <w:num w:numId="28" w16cid:durableId="1800219983">
-    <w:abstractNumId w:val="55"/>
+    <w:abstractNumId w:val="56"/>
   </w:num>
   <w:num w:numId="29" w16cid:durableId="1203593053">
     <w:abstractNumId w:val="14"/>
@@ -8952,16 +13121,16 @@
     <w:abstractNumId w:val="0"/>
   </w:num>
   <w:num w:numId="31" w16cid:durableId="1722710852">
-    <w:abstractNumId w:val="27"/>
+    <w:abstractNumId w:val="28"/>
   </w:num>
   <w:num w:numId="32" w16cid:durableId="1564873403">
-    <w:abstractNumId w:val="32"/>
+    <w:abstractNumId w:val="33"/>
   </w:num>
   <w:num w:numId="33" w16cid:durableId="1578125398">
-    <w:abstractNumId w:val="30"/>
+    <w:abstractNumId w:val="31"/>
   </w:num>
   <w:num w:numId="34" w16cid:durableId="1685672706">
-    <w:abstractNumId w:val="33"/>
+    <w:abstractNumId w:val="34"/>
   </w:num>
   <w:num w:numId="35" w16cid:durableId="1736775391">
     <w:abstractNumId w:val="13"/>
@@ -8970,67 +13139,70 @@
     <w:abstractNumId w:val="1"/>
   </w:num>
   <w:num w:numId="37" w16cid:durableId="1415471242">
-    <w:abstractNumId w:val="48"/>
+    <w:abstractNumId w:val="49"/>
   </w:num>
   <w:num w:numId="38" w16cid:durableId="374350403">
     <w:abstractNumId w:val="8"/>
   </w:num>
   <w:num w:numId="39" w16cid:durableId="633486205">
-    <w:abstractNumId w:val="44"/>
+    <w:abstractNumId w:val="45"/>
   </w:num>
   <w:num w:numId="40" w16cid:durableId="1473865986">
-    <w:abstractNumId w:val="21"/>
+    <w:abstractNumId w:val="22"/>
   </w:num>
   <w:num w:numId="41" w16cid:durableId="2050447945">
-    <w:abstractNumId w:val="50"/>
+    <w:abstractNumId w:val="51"/>
   </w:num>
   <w:num w:numId="42" w16cid:durableId="1545294111">
-    <w:abstractNumId w:val="38"/>
+    <w:abstractNumId w:val="39"/>
   </w:num>
   <w:num w:numId="43" w16cid:durableId="1491093283">
-    <w:abstractNumId w:val="42"/>
+    <w:abstractNumId w:val="43"/>
   </w:num>
   <w:num w:numId="44" w16cid:durableId="970746989">
-    <w:abstractNumId w:val="43"/>
+    <w:abstractNumId w:val="44"/>
   </w:num>
   <w:num w:numId="45" w16cid:durableId="913971471">
     <w:abstractNumId w:val="3"/>
   </w:num>
   <w:num w:numId="46" w16cid:durableId="283853743">
-    <w:abstractNumId w:val="45"/>
+    <w:abstractNumId w:val="46"/>
   </w:num>
   <w:num w:numId="47" w16cid:durableId="220101151">
-    <w:abstractNumId w:val="47"/>
+    <w:abstractNumId w:val="48"/>
   </w:num>
   <w:num w:numId="48" w16cid:durableId="924722582">
-    <w:abstractNumId w:val="24"/>
+    <w:abstractNumId w:val="25"/>
   </w:num>
   <w:num w:numId="49" w16cid:durableId="552622561">
-    <w:abstractNumId w:val="36"/>
+    <w:abstractNumId w:val="37"/>
   </w:num>
   <w:num w:numId="50" w16cid:durableId="1063135787">
-    <w:abstractNumId w:val="51"/>
+    <w:abstractNumId w:val="52"/>
   </w:num>
   <w:num w:numId="51" w16cid:durableId="210918816">
     <w:abstractNumId w:val="10"/>
   </w:num>
   <w:num w:numId="52" w16cid:durableId="1851750549">
-    <w:abstractNumId w:val="28"/>
+    <w:abstractNumId w:val="29"/>
   </w:num>
   <w:num w:numId="53" w16cid:durableId="1702625538">
-    <w:abstractNumId w:val="54"/>
+    <w:abstractNumId w:val="55"/>
   </w:num>
   <w:num w:numId="54" w16cid:durableId="246309498">
-    <w:abstractNumId w:val="17"/>
+    <w:abstractNumId w:val="18"/>
   </w:num>
   <w:num w:numId="55" w16cid:durableId="1947931057">
-    <w:abstractNumId w:val="49"/>
+    <w:abstractNumId w:val="50"/>
   </w:num>
   <w:num w:numId="56" w16cid:durableId="1473790873">
     <w:abstractNumId w:val="7"/>
   </w:num>
   <w:num w:numId="57" w16cid:durableId="1972831316">
-    <w:abstractNumId w:val="20"/>
+    <w:abstractNumId w:val="21"/>
+  </w:num>
+  <w:num w:numId="58" w16cid:durableId="94984508">
+    <w:abstractNumId w:val="15"/>
   </w:num>
 </w:numbering>
 </file>
@@ -10231,6 +14403,10 @@
 </file>
 
 <file path=customXml/item1.xml><?xml version="1.0" encoding="utf-8"?>
+<b:Sources xmlns:b="http://schemas.openxmlformats.org/officeDocument/2006/bibliography" xmlns="http://schemas.openxmlformats.org/officeDocument/2006/bibliography" SelectedStyle="\APASixthEditionOfficeOnline.xsl" StyleName="APA" Version="6"/>
+</file>
+
+<file path=customXml/item2.xml><?xml version="1.0" encoding="utf-8"?>
 <s:customData xmlns="http://www.wps.cn/officeDocument/2013/wpsCustomData" xmlns:s="http://www.wps.cn/officeDocument/2013/wpsCustomData">
   <customSectProps>
     <customSectPr/>
@@ -10241,22 +14417,18 @@
 </s:customData>
 </file>
 
-<file path=customXml/item2.xml><?xml version="1.0" encoding="utf-8"?>
-<b:Sources xmlns:b="http://schemas.openxmlformats.org/officeDocument/2006/bibliography" xmlns="http://schemas.openxmlformats.org/officeDocument/2006/bibliography" SelectedStyle="\APASixthEditionOfficeOnline.xsl" StyleName="APA" Version="6"/>
+<file path=customXml/itemProps1.xml><?xml version="1.0" encoding="utf-8"?>
+<ds:datastoreItem xmlns:ds="http://schemas.openxmlformats.org/officeDocument/2006/customXml" ds:itemID="{851A7482-30F0-4AF0-9C85-18995F48D7BA}">
+  <ds:schemaRefs>
+    <ds:schemaRef ds:uri="http://schemas.openxmlformats.org/officeDocument/2006/bibliography"/>
+  </ds:schemaRefs>
+</ds:datastoreItem>
 </file>
 
-<file path=customXml/itemProps1.xml><?xml version="1.0" encoding="utf-8"?>
+<file path=customXml/itemProps2.xml><?xml version="1.0" encoding="utf-8"?>
 <ds:datastoreItem xmlns:ds="http://schemas.openxmlformats.org/officeDocument/2006/customXml" ds:itemID="{B1977F7D-205B-4081-913C-38D41E755F92}">
   <ds:schemaRefs>
     <ds:schemaRef ds:uri="http://www.wps.cn/officeDocument/2013/wpsCustomData"/>
   </ds:schemaRefs>
 </ds:datastoreItem>
-</file>
-
-<file path=customXml/itemProps2.xml><?xml version="1.0" encoding="utf-8"?>
-<ds:datastoreItem xmlns:ds="http://schemas.openxmlformats.org/officeDocument/2006/customXml" ds:itemID="{851A7482-30F0-4AF0-9C85-18995F48D7BA}">
-  <ds:schemaRefs>
-    <ds:schemaRef ds:uri="http://schemas.openxmlformats.org/officeDocument/2006/bibliography"/>
-  </ds:schemaRefs>
-</ds:datastoreItem>
 </file>
--- a/00.-Introducción a Django.docx
+++ b/00.-Introducción a Django.docx
@@ -734,7 +734,7 @@
           <w:r>
             <w:fldChar w:fldCharType="separate"/>
           </w:r>
-          <w:hyperlink w:anchor="_Toc229916823" w:history="1">
+          <w:hyperlink w:anchor="_Toc229992082" w:history="1">
             <w:r>
               <w:rPr>
                 <w:rStyle w:val="Hipervnculo"/>
@@ -762,7 +762,7 @@
                 <w:noProof/>
                 <w:webHidden/>
               </w:rPr>
-              <w:instrText xml:space="preserve"> PAGEREF _Toc229916823 \h </w:instrText>
+              <w:instrText xml:space="preserve"> PAGEREF _Toc229992082 \h </w:instrText>
             </w:r>
             <w:r>
               <w:rPr>
@@ -808,7 +808,7 @@
               <w14:ligatures w14:val="standardContextual"/>
             </w:rPr>
           </w:pPr>
-          <w:hyperlink w:anchor="_Toc229916824" w:history="1">
+          <w:hyperlink w:anchor="_Toc229992083" w:history="1">
             <w:r>
               <w:rPr>
                 <w:rStyle w:val="Hipervnculo"/>
@@ -835,7 +835,7 @@
                 <w:noProof/>
                 <w:webHidden/>
               </w:rPr>
-              <w:instrText xml:space="preserve"> PAGEREF _Toc229916824 \h </w:instrText>
+              <w:instrText xml:space="preserve"> PAGEREF _Toc229992083 \h </w:instrText>
             </w:r>
             <w:r>
               <w:rPr>
@@ -881,7 +881,7 @@
               <w14:ligatures w14:val="standardContextual"/>
             </w:rPr>
           </w:pPr>
-          <w:hyperlink w:anchor="_Toc229916825" w:history="1">
+          <w:hyperlink w:anchor="_Toc229992084" w:history="1">
             <w:r>
               <w:rPr>
                 <w:rStyle w:val="Hipervnculo"/>
@@ -909,7 +909,7 @@
                 <w:noProof/>
                 <w:webHidden/>
               </w:rPr>
-              <w:instrText xml:space="preserve"> PAGEREF _Toc229916825 \h </w:instrText>
+              <w:instrText xml:space="preserve"> PAGEREF _Toc229992084 \h </w:instrText>
             </w:r>
             <w:r>
               <w:rPr>
@@ -955,7 +955,7 @@
               <w14:ligatures w14:val="standardContextual"/>
             </w:rPr>
           </w:pPr>
-          <w:hyperlink w:anchor="_Toc229916826" w:history="1">
+          <w:hyperlink w:anchor="_Toc229992085" w:history="1">
             <w:r>
               <w:rPr>
                 <w:rStyle w:val="Hipervnculo"/>
@@ -982,7 +982,7 @@
                 <w:noProof/>
                 <w:webHidden/>
               </w:rPr>
-              <w:instrText xml:space="preserve"> PAGEREF _Toc229916826 \h </w:instrText>
+              <w:instrText xml:space="preserve"> PAGEREF _Toc229992085 \h </w:instrText>
             </w:r>
             <w:r>
               <w:rPr>
@@ -1028,27 +1028,13 @@
               <w14:ligatures w14:val="standardContextual"/>
             </w:rPr>
           </w:pPr>
-          <w:hyperlink w:anchor="_Toc229916827" w:history="1">
+          <w:hyperlink w:anchor="_Toc229992086" w:history="1">
             <w:r>
               <w:rPr>
                 <w:rStyle w:val="Hipervnculo"/>
                 <w:noProof/>
               </w:rPr>
-              <w:t>Tipos de Relaciones en</w:t>
-            </w:r>
-            <w:r>
-              <w:rPr>
-                <w:rStyle w:val="Hipervnculo"/>
-                <w:noProof/>
-              </w:rPr>
-              <w:t>t</w:t>
-            </w:r>
-            <w:r>
-              <w:rPr>
-                <w:rStyle w:val="Hipervnculo"/>
-                <w:noProof/>
-              </w:rPr>
-              <w:t>re Tablas: Uno a Muchos, Muchos a Muchos y Uno a Uno</w:t>
+              <w:t>Tipos de Relaciones entre Tablas: Uno a Muchos, Muchos a Muchos y Uno a Uno</w:t>
             </w:r>
             <w:r>
               <w:rPr>
@@ -1069,7 +1055,7 @@
                 <w:noProof/>
                 <w:webHidden/>
               </w:rPr>
-              <w:instrText xml:space="preserve"> PAGEREF _Toc229916827 \h </w:instrText>
+              <w:instrText xml:space="preserve"> PAGEREF _Toc229992086 \h </w:instrText>
             </w:r>
             <w:r>
               <w:rPr>
@@ -1102,7 +1088,7 @@
         </w:p>
         <w:p>
           <w:pPr>
-            <w:pStyle w:val="TDC1"/>
+            <w:pStyle w:val="TDC3"/>
             <w:tabs>
               <w:tab w:val="right" w:leader="dot" w:pos="9350"/>
             </w:tabs>
@@ -1115,13 +1101,13 @@
               <w14:ligatures w14:val="standardContextual"/>
             </w:rPr>
           </w:pPr>
-          <w:hyperlink w:anchor="_Toc229916828" w:history="1">
+          <w:hyperlink w:anchor="_Toc229992087" w:history="1">
             <w:r>
               <w:rPr>
                 <w:rStyle w:val="Hipervnculo"/>
                 <w:noProof/>
               </w:rPr>
-              <w:t>Referencias</w:t>
+              <w:t>URLs.py: Archivo de Configuración de Endpoints</w:t>
             </w:r>
             <w:r>
               <w:rPr>
@@ -1142,7 +1128,7 @@
                 <w:noProof/>
                 <w:webHidden/>
               </w:rPr>
-              <w:instrText xml:space="preserve"> PAGEREF _Toc229916828 \h </w:instrText>
+              <w:instrText xml:space="preserve"> PAGEREF _Toc229992087 \h </w:instrText>
             </w:r>
             <w:r>
               <w:rPr>
@@ -1174,6 +1160,79 @@
           </w:hyperlink>
         </w:p>
         <w:p>
+          <w:pPr>
+            <w:pStyle w:val="TDC1"/>
+            <w:tabs>
+              <w:tab w:val="right" w:leader="dot" w:pos="9350"/>
+            </w:tabs>
+            <w:rPr>
+              <w:noProof/>
+              <w:kern w:val="2"/>
+              <w:sz w:val="24"/>
+              <w:szCs w:val="24"/>
+              <w:lang w:val="es-MX" w:eastAsia="es-MX"/>
+              <w14:ligatures w14:val="standardContextual"/>
+            </w:rPr>
+          </w:pPr>
+          <w:hyperlink w:anchor="_Toc229992088" w:history="1">
+            <w:r>
+              <w:rPr>
+                <w:rStyle w:val="Hipervnculo"/>
+                <w:noProof/>
+              </w:rPr>
+              <w:t>Referencias</w:t>
+            </w:r>
+            <w:r>
+              <w:rPr>
+                <w:noProof/>
+                <w:webHidden/>
+              </w:rPr>
+              <w:tab/>
+            </w:r>
+            <w:r>
+              <w:rPr>
+                <w:noProof/>
+                <w:webHidden/>
+              </w:rPr>
+              <w:fldChar w:fldCharType="begin"/>
+            </w:r>
+            <w:r>
+              <w:rPr>
+                <w:noProof/>
+                <w:webHidden/>
+              </w:rPr>
+              <w:instrText xml:space="preserve"> PAGEREF _Toc229992088 \h </w:instrText>
+            </w:r>
+            <w:r>
+              <w:rPr>
+                <w:noProof/>
+                <w:webHidden/>
+              </w:rPr>
+            </w:r>
+            <w:r>
+              <w:rPr>
+                <w:noProof/>
+                <w:webHidden/>
+              </w:rPr>
+              <w:fldChar w:fldCharType="separate"/>
+            </w:r>
+            <w:r>
+              <w:rPr>
+                <w:noProof/>
+                <w:webHidden/>
+              </w:rPr>
+              <w:t>13</w:t>
+            </w:r>
+            <w:r>
+              <w:rPr>
+                <w:noProof/>
+                <w:webHidden/>
+              </w:rPr>
+              <w:fldChar w:fldCharType="end"/>
+            </w:r>
+          </w:hyperlink>
+        </w:p>
+        <w:p>
           <w:r>
             <w:fldChar w:fldCharType="end"/>
           </w:r>
@@ -1203,7 +1262,7 @@
           <w:lang w:val="es-MX"/>
         </w:rPr>
       </w:pPr>
-      <w:bookmarkStart w:id="0" w:name="_Toc229916823"/>
+      <w:bookmarkStart w:id="0" w:name="_Toc229992082"/>
       <w:r>
         <w:rPr>
           <w:lang w:val="es-MX"/>
@@ -3052,7 +3111,7 @@
       <w:pPr>
         <w:pStyle w:val="Ttulo1"/>
       </w:pPr>
-      <w:bookmarkStart w:id="1" w:name="_Toc229916824"/>
+      <w:bookmarkStart w:id="1" w:name="_Toc229992083"/>
       <w:r>
         <w:t xml:space="preserve">Arquitectura MVT (Model View </w:t>
       </w:r>
@@ -6325,7 +6384,7 @@
           <w:lang w:val="es-MX"/>
         </w:rPr>
       </w:pPr>
-      <w:bookmarkStart w:id="2" w:name="_Toc229916825"/>
+      <w:bookmarkStart w:id="2" w:name="_Toc229992084"/>
       <w:r>
         <w:rPr>
           <w:lang w:val="es-MX"/>
@@ -7464,7 +7523,7 @@
       <w:pPr>
         <w:pStyle w:val="Ttulo3"/>
       </w:pPr>
-      <w:bookmarkStart w:id="3" w:name="_Toc229916826"/>
+      <w:bookmarkStart w:id="3" w:name="_Toc229992085"/>
       <w:r>
         <w:lastRenderedPageBreak/>
         <w:t>Base de Datos SQLite</w:t>
@@ -8091,7 +8150,7 @@
           <w:color w:val="BBBEBF"/>
           <w:sz w:val="21"/>
           <w:szCs w:val="21"/>
-          <w:lang w:val="es-MX" w:eastAsia="es-MX"/>
+          <w:lang w:eastAsia="es-MX"/>
         </w:rPr>
       </w:pPr>
       <w:r>
@@ -8110,11 +8169,69 @@
           <w:color w:val="A5D6FF"/>
           <w:sz w:val="21"/>
           <w:szCs w:val="21"/>
-          <w:lang w:val="es-MX" w:eastAsia="es-MX"/>
+          <w:lang w:eastAsia="es-MX"/>
         </w:rPr>
         <w:t>'ENGINE'</w:t>
       </w:r>
       <w:r>
+        <w:rPr>
+          <w:rFonts w:ascii="Consolas" w:eastAsia="Times New Roman" w:hAnsi="Consolas" w:cs="Times New Roman"/>
+          <w:color w:val="BBBEBF"/>
+          <w:sz w:val="21"/>
+          <w:szCs w:val="21"/>
+          <w:lang w:eastAsia="es-MX"/>
+        </w:rPr>
+        <w:t xml:space="preserve">: </w:t>
+      </w:r>
+      <w:r>
+        <w:rPr>
+          <w:rFonts w:ascii="Consolas" w:eastAsia="Times New Roman" w:hAnsi="Consolas" w:cs="Times New Roman"/>
+          <w:color w:val="A5D6FF"/>
+          <w:sz w:val="21"/>
+          <w:szCs w:val="21"/>
+          <w:lang w:eastAsia="es-MX"/>
+        </w:rPr>
+        <w:t>'django.</w:t>
+      </w:r>
+      <w:proofErr w:type="gramStart"/>
+      <w:r>
+        <w:rPr>
+          <w:rFonts w:ascii="Consolas" w:eastAsia="Times New Roman" w:hAnsi="Consolas" w:cs="Times New Roman"/>
+          <w:color w:val="A5D6FF"/>
+          <w:sz w:val="21"/>
+          <w:szCs w:val="21"/>
+          <w:lang w:eastAsia="es-MX"/>
+        </w:rPr>
+        <w:t>db.backends</w:t>
+      </w:r>
+      <w:proofErr w:type="gramEnd"/>
+      <w:r>
+        <w:rPr>
+          <w:rFonts w:ascii="Consolas" w:eastAsia="Times New Roman" w:hAnsi="Consolas" w:cs="Times New Roman"/>
+          <w:color w:val="A5D6FF"/>
+          <w:sz w:val="21"/>
+          <w:szCs w:val="21"/>
+          <w:lang w:eastAsia="es-MX"/>
+        </w:rPr>
+        <w:t>.sqlite3'</w:t>
+      </w:r>
+      <w:r>
+        <w:rPr>
+          <w:rFonts w:ascii="Consolas" w:eastAsia="Times New Roman" w:hAnsi="Consolas" w:cs="Times New Roman"/>
+          <w:color w:val="BBBEBF"/>
+          <w:sz w:val="21"/>
+          <w:szCs w:val="21"/>
+          <w:lang w:eastAsia="es-MX"/>
+        </w:rPr>
+        <w:t>,</w:t>
+      </w:r>
+    </w:p>
+    <w:p>
+      <w:pPr>
+        <w:shd w:val="clear" w:color="auto" w:fill="121314"/>
+        <w:spacing w:after="0" w:line="285" w:lineRule="atLeast"/>
+        <w:ind w:left="720"/>
+        <w:jc w:val="left"/>
         <w:rPr>
           <w:rFonts w:ascii="Consolas" w:eastAsia="Times New Roman" w:hAnsi="Consolas" w:cs="Times New Roman"/>
           <w:color w:val="BBBEBF"/>
@@ -8122,72 +8239,14 @@
           <w:szCs w:val="21"/>
           <w:lang w:val="es-MX" w:eastAsia="es-MX"/>
         </w:rPr>
-        <w:t xml:space="preserve">: </w:t>
-      </w:r>
-      <w:r>
-        <w:rPr>
-          <w:rFonts w:ascii="Consolas" w:eastAsia="Times New Roman" w:hAnsi="Consolas" w:cs="Times New Roman"/>
-          <w:color w:val="A5D6FF"/>
-          <w:sz w:val="21"/>
-          <w:szCs w:val="21"/>
-          <w:lang w:val="es-MX" w:eastAsia="es-MX"/>
-        </w:rPr>
-        <w:t>'django.</w:t>
-      </w:r>
-      <w:proofErr w:type="gramStart"/>
-      <w:r>
-        <w:rPr>
-          <w:rFonts w:ascii="Consolas" w:eastAsia="Times New Roman" w:hAnsi="Consolas" w:cs="Times New Roman"/>
-          <w:color w:val="A5D6FF"/>
-          <w:sz w:val="21"/>
-          <w:szCs w:val="21"/>
-          <w:lang w:val="es-MX" w:eastAsia="es-MX"/>
-        </w:rPr>
-        <w:t>db.backends</w:t>
-      </w:r>
-      <w:proofErr w:type="gramEnd"/>
-      <w:r>
-        <w:rPr>
-          <w:rFonts w:ascii="Consolas" w:eastAsia="Times New Roman" w:hAnsi="Consolas" w:cs="Times New Roman"/>
-          <w:color w:val="A5D6FF"/>
-          <w:sz w:val="21"/>
-          <w:szCs w:val="21"/>
-          <w:lang w:val="es-MX" w:eastAsia="es-MX"/>
-        </w:rPr>
-        <w:t>.sqlite3'</w:t>
-      </w:r>
+      </w:pPr>
       <w:r>
         <w:rPr>
           <w:rFonts w:ascii="Consolas" w:eastAsia="Times New Roman" w:hAnsi="Consolas" w:cs="Times New Roman"/>
           <w:color w:val="BBBEBF"/>
           <w:sz w:val="21"/>
           <w:szCs w:val="21"/>
-          <w:lang w:val="es-MX" w:eastAsia="es-MX"/>
-        </w:rPr>
-        <w:t>,</w:t>
-      </w:r>
-    </w:p>
-    <w:p>
-      <w:pPr>
-        <w:shd w:val="clear" w:color="auto" w:fill="121314"/>
-        <w:spacing w:after="0" w:line="285" w:lineRule="atLeast"/>
-        <w:ind w:left="720"/>
-        <w:jc w:val="left"/>
-        <w:rPr>
-          <w:rFonts w:ascii="Consolas" w:eastAsia="Times New Roman" w:hAnsi="Consolas" w:cs="Times New Roman"/>
-          <w:color w:val="BBBEBF"/>
-          <w:sz w:val="21"/>
-          <w:szCs w:val="21"/>
-          <w:lang w:val="es-MX" w:eastAsia="es-MX"/>
-        </w:rPr>
-      </w:pPr>
-      <w:r>
-        <w:rPr>
-          <w:rFonts w:ascii="Consolas" w:eastAsia="Times New Roman" w:hAnsi="Consolas" w:cs="Times New Roman"/>
-          <w:color w:val="BBBEBF"/>
-          <w:sz w:val="21"/>
-          <w:szCs w:val="21"/>
-          <w:lang w:val="es-MX" w:eastAsia="es-MX"/>
+          <w:lang w:eastAsia="es-MX"/>
         </w:rPr>
         <w:t xml:space="preserve">        </w:t>
       </w:r>
@@ -8643,6 +8702,7 @@
       </w:pPr>
       <w:r>
         <w:rPr>
+          <w:noProof/>
           <w:lang w:val="es-MX"/>
         </w:rPr>
         <w:lastRenderedPageBreak/>
@@ -9326,6 +9386,7 @@
       </w:pPr>
       <w:r>
         <w:rPr>
+          <w:noProof/>
           <w:lang w:val="es-MX"/>
         </w:rPr>
         <w:drawing>
@@ -9374,6 +9435,7 @@
       </w:pPr>
       <w:r>
         <w:rPr>
+          <w:noProof/>
           <w:lang w:val="es-MX"/>
         </w:rPr>
         <w:drawing>
@@ -9622,7 +9684,7 @@
       <w:pPr>
         <w:pStyle w:val="Ttulo3"/>
       </w:pPr>
-      <w:bookmarkStart w:id="4" w:name="_Toc229916827"/>
+      <w:bookmarkStart w:id="4" w:name="_Toc229992086"/>
       <w:r>
         <w:t>Tipos de Relaciones entre Tablas: Uno a Muchos, Muchos a Muchos y Uno a Uno</w:t>
       </w:r>
@@ -9630,6 +9692,543 @@
     </w:p>
     <w:p>
       <w:pPr>
+        <w:rPr>
+          <w:lang w:val="es-ES"/>
+        </w:rPr>
+      </w:pPr>
+      <w:r>
+        <w:rPr>
+          <w:lang w:val="es-MX"/>
+        </w:rPr>
+        <w:t xml:space="preserve">La idea principal </w:t>
+      </w:r>
+      <w:r>
+        <w:rPr>
+          <w:lang w:val="es-MX"/>
+        </w:rPr>
+        <w:t xml:space="preserve">de las relaciones </w:t>
+      </w:r>
+      <w:r>
+        <w:rPr>
+          <w:lang w:val="es-MX"/>
+        </w:rPr>
+        <w:t xml:space="preserve">es representar </w:t>
+      </w:r>
+      <w:r>
+        <w:rPr>
+          <w:lang w:val="es-MX"/>
+        </w:rPr>
+        <w:t xml:space="preserve">conexiones </w:t>
+      </w:r>
+      <w:r>
+        <w:rPr>
+          <w:lang w:val="es-MX"/>
+        </w:rPr>
+        <w:t xml:space="preserve">reales del mundo </w:t>
+      </w:r>
+      <w:r>
+        <w:rPr>
+          <w:lang w:val="es-MX"/>
+        </w:rPr>
+        <w:t xml:space="preserve">entre objetos </w:t>
+      </w:r>
+      <w:r>
+        <w:rPr>
+          <w:lang w:val="es-MX"/>
+        </w:rPr>
+        <w:t xml:space="preserve">sin duplicar información. Por ejemplo, en vez de guardar el nombre completo de una editorial en cada libro, </w:t>
+      </w:r>
+      <w:r>
+        <w:rPr>
+          <w:lang w:val="es-MX"/>
+        </w:rPr>
+        <w:t xml:space="preserve">se </w:t>
+      </w:r>
+      <w:r>
+        <w:rPr>
+          <w:lang w:val="es-MX"/>
+        </w:rPr>
+        <w:t xml:space="preserve">guarda únicamente el id de la editorial. </w:t>
+      </w:r>
+      <w:r>
+        <w:rPr>
+          <w:lang w:val="es-MX"/>
+        </w:rPr>
+        <w:t>Así, múltiples libros pueden apuntar a la misma editorial.</w:t>
+      </w:r>
+    </w:p>
+    <w:p>
+      <w:pPr>
+        <w:pStyle w:val="Prrafodelista"/>
+        <w:numPr>
+          <w:ilvl w:val="0"/>
+          <w:numId w:val="5"/>
+        </w:numPr>
+        <w:rPr>
+          <w:lang w:val="es-MX"/>
+        </w:rPr>
+      </w:pPr>
+      <w:r>
+        <w:rPr>
+          <w:b/>
+          <w:bCs/>
+          <w:lang w:val="es-ES"/>
+        </w:rPr>
+        <w:t>Llave foránea (Foreign Key):</w:t>
+      </w:r>
+      <w:r>
+        <w:rPr>
+          <w:lang w:val="es-ES"/>
+        </w:rPr>
+        <w:t xml:space="preserve"> </w:t>
+      </w:r>
+      <w:r>
+        <w:rPr>
+          <w:lang w:val="es-MX"/>
+        </w:rPr>
+        <w:t>E</w:t>
+      </w:r>
+      <w:r>
+        <w:rPr>
+          <w:lang w:val="es-MX"/>
+        </w:rPr>
+        <w:t>s simplemente una columna que apunta al id de otra tabla para crear una relación entre ambas</w:t>
+      </w:r>
+      <w:r>
+        <w:rPr>
+          <w:lang w:val="es-MX"/>
+        </w:rPr>
+        <w:t>, teniendo en cuenta que l</w:t>
+      </w:r>
+      <w:r>
+        <w:rPr>
+          <w:lang w:val="es-MX"/>
+        </w:rPr>
+        <w:t xml:space="preserve">a </w:t>
+      </w:r>
+      <w:r>
+        <w:rPr>
+          <w:b/>
+          <w:bCs/>
+          <w:lang w:val="es-MX"/>
+        </w:rPr>
+        <w:t>Foreign Key SIEMPRE</w:t>
+      </w:r>
+      <w:r>
+        <w:rPr>
+          <w:lang w:val="es-MX"/>
+        </w:rPr>
+        <w:t xml:space="preserve"> va en</w:t>
+      </w:r>
+      <w:r>
+        <w:rPr>
+          <w:lang w:val="es-MX"/>
+        </w:rPr>
+        <w:t xml:space="preserve"> l</w:t>
+      </w:r>
+      <w:r>
+        <w:rPr>
+          <w:lang w:val="es-MX"/>
+        </w:rPr>
+        <w:t>a tabla que pertenece o depende de la otra.</w:t>
+      </w:r>
+    </w:p>
+    <w:p>
+      <w:pPr>
+        <w:pStyle w:val="Prrafodelista"/>
+        <w:numPr>
+          <w:ilvl w:val="1"/>
+          <w:numId w:val="5"/>
+        </w:numPr>
+        <w:rPr>
+          <w:b/>
+          <w:bCs/>
+          <w:lang w:val="es-MX"/>
+        </w:rPr>
+      </w:pPr>
+      <w:r>
+        <w:rPr>
+          <w:lang w:val="es-ES"/>
+        </w:rPr>
+        <w:t xml:space="preserve">La forma de diseñar las bases de datos en cuestión de sus relaciones es resolver la pregunta de, </w:t>
+      </w:r>
+      <w:r>
+        <w:rPr>
+          <w:b/>
+          <w:bCs/>
+          <w:lang w:val="es-MX"/>
+        </w:rPr>
+        <w:t>¿Cuántos de A pueden relacionarse con B?</w:t>
+      </w:r>
+      <w:r>
+        <w:rPr>
+          <w:lang w:val="es-MX"/>
+        </w:rPr>
+        <w:t xml:space="preserve"> A esto se le llama </w:t>
+      </w:r>
+      <w:r>
+        <w:rPr>
+          <w:b/>
+          <w:bCs/>
+          <w:lang w:val="es-MX"/>
+        </w:rPr>
+        <w:t>cardinalidad</w:t>
+      </w:r>
+      <w:r>
+        <w:rPr>
+          <w:lang w:val="es-MX"/>
+        </w:rPr>
+        <w:t>.</w:t>
+      </w:r>
+    </w:p>
+    <w:p>
+      <w:pPr>
+        <w:pStyle w:val="Prrafodelista"/>
+        <w:numPr>
+          <w:ilvl w:val="2"/>
+          <w:numId w:val="5"/>
+        </w:numPr>
+        <w:rPr>
+          <w:lang w:val="es-MX"/>
+        </w:rPr>
+      </w:pPr>
+      <w:r>
+        <w:rPr>
+          <w:b/>
+          <w:bCs/>
+          <w:lang w:val="es-MX"/>
+        </w:rPr>
+        <w:lastRenderedPageBreak/>
+        <w:t>Un A tiene muchos B</w:t>
+      </w:r>
+      <w:r>
+        <w:rPr>
+          <w:b/>
+          <w:bCs/>
+          <w:lang w:val="es-MX"/>
+        </w:rPr>
+        <w:t xml:space="preserve"> - </w:t>
+      </w:r>
+      <w:proofErr w:type="spellStart"/>
+      <w:r>
+        <w:rPr>
+          <w:b/>
+          <w:bCs/>
+          <w:lang w:val="es-MX"/>
+        </w:rPr>
+        <w:t>One</w:t>
+      </w:r>
+      <w:proofErr w:type="spellEnd"/>
+      <w:r>
+        <w:rPr>
+          <w:b/>
+          <w:bCs/>
+          <w:lang w:val="es-MX"/>
+        </w:rPr>
+        <w:t>-</w:t>
+      </w:r>
+      <w:proofErr w:type="spellStart"/>
+      <w:r>
+        <w:rPr>
+          <w:b/>
+          <w:bCs/>
+          <w:lang w:val="es-MX"/>
+        </w:rPr>
+        <w:t>to</w:t>
+      </w:r>
+      <w:proofErr w:type="spellEnd"/>
+      <w:r>
+        <w:rPr>
+          <w:b/>
+          <w:bCs/>
+          <w:lang w:val="es-MX"/>
+        </w:rPr>
+        <w:t>-Many</w:t>
+      </w:r>
+      <w:r>
+        <w:rPr>
+          <w:b/>
+          <w:bCs/>
+          <w:lang w:val="es-MX"/>
+        </w:rPr>
+        <w:t>:</w:t>
+      </w:r>
+      <w:r>
+        <w:rPr>
+          <w:lang w:val="es-MX"/>
+        </w:rPr>
+        <w:t xml:space="preserve"> </w:t>
+      </w:r>
+      <w:r>
+        <w:rPr>
+          <w:lang w:val="es-MX"/>
+        </w:rPr>
+        <w:t>Es una relación donde un registro</w:t>
+      </w:r>
+      <w:r>
+        <w:rPr>
+          <w:lang w:val="es-MX"/>
+        </w:rPr>
+        <w:t xml:space="preserve"> (fila)</w:t>
+      </w:r>
+      <w:r>
+        <w:rPr>
+          <w:lang w:val="es-MX"/>
+        </w:rPr>
+        <w:t xml:space="preserve"> de una tabla </w:t>
+      </w:r>
+      <w:r>
+        <w:rPr>
+          <w:lang w:val="es-MX"/>
+        </w:rPr>
+        <w:t xml:space="preserve">(clase) </w:t>
+      </w:r>
+      <w:r>
+        <w:rPr>
+          <w:lang w:val="es-MX"/>
+        </w:rPr>
+        <w:t xml:space="preserve">puede estar relacionado con muchos registros </w:t>
+      </w:r>
+      <w:r>
+        <w:rPr>
+          <w:lang w:val="es-MX"/>
+        </w:rPr>
+        <w:t xml:space="preserve">(muchas filas de datos) </w:t>
+      </w:r>
+      <w:r>
+        <w:rPr>
+          <w:lang w:val="es-MX"/>
+        </w:rPr>
+        <w:t>de otra tabla. Se utiliza cuando existe una jerarquía o dependencia clara, como una editorial con muchos libros o una empresa con muchos empleados.</w:t>
+      </w:r>
+    </w:p>
+    <w:p>
+      <w:pPr>
+        <w:pStyle w:val="Prrafodelista"/>
+        <w:numPr>
+          <w:ilvl w:val="2"/>
+          <w:numId w:val="5"/>
+        </w:numPr>
+        <w:rPr>
+          <w:b/>
+          <w:bCs/>
+          <w:lang w:val="es-MX"/>
+        </w:rPr>
+      </w:pPr>
+      <w:r>
+        <w:rPr>
+          <w:b/>
+          <w:bCs/>
+          <w:lang w:val="es-MX"/>
+        </w:rPr>
+        <w:t>Un A tiene un solo B</w:t>
+      </w:r>
+      <w:r>
+        <w:rPr>
+          <w:b/>
+          <w:bCs/>
+          <w:lang w:val="es-MX"/>
+        </w:rPr>
+        <w:t xml:space="preserve"> </w:t>
+      </w:r>
+      <w:r>
+        <w:rPr>
+          <w:b/>
+          <w:bCs/>
+          <w:lang w:val="es-MX"/>
+        </w:rPr>
+        <w:t xml:space="preserve">- </w:t>
+      </w:r>
+      <w:proofErr w:type="spellStart"/>
+      <w:r>
+        <w:rPr>
+          <w:b/>
+          <w:bCs/>
+          <w:lang w:val="es-MX"/>
+        </w:rPr>
+        <w:t>One-to-One</w:t>
+      </w:r>
+      <w:proofErr w:type="spellEnd"/>
+      <w:r>
+        <w:rPr>
+          <w:b/>
+          <w:bCs/>
+          <w:lang w:val="es-MX"/>
+        </w:rPr>
+        <w:t>:</w:t>
+      </w:r>
+      <w:r>
+        <w:rPr>
+          <w:lang w:val="es-MX"/>
+        </w:rPr>
+        <w:t xml:space="preserve"> </w:t>
+      </w:r>
+      <w:r>
+        <w:rPr>
+          <w:lang w:val="es-MX"/>
+        </w:rPr>
+        <w:t xml:space="preserve">Es una relación donde un registro solo puede relacionarse con un único registro de la otra tabla, y viceversa. Se utiliza normalmente para separar información opcional, sensible o extendida de una entidad principal, como un usuario y su perfil o una persona y su pasaporte. </w:t>
+      </w:r>
+    </w:p>
+    <w:p>
+      <w:pPr>
+        <w:pStyle w:val="Prrafodelista"/>
+        <w:numPr>
+          <w:ilvl w:val="2"/>
+          <w:numId w:val="5"/>
+        </w:numPr>
+        <w:rPr>
+          <w:lang w:val="es-MX"/>
+        </w:rPr>
+      </w:pPr>
+      <w:r>
+        <w:rPr>
+          <w:b/>
+          <w:bCs/>
+          <w:lang w:val="es-MX"/>
+        </w:rPr>
+        <w:t>Muchos A tienen muchos B</w:t>
+      </w:r>
+      <w:r>
+        <w:rPr>
+          <w:b/>
+          <w:bCs/>
+          <w:lang w:val="es-MX"/>
+        </w:rPr>
+        <w:t xml:space="preserve"> - </w:t>
+      </w:r>
+      <w:r>
+        <w:rPr>
+          <w:b/>
+          <w:bCs/>
+          <w:lang w:val="es-MX"/>
+        </w:rPr>
+        <w:t>Many-</w:t>
+      </w:r>
+      <w:proofErr w:type="spellStart"/>
+      <w:r>
+        <w:rPr>
+          <w:b/>
+          <w:bCs/>
+          <w:lang w:val="es-MX"/>
+        </w:rPr>
+        <w:t>to</w:t>
+      </w:r>
+      <w:proofErr w:type="spellEnd"/>
+      <w:r>
+        <w:rPr>
+          <w:b/>
+          <w:bCs/>
+          <w:lang w:val="es-MX"/>
+        </w:rPr>
+        <w:t>-Many</w:t>
+      </w:r>
+      <w:r>
+        <w:rPr>
+          <w:b/>
+          <w:bCs/>
+          <w:lang w:val="es-MX"/>
+        </w:rPr>
+        <w:t>:</w:t>
+      </w:r>
+      <w:r>
+        <w:rPr>
+          <w:lang w:val="es-MX"/>
+        </w:rPr>
+        <w:t xml:space="preserve"> </w:t>
+      </w:r>
+      <w:r>
+        <w:rPr>
+          <w:lang w:val="es-MX"/>
+        </w:rPr>
+        <w:t xml:space="preserve">Es una relación donde múltiples registros de una tabla pueden relacionarse con múltiples registros de otra tabla al mismo tiempo. Como una sola Foreign Key no </w:t>
+      </w:r>
+      <w:r>
+        <w:rPr>
+          <w:lang w:val="es-MX"/>
+        </w:rPr>
+        <w:t xml:space="preserve">se </w:t>
+      </w:r>
+      <w:r>
+        <w:rPr>
+          <w:lang w:val="es-MX"/>
+        </w:rPr>
+        <w:t>puede representar esta conexión, se crea una tabla intermedia que almacena las relaciones entre ambas entidades. Se utiliza en escenarios como libros con varios autores, estudiantes inscritos en varios cursos o productos pertenecientes a múltiples categorías</w:t>
+      </w:r>
+      <w:r>
+        <w:rPr>
+          <w:lang w:val="es-MX"/>
+        </w:rPr>
+        <w:t xml:space="preserve">, en Python esta tabla nueva se crea al utilizar la </w:t>
+      </w:r>
+      <w:proofErr w:type="spellStart"/>
+      <w:r>
+        <w:rPr>
+          <w:lang w:val="es-MX"/>
+        </w:rPr>
+        <w:t>foreign</w:t>
+      </w:r>
+      <w:proofErr w:type="spellEnd"/>
+      <w:r>
+        <w:rPr>
+          <w:lang w:val="es-MX"/>
+        </w:rPr>
+        <w:t xml:space="preserve"> </w:t>
+      </w:r>
+      <w:proofErr w:type="spellStart"/>
+      <w:r>
+        <w:rPr>
+          <w:lang w:val="es-MX"/>
+        </w:rPr>
+        <w:t>key</w:t>
+      </w:r>
+      <w:proofErr w:type="spellEnd"/>
+      <w:r>
+        <w:rPr>
+          <w:lang w:val="es-MX"/>
+        </w:rPr>
+        <w:t xml:space="preserve"> de tipo </w:t>
+      </w:r>
+      <w:proofErr w:type="spellStart"/>
+      <w:proofErr w:type="gramStart"/>
+      <w:r>
+        <w:rPr>
+          <w:rFonts w:ascii="Consolas" w:eastAsia="Times New Roman" w:hAnsi="Consolas" w:cs="Times New Roman"/>
+          <w:color w:val="4EC9B0"/>
+          <w:sz w:val="20"/>
+          <w:lang w:val="es-MX" w:eastAsia="es-MX"/>
+        </w:rPr>
+        <w:t>models</w:t>
+      </w:r>
+      <w:r>
+        <w:rPr>
+          <w:rFonts w:ascii="Consolas" w:eastAsia="Times New Roman" w:hAnsi="Consolas" w:cs="Times New Roman"/>
+          <w:color w:val="BBBEBF"/>
+          <w:sz w:val="20"/>
+          <w:lang w:val="es-MX" w:eastAsia="es-MX"/>
+        </w:rPr>
+        <w:t>.</w:t>
+      </w:r>
+      <w:r>
+        <w:rPr>
+          <w:rFonts w:ascii="Consolas" w:eastAsia="Times New Roman" w:hAnsi="Consolas" w:cs="Times New Roman"/>
+          <w:color w:val="4EC9B0"/>
+          <w:sz w:val="20"/>
+          <w:lang w:val="es-MX" w:eastAsia="es-MX"/>
+        </w:rPr>
+        <w:t>ManyToManyField</w:t>
+      </w:r>
+      <w:proofErr w:type="spellEnd"/>
+      <w:proofErr w:type="gramEnd"/>
+      <w:r>
+        <w:rPr>
+          <w:lang w:val="es-MX"/>
+        </w:rPr>
+        <w:t>.</w:t>
+      </w:r>
+    </w:p>
+    <w:p>
+      <w:pPr>
         <w:jc w:val="center"/>
         <w:rPr>
           <w:lang w:val="es-MX"/>
@@ -9637,6 +10236,7 @@
       </w:pPr>
       <w:r>
         <w:rPr>
+          <w:noProof/>
           <w:lang w:val="es-MX"/>
         </w:rPr>
         <w:drawing>
@@ -9685,9 +10285,9 @@
       </w:pPr>
       <w:r>
         <w:rPr>
-          <w:lang w:val="es-MX"/>
-        </w:rPr>
-        <w:lastRenderedPageBreak/>
+          <w:noProof/>
+          <w:lang w:val="es-MX"/>
+        </w:rPr>
         <w:drawing>
           <wp:inline distT="0" distB="0" distL="0" distR="0" wp14:anchorId="04B08112" wp14:editId="7361C81A">
             <wp:extent cx="5943600" cy="1563370"/>
@@ -9734,27 +10334,303 @@
     </w:p>
     <w:p>
       <w:pPr>
-        <w:rPr>
-          <w:lang w:val="es-MX"/>
-        </w:rPr>
-      </w:pPr>
+        <w:pStyle w:val="Ttulo3"/>
+      </w:pPr>
+      <w:bookmarkStart w:id="5" w:name="_Toc229992087"/>
+      <w:r>
+        <w:t xml:space="preserve">URLs.py: Archivo de Configuración de </w:t>
+      </w:r>
+      <w:proofErr w:type="spellStart"/>
+      <w:r>
+        <w:t>Endpoints</w:t>
+      </w:r>
+      <w:bookmarkEnd w:id="5"/>
+      <w:proofErr w:type="spellEnd"/>
     </w:p>
     <w:p>
       <w:pPr>
         <w:rPr>
-          <w:lang w:val="es-MX"/>
-        </w:rPr>
-      </w:pPr>
+          <w:lang w:val="es-ES"/>
+        </w:rPr>
+      </w:pPr>
+      <w:r>
+        <w:rPr>
+          <w:lang w:val="es-ES"/>
+        </w:rPr>
+        <w:t xml:space="preserve">Ya existe un archivo predeterminado dentro de la carpeta </w:t>
+      </w:r>
+      <w:proofErr w:type="spellStart"/>
+      <w:r>
+        <w:rPr>
+          <w:b/>
+          <w:bCs/>
+          <w:lang w:val="es-ES"/>
+        </w:rPr>
+        <w:t>a_first_proyect</w:t>
+      </w:r>
+      <w:proofErr w:type="spellEnd"/>
+      <w:r>
+        <w:rPr>
+          <w:b/>
+          <w:bCs/>
+          <w:lang w:val="es-ES"/>
+        </w:rPr>
+        <w:t>/</w:t>
+      </w:r>
+      <w:proofErr w:type="spellStart"/>
+      <w:r>
+        <w:rPr>
+          <w:b/>
+          <w:bCs/>
+          <w:lang w:val="es-ES"/>
+        </w:rPr>
+        <w:t>a_first_proyect</w:t>
+      </w:r>
+      <w:proofErr w:type="spellEnd"/>
+      <w:r>
+        <w:rPr>
+          <w:b/>
+          <w:bCs/>
+          <w:lang w:val="es-ES"/>
+        </w:rPr>
+        <w:t>/</w:t>
+      </w:r>
+      <w:r>
+        <w:rPr>
+          <w:b/>
+          <w:bCs/>
+          <w:color w:val="00B0F0"/>
+          <w:lang w:val="es-ES"/>
+        </w:rPr>
+        <w:t>urls.py</w:t>
+      </w:r>
+      <w:r>
+        <w:rPr>
+          <w:lang w:val="es-ES"/>
+        </w:rPr>
+        <w:t xml:space="preserve">, donde se utiliza la librería </w:t>
+      </w:r>
+      <w:proofErr w:type="spellStart"/>
+      <w:r>
+        <w:rPr>
+          <w:lang w:val="es-ES"/>
+        </w:rPr>
+        <w:t>Django.urls</w:t>
+      </w:r>
+      <w:proofErr w:type="spellEnd"/>
+      <w:r>
+        <w:rPr>
+          <w:lang w:val="es-ES"/>
+        </w:rPr>
+        <w:t xml:space="preserve">, la cual sirve para añadir los </w:t>
+      </w:r>
+      <w:proofErr w:type="spellStart"/>
+      <w:r>
+        <w:rPr>
+          <w:lang w:val="es-ES"/>
+        </w:rPr>
+        <w:t>endpoints</w:t>
+      </w:r>
+      <w:proofErr w:type="spellEnd"/>
+      <w:r>
+        <w:rPr>
+          <w:lang w:val="es-ES"/>
+        </w:rPr>
+        <w:t xml:space="preserve"> que serán desplegados hacia el usuario, ayudando así que los </w:t>
+      </w:r>
+      <w:proofErr w:type="spellStart"/>
+      <w:r>
+        <w:rPr>
+          <w:lang w:val="es-ES"/>
+        </w:rPr>
+        <w:t>templates</w:t>
+      </w:r>
+      <w:proofErr w:type="spellEnd"/>
+      <w:r>
+        <w:rPr>
+          <w:lang w:val="es-ES"/>
+        </w:rPr>
+        <w:t xml:space="preserve"> (interfaz de usuario o UI) y las vistas del archivo </w:t>
+      </w:r>
+      <w:r>
+        <w:rPr>
+          <w:b/>
+          <w:bCs/>
+          <w:lang w:val="es-ES"/>
+        </w:rPr>
+        <w:t>a_first_proyect/a_</w:t>
+      </w:r>
+      <w:r>
+        <w:rPr>
+          <w:b/>
+          <w:bCs/>
+          <w:lang w:val="es-ES"/>
+        </w:rPr>
+        <w:t>app_name</w:t>
+      </w:r>
+      <w:r>
+        <w:rPr>
+          <w:b/>
+          <w:bCs/>
+          <w:lang w:val="es-ES"/>
+        </w:rPr>
+        <w:t>/</w:t>
+      </w:r>
+      <w:r>
+        <w:rPr>
+          <w:b/>
+          <w:bCs/>
+          <w:color w:val="00B0F0"/>
+          <w:lang w:val="es-ES"/>
+        </w:rPr>
+        <w:t>views</w:t>
+      </w:r>
+      <w:r>
+        <w:rPr>
+          <w:b/>
+          <w:bCs/>
+          <w:color w:val="00B0F0"/>
+          <w:lang w:val="es-ES"/>
+        </w:rPr>
+        <w:t>.py</w:t>
+      </w:r>
+      <w:r>
+        <w:rPr>
+          <w:color w:val="00B0F0"/>
+          <w:lang w:val="es-ES"/>
+        </w:rPr>
+        <w:t xml:space="preserve"> </w:t>
+      </w:r>
+      <w:r>
+        <w:rPr>
+          <w:lang w:val="es-ES"/>
+        </w:rPr>
+        <w:t xml:space="preserve">puedan conectarse a las bases de datos y mostrarlos cuando se hagan </w:t>
+      </w:r>
+      <w:proofErr w:type="spellStart"/>
+      <w:r>
+        <w:rPr>
+          <w:lang w:val="es-ES"/>
+        </w:rPr>
+        <w:t>requests</w:t>
+      </w:r>
+      <w:proofErr w:type="spellEnd"/>
+      <w:r>
+        <w:rPr>
+          <w:lang w:val="es-ES"/>
+        </w:rPr>
+        <w:t xml:space="preserve"> a los diferentes elementos de las páginas, renderizando así su información, pero hay una recomendación de buenas prácticas que indican que las </w:t>
+      </w:r>
+      <w:proofErr w:type="spellStart"/>
+      <w:r>
+        <w:rPr>
+          <w:lang w:val="es-ES"/>
+        </w:rPr>
+        <w:t>URLs</w:t>
+      </w:r>
+      <w:proofErr w:type="spellEnd"/>
+      <w:r>
+        <w:rPr>
+          <w:lang w:val="es-ES"/>
+        </w:rPr>
+        <w:t xml:space="preserve"> deben estar agrupadas por aplicación, para </w:t>
+      </w:r>
+      <w:r>
+        <w:rPr>
+          <w:lang w:val="es-ES"/>
+        </w:rPr>
+        <w:lastRenderedPageBreak/>
+        <w:t xml:space="preserve">así tener todos sus </w:t>
+      </w:r>
+      <w:proofErr w:type="spellStart"/>
+      <w:r>
+        <w:rPr>
+          <w:lang w:val="es-ES"/>
+        </w:rPr>
+        <w:t>endpoints</w:t>
+      </w:r>
+      <w:proofErr w:type="spellEnd"/>
+      <w:r>
+        <w:rPr>
+          <w:lang w:val="es-ES"/>
+        </w:rPr>
+        <w:t xml:space="preserve"> centralizados, para ello se creará un nuevo archivo desde cero en el directorio de </w:t>
+      </w:r>
+      <w:r>
+        <w:rPr>
+          <w:b/>
+          <w:bCs/>
+          <w:lang w:val="es-ES"/>
+        </w:rPr>
+        <w:t>a_first_proyect/a_</w:t>
+      </w:r>
+      <w:r>
+        <w:rPr>
+          <w:b/>
+          <w:bCs/>
+          <w:lang w:val="es-ES"/>
+        </w:rPr>
+        <w:t>app_name</w:t>
+      </w:r>
+      <w:r>
+        <w:rPr>
+          <w:b/>
+          <w:bCs/>
+          <w:lang w:val="es-ES"/>
+        </w:rPr>
+        <w:t>/</w:t>
+      </w:r>
+      <w:r>
+        <w:rPr>
+          <w:b/>
+          <w:bCs/>
+          <w:color w:val="00B0F0"/>
+          <w:lang w:val="es-ES"/>
+        </w:rPr>
+        <w:t>url</w:t>
+      </w:r>
+      <w:r>
+        <w:rPr>
+          <w:b/>
+          <w:bCs/>
+          <w:color w:val="00B0F0"/>
+          <w:lang w:val="es-ES"/>
+        </w:rPr>
+        <w:t>s</w:t>
+      </w:r>
+      <w:r>
+        <w:rPr>
+          <w:b/>
+          <w:bCs/>
+          <w:color w:val="00B0F0"/>
+          <w:lang w:val="es-ES"/>
+        </w:rPr>
+        <w:t>.py</w:t>
+      </w:r>
     </w:p>
     <w:p>
       <w:pPr>
+        <w:rPr>
+          <w:lang w:val="es-ES"/>
+        </w:rPr>
+      </w:pPr>
+    </w:p>
+    <w:p>
+      <w:pPr>
+        <w:rPr>
+          <w:lang w:val="es-MX"/>
+        </w:rPr>
+      </w:pPr>
+    </w:p>
+    <w:p>
+      <w:pPr>
         <w:pStyle w:val="Ttulo1"/>
       </w:pPr>
-      <w:bookmarkStart w:id="5" w:name="_Toc229916828"/>
+      <w:bookmarkStart w:id="6" w:name="_Toc229992088"/>
       <w:r>
         <w:t>Referencias</w:t>
       </w:r>
-      <w:bookmarkEnd w:id="5"/>
+      <w:bookmarkEnd w:id="6"/>
     </w:p>
     <w:p>
       <w:pPr>
@@ -10537,6 +11413,119 @@
       </w:rPr>
     </w:lvl>
   </w:abstractNum>
+  <w:abstractNum w:abstractNumId="4" w15:restartNumberingAfterBreak="0">
+    <w:nsid w:val="5D764975"/>
+    <w:multiLevelType w:val="hybridMultilevel"/>
+    <w:tmpl w:val="C53E4D5E"/>
+    <w:lvl w:ilvl="0" w:tplc="080A0001">
+      <w:start w:val="1"/>
+      <w:numFmt w:val="bullet"/>
+      <w:lvlText w:val=""/>
+      <w:lvlJc w:val="left"/>
+      <w:pPr>
+        <w:ind w:left="720" w:hanging="360"/>
+      </w:pPr>
+      <w:rPr>
+        <w:rFonts w:ascii="Symbol" w:hAnsi="Symbol" w:hint="default"/>
+      </w:rPr>
+    </w:lvl>
+    <w:lvl w:ilvl="1" w:tplc="080A0003">
+      <w:start w:val="1"/>
+      <w:numFmt w:val="bullet"/>
+      <w:lvlText w:val="o"/>
+      <w:lvlJc w:val="left"/>
+      <w:pPr>
+        <w:ind w:left="1440" w:hanging="360"/>
+      </w:pPr>
+      <w:rPr>
+        <w:rFonts w:ascii="Courier New" w:hAnsi="Courier New" w:cs="Courier New" w:hint="default"/>
+      </w:rPr>
+    </w:lvl>
+    <w:lvl w:ilvl="2" w:tplc="080A0005">
+      <w:start w:val="1"/>
+      <w:numFmt w:val="bullet"/>
+      <w:lvlText w:val=""/>
+      <w:lvlJc w:val="left"/>
+      <w:pPr>
+        <w:ind w:left="2160" w:hanging="360"/>
+      </w:pPr>
+      <w:rPr>
+        <w:rFonts w:ascii="Wingdings" w:hAnsi="Wingdings" w:hint="default"/>
+      </w:rPr>
+    </w:lvl>
+    <w:lvl w:ilvl="3" w:tplc="080A0001" w:tentative="1">
+      <w:start w:val="1"/>
+      <w:numFmt w:val="bullet"/>
+      <w:lvlText w:val=""/>
+      <w:lvlJc w:val="left"/>
+      <w:pPr>
+        <w:ind w:left="2880" w:hanging="360"/>
+      </w:pPr>
+      <w:rPr>
+        <w:rFonts w:ascii="Symbol" w:hAnsi="Symbol" w:hint="default"/>
+      </w:rPr>
+    </w:lvl>
+    <w:lvl w:ilvl="4" w:tplc="080A0003" w:tentative="1">
+      <w:start w:val="1"/>
+      <w:numFmt w:val="bullet"/>
+      <w:lvlText w:val="o"/>
+      <w:lvlJc w:val="left"/>
+      <w:pPr>
+        <w:ind w:left="3600" w:hanging="360"/>
+      </w:pPr>
+      <w:rPr>
+        <w:rFonts w:ascii="Courier New" w:hAnsi="Courier New" w:cs="Courier New" w:hint="default"/>
+      </w:rPr>
+    </w:lvl>
+    <w:lvl w:ilvl="5" w:tplc="080A0005" w:tentative="1">
+      <w:start w:val="1"/>
+      <w:numFmt w:val="bullet"/>
+      <w:lvlText w:val=""/>
+      <w:lvlJc w:val="left"/>
+      <w:pPr>
+        <w:ind w:left="4320" w:hanging="360"/>
+      </w:pPr>
+      <w:rPr>
+        <w:rFonts w:ascii="Wingdings" w:hAnsi="Wingdings" w:hint="default"/>
+      </w:rPr>
+    </w:lvl>
+    <w:lvl w:ilvl="6" w:tplc="080A0001" w:tentative="1">
+      <w:start w:val="1"/>
+      <w:numFmt w:val="bullet"/>
+      <w:lvlText w:val=""/>
+      <w:lvlJc w:val="left"/>
+      <w:pPr>
+        <w:ind w:left="5040" w:hanging="360"/>
+      </w:pPr>
+      <w:rPr>
+        <w:rFonts w:ascii="Symbol" w:hAnsi="Symbol" w:hint="default"/>
+      </w:rPr>
+    </w:lvl>
+    <w:lvl w:ilvl="7" w:tplc="080A0003" w:tentative="1">
+      <w:start w:val="1"/>
+      <w:numFmt w:val="bullet"/>
+      <w:lvlText w:val="o"/>
+      <w:lvlJc w:val="left"/>
+      <w:pPr>
+        <w:ind w:left="5760" w:hanging="360"/>
+      </w:pPr>
+      <w:rPr>
+        <w:rFonts w:ascii="Courier New" w:hAnsi="Courier New" w:cs="Courier New" w:hint="default"/>
+      </w:rPr>
+    </w:lvl>
+    <w:lvl w:ilvl="8" w:tplc="080A0005" w:tentative="1">
+      <w:start w:val="1"/>
+      <w:numFmt w:val="bullet"/>
+      <w:lvlText w:val=""/>
+      <w:lvlJc w:val="left"/>
+      <w:pPr>
+        <w:ind w:left="6480" w:hanging="360"/>
+      </w:pPr>
+      <w:rPr>
+        <w:rFonts w:ascii="Wingdings" w:hAnsi="Wingdings" w:hint="default"/>
+      </w:rPr>
+    </w:lvl>
+  </w:abstractNum>
   <w:num w:numId="1" w16cid:durableId="1473790873">
     <w:abstractNumId w:val="0"/>
   </w:num>
@@ -10548,6 +11537,9 @@
   </w:num>
   <w:num w:numId="4" w16cid:durableId="383334827">
     <w:abstractNumId w:val="1"/>
+  </w:num>
+  <w:num w:numId="5" w16cid:durableId="2142766872">
+    <w:abstractNumId w:val="4"/>
   </w:num>
   <w:numIdMacAtCleanup w:val="3"/>
 </w:numbering>
@@ -11008,7 +12000,6 @@
   <w:style w:type="character" w:default="1" w:styleId="Fuentedeprrafopredeter">
     <w:name w:val="Default Paragraph Font"/>
     <w:uiPriority w:val="1"/>
-    <w:semiHidden/>
     <w:unhideWhenUsed/>
   </w:style>
   <w:style w:type="table" w:default="1" w:styleId="Tablanormal">
@@ -11750,6 +12741,10 @@
 </file>
 
 <file path=customXml/item1.xml><?xml version="1.0" encoding="utf-8"?>
+<b:Sources xmlns:b="http://schemas.openxmlformats.org/officeDocument/2006/bibliography" xmlns="http://schemas.openxmlformats.org/officeDocument/2006/bibliography" SelectedStyle="\APASixthEditionOfficeOnline.xsl" StyleName="APA" Version="6"/>
+</file>
+
+<file path=customXml/item2.xml><?xml version="1.0" encoding="utf-8"?>
 <s:customData xmlns="http://www.wps.cn/officeDocument/2013/wpsCustomData" xmlns:s="http://www.wps.cn/officeDocument/2013/wpsCustomData">
   <customSectProps>
     <customSectPr/>
@@ -11760,22 +12755,18 @@
 </s:customData>
 </file>
 
-<file path=customXml/item2.xml><?xml version="1.0" encoding="utf-8"?>
-<b:Sources xmlns:b="http://schemas.openxmlformats.org/officeDocument/2006/bibliography" xmlns="http://schemas.openxmlformats.org/officeDocument/2006/bibliography" SelectedStyle="\APASixthEditionOfficeOnline.xsl" StyleName="APA" Version="6"/>
+<file path=customXml/itemProps1.xml><?xml version="1.0" encoding="utf-8"?>
+<ds:datastoreItem xmlns:ds="http://schemas.openxmlformats.org/officeDocument/2006/customXml" ds:itemID="{851A7482-30F0-4AF0-9C85-18995F48D7BA}">
+  <ds:schemaRefs>
+    <ds:schemaRef ds:uri="http://schemas.openxmlformats.org/officeDocument/2006/bibliography"/>
+  </ds:schemaRefs>
+</ds:datastoreItem>
 </file>
 
-<file path=customXml/itemProps1.xml><?xml version="1.0" encoding="utf-8"?>
+<file path=customXml/itemProps2.xml><?xml version="1.0" encoding="utf-8"?>
 <ds:datastoreItem xmlns:ds="http://schemas.openxmlformats.org/officeDocument/2006/customXml" ds:itemID="{B1977F7D-205B-4081-913C-38D41E755F92}">
   <ds:schemaRefs>
     <ds:schemaRef ds:uri="http://www.wps.cn/officeDocument/2013/wpsCustomData"/>
   </ds:schemaRefs>
 </ds:datastoreItem>
-</file>
-
-<file path=customXml/itemProps2.xml><?xml version="1.0" encoding="utf-8"?>
-<ds:datastoreItem xmlns:ds="http://schemas.openxmlformats.org/officeDocument/2006/customXml" ds:itemID="{851A7482-30F0-4AF0-9C85-18995F48D7BA}">
-  <ds:schemaRefs>
-    <ds:schemaRef ds:uri="http://schemas.openxmlformats.org/officeDocument/2006/bibliography"/>
-  </ds:schemaRefs>
-</ds:datastoreItem>
 </file>
--- a/00.-Introducción a Django.docx
+++ b/00.-Introducción a Django.docx
@@ -253,7 +253,6 @@
                               </w:rPr>
                               <w:t xml:space="preserve">Desarrollo </w:t>
                             </w:r>
-                            <w:proofErr w:type="spellStart"/>
                             <w:r>
                               <w:rPr>
                                 <w:rStyle w:val="Referenciasutil"/>
@@ -265,7 +264,6 @@
                               </w:rPr>
                               <w:t>Backend</w:t>
                             </w:r>
-                            <w:proofErr w:type="spellEnd"/>
                           </w:p>
                           <w:p>
                             <w:pPr>
@@ -559,7 +557,6 @@
                         </w:rPr>
                         <w:t xml:space="preserve">Desarrollo </w:t>
                       </w:r>
-                      <w:proofErr w:type="spellStart"/>
                       <w:r>
                         <w:rPr>
                           <w:rStyle w:val="Referenciasutil"/>
@@ -571,7 +568,6 @@
                         </w:rPr>
                         <w:t>Backend</w:t>
                       </w:r>
-                      <w:proofErr w:type="spellEnd"/>
                     </w:p>
                     <w:p>
                       <w:pPr>
@@ -734,7 +730,7 @@
           <w:r>
             <w:fldChar w:fldCharType="separate"/>
           </w:r>
-          <w:hyperlink w:anchor="_Toc229992082" w:history="1">
+          <w:hyperlink w:anchor="_Toc229992246" w:history="1">
             <w:r>
               <w:rPr>
                 <w:rStyle w:val="Hipervnculo"/>
@@ -762,7 +758,7 @@
                 <w:noProof/>
                 <w:webHidden/>
               </w:rPr>
-              <w:instrText xml:space="preserve"> PAGEREF _Toc229992082 \h </w:instrText>
+              <w:instrText xml:space="preserve"> PAGEREF _Toc229992246 \h </w:instrText>
             </w:r>
             <w:r>
               <w:rPr>
@@ -808,7 +804,7 @@
               <w14:ligatures w14:val="standardContextual"/>
             </w:rPr>
           </w:pPr>
-          <w:hyperlink w:anchor="_Toc229992083" w:history="1">
+          <w:hyperlink w:anchor="_Toc229992247" w:history="1">
             <w:r>
               <w:rPr>
                 <w:rStyle w:val="Hipervnculo"/>
@@ -835,7 +831,7 @@
                 <w:noProof/>
                 <w:webHidden/>
               </w:rPr>
-              <w:instrText xml:space="preserve"> PAGEREF _Toc229992083 \h </w:instrText>
+              <w:instrText xml:space="preserve"> PAGEREF _Toc229992247 \h </w:instrText>
             </w:r>
             <w:r>
               <w:rPr>
@@ -881,7 +877,7 @@
               <w14:ligatures w14:val="standardContextual"/>
             </w:rPr>
           </w:pPr>
-          <w:hyperlink w:anchor="_Toc229992084" w:history="1">
+          <w:hyperlink w:anchor="_Toc229992248" w:history="1">
             <w:r>
               <w:rPr>
                 <w:rStyle w:val="Hipervnculo"/>
@@ -909,7 +905,7 @@
                 <w:noProof/>
                 <w:webHidden/>
               </w:rPr>
-              <w:instrText xml:space="preserve"> PAGEREF _Toc229992084 \h </w:instrText>
+              <w:instrText xml:space="preserve"> PAGEREF _Toc229992248 \h </w:instrText>
             </w:r>
             <w:r>
               <w:rPr>
@@ -955,7 +951,7 @@
               <w14:ligatures w14:val="standardContextual"/>
             </w:rPr>
           </w:pPr>
-          <w:hyperlink w:anchor="_Toc229992085" w:history="1">
+          <w:hyperlink w:anchor="_Toc229992249" w:history="1">
             <w:r>
               <w:rPr>
                 <w:rStyle w:val="Hipervnculo"/>
@@ -982,7 +978,7 @@
                 <w:noProof/>
                 <w:webHidden/>
               </w:rPr>
-              <w:instrText xml:space="preserve"> PAGEREF _Toc229992085 \h </w:instrText>
+              <w:instrText xml:space="preserve"> PAGEREF _Toc229992249 \h </w:instrText>
             </w:r>
             <w:r>
               <w:rPr>
@@ -1028,7 +1024,7 @@
               <w14:ligatures w14:val="standardContextual"/>
             </w:rPr>
           </w:pPr>
-          <w:hyperlink w:anchor="_Toc229992086" w:history="1">
+          <w:hyperlink w:anchor="_Toc229992250" w:history="1">
             <w:r>
               <w:rPr>
                 <w:rStyle w:val="Hipervnculo"/>
@@ -1055,7 +1051,7 @@
                 <w:noProof/>
                 <w:webHidden/>
               </w:rPr>
-              <w:instrText xml:space="preserve"> PAGEREF _Toc229992086 \h </w:instrText>
+              <w:instrText xml:space="preserve"> PAGEREF _Toc229992250 \h </w:instrText>
             </w:r>
             <w:r>
               <w:rPr>
@@ -1101,13 +1097,27 @@
               <w14:ligatures w14:val="standardContextual"/>
             </w:rPr>
           </w:pPr>
-          <w:hyperlink w:anchor="_Toc229992087" w:history="1">
+          <w:hyperlink w:anchor="_Toc229992251" w:history="1">
             <w:r>
               <w:rPr>
                 <w:rStyle w:val="Hipervnculo"/>
                 <w:noProof/>
               </w:rPr>
-              <w:t>URLs.py: Archivo de Configuración de Endpoints</w:t>
+              <w:t>URLs.py: Archivo de Configuraci</w:t>
+            </w:r>
+            <w:r>
+              <w:rPr>
+                <w:rStyle w:val="Hipervnculo"/>
+                <w:noProof/>
+              </w:rPr>
+              <w:t>ó</w:t>
+            </w:r>
+            <w:r>
+              <w:rPr>
+                <w:rStyle w:val="Hipervnculo"/>
+                <w:noProof/>
+              </w:rPr>
+              <w:t>n de Endpoints</w:t>
             </w:r>
             <w:r>
               <w:rPr>
@@ -1128,7 +1138,7 @@
                 <w:noProof/>
                 <w:webHidden/>
               </w:rPr>
-              <w:instrText xml:space="preserve"> PAGEREF _Toc229992087 \h </w:instrText>
+              <w:instrText xml:space="preserve"> PAGEREF _Toc229992251 \h </w:instrText>
             </w:r>
             <w:r>
               <w:rPr>
@@ -1174,7 +1184,7 @@
               <w14:ligatures w14:val="standardContextual"/>
             </w:rPr>
           </w:pPr>
-          <w:hyperlink w:anchor="_Toc229992088" w:history="1">
+          <w:hyperlink w:anchor="_Toc229992252" w:history="1">
             <w:r>
               <w:rPr>
                 <w:rStyle w:val="Hipervnculo"/>
@@ -1201,7 +1211,7 @@
                 <w:noProof/>
                 <w:webHidden/>
               </w:rPr>
-              <w:instrText xml:space="preserve"> PAGEREF _Toc229992088 \h </w:instrText>
+              <w:instrText xml:space="preserve"> PAGEREF _Toc229992252 \h </w:instrText>
             </w:r>
             <w:r>
               <w:rPr>
@@ -1262,7 +1272,7 @@
           <w:lang w:val="es-MX"/>
         </w:rPr>
       </w:pPr>
-      <w:bookmarkStart w:id="0" w:name="_Toc229992082"/>
+      <w:bookmarkStart w:id="0" w:name="_Toc229992246"/>
       <w:r>
         <w:rPr>
           <w:lang w:val="es-MX"/>
@@ -3111,7 +3121,7 @@
       <w:pPr>
         <w:pStyle w:val="Ttulo1"/>
       </w:pPr>
-      <w:bookmarkStart w:id="1" w:name="_Toc229992083"/>
+      <w:bookmarkStart w:id="1" w:name="_Toc229992247"/>
       <w:r>
         <w:t xml:space="preserve">Arquitectura MVT (Model View </w:t>
       </w:r>
@@ -6384,7 +6394,7 @@
           <w:lang w:val="es-MX"/>
         </w:rPr>
       </w:pPr>
-      <w:bookmarkStart w:id="2" w:name="_Toc229992084"/>
+      <w:bookmarkStart w:id="2" w:name="_Toc229992248"/>
       <w:r>
         <w:rPr>
           <w:lang w:val="es-MX"/>
@@ -7523,7 +7533,7 @@
       <w:pPr>
         <w:pStyle w:val="Ttulo3"/>
       </w:pPr>
-      <w:bookmarkStart w:id="3" w:name="_Toc229992085"/>
+      <w:bookmarkStart w:id="3" w:name="_Toc229992249"/>
       <w:r>
         <w:lastRenderedPageBreak/>
         <w:t>Base de Datos SQLite</w:t>
@@ -8150,7 +8160,7 @@
           <w:color w:val="BBBEBF"/>
           <w:sz w:val="21"/>
           <w:szCs w:val="21"/>
-          <w:lang w:eastAsia="es-MX"/>
+          <w:lang w:val="es-MX" w:eastAsia="es-MX"/>
         </w:rPr>
       </w:pPr>
       <w:r>
@@ -8169,69 +8179,11 @@
           <w:color w:val="A5D6FF"/>
           <w:sz w:val="21"/>
           <w:szCs w:val="21"/>
-          <w:lang w:eastAsia="es-MX"/>
+          <w:lang w:val="es-MX" w:eastAsia="es-MX"/>
         </w:rPr>
         <w:t>'ENGINE'</w:t>
       </w:r>
       <w:r>
-        <w:rPr>
-          <w:rFonts w:ascii="Consolas" w:eastAsia="Times New Roman" w:hAnsi="Consolas" w:cs="Times New Roman"/>
-          <w:color w:val="BBBEBF"/>
-          <w:sz w:val="21"/>
-          <w:szCs w:val="21"/>
-          <w:lang w:eastAsia="es-MX"/>
-        </w:rPr>
-        <w:t xml:space="preserve">: </w:t>
-      </w:r>
-      <w:r>
-        <w:rPr>
-          <w:rFonts w:ascii="Consolas" w:eastAsia="Times New Roman" w:hAnsi="Consolas" w:cs="Times New Roman"/>
-          <w:color w:val="A5D6FF"/>
-          <w:sz w:val="21"/>
-          <w:szCs w:val="21"/>
-          <w:lang w:eastAsia="es-MX"/>
-        </w:rPr>
-        <w:t>'django.</w:t>
-      </w:r>
-      <w:proofErr w:type="gramStart"/>
-      <w:r>
-        <w:rPr>
-          <w:rFonts w:ascii="Consolas" w:eastAsia="Times New Roman" w:hAnsi="Consolas" w:cs="Times New Roman"/>
-          <w:color w:val="A5D6FF"/>
-          <w:sz w:val="21"/>
-          <w:szCs w:val="21"/>
-          <w:lang w:eastAsia="es-MX"/>
-        </w:rPr>
-        <w:t>db.backends</w:t>
-      </w:r>
-      <w:proofErr w:type="gramEnd"/>
-      <w:r>
-        <w:rPr>
-          <w:rFonts w:ascii="Consolas" w:eastAsia="Times New Roman" w:hAnsi="Consolas" w:cs="Times New Roman"/>
-          <w:color w:val="A5D6FF"/>
-          <w:sz w:val="21"/>
-          <w:szCs w:val="21"/>
-          <w:lang w:eastAsia="es-MX"/>
-        </w:rPr>
-        <w:t>.sqlite3'</w:t>
-      </w:r>
-      <w:r>
-        <w:rPr>
-          <w:rFonts w:ascii="Consolas" w:eastAsia="Times New Roman" w:hAnsi="Consolas" w:cs="Times New Roman"/>
-          <w:color w:val="BBBEBF"/>
-          <w:sz w:val="21"/>
-          <w:szCs w:val="21"/>
-          <w:lang w:eastAsia="es-MX"/>
-        </w:rPr>
-        <w:t>,</w:t>
-      </w:r>
-    </w:p>
-    <w:p>
-      <w:pPr>
-        <w:shd w:val="clear" w:color="auto" w:fill="121314"/>
-        <w:spacing w:after="0" w:line="285" w:lineRule="atLeast"/>
-        <w:ind w:left="720"/>
-        <w:jc w:val="left"/>
         <w:rPr>
           <w:rFonts w:ascii="Consolas" w:eastAsia="Times New Roman" w:hAnsi="Consolas" w:cs="Times New Roman"/>
           <w:color w:val="BBBEBF"/>
@@ -8239,14 +8191,72 @@
           <w:szCs w:val="21"/>
           <w:lang w:val="es-MX" w:eastAsia="es-MX"/>
         </w:rPr>
-      </w:pPr>
+        <w:t xml:space="preserve">: </w:t>
+      </w:r>
+      <w:r>
+        <w:rPr>
+          <w:rFonts w:ascii="Consolas" w:eastAsia="Times New Roman" w:hAnsi="Consolas" w:cs="Times New Roman"/>
+          <w:color w:val="A5D6FF"/>
+          <w:sz w:val="21"/>
+          <w:szCs w:val="21"/>
+          <w:lang w:val="es-MX" w:eastAsia="es-MX"/>
+        </w:rPr>
+        <w:t>'django.</w:t>
+      </w:r>
+      <w:proofErr w:type="gramStart"/>
+      <w:r>
+        <w:rPr>
+          <w:rFonts w:ascii="Consolas" w:eastAsia="Times New Roman" w:hAnsi="Consolas" w:cs="Times New Roman"/>
+          <w:color w:val="A5D6FF"/>
+          <w:sz w:val="21"/>
+          <w:szCs w:val="21"/>
+          <w:lang w:val="es-MX" w:eastAsia="es-MX"/>
+        </w:rPr>
+        <w:t>db.backends</w:t>
+      </w:r>
+      <w:proofErr w:type="gramEnd"/>
+      <w:r>
+        <w:rPr>
+          <w:rFonts w:ascii="Consolas" w:eastAsia="Times New Roman" w:hAnsi="Consolas" w:cs="Times New Roman"/>
+          <w:color w:val="A5D6FF"/>
+          <w:sz w:val="21"/>
+          <w:szCs w:val="21"/>
+          <w:lang w:val="es-MX" w:eastAsia="es-MX"/>
+        </w:rPr>
+        <w:t>.sqlite3'</w:t>
+      </w:r>
       <w:r>
         <w:rPr>
           <w:rFonts w:ascii="Consolas" w:eastAsia="Times New Roman" w:hAnsi="Consolas" w:cs="Times New Roman"/>
           <w:color w:val="BBBEBF"/>
           <w:sz w:val="21"/>
           <w:szCs w:val="21"/>
-          <w:lang w:eastAsia="es-MX"/>
+          <w:lang w:val="es-MX" w:eastAsia="es-MX"/>
+        </w:rPr>
+        <w:t>,</w:t>
+      </w:r>
+    </w:p>
+    <w:p>
+      <w:pPr>
+        <w:shd w:val="clear" w:color="auto" w:fill="121314"/>
+        <w:spacing w:after="0" w:line="285" w:lineRule="atLeast"/>
+        <w:ind w:left="720"/>
+        <w:jc w:val="left"/>
+        <w:rPr>
+          <w:rFonts w:ascii="Consolas" w:eastAsia="Times New Roman" w:hAnsi="Consolas" w:cs="Times New Roman"/>
+          <w:color w:val="BBBEBF"/>
+          <w:sz w:val="21"/>
+          <w:szCs w:val="21"/>
+          <w:lang w:val="es-MX" w:eastAsia="es-MX"/>
+        </w:rPr>
+      </w:pPr>
+      <w:r>
+        <w:rPr>
+          <w:rFonts w:ascii="Consolas" w:eastAsia="Times New Roman" w:hAnsi="Consolas" w:cs="Times New Roman"/>
+          <w:color w:val="BBBEBF"/>
+          <w:sz w:val="21"/>
+          <w:szCs w:val="21"/>
+          <w:lang w:val="es-MX" w:eastAsia="es-MX"/>
         </w:rPr>
         <w:t xml:space="preserve">        </w:t>
       </w:r>
@@ -9684,7 +9694,7 @@
       <w:pPr>
         <w:pStyle w:val="Ttulo3"/>
       </w:pPr>
-      <w:bookmarkStart w:id="4" w:name="_Toc229992086"/>
+      <w:bookmarkStart w:id="4" w:name="_Toc229992250"/>
       <w:r>
         <w:t>Tipos de Relaciones entre Tablas: Uno a Muchos, Muchos a Muchos y Uno a Uno</w:t>
       </w:r>
@@ -9957,13 +9967,7 @@
         <w:rPr>
           <w:lang w:val="es-MX"/>
         </w:rPr>
-        <w:t xml:space="preserve"> </w:t>
-      </w:r>
-      <w:r>
-        <w:rPr>
-          <w:lang w:val="es-MX"/>
-        </w:rPr>
-        <w:t>Es una relación donde un registro</w:t>
+        <w:t xml:space="preserve"> Es una relación donde un registro</w:t>
       </w:r>
       <w:r>
         <w:rPr>
@@ -10021,15 +10025,7 @@
           <w:bCs/>
           <w:lang w:val="es-MX"/>
         </w:rPr>
-        <w:t>Un A tiene un solo B</w:t>
-      </w:r>
-      <w:r>
-        <w:rPr>
-          <w:b/>
-          <w:bCs/>
-          <w:lang w:val="es-MX"/>
-        </w:rPr>
-        <w:t xml:space="preserve"> </w:t>
+        <w:t xml:space="preserve">Un A tiene un solo B </w:t>
       </w:r>
       <w:r>
         <w:rPr>
@@ -10336,7 +10332,7 @@
       <w:pPr>
         <w:pStyle w:val="Ttulo3"/>
       </w:pPr>
-      <w:bookmarkStart w:id="5" w:name="_Toc229992087"/>
+      <w:bookmarkStart w:id="5" w:name="_Toc229992251"/>
       <w:r>
         <w:t xml:space="preserve">URLs.py: Archivo de Configuración de </w:t>
       </w:r>
@@ -10554,15 +10550,40 @@
         <w:rPr>
           <w:lang w:val="es-ES"/>
         </w:rPr>
-        <w:t xml:space="preserve"> centralizados, para ello se creará un nuevo archivo desde cero en el directorio de </w:t>
-      </w:r>
-      <w:r>
-        <w:rPr>
-          <w:b/>
-          <w:bCs/>
-          <w:lang w:val="es-ES"/>
-        </w:rPr>
-        <w:t>a_first_proyect/a_</w:t>
+        <w:t xml:space="preserve"> centralizados, para ello se creará un nuevo archivo desde cero en el directorio de</w:t>
+      </w:r>
+      <w:r>
+        <w:rPr>
+          <w:lang w:val="es-ES"/>
+        </w:rPr>
+        <w:t xml:space="preserve"> </w:t>
+      </w:r>
+      <w:proofErr w:type="spellStart"/>
+      <w:r>
+        <w:rPr>
+          <w:b/>
+          <w:bCs/>
+          <w:lang w:val="es-ES"/>
+        </w:rPr>
+        <w:t>a_first_proyect</w:t>
+      </w:r>
+      <w:proofErr w:type="spellEnd"/>
+      <w:r>
+        <w:rPr>
+          <w:b/>
+          <w:bCs/>
+          <w:lang w:val="es-ES"/>
+        </w:rPr>
+        <w:t>/</w:t>
+      </w:r>
+      <w:proofErr w:type="spellStart"/>
+      <w:r>
+        <w:rPr>
+          <w:b/>
+          <w:bCs/>
+          <w:lang w:val="es-ES"/>
+        </w:rPr>
+        <w:t>a_</w:t>
       </w:r>
       <w:r>
         <w:rPr>
@@ -10572,6 +10593,7 @@
         </w:rPr>
         <w:t>app_name</w:t>
       </w:r>
+      <w:proofErr w:type="spellEnd"/>
       <w:r>
         <w:rPr>
           <w:b/>
@@ -10587,7 +10609,7 @@
           <w:color w:val="00B0F0"/>
           <w:lang w:val="es-ES"/>
         </w:rPr>
-        <w:t>url</w:t>
+        <w:t>urls</w:t>
       </w:r>
       <w:r>
         <w:rPr>
@@ -10596,38 +10618,1209 @@
           <w:color w:val="00B0F0"/>
           <w:lang w:val="es-ES"/>
         </w:rPr>
-        <w:t>s</w:t>
-      </w:r>
-      <w:r>
-        <w:rPr>
-          <w:b/>
-          <w:bCs/>
-          <w:color w:val="00B0F0"/>
-          <w:lang w:val="es-ES"/>
-        </w:rPr>
         <w:t>.py</w:t>
+      </w:r>
+      <w:r>
+        <w:rPr>
+          <w:lang w:val="es-ES"/>
+        </w:rPr>
+        <w:t xml:space="preserve">, </w:t>
+      </w:r>
+      <w:r>
+        <w:rPr>
+          <w:lang w:val="es-ES"/>
+        </w:rPr>
+        <w:t xml:space="preserve">teniendo solo el </w:t>
+      </w:r>
+      <w:proofErr w:type="spellStart"/>
+      <w:r>
+        <w:rPr>
+          <w:lang w:val="es-ES"/>
+        </w:rPr>
+        <w:t>import</w:t>
+      </w:r>
+      <w:proofErr w:type="spellEnd"/>
+      <w:r>
+        <w:rPr>
+          <w:lang w:val="es-ES"/>
+        </w:rPr>
+        <w:t xml:space="preserve"> de </w:t>
+      </w:r>
+      <w:proofErr w:type="spellStart"/>
+      <w:r>
+        <w:rPr>
+          <w:lang w:val="es-ES"/>
+        </w:rPr>
+        <w:t>path</w:t>
+      </w:r>
+      <w:proofErr w:type="spellEnd"/>
+      <w:r>
+        <w:rPr>
+          <w:lang w:val="es-ES"/>
+        </w:rPr>
+        <w:t xml:space="preserve">, proveniente de </w:t>
+      </w:r>
+      <w:proofErr w:type="spellStart"/>
+      <w:r>
+        <w:rPr>
+          <w:lang w:val="es-ES"/>
+        </w:rPr>
+        <w:t>django.urls</w:t>
+      </w:r>
+      <w:proofErr w:type="spellEnd"/>
+      <w:r>
+        <w:rPr>
+          <w:lang w:val="es-ES"/>
+        </w:rPr>
+        <w:t xml:space="preserve"> y la lista </w:t>
+      </w:r>
+      <w:proofErr w:type="spellStart"/>
+      <w:r>
+        <w:rPr>
+          <w:lang w:val="es-ES"/>
+        </w:rPr>
+        <w:t>urlpatterns</w:t>
+      </w:r>
+      <w:proofErr w:type="spellEnd"/>
+      <w:r>
+        <w:rPr>
+          <w:lang w:val="es-ES"/>
+        </w:rPr>
+        <w:t xml:space="preserve"> vacía.</w:t>
       </w:r>
     </w:p>
     <w:p>
       <w:pPr>
-        <w:rPr>
-          <w:lang w:val="es-ES"/>
-        </w:rPr>
-      </w:pPr>
+        <w:jc w:val="center"/>
+        <w:rPr>
+          <w:lang w:val="es-ES"/>
+        </w:rPr>
+      </w:pPr>
+      <w:r>
+        <w:rPr>
+          <w:lang w:val="es-ES"/>
+        </w:rPr>
+        <w:drawing>
+          <wp:inline distT="0" distB="0" distL="0" distR="0" wp14:anchorId="0C4596A3" wp14:editId="65544451">
+            <wp:extent cx="5943600" cy="1889760"/>
+            <wp:effectExtent l="0" t="0" r="0" b="0"/>
+            <wp:docPr id="844632250" name="Imagen 1"/>
+            <wp:cNvGraphicFramePr>
+              <a:graphicFrameLocks xmlns:a="http://schemas.openxmlformats.org/drawingml/2006/main" noChangeAspect="1"/>
+            </wp:cNvGraphicFramePr>
+            <a:graphic xmlns:a="http://schemas.openxmlformats.org/drawingml/2006/main">
+              <a:graphicData uri="http://schemas.openxmlformats.org/drawingml/2006/picture">
+                <pic:pic xmlns:pic="http://schemas.openxmlformats.org/drawingml/2006/picture">
+                  <pic:nvPicPr>
+                    <pic:cNvPr id="844632250" name=""/>
+                    <pic:cNvPicPr/>
+                  </pic:nvPicPr>
+                  <pic:blipFill>
+                    <a:blip r:embed="rId32"/>
+                    <a:stretch>
+                      <a:fillRect/>
+                    </a:stretch>
+                  </pic:blipFill>
+                  <pic:spPr>
+                    <a:xfrm>
+                      <a:off x="0" y="0"/>
+                      <a:ext cx="5943600" cy="1889760"/>
+                    </a:xfrm>
+                    <a:prstGeom prst="rect">
+                      <a:avLst/>
+                    </a:prstGeom>
+                  </pic:spPr>
+                </pic:pic>
+              </a:graphicData>
+            </a:graphic>
+          </wp:inline>
+        </w:drawing>
+      </w:r>
     </w:p>
     <w:p>
       <w:pPr>
         <w:rPr>
-          <w:lang w:val="es-MX"/>
-        </w:rPr>
-      </w:pPr>
+          <w:lang w:val="es-ES"/>
+        </w:rPr>
+      </w:pPr>
+      <w:r>
+        <w:rPr>
+          <w:lang w:val="es-ES"/>
+        </w:rPr>
+        <w:t xml:space="preserve">Después, para que podamos incluir el archivo de </w:t>
+      </w:r>
+      <w:proofErr w:type="spellStart"/>
+      <w:r>
+        <w:rPr>
+          <w:lang w:val="es-ES"/>
+        </w:rPr>
+        <w:t>URLs</w:t>
+      </w:r>
+      <w:proofErr w:type="spellEnd"/>
+      <w:r>
+        <w:rPr>
+          <w:lang w:val="es-ES"/>
+        </w:rPr>
+        <w:t xml:space="preserve"> de nuestra aplicación </w:t>
+      </w:r>
+      <w:proofErr w:type="spellStart"/>
+      <w:r>
+        <w:rPr>
+          <w:b/>
+          <w:bCs/>
+          <w:lang w:val="es-ES"/>
+        </w:rPr>
+        <w:t>a_first_proyect</w:t>
+      </w:r>
+      <w:proofErr w:type="spellEnd"/>
+      <w:r>
+        <w:rPr>
+          <w:b/>
+          <w:bCs/>
+          <w:lang w:val="es-ES"/>
+        </w:rPr>
+        <w:t>/</w:t>
+      </w:r>
+      <w:proofErr w:type="spellStart"/>
+      <w:r>
+        <w:rPr>
+          <w:b/>
+          <w:bCs/>
+          <w:lang w:val="es-ES"/>
+        </w:rPr>
+        <w:t>a_</w:t>
+      </w:r>
+      <w:r>
+        <w:rPr>
+          <w:b/>
+          <w:bCs/>
+          <w:lang w:val="es-ES"/>
+        </w:rPr>
+        <w:t>app_name</w:t>
+      </w:r>
+      <w:proofErr w:type="spellEnd"/>
+      <w:r>
+        <w:rPr>
+          <w:b/>
+          <w:bCs/>
+          <w:lang w:val="es-ES"/>
+        </w:rPr>
+        <w:t>/</w:t>
+      </w:r>
+      <w:r>
+        <w:rPr>
+          <w:b/>
+          <w:bCs/>
+          <w:color w:val="00B0F0"/>
+          <w:lang w:val="es-ES"/>
+        </w:rPr>
+        <w:t>urls</w:t>
+      </w:r>
+      <w:r>
+        <w:rPr>
+          <w:b/>
+          <w:bCs/>
+          <w:color w:val="00B0F0"/>
+          <w:lang w:val="es-ES"/>
+        </w:rPr>
+        <w:t>.py</w:t>
+      </w:r>
+      <w:r>
+        <w:rPr>
+          <w:lang w:val="es-ES"/>
+        </w:rPr>
+        <w:t xml:space="preserve">, en el </w:t>
+      </w:r>
+      <w:r>
+        <w:rPr>
+          <w:lang w:val="es-ES"/>
+        </w:rPr>
+        <w:t xml:space="preserve">script </w:t>
+      </w:r>
+      <w:r>
+        <w:rPr>
+          <w:lang w:val="es-ES"/>
+        </w:rPr>
+        <w:t xml:space="preserve">de </w:t>
+      </w:r>
+      <w:proofErr w:type="spellStart"/>
+      <w:r>
+        <w:rPr>
+          <w:lang w:val="es-ES"/>
+        </w:rPr>
+        <w:t>URLs</w:t>
+      </w:r>
+      <w:proofErr w:type="spellEnd"/>
+      <w:r>
+        <w:rPr>
+          <w:lang w:val="es-ES"/>
+        </w:rPr>
+        <w:t xml:space="preserve"> de nuestro proyecto </w:t>
+      </w:r>
+      <w:proofErr w:type="spellStart"/>
+      <w:r>
+        <w:rPr>
+          <w:b/>
+          <w:bCs/>
+          <w:lang w:val="es-ES"/>
+        </w:rPr>
+        <w:t>a_first_proyect</w:t>
+      </w:r>
+      <w:proofErr w:type="spellEnd"/>
+      <w:r>
+        <w:rPr>
+          <w:b/>
+          <w:bCs/>
+          <w:lang w:val="es-ES"/>
+        </w:rPr>
+        <w:t>/</w:t>
+      </w:r>
+      <w:proofErr w:type="spellStart"/>
+      <w:r>
+        <w:rPr>
+          <w:b/>
+          <w:bCs/>
+          <w:lang w:val="es-ES"/>
+        </w:rPr>
+        <w:t>a_first_proyect</w:t>
+      </w:r>
+      <w:proofErr w:type="spellEnd"/>
+      <w:r>
+        <w:rPr>
+          <w:b/>
+          <w:bCs/>
+          <w:lang w:val="es-ES"/>
+        </w:rPr>
+        <w:t>/</w:t>
+      </w:r>
+      <w:r>
+        <w:rPr>
+          <w:b/>
+          <w:bCs/>
+          <w:color w:val="00B0F0"/>
+          <w:lang w:val="es-ES"/>
+        </w:rPr>
+        <w:t>urls.py</w:t>
+      </w:r>
+      <w:r>
+        <w:rPr>
+          <w:lang w:val="es-ES"/>
+        </w:rPr>
+        <w:t xml:space="preserve">, lo que debemos hacer es </w:t>
+      </w:r>
+      <w:r>
+        <w:rPr>
+          <w:lang w:val="es-ES"/>
+        </w:rPr>
+        <w:t xml:space="preserve">importar la función </w:t>
+      </w:r>
+      <w:proofErr w:type="spellStart"/>
+      <w:r>
+        <w:rPr>
+          <w:lang w:val="es-ES"/>
+        </w:rPr>
+        <w:t>include</w:t>
+      </w:r>
+      <w:proofErr w:type="spellEnd"/>
+      <w:r>
+        <w:rPr>
+          <w:lang w:val="es-ES"/>
+        </w:rPr>
+        <w:t xml:space="preserve">() de la librería </w:t>
+      </w:r>
+      <w:proofErr w:type="spellStart"/>
+      <w:r>
+        <w:rPr>
+          <w:lang w:val="es-ES"/>
+        </w:rPr>
+        <w:t>django.urls</w:t>
+      </w:r>
+      <w:proofErr w:type="spellEnd"/>
+      <w:r>
+        <w:rPr>
+          <w:lang w:val="es-ES"/>
+        </w:rPr>
+        <w:t xml:space="preserve"> y añadir el </w:t>
+      </w:r>
+      <w:proofErr w:type="spellStart"/>
+      <w:r>
+        <w:rPr>
+          <w:lang w:val="es-ES"/>
+        </w:rPr>
+        <w:t>path</w:t>
+      </w:r>
+      <w:proofErr w:type="spellEnd"/>
+      <w:r>
+        <w:rPr>
+          <w:lang w:val="es-ES"/>
+        </w:rPr>
+        <w:t xml:space="preserve"> del archivo </w:t>
+      </w:r>
+      <w:r>
+        <w:rPr>
+          <w:b/>
+          <w:bCs/>
+          <w:color w:val="00B0F0"/>
+          <w:lang w:val="es-ES"/>
+        </w:rPr>
+        <w:t>urls.py</w:t>
+      </w:r>
+      <w:r>
+        <w:rPr>
+          <w:lang w:val="es-ES"/>
+        </w:rPr>
+        <w:t xml:space="preserve"> de la carpeta </w:t>
+      </w:r>
+      <w:proofErr w:type="spellStart"/>
+      <w:r>
+        <w:rPr>
+          <w:b/>
+          <w:bCs/>
+          <w:lang w:val="es-ES"/>
+        </w:rPr>
+        <w:t>a_</w:t>
+      </w:r>
+      <w:r>
+        <w:rPr>
+          <w:b/>
+          <w:bCs/>
+          <w:lang w:val="es-ES"/>
+        </w:rPr>
+        <w:t>app_name</w:t>
+      </w:r>
+      <w:proofErr w:type="spellEnd"/>
+      <w:r>
+        <w:rPr>
+          <w:lang w:val="es-ES"/>
+        </w:rPr>
+        <w:t xml:space="preserve">, </w:t>
+      </w:r>
+      <w:r>
+        <w:rPr>
+          <w:lang w:val="es-ES"/>
+        </w:rPr>
+        <w:t xml:space="preserve">con la sintaxis de módulo de Python, esta dicta que cada carpeta que tenga dentro de ella un archivo </w:t>
+      </w:r>
+      <w:r>
+        <w:rPr>
+          <w:b/>
+          <w:bCs/>
+          <w:color w:val="00B0F0"/>
+          <w:lang w:val="es-ES"/>
+        </w:rPr>
+        <w:t>__init__.py</w:t>
+      </w:r>
+      <w:r>
+        <w:rPr>
+          <w:color w:val="00B0F0"/>
+          <w:lang w:val="es-ES"/>
+        </w:rPr>
+        <w:t xml:space="preserve"> </w:t>
+      </w:r>
+      <w:r>
+        <w:rPr>
+          <w:lang w:val="es-ES"/>
+        </w:rPr>
+        <w:t xml:space="preserve">se considera como un módulo y todos los scripts que contenga se considerarán como extensiones del módulo, teniendo la sintaxis de </w:t>
+      </w:r>
+      <w:r>
+        <w:rPr>
+          <w:b/>
+          <w:bCs/>
+          <w:color w:val="00B050"/>
+          <w:lang w:val="es-ES"/>
+        </w:rPr>
+        <w:t>'</w:t>
+      </w:r>
+      <w:proofErr w:type="spellStart"/>
+      <w:r>
+        <w:rPr>
+          <w:b/>
+          <w:bCs/>
+          <w:color w:val="00B050"/>
+          <w:lang w:val="es-ES"/>
+        </w:rPr>
+        <w:t>módulo.extensión</w:t>
+      </w:r>
+      <w:proofErr w:type="spellEnd"/>
+      <w:r>
+        <w:rPr>
+          <w:b/>
+          <w:bCs/>
+          <w:color w:val="00B050"/>
+          <w:lang w:val="es-ES"/>
+        </w:rPr>
+        <w:t>'</w:t>
+      </w:r>
+      <w:r>
+        <w:rPr>
+          <w:lang w:val="es-ES"/>
+        </w:rPr>
+        <w:t xml:space="preserve"> y </w:t>
+      </w:r>
+      <w:r>
+        <w:rPr>
+          <w:lang w:val="es-ES"/>
+        </w:rPr>
+        <w:t xml:space="preserve">entonces como la carpeta de nuestra app cuenta con un archivo </w:t>
+      </w:r>
+      <w:proofErr w:type="spellStart"/>
+      <w:r>
+        <w:rPr>
+          <w:lang w:val="es-ES"/>
+        </w:rPr>
+        <w:t>init</w:t>
+      </w:r>
+      <w:proofErr w:type="spellEnd"/>
+      <w:r>
+        <w:rPr>
+          <w:lang w:val="es-ES"/>
+        </w:rPr>
+        <w:t xml:space="preserve"> y además tiene contenido el script </w:t>
+      </w:r>
+      <w:r>
+        <w:rPr>
+          <w:b/>
+          <w:bCs/>
+          <w:color w:val="00B0F0"/>
+          <w:lang w:val="es-ES"/>
+        </w:rPr>
+        <w:t>urls.py</w:t>
+      </w:r>
+      <w:r>
+        <w:rPr>
+          <w:lang w:val="es-ES"/>
+        </w:rPr>
+        <w:t xml:space="preserve">, la sintaxis de módulo para importar ese archivo a través de la función </w:t>
+      </w:r>
+      <w:proofErr w:type="spellStart"/>
+      <w:r>
+        <w:rPr>
+          <w:lang w:val="es-ES"/>
+        </w:rPr>
+        <w:t>include</w:t>
+      </w:r>
+      <w:proofErr w:type="spellEnd"/>
+      <w:r>
+        <w:rPr>
+          <w:lang w:val="es-ES"/>
+        </w:rPr>
+        <w:t xml:space="preserve"> </w:t>
+      </w:r>
+      <w:r>
+        <w:rPr>
+          <w:lang w:val="es-ES"/>
+        </w:rPr>
+        <w:t>es</w:t>
+      </w:r>
+      <w:r>
+        <w:rPr>
+          <w:lang w:val="es-ES"/>
+        </w:rPr>
+        <w:t>:</w:t>
+      </w:r>
+      <w:r>
+        <w:rPr>
+          <w:lang w:val="es-ES"/>
+        </w:rPr>
+        <w:t xml:space="preserve"> </w:t>
+      </w:r>
+      <w:proofErr w:type="spellStart"/>
+      <w:r>
+        <w:rPr>
+          <w:b/>
+          <w:bCs/>
+          <w:lang w:val="es-ES"/>
+        </w:rPr>
+        <w:t>include</w:t>
+      </w:r>
+      <w:proofErr w:type="spellEnd"/>
+      <w:r>
+        <w:rPr>
+          <w:b/>
+          <w:bCs/>
+          <w:lang w:val="es-ES"/>
+        </w:rPr>
+        <w:t>(</w:t>
+      </w:r>
+      <w:r>
+        <w:rPr>
+          <w:b/>
+          <w:bCs/>
+          <w:color w:val="00B050"/>
+          <w:lang w:val="es-ES"/>
+        </w:rPr>
+        <w:t>'</w:t>
+      </w:r>
+      <w:proofErr w:type="spellStart"/>
+      <w:r>
+        <w:rPr>
+          <w:b/>
+          <w:bCs/>
+          <w:color w:val="00B050"/>
+          <w:lang w:val="es-ES"/>
+        </w:rPr>
+        <w:t>a_app_name</w:t>
+      </w:r>
+      <w:r>
+        <w:rPr>
+          <w:b/>
+          <w:bCs/>
+          <w:color w:val="00B050"/>
+          <w:lang w:val="es-ES"/>
+        </w:rPr>
+        <w:t>.</w:t>
+      </w:r>
+      <w:r>
+        <w:rPr>
+          <w:b/>
+          <w:bCs/>
+          <w:color w:val="00B050"/>
+          <w:lang w:val="es-ES"/>
+        </w:rPr>
+        <w:t>urls</w:t>
+      </w:r>
+      <w:proofErr w:type="spellEnd"/>
+      <w:r>
+        <w:rPr>
+          <w:b/>
+          <w:bCs/>
+          <w:color w:val="00B050"/>
+          <w:lang w:val="es-ES"/>
+        </w:rPr>
+        <w:t>'</w:t>
+      </w:r>
+      <w:r>
+        <w:rPr>
+          <w:b/>
+          <w:bCs/>
+          <w:lang w:val="es-ES"/>
+        </w:rPr>
+        <w:t>)</w:t>
+      </w:r>
+      <w:r>
+        <w:rPr>
+          <w:b/>
+          <w:bCs/>
+          <w:lang w:val="es-ES"/>
+        </w:rPr>
+        <w:t xml:space="preserve"> </w:t>
+      </w:r>
+      <w:r>
+        <w:rPr>
+          <w:lang w:val="es-ES"/>
+        </w:rPr>
+        <w:t xml:space="preserve">y así es como se importan las </w:t>
+      </w:r>
+      <w:proofErr w:type="spellStart"/>
+      <w:r>
+        <w:rPr>
+          <w:lang w:val="es-ES"/>
+        </w:rPr>
+        <w:t>URLs</w:t>
+      </w:r>
+      <w:proofErr w:type="spellEnd"/>
+      <w:r>
+        <w:rPr>
+          <w:lang w:val="es-ES"/>
+        </w:rPr>
+        <w:t xml:space="preserve"> de la aplicación dentro del archivo de </w:t>
+      </w:r>
+      <w:proofErr w:type="spellStart"/>
+      <w:r>
+        <w:rPr>
+          <w:lang w:val="es-ES"/>
+        </w:rPr>
+        <w:t>URLs</w:t>
+      </w:r>
+      <w:proofErr w:type="spellEnd"/>
+      <w:r>
+        <w:rPr>
+          <w:lang w:val="es-ES"/>
+        </w:rPr>
+        <w:t xml:space="preserve"> global del proyecto.</w:t>
+      </w:r>
     </w:p>
     <w:p>
       <w:pPr>
+        <w:rPr>
+          <w:lang w:val="es-ES"/>
+        </w:rPr>
+      </w:pPr>
+      <w:r>
+        <w:rPr>
+          <w:lang w:val="es-ES"/>
+        </w:rPr>
+        <w:t xml:space="preserve">Nuestra lista de </w:t>
+      </w:r>
+      <w:proofErr w:type="spellStart"/>
+      <w:r>
+        <w:rPr>
+          <w:lang w:val="es-ES"/>
+        </w:rPr>
+        <w:t>endpoints</w:t>
+      </w:r>
+      <w:proofErr w:type="spellEnd"/>
+      <w:r>
+        <w:rPr>
+          <w:lang w:val="es-ES"/>
+        </w:rPr>
+        <w:t xml:space="preserve"> disponibles aparecerá al ejecutar el comando </w:t>
+      </w:r>
+      <w:proofErr w:type="spellStart"/>
+      <w:r>
+        <w:rPr>
+          <w:b/>
+          <w:bCs/>
+          <w:lang w:val="es-MX"/>
+        </w:rPr>
+        <w:t>python</w:t>
+      </w:r>
+      <w:proofErr w:type="spellEnd"/>
+      <w:r>
+        <w:rPr>
+          <w:lang w:val="es-MX"/>
+        </w:rPr>
+        <w:t xml:space="preserve"> </w:t>
+      </w:r>
+      <w:r>
+        <w:rPr>
+          <w:b/>
+          <w:bCs/>
+          <w:color w:val="00B0F0"/>
+          <w:lang w:val="es-MX"/>
+        </w:rPr>
+        <w:t xml:space="preserve">manage.py </w:t>
+      </w:r>
+      <w:proofErr w:type="spellStart"/>
+      <w:r>
+        <w:rPr>
+          <w:b/>
+          <w:bCs/>
+          <w:color w:val="EE0000"/>
+          <w:lang w:val="es-MX"/>
+        </w:rPr>
+        <w:t>runserver</w:t>
+      </w:r>
+      <w:proofErr w:type="spellEnd"/>
+      <w:r>
+        <w:rPr>
+          <w:lang w:val="es-ES"/>
+        </w:rPr>
+        <w:t>,</w:t>
+      </w:r>
+      <w:r>
+        <w:rPr>
+          <w:lang w:val="es-ES"/>
+        </w:rPr>
+        <w:t xml:space="preserve"> donde en un inicio no aparece nada debido a que </w:t>
+      </w:r>
+      <w:r>
+        <w:rPr>
+          <w:lang w:val="es-ES"/>
+        </w:rPr>
+        <w:t xml:space="preserve">no tenemos ningún </w:t>
+      </w:r>
+      <w:proofErr w:type="spellStart"/>
+      <w:r>
+        <w:rPr>
+          <w:lang w:val="es-ES"/>
+        </w:rPr>
+        <w:t>template</w:t>
+      </w:r>
+      <w:proofErr w:type="spellEnd"/>
+      <w:r>
+        <w:rPr>
+          <w:lang w:val="es-ES"/>
+        </w:rPr>
+        <w:t xml:space="preserve"> asociado al </w:t>
+      </w:r>
+      <w:proofErr w:type="spellStart"/>
+      <w:r>
+        <w:rPr>
+          <w:lang w:val="es-ES"/>
+        </w:rPr>
+        <w:t>endpoint</w:t>
+      </w:r>
+      <w:proofErr w:type="spellEnd"/>
+      <w:r>
+        <w:rPr>
+          <w:lang w:val="es-ES"/>
+        </w:rPr>
+        <w:t xml:space="preserve"> </w:t>
+      </w:r>
+      <w:proofErr w:type="spellStart"/>
+      <w:r>
+        <w:rPr>
+          <w:lang w:val="es-ES"/>
+        </w:rPr>
+        <w:t>root</w:t>
+      </w:r>
+      <w:proofErr w:type="spellEnd"/>
+      <w:r>
+        <w:rPr>
+          <w:lang w:val="es-ES"/>
+        </w:rPr>
+        <w:t xml:space="preserve"> (/), pero </w:t>
+      </w:r>
+      <w:r>
+        <w:rPr>
+          <w:lang w:val="es-ES"/>
+        </w:rPr>
+        <w:t xml:space="preserve">si aparece una lista de todas las </w:t>
+      </w:r>
+      <w:proofErr w:type="spellStart"/>
+      <w:r>
+        <w:rPr>
+          <w:lang w:val="es-ES"/>
+        </w:rPr>
+        <w:t>endpoints</w:t>
+      </w:r>
+      <w:proofErr w:type="spellEnd"/>
+      <w:r>
+        <w:rPr>
+          <w:lang w:val="es-ES"/>
+        </w:rPr>
+        <w:t xml:space="preserve"> disponibles y podemos ver que se ha añadido la de la aplicación.</w:t>
+      </w:r>
+    </w:p>
+    <w:p>
+      <w:pPr>
+        <w:jc w:val="center"/>
+        <w:rPr>
+          <w:lang w:val="es-ES"/>
+        </w:rPr>
+      </w:pPr>
+      <w:r>
+        <w:rPr>
+          <w:lang w:val="es-ES"/>
+        </w:rPr>
+        <w:drawing>
+          <wp:inline distT="0" distB="0" distL="0" distR="0" wp14:anchorId="7F8C3AE5" wp14:editId="2C1EBCEB">
+            <wp:extent cx="5943600" cy="2764155"/>
+            <wp:effectExtent l="0" t="0" r="0" b="0"/>
+            <wp:docPr id="950039228" name="Imagen 1"/>
+            <wp:cNvGraphicFramePr>
+              <a:graphicFrameLocks xmlns:a="http://schemas.openxmlformats.org/drawingml/2006/main" noChangeAspect="1"/>
+            </wp:cNvGraphicFramePr>
+            <a:graphic xmlns:a="http://schemas.openxmlformats.org/drawingml/2006/main">
+              <a:graphicData uri="http://schemas.openxmlformats.org/drawingml/2006/picture">
+                <pic:pic xmlns:pic="http://schemas.openxmlformats.org/drawingml/2006/picture">
+                  <pic:nvPicPr>
+                    <pic:cNvPr id="950039228" name=""/>
+                    <pic:cNvPicPr/>
+                  </pic:nvPicPr>
+                  <pic:blipFill>
+                    <a:blip r:embed="rId33"/>
+                    <a:stretch>
+                      <a:fillRect/>
+                    </a:stretch>
+                  </pic:blipFill>
+                  <pic:spPr>
+                    <a:xfrm>
+                      <a:off x="0" y="0"/>
+                      <a:ext cx="5943600" cy="2764155"/>
+                    </a:xfrm>
+                    <a:prstGeom prst="rect">
+                      <a:avLst/>
+                    </a:prstGeom>
+                  </pic:spPr>
+                </pic:pic>
+              </a:graphicData>
+            </a:graphic>
+          </wp:inline>
+        </w:drawing>
+      </w:r>
+    </w:p>
+    <w:p>
+      <w:pPr>
+        <w:jc w:val="center"/>
+        <w:rPr>
+          <w:lang w:val="es-ES"/>
+        </w:rPr>
+      </w:pPr>
+      <w:r>
+        <w:rPr>
+          <w:lang w:val="es-ES"/>
+        </w:rPr>
+        <w:lastRenderedPageBreak/>
+        <w:drawing>
+          <wp:inline distT="0" distB="0" distL="0" distR="0" wp14:anchorId="6A6751AB" wp14:editId="05EA4F46">
+            <wp:extent cx="5943600" cy="1428750"/>
+            <wp:effectExtent l="0" t="0" r="0" b="0"/>
+            <wp:docPr id="628474570" name="Imagen 1"/>
+            <wp:cNvGraphicFramePr>
+              <a:graphicFrameLocks xmlns:a="http://schemas.openxmlformats.org/drawingml/2006/main" noChangeAspect="1"/>
+            </wp:cNvGraphicFramePr>
+            <a:graphic xmlns:a="http://schemas.openxmlformats.org/drawingml/2006/main">
+              <a:graphicData uri="http://schemas.openxmlformats.org/drawingml/2006/picture">
+                <pic:pic xmlns:pic="http://schemas.openxmlformats.org/drawingml/2006/picture">
+                  <pic:nvPicPr>
+                    <pic:cNvPr id="628474570" name=""/>
+                    <pic:cNvPicPr/>
+                  </pic:nvPicPr>
+                  <pic:blipFill>
+                    <a:blip r:embed="rId34"/>
+                    <a:stretch>
+                      <a:fillRect/>
+                    </a:stretch>
+                  </pic:blipFill>
+                  <pic:spPr>
+                    <a:xfrm>
+                      <a:off x="0" y="0"/>
+                      <a:ext cx="5943600" cy="1428750"/>
+                    </a:xfrm>
+                    <a:prstGeom prst="rect">
+                      <a:avLst/>
+                    </a:prstGeom>
+                  </pic:spPr>
+                </pic:pic>
+              </a:graphicData>
+            </a:graphic>
+          </wp:inline>
+        </w:drawing>
+      </w:r>
+    </w:p>
+    <w:p>
+      <w:pPr>
+        <w:rPr>
+          <w:lang w:val="es-MX"/>
+        </w:rPr>
+      </w:pPr>
+      <w:r>
+        <w:rPr>
+          <w:lang w:val="es-ES"/>
+        </w:rPr>
+        <w:t xml:space="preserve">Los </w:t>
+      </w:r>
+      <w:proofErr w:type="spellStart"/>
+      <w:r>
+        <w:rPr>
+          <w:lang w:val="es-ES"/>
+        </w:rPr>
+        <w:t>paths</w:t>
+      </w:r>
+      <w:proofErr w:type="spellEnd"/>
+      <w:r>
+        <w:rPr>
+          <w:lang w:val="es-ES"/>
+        </w:rPr>
+        <w:t xml:space="preserve"> que </w:t>
+      </w:r>
+      <w:r>
+        <w:rPr>
+          <w:lang w:val="es-ES"/>
+        </w:rPr>
+        <w:t>se declare</w:t>
+      </w:r>
+      <w:r>
+        <w:rPr>
+          <w:lang w:val="es-ES"/>
+        </w:rPr>
+        <w:t>n en</w:t>
+      </w:r>
+      <w:r>
+        <w:rPr>
+          <w:lang w:val="es-ES"/>
+        </w:rPr>
+        <w:t xml:space="preserve"> </w:t>
+      </w:r>
+      <w:proofErr w:type="spellStart"/>
+      <w:r>
+        <w:rPr>
+          <w:b/>
+          <w:bCs/>
+          <w:lang w:val="es-ES"/>
+        </w:rPr>
+        <w:t>a_first_proyect</w:t>
+      </w:r>
+      <w:proofErr w:type="spellEnd"/>
+      <w:r>
+        <w:rPr>
+          <w:b/>
+          <w:bCs/>
+          <w:lang w:val="es-ES"/>
+        </w:rPr>
+        <w:t>/</w:t>
+      </w:r>
+      <w:proofErr w:type="spellStart"/>
+      <w:r>
+        <w:rPr>
+          <w:b/>
+          <w:bCs/>
+          <w:lang w:val="es-ES"/>
+        </w:rPr>
+        <w:t>a_</w:t>
+      </w:r>
+      <w:r>
+        <w:rPr>
+          <w:b/>
+          <w:bCs/>
+          <w:lang w:val="es-ES"/>
+        </w:rPr>
+        <w:t>app_name</w:t>
+      </w:r>
+      <w:proofErr w:type="spellEnd"/>
+      <w:r>
+        <w:rPr>
+          <w:b/>
+          <w:bCs/>
+          <w:lang w:val="es-ES"/>
+        </w:rPr>
+        <w:t>/</w:t>
+      </w:r>
+      <w:r>
+        <w:rPr>
+          <w:b/>
+          <w:bCs/>
+          <w:color w:val="00B0F0"/>
+          <w:lang w:val="es-ES"/>
+        </w:rPr>
+        <w:t>urls</w:t>
+      </w:r>
+      <w:r>
+        <w:rPr>
+          <w:b/>
+          <w:bCs/>
+          <w:color w:val="00B0F0"/>
+          <w:lang w:val="es-ES"/>
+        </w:rPr>
+        <w:t>.py</w:t>
+      </w:r>
+      <w:r>
+        <w:rPr>
+          <w:lang w:val="es-ES"/>
+        </w:rPr>
+        <w:t>, será</w:t>
+      </w:r>
+      <w:r>
+        <w:rPr>
+          <w:lang w:val="es-ES"/>
+        </w:rPr>
+        <w:t>n</w:t>
+      </w:r>
+      <w:r>
+        <w:rPr>
+          <w:lang w:val="es-ES"/>
+        </w:rPr>
+        <w:t xml:space="preserve"> </w:t>
+      </w:r>
+      <w:r>
+        <w:rPr>
+          <w:lang w:val="es-ES"/>
+        </w:rPr>
+        <w:t xml:space="preserve">los </w:t>
+      </w:r>
+      <w:r>
+        <w:rPr>
+          <w:lang w:val="es-ES"/>
+        </w:rPr>
+        <w:t>interno</w:t>
+      </w:r>
+      <w:r>
+        <w:rPr>
+          <w:lang w:val="es-ES"/>
+        </w:rPr>
+        <w:t>s</w:t>
+      </w:r>
+      <w:r>
+        <w:rPr>
+          <w:lang w:val="es-ES"/>
+        </w:rPr>
+        <w:t xml:space="preserve"> que est</w:t>
+      </w:r>
+      <w:r>
+        <w:rPr>
+          <w:lang w:val="es-ES"/>
+        </w:rPr>
+        <w:t>arán</w:t>
+      </w:r>
+      <w:r>
+        <w:rPr>
+          <w:lang w:val="es-ES"/>
+        </w:rPr>
+        <w:t xml:space="preserve"> contenido</w:t>
+      </w:r>
+      <w:r>
+        <w:rPr>
+          <w:lang w:val="es-ES"/>
+        </w:rPr>
+        <w:t>s</w:t>
+      </w:r>
+      <w:r>
+        <w:rPr>
+          <w:lang w:val="es-ES"/>
+        </w:rPr>
+        <w:t xml:space="preserve"> en el </w:t>
+      </w:r>
+      <w:proofErr w:type="spellStart"/>
+      <w:r>
+        <w:rPr>
+          <w:lang w:val="es-ES"/>
+        </w:rPr>
+        <w:t>endpoint</w:t>
+      </w:r>
+      <w:proofErr w:type="spellEnd"/>
+      <w:r>
+        <w:rPr>
+          <w:lang w:val="es-ES"/>
+        </w:rPr>
+        <w:t xml:space="preserve"> que se declare en el archivo urls.py del proyecto que se </w:t>
+      </w:r>
+      <w:r>
+        <w:rPr>
+          <w:lang w:val="es-MX"/>
+        </w:rPr>
+        <w:t xml:space="preserve">encuentra en </w:t>
+      </w:r>
+      <w:r>
+        <w:rPr>
+          <w:b/>
+          <w:bCs/>
+          <w:lang w:val="es-ES"/>
+        </w:rPr>
+        <w:t>a_first_proyect/a_first_proyect/</w:t>
+      </w:r>
+      <w:r>
+        <w:rPr>
+          <w:b/>
+          <w:bCs/>
+          <w:color w:val="00B0F0"/>
+          <w:lang w:val="es-ES"/>
+        </w:rPr>
+        <w:t>urls.py</w:t>
+      </w:r>
+      <w:r>
+        <w:rPr>
+          <w:lang w:val="es-MX"/>
+        </w:rPr>
+        <w:t>, al que se puede acceder a través del navegador, donde serán visibles estos.</w:t>
+      </w:r>
+    </w:p>
+    <w:p>
+      <w:pPr>
+        <w:jc w:val="center"/>
+        <w:rPr>
+          <w:lang w:val="es-MX"/>
+        </w:rPr>
+      </w:pPr>
+      <w:r>
+        <w:rPr>
+          <w:lang w:val="es-MX"/>
+        </w:rPr>
+        <w:t xml:space="preserve"> </w:t>
+      </w:r>
+      <w:r>
+        <w:rPr>
+          <w:lang w:val="es-MX"/>
+        </w:rPr>
+        <w:drawing>
+          <wp:inline distT="0" distB="0" distL="0" distR="0" wp14:anchorId="188A358B" wp14:editId="6C9E48AF">
+            <wp:extent cx="5943600" cy="3117850"/>
+            <wp:effectExtent l="0" t="0" r="0" b="6350"/>
+            <wp:docPr id="2062360475" name="Imagen 1"/>
+            <wp:cNvGraphicFramePr>
+              <a:graphicFrameLocks xmlns:a="http://schemas.openxmlformats.org/drawingml/2006/main" noChangeAspect="1"/>
+            </wp:cNvGraphicFramePr>
+            <a:graphic xmlns:a="http://schemas.openxmlformats.org/drawingml/2006/main">
+              <a:graphicData uri="http://schemas.openxmlformats.org/drawingml/2006/picture">
+                <pic:pic xmlns:pic="http://schemas.openxmlformats.org/drawingml/2006/picture">
+                  <pic:nvPicPr>
+                    <pic:cNvPr id="2062360475" name=""/>
+                    <pic:cNvPicPr/>
+                  </pic:nvPicPr>
+                  <pic:blipFill>
+                    <a:blip r:embed="rId35"/>
+                    <a:stretch>
+                      <a:fillRect/>
+                    </a:stretch>
+                  </pic:blipFill>
+                  <pic:spPr>
+                    <a:xfrm>
+                      <a:off x="0" y="0"/>
+                      <a:ext cx="5943600" cy="3117850"/>
+                    </a:xfrm>
+                    <a:prstGeom prst="rect">
+                      <a:avLst/>
+                    </a:prstGeom>
+                  </pic:spPr>
+                </pic:pic>
+              </a:graphicData>
+            </a:graphic>
+          </wp:inline>
+        </w:drawing>
+      </w:r>
+    </w:p>
+    <w:p>
+      <w:pPr>
+        <w:jc w:val="center"/>
+        <w:rPr>
+          <w:lang w:val="es-ES"/>
+        </w:rPr>
+      </w:pPr>
+      <w:r>
+        <w:rPr>
+          <w:lang w:val="es-ES"/>
+        </w:rPr>
+        <w:drawing>
+          <wp:inline distT="0" distB="0" distL="0" distR="0" wp14:anchorId="7DF04DBE" wp14:editId="5CB889F3">
+            <wp:extent cx="5943600" cy="1374140"/>
+            <wp:effectExtent l="0" t="0" r="0" b="0"/>
+            <wp:docPr id="1029504138" name="Imagen 1"/>
+            <wp:cNvGraphicFramePr>
+              <a:graphicFrameLocks xmlns:a="http://schemas.openxmlformats.org/drawingml/2006/main" noChangeAspect="1"/>
+            </wp:cNvGraphicFramePr>
+            <a:graphic xmlns:a="http://schemas.openxmlformats.org/drawingml/2006/main">
+              <a:graphicData uri="http://schemas.openxmlformats.org/drawingml/2006/picture">
+                <pic:pic xmlns:pic="http://schemas.openxmlformats.org/drawingml/2006/picture">
+                  <pic:nvPicPr>
+                    <pic:cNvPr id="1029504138" name=""/>
+                    <pic:cNvPicPr/>
+                  </pic:nvPicPr>
+                  <pic:blipFill>
+                    <a:blip r:embed="rId36"/>
+                    <a:stretch>
+                      <a:fillRect/>
+                    </a:stretch>
+                  </pic:blipFill>
+                  <pic:spPr>
+                    <a:xfrm>
+                      <a:off x="0" y="0"/>
+                      <a:ext cx="5943600" cy="1374140"/>
+                    </a:xfrm>
+                    <a:prstGeom prst="rect">
+                      <a:avLst/>
+                    </a:prstGeom>
+                  </pic:spPr>
+                </pic:pic>
+              </a:graphicData>
+            </a:graphic>
+          </wp:inline>
+        </w:drawing>
+      </w:r>
+    </w:p>
+    <w:p>
+      <w:pPr>
+        <w:jc w:val="center"/>
+        <w:rPr>
+          <w:lang w:val="es-ES"/>
+        </w:rPr>
+      </w:pPr>
+    </w:p>
+    <w:p>
+      <w:pPr>
+        <w:rPr>
+          <w:lang w:val="es-MX"/>
+        </w:rPr>
+      </w:pPr>
+    </w:p>
+    <w:p>
+      <w:pPr>
         <w:pStyle w:val="Ttulo1"/>
       </w:pPr>
-      <w:bookmarkStart w:id="6" w:name="_Toc229992088"/>
-      <w:r>
+      <w:bookmarkStart w:id="6" w:name="_Toc229992252"/>
+      <w:r>
+        <w:lastRenderedPageBreak/>
         <w:t>Referencias</w:t>
       </w:r>
       <w:bookmarkEnd w:id="6"/>
@@ -10722,7 +11915,7 @@
       </w:pPr>
     </w:p>
     <w:sectPr>
-      <w:footerReference w:type="default" r:id="rId32"/>
+      <w:footerReference w:type="default" r:id="rId37"/>
       <w:pgSz w:w="12240" w:h="15840" w:code="1"/>
       <w:pgMar w:top="1440" w:right="1440" w:bottom="1440" w:left="1440" w:header="720" w:footer="720" w:gutter="0"/>
       <w:pgNumType w:start="0"/>
@@ -12000,6 +13193,7 @@
   <w:style w:type="character" w:default="1" w:styleId="Fuentedeprrafopredeter">
     <w:name w:val="Default Paragraph Font"/>
     <w:uiPriority w:val="1"/>
+    <w:semiHidden/>
     <w:unhideWhenUsed/>
   </w:style>
   <w:style w:type="table" w:default="1" w:styleId="Tablanormal">
@@ -12741,10 +13935,6 @@
 </file>
 
 <file path=customXml/item1.xml><?xml version="1.0" encoding="utf-8"?>
-<b:Sources xmlns:b="http://schemas.openxmlformats.org/officeDocument/2006/bibliography" xmlns="http://schemas.openxmlformats.org/officeDocument/2006/bibliography" SelectedStyle="\APASixthEditionOfficeOnline.xsl" StyleName="APA" Version="6"/>
-</file>
-
-<file path=customXml/item2.xml><?xml version="1.0" encoding="utf-8"?>
 <s:customData xmlns="http://www.wps.cn/officeDocument/2013/wpsCustomData" xmlns:s="http://www.wps.cn/officeDocument/2013/wpsCustomData">
   <customSectProps>
     <customSectPr/>
@@ -12755,18 +13945,22 @@
 </s:customData>
 </file>
 
+<file path=customXml/item2.xml><?xml version="1.0" encoding="utf-8"?>
+<b:Sources xmlns:b="http://schemas.openxmlformats.org/officeDocument/2006/bibliography" xmlns="http://schemas.openxmlformats.org/officeDocument/2006/bibliography" SelectedStyle="\APASixthEditionOfficeOnline.xsl" StyleName="APA" Version="6"/>
+</file>
+
 <file path=customXml/itemProps1.xml><?xml version="1.0" encoding="utf-8"?>
+<ds:datastoreItem xmlns:ds="http://schemas.openxmlformats.org/officeDocument/2006/customXml" ds:itemID="{B1977F7D-205B-4081-913C-38D41E755F92}">
+  <ds:schemaRefs>
+    <ds:schemaRef ds:uri="http://www.wps.cn/officeDocument/2013/wpsCustomData"/>
+  </ds:schemaRefs>
+</ds:datastoreItem>
+</file>
+
+<file path=customXml/itemProps2.xml><?xml version="1.0" encoding="utf-8"?>
 <ds:datastoreItem xmlns:ds="http://schemas.openxmlformats.org/officeDocument/2006/customXml" ds:itemID="{851A7482-30F0-4AF0-9C85-18995F48D7BA}">
   <ds:schemaRefs>
     <ds:schemaRef ds:uri="http://schemas.openxmlformats.org/officeDocument/2006/bibliography"/>
   </ds:schemaRefs>
 </ds:datastoreItem>
-</file>
-
-<file path=customXml/itemProps2.xml><?xml version="1.0" encoding="utf-8"?>
-<ds:datastoreItem xmlns:ds="http://schemas.openxmlformats.org/officeDocument/2006/customXml" ds:itemID="{B1977F7D-205B-4081-913C-38D41E755F92}">
-  <ds:schemaRefs>
-    <ds:schemaRef ds:uri="http://www.wps.cn/officeDocument/2013/wpsCustomData"/>
-  </ds:schemaRefs>
-</ds:datastoreItem>
 </file>
--- a/00.-Introducción a Django.docx
+++ b/00.-Introducción a Django.docx
@@ -730,7 +730,7 @@
           <w:r>
             <w:fldChar w:fldCharType="separate"/>
           </w:r>
-          <w:hyperlink w:anchor="_Toc229992246" w:history="1">
+          <w:hyperlink w:anchor="_Toc230071734" w:history="1">
             <w:r>
               <w:rPr>
                 <w:rStyle w:val="Hipervnculo"/>
@@ -758,7 +758,7 @@
                 <w:noProof/>
                 <w:webHidden/>
               </w:rPr>
-              <w:instrText xml:space="preserve"> PAGEREF _Toc229992246 \h </w:instrText>
+              <w:instrText xml:space="preserve"> PAGEREF _Toc230071734 \h </w:instrText>
             </w:r>
             <w:r>
               <w:rPr>
@@ -804,7 +804,7 @@
               <w14:ligatures w14:val="standardContextual"/>
             </w:rPr>
           </w:pPr>
-          <w:hyperlink w:anchor="_Toc229992247" w:history="1">
+          <w:hyperlink w:anchor="_Toc230071735" w:history="1">
             <w:r>
               <w:rPr>
                 <w:rStyle w:val="Hipervnculo"/>
@@ -831,7 +831,7 @@
                 <w:noProof/>
                 <w:webHidden/>
               </w:rPr>
-              <w:instrText xml:space="preserve"> PAGEREF _Toc229992247 \h </w:instrText>
+              <w:instrText xml:space="preserve"> PAGEREF _Toc230071735 \h </w:instrText>
             </w:r>
             <w:r>
               <w:rPr>
@@ -877,7 +877,7 @@
               <w14:ligatures w14:val="standardContextual"/>
             </w:rPr>
           </w:pPr>
-          <w:hyperlink w:anchor="_Toc229992248" w:history="1">
+          <w:hyperlink w:anchor="_Toc230071736" w:history="1">
             <w:r>
               <w:rPr>
                 <w:rStyle w:val="Hipervnculo"/>
@@ -905,7 +905,7 @@
                 <w:noProof/>
                 <w:webHidden/>
               </w:rPr>
-              <w:instrText xml:space="preserve"> PAGEREF _Toc229992248 \h </w:instrText>
+              <w:instrText xml:space="preserve"> PAGEREF _Toc230071736 \h </w:instrText>
             </w:r>
             <w:r>
               <w:rPr>
@@ -951,7 +951,7 @@
               <w14:ligatures w14:val="standardContextual"/>
             </w:rPr>
           </w:pPr>
-          <w:hyperlink w:anchor="_Toc229992249" w:history="1">
+          <w:hyperlink w:anchor="_Toc230071737" w:history="1">
             <w:r>
               <w:rPr>
                 <w:rStyle w:val="Hipervnculo"/>
@@ -978,7 +978,7 @@
                 <w:noProof/>
                 <w:webHidden/>
               </w:rPr>
-              <w:instrText xml:space="preserve"> PAGEREF _Toc229992249 \h </w:instrText>
+              <w:instrText xml:space="preserve"> PAGEREF _Toc230071737 \h </w:instrText>
             </w:r>
             <w:r>
               <w:rPr>
@@ -1024,7 +1024,7 @@
               <w14:ligatures w14:val="standardContextual"/>
             </w:rPr>
           </w:pPr>
-          <w:hyperlink w:anchor="_Toc229992250" w:history="1">
+          <w:hyperlink w:anchor="_Toc230071738" w:history="1">
             <w:r>
               <w:rPr>
                 <w:rStyle w:val="Hipervnculo"/>
@@ -1051,7 +1051,7 @@
                 <w:noProof/>
                 <w:webHidden/>
               </w:rPr>
-              <w:instrText xml:space="preserve"> PAGEREF _Toc229992250 \h </w:instrText>
+              <w:instrText xml:space="preserve"> PAGEREF _Toc230071738 \h </w:instrText>
             </w:r>
             <w:r>
               <w:rPr>
@@ -1097,27 +1097,13 @@
               <w14:ligatures w14:val="standardContextual"/>
             </w:rPr>
           </w:pPr>
-          <w:hyperlink w:anchor="_Toc229992251" w:history="1">
+          <w:hyperlink w:anchor="_Toc230071739" w:history="1">
             <w:r>
               <w:rPr>
                 <w:rStyle w:val="Hipervnculo"/>
                 <w:noProof/>
               </w:rPr>
-              <w:t>URLs.py: Archivo de Configuraci</w:t>
-            </w:r>
-            <w:r>
-              <w:rPr>
-                <w:rStyle w:val="Hipervnculo"/>
-                <w:noProof/>
-              </w:rPr>
-              <w:t>ó</w:t>
-            </w:r>
-            <w:r>
-              <w:rPr>
-                <w:rStyle w:val="Hipervnculo"/>
-                <w:noProof/>
-              </w:rPr>
-              <w:t>n de Endpoints</w:t>
+              <w:t>URLs.py: Archivo de Configuración de Endpoints</w:t>
             </w:r>
             <w:r>
               <w:rPr>
@@ -1138,7 +1124,7 @@
                 <w:noProof/>
                 <w:webHidden/>
               </w:rPr>
-              <w:instrText xml:space="preserve"> PAGEREF _Toc229992251 \h </w:instrText>
+              <w:instrText xml:space="preserve"> PAGEREF _Toc230071739 \h </w:instrText>
             </w:r>
             <w:r>
               <w:rPr>
@@ -1171,6 +1157,79 @@
         </w:p>
         <w:p>
           <w:pPr>
+            <w:pStyle w:val="TDC3"/>
+            <w:tabs>
+              <w:tab w:val="right" w:leader="dot" w:pos="9350"/>
+            </w:tabs>
+            <w:rPr>
+              <w:noProof/>
+              <w:kern w:val="2"/>
+              <w:sz w:val="24"/>
+              <w:szCs w:val="24"/>
+              <w:lang w:val="es-MX" w:eastAsia="es-MX"/>
+              <w14:ligatures w14:val="standardContextual"/>
+            </w:rPr>
+          </w:pPr>
+          <w:hyperlink w:anchor="_Toc230071740" w:history="1">
+            <w:r>
+              <w:rPr>
+                <w:rStyle w:val="Hipervnculo"/>
+                <w:noProof/>
+              </w:rPr>
+              <w:t>Django Templates: Variables, Filtros y Tags</w:t>
+            </w:r>
+            <w:r>
+              <w:rPr>
+                <w:noProof/>
+                <w:webHidden/>
+              </w:rPr>
+              <w:tab/>
+            </w:r>
+            <w:r>
+              <w:rPr>
+                <w:noProof/>
+                <w:webHidden/>
+              </w:rPr>
+              <w:fldChar w:fldCharType="begin"/>
+            </w:r>
+            <w:r>
+              <w:rPr>
+                <w:noProof/>
+                <w:webHidden/>
+              </w:rPr>
+              <w:instrText xml:space="preserve"> PAGEREF _Toc230071740 \h </w:instrText>
+            </w:r>
+            <w:r>
+              <w:rPr>
+                <w:noProof/>
+                <w:webHidden/>
+              </w:rPr>
+            </w:r>
+            <w:r>
+              <w:rPr>
+                <w:noProof/>
+                <w:webHidden/>
+              </w:rPr>
+              <w:fldChar w:fldCharType="separate"/>
+            </w:r>
+            <w:r>
+              <w:rPr>
+                <w:noProof/>
+                <w:webHidden/>
+              </w:rPr>
+              <w:t>16</w:t>
+            </w:r>
+            <w:r>
+              <w:rPr>
+                <w:noProof/>
+                <w:webHidden/>
+              </w:rPr>
+              <w:fldChar w:fldCharType="end"/>
+            </w:r>
+          </w:hyperlink>
+        </w:p>
+        <w:p>
+          <w:pPr>
             <w:pStyle w:val="TDC1"/>
             <w:tabs>
               <w:tab w:val="right" w:leader="dot" w:pos="9350"/>
@@ -1184,7 +1243,94 @@
               <w14:ligatures w14:val="standardContextual"/>
             </w:rPr>
           </w:pPr>
-          <w:hyperlink w:anchor="_Toc229992252" w:history="1">
+          <w:hyperlink w:anchor="_Toc230071741" w:history="1">
+            <w:r>
+              <w:rPr>
+                <w:rStyle w:val="Hipervnculo"/>
+                <w:noProof/>
+              </w:rPr>
+              <w:t>Ejemplo</w:t>
+            </w:r>
+            <w:r>
+              <w:rPr>
+                <w:rStyle w:val="Hipervnculo"/>
+                <w:noProof/>
+              </w:rPr>
+              <w:t>:</w:t>
+            </w:r>
+            <w:r>
+              <w:rPr>
+                <w:rStyle w:val="Hipervnculo"/>
+                <w:noProof/>
+              </w:rPr>
+              <w:t xml:space="preserve"> Proyecto Coffee Shop</w:t>
+            </w:r>
+            <w:r>
+              <w:rPr>
+                <w:noProof/>
+                <w:webHidden/>
+              </w:rPr>
+              <w:tab/>
+            </w:r>
+            <w:r>
+              <w:rPr>
+                <w:noProof/>
+                <w:webHidden/>
+              </w:rPr>
+              <w:fldChar w:fldCharType="begin"/>
+            </w:r>
+            <w:r>
+              <w:rPr>
+                <w:noProof/>
+                <w:webHidden/>
+              </w:rPr>
+              <w:instrText xml:space="preserve"> PAGEREF _Toc230071741 \h </w:instrText>
+            </w:r>
+            <w:r>
+              <w:rPr>
+                <w:noProof/>
+                <w:webHidden/>
+              </w:rPr>
+            </w:r>
+            <w:r>
+              <w:rPr>
+                <w:noProof/>
+                <w:webHidden/>
+              </w:rPr>
+              <w:fldChar w:fldCharType="separate"/>
+            </w:r>
+            <w:r>
+              <w:rPr>
+                <w:noProof/>
+                <w:webHidden/>
+              </w:rPr>
+              <w:t>16</w:t>
+            </w:r>
+            <w:r>
+              <w:rPr>
+                <w:noProof/>
+                <w:webHidden/>
+              </w:rPr>
+              <w:fldChar w:fldCharType="end"/>
+            </w:r>
+          </w:hyperlink>
+        </w:p>
+        <w:p>
+          <w:pPr>
+            <w:pStyle w:val="TDC1"/>
+            <w:tabs>
+              <w:tab w:val="right" w:leader="dot" w:pos="9350"/>
+            </w:tabs>
+            <w:rPr>
+              <w:noProof/>
+              <w:kern w:val="2"/>
+              <w:sz w:val="24"/>
+              <w:szCs w:val="24"/>
+              <w:lang w:val="es-MX" w:eastAsia="es-MX"/>
+              <w14:ligatures w14:val="standardContextual"/>
+            </w:rPr>
+          </w:pPr>
+          <w:hyperlink w:anchor="_Toc230071742" w:history="1">
             <w:r>
               <w:rPr>
                 <w:rStyle w:val="Hipervnculo"/>
@@ -1211,7 +1357,7 @@
                 <w:noProof/>
                 <w:webHidden/>
               </w:rPr>
-              <w:instrText xml:space="preserve"> PAGEREF _Toc229992252 \h </w:instrText>
+              <w:instrText xml:space="preserve"> PAGEREF _Toc230071742 \h </w:instrText>
             </w:r>
             <w:r>
               <w:rPr>
@@ -1231,7 +1377,7 @@
                 <w:noProof/>
                 <w:webHidden/>
               </w:rPr>
-              <w:t>13</w:t>
+              <w:t>16</w:t>
             </w:r>
             <w:r>
               <w:rPr>
@@ -1272,7 +1418,7 @@
           <w:lang w:val="es-MX"/>
         </w:rPr>
       </w:pPr>
-      <w:bookmarkStart w:id="0" w:name="_Toc229992246"/>
+      <w:bookmarkStart w:id="0" w:name="_Toc230071734"/>
       <w:r>
         <w:rPr>
           <w:lang w:val="es-MX"/>
@@ -3121,7 +3267,7 @@
       <w:pPr>
         <w:pStyle w:val="Ttulo1"/>
       </w:pPr>
-      <w:bookmarkStart w:id="1" w:name="_Toc229992247"/>
+      <w:bookmarkStart w:id="1" w:name="_Toc230071735"/>
       <w:r>
         <w:t xml:space="preserve">Arquitectura MVT (Model View </w:t>
       </w:r>
@@ -6394,7 +6540,7 @@
           <w:lang w:val="es-MX"/>
         </w:rPr>
       </w:pPr>
-      <w:bookmarkStart w:id="2" w:name="_Toc229992248"/>
+      <w:bookmarkStart w:id="2" w:name="_Toc230071736"/>
       <w:r>
         <w:rPr>
           <w:lang w:val="es-MX"/>
@@ -7533,7 +7679,7 @@
       <w:pPr>
         <w:pStyle w:val="Ttulo3"/>
       </w:pPr>
-      <w:bookmarkStart w:id="3" w:name="_Toc229992249"/>
+      <w:bookmarkStart w:id="3" w:name="_Toc230071737"/>
       <w:r>
         <w:lastRenderedPageBreak/>
         <w:t>Base de Datos SQLite</w:t>
@@ -8160,7 +8306,7 @@
           <w:color w:val="BBBEBF"/>
           <w:sz w:val="21"/>
           <w:szCs w:val="21"/>
-          <w:lang w:val="es-MX" w:eastAsia="es-MX"/>
+          <w:lang w:eastAsia="es-MX"/>
         </w:rPr>
       </w:pPr>
       <w:r>
@@ -8179,11 +8325,69 @@
           <w:color w:val="A5D6FF"/>
           <w:sz w:val="21"/>
           <w:szCs w:val="21"/>
-          <w:lang w:val="es-MX" w:eastAsia="es-MX"/>
+          <w:lang w:eastAsia="es-MX"/>
         </w:rPr>
         <w:t>'ENGINE'</w:t>
       </w:r>
       <w:r>
+        <w:rPr>
+          <w:rFonts w:ascii="Consolas" w:eastAsia="Times New Roman" w:hAnsi="Consolas" w:cs="Times New Roman"/>
+          <w:color w:val="BBBEBF"/>
+          <w:sz w:val="21"/>
+          <w:szCs w:val="21"/>
+          <w:lang w:eastAsia="es-MX"/>
+        </w:rPr>
+        <w:t xml:space="preserve">: </w:t>
+      </w:r>
+      <w:r>
+        <w:rPr>
+          <w:rFonts w:ascii="Consolas" w:eastAsia="Times New Roman" w:hAnsi="Consolas" w:cs="Times New Roman"/>
+          <w:color w:val="A5D6FF"/>
+          <w:sz w:val="21"/>
+          <w:szCs w:val="21"/>
+          <w:lang w:eastAsia="es-MX"/>
+        </w:rPr>
+        <w:t>'django.</w:t>
+      </w:r>
+      <w:proofErr w:type="gramStart"/>
+      <w:r>
+        <w:rPr>
+          <w:rFonts w:ascii="Consolas" w:eastAsia="Times New Roman" w:hAnsi="Consolas" w:cs="Times New Roman"/>
+          <w:color w:val="A5D6FF"/>
+          <w:sz w:val="21"/>
+          <w:szCs w:val="21"/>
+          <w:lang w:eastAsia="es-MX"/>
+        </w:rPr>
+        <w:t>db.backends</w:t>
+      </w:r>
+      <w:proofErr w:type="gramEnd"/>
+      <w:r>
+        <w:rPr>
+          <w:rFonts w:ascii="Consolas" w:eastAsia="Times New Roman" w:hAnsi="Consolas" w:cs="Times New Roman"/>
+          <w:color w:val="A5D6FF"/>
+          <w:sz w:val="21"/>
+          <w:szCs w:val="21"/>
+          <w:lang w:eastAsia="es-MX"/>
+        </w:rPr>
+        <w:t>.sqlite3'</w:t>
+      </w:r>
+      <w:r>
+        <w:rPr>
+          <w:rFonts w:ascii="Consolas" w:eastAsia="Times New Roman" w:hAnsi="Consolas" w:cs="Times New Roman"/>
+          <w:color w:val="BBBEBF"/>
+          <w:sz w:val="21"/>
+          <w:szCs w:val="21"/>
+          <w:lang w:eastAsia="es-MX"/>
+        </w:rPr>
+        <w:t>,</w:t>
+      </w:r>
+    </w:p>
+    <w:p>
+      <w:pPr>
+        <w:shd w:val="clear" w:color="auto" w:fill="121314"/>
+        <w:spacing w:after="0" w:line="285" w:lineRule="atLeast"/>
+        <w:ind w:left="720"/>
+        <w:jc w:val="left"/>
         <w:rPr>
           <w:rFonts w:ascii="Consolas" w:eastAsia="Times New Roman" w:hAnsi="Consolas" w:cs="Times New Roman"/>
           <w:color w:val="BBBEBF"/>
@@ -8191,72 +8395,14 @@
           <w:szCs w:val="21"/>
           <w:lang w:val="es-MX" w:eastAsia="es-MX"/>
         </w:rPr>
-        <w:t xml:space="preserve">: </w:t>
-      </w:r>
-      <w:r>
-        <w:rPr>
-          <w:rFonts w:ascii="Consolas" w:eastAsia="Times New Roman" w:hAnsi="Consolas" w:cs="Times New Roman"/>
-          <w:color w:val="A5D6FF"/>
-          <w:sz w:val="21"/>
-          <w:szCs w:val="21"/>
-          <w:lang w:val="es-MX" w:eastAsia="es-MX"/>
-        </w:rPr>
-        <w:t>'django.</w:t>
-      </w:r>
-      <w:proofErr w:type="gramStart"/>
-      <w:r>
-        <w:rPr>
-          <w:rFonts w:ascii="Consolas" w:eastAsia="Times New Roman" w:hAnsi="Consolas" w:cs="Times New Roman"/>
-          <w:color w:val="A5D6FF"/>
-          <w:sz w:val="21"/>
-          <w:szCs w:val="21"/>
-          <w:lang w:val="es-MX" w:eastAsia="es-MX"/>
-        </w:rPr>
-        <w:t>db.backends</w:t>
-      </w:r>
-      <w:proofErr w:type="gramEnd"/>
-      <w:r>
-        <w:rPr>
-          <w:rFonts w:ascii="Consolas" w:eastAsia="Times New Roman" w:hAnsi="Consolas" w:cs="Times New Roman"/>
-          <w:color w:val="A5D6FF"/>
-          <w:sz w:val="21"/>
-          <w:szCs w:val="21"/>
-          <w:lang w:val="es-MX" w:eastAsia="es-MX"/>
-        </w:rPr>
-        <w:t>.sqlite3'</w:t>
-      </w:r>
+      </w:pPr>
       <w:r>
         <w:rPr>
           <w:rFonts w:ascii="Consolas" w:eastAsia="Times New Roman" w:hAnsi="Consolas" w:cs="Times New Roman"/>
           <w:color w:val="BBBEBF"/>
           <w:sz w:val="21"/>
           <w:szCs w:val="21"/>
-          <w:lang w:val="es-MX" w:eastAsia="es-MX"/>
-        </w:rPr>
-        <w:t>,</w:t>
-      </w:r>
-    </w:p>
-    <w:p>
-      <w:pPr>
-        <w:shd w:val="clear" w:color="auto" w:fill="121314"/>
-        <w:spacing w:after="0" w:line="285" w:lineRule="atLeast"/>
-        <w:ind w:left="720"/>
-        <w:jc w:val="left"/>
-        <w:rPr>
-          <w:rFonts w:ascii="Consolas" w:eastAsia="Times New Roman" w:hAnsi="Consolas" w:cs="Times New Roman"/>
-          <w:color w:val="BBBEBF"/>
-          <w:sz w:val="21"/>
-          <w:szCs w:val="21"/>
-          <w:lang w:val="es-MX" w:eastAsia="es-MX"/>
-        </w:rPr>
-      </w:pPr>
-      <w:r>
-        <w:rPr>
-          <w:rFonts w:ascii="Consolas" w:eastAsia="Times New Roman" w:hAnsi="Consolas" w:cs="Times New Roman"/>
-          <w:color w:val="BBBEBF"/>
-          <w:sz w:val="21"/>
-          <w:szCs w:val="21"/>
-          <w:lang w:val="es-MX" w:eastAsia="es-MX"/>
+          <w:lang w:eastAsia="es-MX"/>
         </w:rPr>
         <w:t xml:space="preserve">        </w:t>
       </w:r>
@@ -9694,7 +9840,7 @@
       <w:pPr>
         <w:pStyle w:val="Ttulo3"/>
       </w:pPr>
-      <w:bookmarkStart w:id="4" w:name="_Toc229992250"/>
+      <w:bookmarkStart w:id="4" w:name="_Toc230071738"/>
       <w:r>
         <w:t>Tipos de Relaciones entre Tablas: Uno a Muchos, Muchos a Muchos y Uno a Uno</w:t>
       </w:r>
@@ -10332,7 +10478,7 @@
       <w:pPr>
         <w:pStyle w:val="Ttulo3"/>
       </w:pPr>
-      <w:bookmarkStart w:id="5" w:name="_Toc229992251"/>
+      <w:bookmarkStart w:id="5" w:name="_Toc230071739"/>
       <w:r>
         <w:t xml:space="preserve">URLs.py: Archivo de Configuración de </w:t>
       </w:r>
@@ -10698,6 +10844,7 @@
       </w:pPr>
       <w:r>
         <w:rPr>
+          <w:noProof/>
           <w:lang w:val="es-ES"/>
         </w:rPr>
         <w:drawing>
@@ -11393,6 +11540,7 @@
       </w:pPr>
       <w:r>
         <w:rPr>
+          <w:noProof/>
           <w:lang w:val="es-ES"/>
         </w:rPr>
         <w:drawing>
@@ -11441,6 +11589,7 @@
       </w:pPr>
       <w:r>
         <w:rPr>
+          <w:noProof/>
           <w:lang w:val="es-ES"/>
         </w:rPr>
         <w:lastRenderedPageBreak/>
@@ -11699,19 +11848,13 @@
     </w:p>
     <w:p>
       <w:pPr>
-        <w:jc w:val="center"/>
-        <w:rPr>
-          <w:lang w:val="es-MX"/>
-        </w:rPr>
-      </w:pPr>
-      <w:r>
-        <w:rPr>
-          <w:lang w:val="es-MX"/>
-        </w:rPr>
-        <w:t xml:space="preserve"> </w:t>
-      </w:r>
-      <w:r>
-        <w:rPr>
+        <w:rPr>
+          <w:lang w:val="es-MX"/>
+        </w:rPr>
+      </w:pPr>
+      <w:r>
+        <w:rPr>
+          <w:noProof/>
           <w:lang w:val="es-MX"/>
         </w:rPr>
         <w:drawing>
@@ -11760,6 +11903,7 @@
       </w:pPr>
       <w:r>
         <w:rPr>
+          <w:noProof/>
           <w:lang w:val="es-ES"/>
         </w:rPr>
         <w:drawing>
@@ -11801,121 +11945,1311 @@
     </w:p>
     <w:p>
       <w:pPr>
-        <w:jc w:val="center"/>
-        <w:rPr>
-          <w:lang w:val="es-ES"/>
-        </w:rPr>
-      </w:pPr>
+        <w:rPr>
+          <w:lang w:val="es-MX"/>
+        </w:rPr>
+      </w:pPr>
+      <w:r>
+        <w:rPr>
+          <w:lang w:val="es-ES"/>
+        </w:rPr>
+        <w:t xml:space="preserve">Vale la pena mencionar que de igual forma se pueden incluir valores variables dentro de nuestros </w:t>
+      </w:r>
+      <w:proofErr w:type="spellStart"/>
+      <w:r>
+        <w:rPr>
+          <w:lang w:val="es-ES"/>
+        </w:rPr>
+        <w:t>endpoints</w:t>
+      </w:r>
+      <w:proofErr w:type="spellEnd"/>
+      <w:r>
+        <w:rPr>
+          <w:lang w:val="es-ES"/>
+        </w:rPr>
+        <w:t xml:space="preserve"> cuando se declaren en los archivos </w:t>
+      </w:r>
+      <w:r>
+        <w:rPr>
+          <w:b/>
+          <w:bCs/>
+          <w:color w:val="00B0F0"/>
+          <w:lang w:val="es-ES"/>
+        </w:rPr>
+        <w:t>urls.py</w:t>
+      </w:r>
+      <w:r>
+        <w:rPr>
+          <w:lang w:val="es-ES"/>
+        </w:rPr>
+        <w:t xml:space="preserve"> a través de la sintaxis: </w:t>
+      </w:r>
+      <w:proofErr w:type="spellStart"/>
+      <w:proofErr w:type="gramStart"/>
+      <w:r>
+        <w:rPr>
+          <w:b/>
+          <w:bCs/>
+          <w:lang w:val="es-ES"/>
+        </w:rPr>
+        <w:t>path</w:t>
+      </w:r>
+      <w:proofErr w:type="spellEnd"/>
+      <w:r>
+        <w:rPr>
+          <w:b/>
+          <w:bCs/>
+          <w:lang w:val="es-ES"/>
+        </w:rPr>
+        <w:t>(</w:t>
+      </w:r>
+      <w:proofErr w:type="gramEnd"/>
+      <w:r>
+        <w:rPr>
+          <w:b/>
+          <w:bCs/>
+          <w:color w:val="00B050"/>
+          <w:lang w:val="es-ES"/>
+        </w:rPr>
+        <w:t>"</w:t>
+      </w:r>
+      <w:proofErr w:type="spellStart"/>
+      <w:r>
+        <w:rPr>
+          <w:b/>
+          <w:bCs/>
+          <w:color w:val="00B050"/>
+          <w:lang w:val="es-ES"/>
+        </w:rPr>
+        <w:t>endpoint</w:t>
+      </w:r>
+      <w:proofErr w:type="spellEnd"/>
+      <w:r>
+        <w:rPr>
+          <w:b/>
+          <w:bCs/>
+          <w:color w:val="00B050"/>
+          <w:lang w:val="es-ES"/>
+        </w:rPr>
+        <w:t>/&lt;</w:t>
+      </w:r>
+      <w:proofErr w:type="spellStart"/>
+      <w:r>
+        <w:rPr>
+          <w:b/>
+          <w:bCs/>
+          <w:color w:val="00B050"/>
+          <w:lang w:val="es-ES"/>
+        </w:rPr>
+        <w:t>tipo_de_</w:t>
+      </w:r>
+      <w:proofErr w:type="gramStart"/>
+      <w:r>
+        <w:rPr>
+          <w:b/>
+          <w:bCs/>
+          <w:color w:val="00B050"/>
+          <w:lang w:val="es-ES"/>
+        </w:rPr>
+        <w:t>dato</w:t>
+      </w:r>
+      <w:proofErr w:type="spellEnd"/>
+      <w:r>
+        <w:rPr>
+          <w:b/>
+          <w:bCs/>
+          <w:color w:val="00B050"/>
+          <w:lang w:val="es-ES"/>
+        </w:rPr>
+        <w:t xml:space="preserve"> :</w:t>
+      </w:r>
+      <w:proofErr w:type="gramEnd"/>
+      <w:r>
+        <w:rPr>
+          <w:b/>
+          <w:bCs/>
+          <w:color w:val="00B050"/>
+          <w:lang w:val="es-ES"/>
+        </w:rPr>
+        <w:t xml:space="preserve"> </w:t>
+      </w:r>
+      <w:proofErr w:type="spellStart"/>
+      <w:r>
+        <w:rPr>
+          <w:b/>
+          <w:bCs/>
+          <w:color w:val="00B050"/>
+          <w:lang w:val="es-ES"/>
+        </w:rPr>
+        <w:t>nombre_variable</w:t>
+      </w:r>
+      <w:proofErr w:type="spellEnd"/>
+      <w:r>
+        <w:rPr>
+          <w:b/>
+          <w:bCs/>
+          <w:color w:val="00B050"/>
+          <w:lang w:val="es-ES"/>
+        </w:rPr>
+        <w:t>&gt;/"</w:t>
+      </w:r>
+      <w:r>
+        <w:rPr>
+          <w:b/>
+          <w:bCs/>
+          <w:lang w:val="es-ES"/>
+        </w:rPr>
+        <w:t xml:space="preserve">, </w:t>
+      </w:r>
+      <w:proofErr w:type="spellStart"/>
+      <w:r>
+        <w:rPr>
+          <w:b/>
+          <w:bCs/>
+          <w:color w:val="7030A0"/>
+          <w:lang w:val="es-ES"/>
+        </w:rPr>
+        <w:t>mi_view</w:t>
+      </w:r>
+      <w:proofErr w:type="spellEnd"/>
+      <w:r>
+        <w:rPr>
+          <w:b/>
+          <w:bCs/>
+          <w:lang w:val="es-ES"/>
+        </w:rPr>
+        <w:t>)</w:t>
+      </w:r>
     </w:p>
     <w:p>
       <w:pPr>
         <w:rPr>
-          <w:lang w:val="es-MX"/>
-        </w:rPr>
-      </w:pPr>
+          <w:lang w:val="es-ES"/>
+        </w:rPr>
+      </w:pPr>
+      <w:r>
+        <w:rPr>
+          <w:lang w:val="es-ES"/>
+        </w:rPr>
+        <w:lastRenderedPageBreak/>
+        <w:t xml:space="preserve">Pero las </w:t>
+      </w:r>
+      <w:r>
+        <w:rPr>
+          <w:b/>
+          <w:bCs/>
+          <w:lang w:val="es-ES"/>
+        </w:rPr>
+        <w:t xml:space="preserve">funciones de tipo </w:t>
+      </w:r>
+      <w:r>
+        <w:rPr>
+          <w:b/>
+          <w:bCs/>
+          <w:color w:val="7030A0"/>
+          <w:lang w:val="es-ES"/>
+        </w:rPr>
+        <w:t xml:space="preserve">vista </w:t>
+      </w:r>
+      <w:r>
+        <w:rPr>
+          <w:b/>
+          <w:bCs/>
+          <w:lang w:val="es-ES"/>
+        </w:rPr>
+        <w:t>(</w:t>
+      </w:r>
+      <w:proofErr w:type="spellStart"/>
+      <w:r>
+        <w:rPr>
+          <w:b/>
+          <w:bCs/>
+          <w:color w:val="7030A0"/>
+          <w:lang w:val="es-ES"/>
+        </w:rPr>
+        <w:t>mi_view</w:t>
+      </w:r>
+      <w:proofErr w:type="spellEnd"/>
+      <w:r>
+        <w:rPr>
+          <w:b/>
+          <w:bCs/>
+          <w:lang w:val="es-ES"/>
+        </w:rPr>
+        <w:t>)</w:t>
+      </w:r>
+      <w:r>
+        <w:rPr>
+          <w:lang w:val="es-ES"/>
+        </w:rPr>
+        <w:t xml:space="preserve"> que estas utilicen deben de no solo recibir el parámetro </w:t>
+      </w:r>
+      <w:proofErr w:type="spellStart"/>
+      <w:r>
+        <w:rPr>
+          <w:b/>
+          <w:bCs/>
+          <w:lang w:val="es-ES"/>
+        </w:rPr>
+        <w:t>request</w:t>
+      </w:r>
+      <w:proofErr w:type="spellEnd"/>
+      <w:r>
+        <w:rPr>
+          <w:lang w:val="es-ES"/>
+        </w:rPr>
+        <w:t xml:space="preserve">, sino que también reciben </w:t>
+      </w:r>
+      <w:r>
+        <w:rPr>
+          <w:b/>
+          <w:bCs/>
+          <w:lang w:val="es-ES"/>
+        </w:rPr>
+        <w:t>*</w:t>
+      </w:r>
+      <w:proofErr w:type="spellStart"/>
+      <w:r>
+        <w:rPr>
+          <w:b/>
+          <w:bCs/>
+          <w:lang w:val="es-ES"/>
+        </w:rPr>
+        <w:t>args</w:t>
+      </w:r>
+      <w:proofErr w:type="spellEnd"/>
+      <w:r>
+        <w:rPr>
+          <w:b/>
+          <w:bCs/>
+          <w:lang w:val="es-ES"/>
+        </w:rPr>
+        <w:t xml:space="preserve"> </w:t>
+      </w:r>
+      <w:r>
+        <w:rPr>
+          <w:lang w:val="es-ES"/>
+        </w:rPr>
+        <w:t>y</w:t>
+      </w:r>
+      <w:r>
+        <w:rPr>
+          <w:b/>
+          <w:bCs/>
+          <w:lang w:val="es-ES"/>
+        </w:rPr>
+        <w:t xml:space="preserve"> </w:t>
+      </w:r>
+      <w:r>
+        <w:rPr>
+          <w:b/>
+          <w:bCs/>
+          <w:lang w:val="es-ES"/>
+        </w:rPr>
+        <w:t>*</w:t>
+      </w:r>
+      <w:proofErr w:type="spellStart"/>
+      <w:r>
+        <w:rPr>
+          <w:b/>
+          <w:bCs/>
+          <w:lang w:val="es-ES"/>
+        </w:rPr>
+        <w:t>k</w:t>
+      </w:r>
+      <w:r>
+        <w:rPr>
+          <w:b/>
+          <w:bCs/>
+          <w:lang w:val="es-ES"/>
+        </w:rPr>
+        <w:t>args</w:t>
+      </w:r>
+      <w:proofErr w:type="spellEnd"/>
+      <w:r>
+        <w:rPr>
+          <w:lang w:val="es-ES"/>
+        </w:rPr>
+        <w:t xml:space="preserve">, que corresponden a una tupla y un diccionario que muestran el valor que se está asignando a dichas variables de los </w:t>
+      </w:r>
+      <w:proofErr w:type="spellStart"/>
+      <w:r>
+        <w:rPr>
+          <w:lang w:val="es-ES"/>
+        </w:rPr>
+        <w:t>endpoints</w:t>
+      </w:r>
+      <w:proofErr w:type="spellEnd"/>
+      <w:r>
+        <w:rPr>
+          <w:lang w:val="es-ES"/>
+        </w:rPr>
+        <w:t xml:space="preserve"> a través de la URL del </w:t>
+      </w:r>
+      <w:proofErr w:type="spellStart"/>
+      <w:r>
+        <w:rPr>
+          <w:lang w:val="es-ES"/>
+        </w:rPr>
+        <w:t>reqest</w:t>
+      </w:r>
+      <w:proofErr w:type="spellEnd"/>
+      <w:r>
+        <w:rPr>
+          <w:lang w:val="es-ES"/>
+        </w:rPr>
+        <w:t>.</w:t>
+      </w:r>
     </w:p>
     <w:p>
       <w:pPr>
-        <w:pStyle w:val="Ttulo1"/>
-      </w:pPr>
-      <w:bookmarkStart w:id="6" w:name="_Toc229992252"/>
+        <w:jc w:val="center"/>
+        <w:rPr>
+          <w:lang w:val="es-ES"/>
+        </w:rPr>
+      </w:pPr>
+      <w:r>
+        <w:rPr>
+          <w:lang w:val="es-ES"/>
+        </w:rPr>
+        <w:drawing>
+          <wp:inline distT="0" distB="0" distL="0" distR="0" wp14:anchorId="28A36FD5" wp14:editId="12B57DB4">
+            <wp:extent cx="5943600" cy="2223770"/>
+            <wp:effectExtent l="0" t="0" r="0" b="5080"/>
+            <wp:docPr id="509887716" name="Imagen 1"/>
+            <wp:cNvGraphicFramePr>
+              <a:graphicFrameLocks xmlns:a="http://schemas.openxmlformats.org/drawingml/2006/main" noChangeAspect="1"/>
+            </wp:cNvGraphicFramePr>
+            <a:graphic xmlns:a="http://schemas.openxmlformats.org/drawingml/2006/main">
+              <a:graphicData uri="http://schemas.openxmlformats.org/drawingml/2006/picture">
+                <pic:pic xmlns:pic="http://schemas.openxmlformats.org/drawingml/2006/picture">
+                  <pic:nvPicPr>
+                    <pic:cNvPr id="509887716" name=""/>
+                    <pic:cNvPicPr/>
+                  </pic:nvPicPr>
+                  <pic:blipFill rotWithShape="1">
+                    <a:blip r:embed="rId37"/>
+                    <a:srcRect t="5810"/>
+                    <a:stretch>
+                      <a:fillRect/>
+                    </a:stretch>
+                  </pic:blipFill>
+                  <pic:spPr bwMode="auto">
+                    <a:xfrm>
+                      <a:off x="0" y="0"/>
+                      <a:ext cx="5943600" cy="2223770"/>
+                    </a:xfrm>
+                    <a:prstGeom prst="rect">
+                      <a:avLst/>
+                    </a:prstGeom>
+                    <a:ln>
+                      <a:noFill/>
+                    </a:ln>
+                    <a:extLst>
+                      <a:ext uri="{53640926-AAD7-44D8-BBD7-CCE9431645EC}">
+                        <a14:shadowObscured xmlns:a14="http://schemas.microsoft.com/office/drawing/2010/main"/>
+                      </a:ext>
+                    </a:extLst>
+                  </pic:spPr>
+                </pic:pic>
+              </a:graphicData>
+            </a:graphic>
+          </wp:inline>
+        </w:drawing>
+      </w:r>
+    </w:p>
+    <w:p>
+      <w:pPr>
+        <w:jc w:val="center"/>
+        <w:rPr>
+          <w:lang w:val="es-ES"/>
+        </w:rPr>
+      </w:pPr>
+      <w:r>
+        <w:rPr>
+          <w:lang w:val="es-ES"/>
+        </w:rPr>
+        <w:drawing>
+          <wp:inline distT="0" distB="0" distL="0" distR="0" wp14:anchorId="09E6EE55" wp14:editId="7FC6DBCB">
+            <wp:extent cx="5943600" cy="434340"/>
+            <wp:effectExtent l="0" t="0" r="0" b="3810"/>
+            <wp:docPr id="145832363" name="Imagen 1"/>
+            <wp:cNvGraphicFramePr>
+              <a:graphicFrameLocks xmlns:a="http://schemas.openxmlformats.org/drawingml/2006/main" noChangeAspect="1"/>
+            </wp:cNvGraphicFramePr>
+            <a:graphic xmlns:a="http://schemas.openxmlformats.org/drawingml/2006/main">
+              <a:graphicData uri="http://schemas.openxmlformats.org/drawingml/2006/picture">
+                <pic:pic xmlns:pic="http://schemas.openxmlformats.org/drawingml/2006/picture">
+                  <pic:nvPicPr>
+                    <pic:cNvPr id="145832363" name=""/>
+                    <pic:cNvPicPr/>
+                  </pic:nvPicPr>
+                  <pic:blipFill rotWithShape="1">
+                    <a:blip r:embed="rId38"/>
+                    <a:srcRect b="18474"/>
+                    <a:stretch>
+                      <a:fillRect/>
+                    </a:stretch>
+                  </pic:blipFill>
+                  <pic:spPr bwMode="auto">
+                    <a:xfrm>
+                      <a:off x="0" y="0"/>
+                      <a:ext cx="5943600" cy="434340"/>
+                    </a:xfrm>
+                    <a:prstGeom prst="rect">
+                      <a:avLst/>
+                    </a:prstGeom>
+                    <a:ln>
+                      <a:noFill/>
+                    </a:ln>
+                    <a:extLst>
+                      <a:ext uri="{53640926-AAD7-44D8-BBD7-CCE9431645EC}">
+                        <a14:shadowObscured xmlns:a14="http://schemas.microsoft.com/office/drawing/2010/main"/>
+                      </a:ext>
+                    </a:extLst>
+                  </pic:spPr>
+                </pic:pic>
+              </a:graphicData>
+            </a:graphic>
+          </wp:inline>
+        </w:drawing>
+      </w:r>
+    </w:p>
+    <w:p>
+      <w:pPr>
+        <w:jc w:val="center"/>
+        <w:rPr>
+          <w:lang w:val="es-ES"/>
+        </w:rPr>
+      </w:pPr>
+      <w:r>
+        <w:rPr>
+          <w:lang w:val="es-ES"/>
+        </w:rPr>
+        <w:drawing>
+          <wp:inline distT="0" distB="0" distL="0" distR="0" wp14:anchorId="03461B5F" wp14:editId="496D247D">
+            <wp:extent cx="5943600" cy="3030220"/>
+            <wp:effectExtent l="0" t="0" r="0" b="0"/>
+            <wp:docPr id="1765530823" name="Imagen 1"/>
+            <wp:cNvGraphicFramePr>
+              <a:graphicFrameLocks xmlns:a="http://schemas.openxmlformats.org/drawingml/2006/main" noChangeAspect="1"/>
+            </wp:cNvGraphicFramePr>
+            <a:graphic xmlns:a="http://schemas.openxmlformats.org/drawingml/2006/main">
+              <a:graphicData uri="http://schemas.openxmlformats.org/drawingml/2006/picture">
+                <pic:pic xmlns:pic="http://schemas.openxmlformats.org/drawingml/2006/picture">
+                  <pic:nvPicPr>
+                    <pic:cNvPr id="1765530823" name=""/>
+                    <pic:cNvPicPr/>
+                  </pic:nvPicPr>
+                  <pic:blipFill rotWithShape="1">
+                    <a:blip r:embed="rId39"/>
+                    <a:srcRect t="4099"/>
+                    <a:stretch>
+                      <a:fillRect/>
+                    </a:stretch>
+                  </pic:blipFill>
+                  <pic:spPr bwMode="auto">
+                    <a:xfrm>
+                      <a:off x="0" y="0"/>
+                      <a:ext cx="5943600" cy="3030220"/>
+                    </a:xfrm>
+                    <a:prstGeom prst="rect">
+                      <a:avLst/>
+                    </a:prstGeom>
+                    <a:ln>
+                      <a:noFill/>
+                    </a:ln>
+                    <a:extLst>
+                      <a:ext uri="{53640926-AAD7-44D8-BBD7-CCE9431645EC}">
+                        <a14:shadowObscured xmlns:a14="http://schemas.microsoft.com/office/drawing/2010/main"/>
+                      </a:ext>
+                    </a:extLst>
+                  </pic:spPr>
+                </pic:pic>
+              </a:graphicData>
+            </a:graphic>
+          </wp:inline>
+        </w:drawing>
+      </w:r>
+    </w:p>
+    <w:p>
+      <w:pPr>
+        <w:jc w:val="center"/>
+        <w:rPr>
+          <w:lang w:val="es-ES"/>
+        </w:rPr>
+      </w:pPr>
+      <w:r>
+        <w:rPr>
+          <w:lang w:val="es-ES"/>
+        </w:rPr>
+        <w:drawing>
+          <wp:inline distT="0" distB="0" distL="0" distR="0" wp14:anchorId="139A52EB" wp14:editId="4C4E6389">
+            <wp:extent cx="5943600" cy="551815"/>
+            <wp:effectExtent l="0" t="0" r="0" b="0"/>
+            <wp:docPr id="512291091" name="Imagen 1"/>
+            <wp:cNvGraphicFramePr>
+              <a:graphicFrameLocks xmlns:a="http://schemas.openxmlformats.org/drawingml/2006/main" noChangeAspect="1"/>
+            </wp:cNvGraphicFramePr>
+            <a:graphic xmlns:a="http://schemas.openxmlformats.org/drawingml/2006/main">
+              <a:graphicData uri="http://schemas.openxmlformats.org/drawingml/2006/picture">
+                <pic:pic xmlns:pic="http://schemas.openxmlformats.org/drawingml/2006/picture">
+                  <pic:nvPicPr>
+                    <pic:cNvPr id="512291091" name=""/>
+                    <pic:cNvPicPr/>
+                  </pic:nvPicPr>
+                  <pic:blipFill>
+                    <a:blip r:embed="rId40">
+                      <a:clrChange>
+                        <a:clrFrom>
+                          <a:srgbClr val="FFFFFF"/>
+                        </a:clrFrom>
+                        <a:clrTo>
+                          <a:srgbClr val="FFFFFF">
+                            <a:alpha val="0"/>
+                          </a:srgbClr>
+                        </a:clrTo>
+                      </a:clrChange>
+                    </a:blip>
+                    <a:stretch>
+                      <a:fillRect/>
+                    </a:stretch>
+                  </pic:blipFill>
+                  <pic:spPr>
+                    <a:xfrm>
+                      <a:off x="0" y="0"/>
+                      <a:ext cx="5943600" cy="551815"/>
+                    </a:xfrm>
+                    <a:prstGeom prst="rect">
+                      <a:avLst/>
+                    </a:prstGeom>
+                  </pic:spPr>
+                </pic:pic>
+              </a:graphicData>
+            </a:graphic>
+          </wp:inline>
+        </w:drawing>
+      </w:r>
+    </w:p>
+    <w:p>
+      <w:pPr>
+        <w:jc w:val="center"/>
+        <w:rPr>
+          <w:lang w:val="es-ES"/>
+        </w:rPr>
+      </w:pPr>
+      <w:r>
+        <w:rPr>
+          <w:lang w:val="es-ES"/>
+        </w:rPr>
+        <w:drawing>
+          <wp:inline distT="0" distB="0" distL="0" distR="0" wp14:anchorId="64DAA16B" wp14:editId="4373BA41">
+            <wp:extent cx="5943600" cy="859790"/>
+            <wp:effectExtent l="0" t="0" r="0" b="0"/>
+            <wp:docPr id="1272634151" name="Imagen 1"/>
+            <wp:cNvGraphicFramePr>
+              <a:graphicFrameLocks xmlns:a="http://schemas.openxmlformats.org/drawingml/2006/main" noChangeAspect="1"/>
+            </wp:cNvGraphicFramePr>
+            <a:graphic xmlns:a="http://schemas.openxmlformats.org/drawingml/2006/main">
+              <a:graphicData uri="http://schemas.openxmlformats.org/drawingml/2006/picture">
+                <pic:pic xmlns:pic="http://schemas.openxmlformats.org/drawingml/2006/picture">
+                  <pic:nvPicPr>
+                    <pic:cNvPr id="1272634151" name=""/>
+                    <pic:cNvPicPr/>
+                  </pic:nvPicPr>
+                  <pic:blipFill>
+                    <a:blip r:embed="rId41"/>
+                    <a:stretch>
+                      <a:fillRect/>
+                    </a:stretch>
+                  </pic:blipFill>
+                  <pic:spPr>
+                    <a:xfrm>
+                      <a:off x="0" y="0"/>
+                      <a:ext cx="5943600" cy="859790"/>
+                    </a:xfrm>
+                    <a:prstGeom prst="rect">
+                      <a:avLst/>
+                    </a:prstGeom>
+                  </pic:spPr>
+                </pic:pic>
+              </a:graphicData>
+            </a:graphic>
+          </wp:inline>
+        </w:drawing>
+      </w:r>
+    </w:p>
+    <w:p>
+      <w:pPr>
+        <w:pStyle w:val="Ttulo3"/>
+      </w:pPr>
+      <w:bookmarkStart w:id="6" w:name="_Toc230071740"/>
       <w:r>
         <w:lastRenderedPageBreak/>
-        <w:t>Referencias</w:t>
+        <w:t>Django Templates</w:t>
+      </w:r>
+      <w:r>
+        <w:t xml:space="preserve">: </w:t>
+      </w:r>
+      <w:r>
+        <w:t>Variables</w:t>
+      </w:r>
+      <w:r>
+        <w:t xml:space="preserve">, </w:t>
+      </w:r>
+      <w:r>
+        <w:t>Filtros</w:t>
+      </w:r>
+      <w:r>
+        <w:t xml:space="preserve"> y Tags</w:t>
       </w:r>
       <w:bookmarkEnd w:id="6"/>
     </w:p>
     <w:p>
       <w:pPr>
-        <w:rPr>
-          <w:lang w:val="es-MX"/>
-        </w:rPr>
-      </w:pPr>
-      <w:proofErr w:type="spellStart"/>
-      <w:r>
-        <w:rPr>
-          <w:lang w:val="es-MX"/>
-        </w:rPr>
-        <w:t>Platzi</w:t>
-      </w:r>
-      <w:proofErr w:type="spellEnd"/>
-      <w:r>
-        <w:rPr>
-          <w:lang w:val="es-MX"/>
-        </w:rPr>
-        <w:t xml:space="preserve">, </w:t>
-      </w:r>
-      <w:r>
-        <w:rPr>
-          <w:lang w:val="es-MX"/>
-        </w:rPr>
-        <w:t>Luis Martínez</w:t>
-      </w:r>
-      <w:r>
-        <w:rPr>
-          <w:lang w:val="es-MX"/>
-        </w:rPr>
-        <w:t>, “</w:t>
-      </w:r>
-      <w:r>
-        <w:rPr>
-          <w:lang w:val="es-MX"/>
-        </w:rPr>
-        <w:t xml:space="preserve">Curso de </w:t>
-      </w:r>
-      <w:r>
-        <w:rPr>
-          <w:lang w:val="es-MX"/>
-        </w:rPr>
-        <w:t>Django</w:t>
-      </w:r>
-      <w:r>
-        <w:rPr>
-          <w:lang w:val="es-MX"/>
-        </w:rPr>
-        <w:t>”, 20</w:t>
-      </w:r>
-      <w:r>
-        <w:rPr>
-          <w:lang w:val="es-MX"/>
-        </w:rPr>
-        <w:t>2</w:t>
-      </w:r>
-      <w:r>
-        <w:rPr>
-          <w:lang w:val="es-MX"/>
-        </w:rPr>
-        <w:t>4</w:t>
-      </w:r>
-      <w:r>
-        <w:rPr>
-          <w:lang w:val="es-MX"/>
-        </w:rPr>
-        <w:t xml:space="preserve"> [Online], Available: </w:t>
-      </w:r>
-      <w:r>
-        <w:rPr>
-          <w:lang w:val="es-MX"/>
-        </w:rPr>
-        <w:t>https://platzi.com/cursos/django/que-es-django/</w:t>
+        <w:pStyle w:val="Prrafodelista"/>
+        <w:numPr>
+          <w:ilvl w:val="0"/>
+          <w:numId w:val="5"/>
+        </w:numPr>
+        <w:rPr>
+          <w:lang w:val="es-ES"/>
+        </w:rPr>
+      </w:pPr>
+      <w:r>
+        <w:rPr>
+          <w:b/>
+          <w:bCs/>
+          <w:lang w:val="es-ES"/>
+        </w:rPr>
+        <w:t>Variables y Filtros:</w:t>
+      </w:r>
+      <w:r>
+        <w:rPr>
+          <w:lang w:val="es-ES"/>
+        </w:rPr>
+        <w:t xml:space="preserve"> </w:t>
+      </w:r>
+      <w:r>
+        <w:rPr>
+          <w:lang w:val="es-ES"/>
+        </w:rPr>
+        <w:t xml:space="preserve">Dentro de los </w:t>
+      </w:r>
+      <w:proofErr w:type="spellStart"/>
+      <w:r>
+        <w:rPr>
+          <w:lang w:val="es-ES"/>
+        </w:rPr>
+        <w:t>templates</w:t>
+      </w:r>
+      <w:proofErr w:type="spellEnd"/>
+      <w:r>
+        <w:rPr>
+          <w:lang w:val="es-ES"/>
+        </w:rPr>
+        <w:t xml:space="preserve"> que utiliza Django, se pueden declarar variables a través de doble llave {{}} y también se pueden indicar filtros a través de pipelines (|) a través de la siguiente sintaxis:</w:t>
       </w:r>
     </w:p>
     <w:p>
       <w:pPr>
-        <w:rPr>
-          <w:lang w:val="es-MX"/>
-        </w:rPr>
-      </w:pPr>
+        <w:ind w:left="300" w:firstLine="420"/>
+        <w:rPr>
+          <w:b/>
+          <w:bCs/>
+          <w:lang w:val="es-ES"/>
+        </w:rPr>
+      </w:pPr>
+      <w:r>
+        <w:rPr>
+          <w:b/>
+          <w:bCs/>
+          <w:lang w:val="es-ES"/>
+        </w:rPr>
+        <w:t>{{</w:t>
+      </w:r>
+      <w:r>
+        <w:rPr>
+          <w:b/>
+          <w:bCs/>
+          <w:color w:val="7030A0"/>
+          <w:lang w:val="es-ES"/>
+        </w:rPr>
+        <w:t xml:space="preserve">variable </w:t>
+      </w:r>
+      <w:r>
+        <w:rPr>
+          <w:b/>
+          <w:bCs/>
+          <w:lang w:val="es-ES"/>
+        </w:rPr>
+        <w:t xml:space="preserve">| </w:t>
+      </w:r>
+      <w:r>
+        <w:rPr>
+          <w:b/>
+          <w:bCs/>
+          <w:color w:val="00FFFF"/>
+          <w:lang w:val="es-ES"/>
+        </w:rPr>
+        <w:t xml:space="preserve">filtro_1 </w:t>
+      </w:r>
+      <w:r>
+        <w:rPr>
+          <w:b/>
+          <w:bCs/>
+          <w:lang w:val="es-ES"/>
+        </w:rPr>
+        <w:t xml:space="preserve">| </w:t>
+      </w:r>
+      <w:r>
+        <w:rPr>
+          <w:b/>
+          <w:bCs/>
+          <w:color w:val="00FFFF"/>
+          <w:lang w:val="es-ES"/>
+        </w:rPr>
+        <w:t>filtro_2</w:t>
+      </w:r>
+      <w:r>
+        <w:rPr>
+          <w:b/>
+          <w:bCs/>
+          <w:lang w:val="es-ES"/>
+        </w:rPr>
+        <w:t>}}</w:t>
+      </w:r>
     </w:p>
     <w:p>
       <w:pPr>
+        <w:pStyle w:val="Prrafodelista"/>
+        <w:numPr>
+          <w:ilvl w:val="0"/>
+          <w:numId w:val="5"/>
+        </w:numPr>
+        <w:rPr>
+          <w:lang w:val="es-ES"/>
+        </w:rPr>
+      </w:pPr>
+      <w:r>
+        <w:rPr>
+          <w:b/>
+          <w:bCs/>
+          <w:lang w:val="es-MX"/>
+        </w:rPr>
+        <w:t>Tags:</w:t>
+      </w:r>
+      <w:r>
+        <w:rPr>
+          <w:lang w:val="es-MX"/>
+        </w:rPr>
+        <w:t xml:space="preserve"> Se denotan con el símbolo de porcentaje % y llaves simples {}, permitiéndonos añadir funcionalidad a nuestro código HTML, como lo pueden ser ciclos </w:t>
+      </w:r>
+      <w:proofErr w:type="spellStart"/>
+      <w:r>
+        <w:rPr>
+          <w:lang w:val="es-MX"/>
+        </w:rPr>
+        <w:t>for</w:t>
+      </w:r>
+      <w:proofErr w:type="spellEnd"/>
+      <w:r>
+        <w:rPr>
+          <w:lang w:val="es-MX"/>
+        </w:rPr>
+        <w:t xml:space="preserve">, condicionales y </w:t>
+      </w:r>
+      <w:proofErr w:type="spellStart"/>
+      <w:r>
+        <w:rPr>
+          <w:lang w:val="es-MX"/>
+        </w:rPr>
+        <w:t>urls</w:t>
+      </w:r>
+      <w:proofErr w:type="spellEnd"/>
+      <w:r>
+        <w:rPr>
+          <w:lang w:val="es-MX"/>
+        </w:rPr>
+        <w:t xml:space="preserve">. De igual forma se debe añadir un tag de cierre con el nombre </w:t>
+      </w:r>
+      <w:proofErr w:type="spellStart"/>
+      <w:r>
+        <w:rPr>
+          <w:lang w:val="es-MX"/>
+        </w:rPr>
+        <w:t>endif</w:t>
+      </w:r>
+      <w:proofErr w:type="spellEnd"/>
+      <w:r>
+        <w:rPr>
+          <w:lang w:val="es-MX"/>
+        </w:rPr>
+        <w:t xml:space="preserve"> o </w:t>
+      </w:r>
+      <w:proofErr w:type="spellStart"/>
+      <w:r>
+        <w:rPr>
+          <w:lang w:val="es-MX"/>
+        </w:rPr>
+        <w:t>endfor</w:t>
+      </w:r>
+      <w:proofErr w:type="spellEnd"/>
+      <w:r>
+        <w:rPr>
+          <w:lang w:val="es-MX"/>
+        </w:rPr>
+        <w:t>.</w:t>
+      </w:r>
+    </w:p>
+    <w:p>
+      <w:pPr>
+        <w:ind w:left="300" w:firstLine="420"/>
+        <w:rPr>
+          <w:b/>
+          <w:bCs/>
+        </w:rPr>
+      </w:pPr>
+      <w:r>
+        <w:rPr>
+          <w:b/>
+          <w:bCs/>
+        </w:rPr>
+        <w:t>{{</w:t>
+      </w:r>
+      <w:r>
+        <w:rPr>
+          <w:b/>
+          <w:bCs/>
+        </w:rPr>
+        <w:t>%</w:t>
+      </w:r>
+      <w:r>
+        <w:rPr>
+          <w:b/>
+          <w:bCs/>
+          <w:color w:val="7030A0"/>
+        </w:rPr>
+        <w:t>if</w:t>
+      </w:r>
+      <w:r>
+        <w:rPr>
+          <w:b/>
+          <w:bCs/>
+        </w:rPr>
+        <w:t>,</w:t>
+      </w:r>
+      <w:r>
+        <w:rPr>
+          <w:b/>
+          <w:bCs/>
+        </w:rPr>
+        <w:t xml:space="preserve"> </w:t>
+      </w:r>
+      <w:r>
+        <w:rPr>
+          <w:b/>
+          <w:bCs/>
+          <w:color w:val="7030A0"/>
+        </w:rPr>
+        <w:t xml:space="preserve">for </w:t>
+      </w:r>
+      <w:r>
+        <w:rPr>
+          <w:b/>
+          <w:bCs/>
+        </w:rPr>
+        <w:t>o</w:t>
+      </w:r>
+      <w:r>
+        <w:rPr>
+          <w:b/>
+          <w:bCs/>
+        </w:rPr>
+        <w:t xml:space="preserve"> </w:t>
+      </w:r>
+      <w:proofErr w:type="spellStart"/>
+      <w:proofErr w:type="gramStart"/>
+      <w:r>
+        <w:rPr>
+          <w:b/>
+          <w:bCs/>
+          <w:color w:val="7030A0"/>
+        </w:rPr>
+        <w:t>url</w:t>
+      </w:r>
+      <w:proofErr w:type="spellEnd"/>
+      <w:r>
+        <w:rPr>
+          <w:b/>
+          <w:bCs/>
+        </w:rPr>
+        <w:t>%}}</w:t>
+      </w:r>
+      <w:proofErr w:type="gramEnd"/>
+    </w:p>
+    <w:p>
+      <w:pPr>
+        <w:ind w:left="300" w:firstLine="420"/>
+        <w:rPr>
+          <w:b/>
+          <w:bCs/>
+          <w:lang w:val="es-MX"/>
+        </w:rPr>
+      </w:pPr>
+      <w:r>
+        <w:rPr>
+          <w:b/>
+          <w:bCs/>
+          <w:lang w:val="es-MX"/>
+        </w:rPr>
+        <w:t>{{%</w:t>
+      </w:r>
+      <w:proofErr w:type="spellStart"/>
+      <w:r>
+        <w:rPr>
+          <w:b/>
+          <w:bCs/>
+          <w:color w:val="7030A0"/>
+          <w:lang w:val="es-MX"/>
+        </w:rPr>
+        <w:t>endi</w:t>
+      </w:r>
+      <w:r>
+        <w:rPr>
+          <w:b/>
+          <w:bCs/>
+          <w:color w:val="7030A0"/>
+          <w:lang w:val="es-MX"/>
+        </w:rPr>
+        <w:t>f</w:t>
+      </w:r>
+      <w:proofErr w:type="spellEnd"/>
+      <w:r>
+        <w:rPr>
+          <w:b/>
+          <w:bCs/>
+          <w:lang w:val="es-MX"/>
+        </w:rPr>
+        <w:t xml:space="preserve"> </w:t>
+      </w:r>
+      <w:r>
+        <w:rPr>
+          <w:b/>
+          <w:bCs/>
+          <w:lang w:val="es-MX"/>
+        </w:rPr>
+        <w:t xml:space="preserve">o </w:t>
+      </w:r>
+      <w:proofErr w:type="spellStart"/>
+      <w:r>
+        <w:rPr>
+          <w:b/>
+          <w:bCs/>
+          <w:color w:val="7030A0"/>
+          <w:lang w:val="es-MX"/>
+        </w:rPr>
+        <w:t>endfor</w:t>
+      </w:r>
+      <w:proofErr w:type="spellEnd"/>
+      <w:r>
+        <w:rPr>
+          <w:b/>
+          <w:bCs/>
+          <w:lang w:val="es-MX"/>
+        </w:rPr>
+        <w:t>%}}</w:t>
+      </w:r>
+    </w:p>
+    <w:p>
+      <w:pPr>
+        <w:rPr>
+          <w:lang w:val="es-MX"/>
+        </w:rPr>
+      </w:pPr>
+      <w:r>
+        <w:rPr>
+          <w:lang w:val="es-MX"/>
+        </w:rPr>
+        <w:t>De ig</w:t>
+      </w:r>
+      <w:r>
+        <w:rPr>
+          <w:lang w:val="es-MX"/>
+        </w:rPr>
+        <w:t xml:space="preserve">ual forma, tenemos algo llamado Base.html, el cual se refiere a un archivo que nos permite tener contenido que es común dentro de nuestra aplicación, para que pueda ser reutilizado sin que se tenga que reescribir todo el código. En la parte inferior podemos observar un bloque, si luego se crea otro elemento del </w:t>
+      </w:r>
+      <w:proofErr w:type="spellStart"/>
+      <w:r>
+        <w:rPr>
+          <w:lang w:val="es-MX"/>
+        </w:rPr>
+        <w:t>template</w:t>
+      </w:r>
+      <w:proofErr w:type="spellEnd"/>
+      <w:r>
+        <w:rPr>
+          <w:lang w:val="es-MX"/>
+        </w:rPr>
+        <w:t xml:space="preserve"> que lo extienda, lo que se cree dentro de este podrá ser reutilizado en otras partes del código, teniendo así módulos repetibles con información dinámica, de forma parecida a como se hace con React.js</w:t>
+      </w:r>
+    </w:p>
+    <w:p>
+      <w:pPr>
+        <w:jc w:val="center"/>
+        <w:rPr>
+          <w:lang w:val="es-MX"/>
+        </w:rPr>
+      </w:pPr>
+      <w:r>
+        <w:drawing>
+          <wp:inline distT="0" distB="0" distL="0" distR="0" wp14:anchorId="2D9B5EF3" wp14:editId="1C111916">
+            <wp:extent cx="1193800" cy="1694728"/>
+            <wp:effectExtent l="0" t="0" r="6350" b="1270"/>
+            <wp:docPr id="1345169033" name="Imagen 1"/>
+            <wp:cNvGraphicFramePr>
+              <a:graphicFrameLocks xmlns:a="http://schemas.openxmlformats.org/drawingml/2006/main" noChangeAspect="1"/>
+            </wp:cNvGraphicFramePr>
+            <a:graphic xmlns:a="http://schemas.openxmlformats.org/drawingml/2006/main">
+              <a:graphicData uri="http://schemas.openxmlformats.org/drawingml/2006/picture">
+                <pic:pic xmlns:pic="http://schemas.openxmlformats.org/drawingml/2006/picture">
+                  <pic:nvPicPr>
+                    <pic:cNvPr id="1345169033" name=""/>
+                    <pic:cNvPicPr/>
+                  </pic:nvPicPr>
+                  <pic:blipFill>
+                    <a:blip r:embed="rId42"/>
+                    <a:stretch>
+                      <a:fillRect/>
+                    </a:stretch>
+                  </pic:blipFill>
+                  <pic:spPr>
+                    <a:xfrm>
+                      <a:off x="0" y="0"/>
+                      <a:ext cx="1204466" cy="1709870"/>
+                    </a:xfrm>
+                    <a:prstGeom prst="rect">
+                      <a:avLst/>
+                    </a:prstGeom>
+                  </pic:spPr>
+                </pic:pic>
+              </a:graphicData>
+            </a:graphic>
+          </wp:inline>
+        </w:drawing>
+      </w:r>
+      <w:r>
+        <w:drawing>
+          <wp:inline distT="0" distB="0" distL="0" distR="0" wp14:anchorId="65BE5C42" wp14:editId="4811B9C3">
+            <wp:extent cx="1447800" cy="1692728"/>
+            <wp:effectExtent l="0" t="0" r="0" b="3175"/>
+            <wp:docPr id="1456868691" name="Imagen 1"/>
+            <wp:cNvGraphicFramePr>
+              <a:graphicFrameLocks xmlns:a="http://schemas.openxmlformats.org/drawingml/2006/main" noChangeAspect="1"/>
+            </wp:cNvGraphicFramePr>
+            <a:graphic xmlns:a="http://schemas.openxmlformats.org/drawingml/2006/main">
+              <a:graphicData uri="http://schemas.openxmlformats.org/drawingml/2006/picture">
+                <pic:pic xmlns:pic="http://schemas.openxmlformats.org/drawingml/2006/picture">
+                  <pic:nvPicPr>
+                    <pic:cNvPr id="1456868691" name=""/>
+                    <pic:cNvPicPr/>
+                  </pic:nvPicPr>
+                  <pic:blipFill>
+                    <a:blip r:embed="rId43"/>
+                    <a:stretch>
+                      <a:fillRect/>
+                    </a:stretch>
+                  </pic:blipFill>
+                  <pic:spPr>
+                    <a:xfrm>
+                      <a:off x="0" y="0"/>
+                      <a:ext cx="1455345" cy="1701549"/>
+                    </a:xfrm>
+                    <a:prstGeom prst="rect">
+                      <a:avLst/>
+                    </a:prstGeom>
+                  </pic:spPr>
+                </pic:pic>
+              </a:graphicData>
+            </a:graphic>
+          </wp:inline>
+        </w:drawing>
+      </w:r>
+      <w:r>
+        <w:rPr>
+          <w:noProof/>
+          <w:lang w:val="es-MX"/>
+        </w:rPr>
+        <w:drawing>
+          <wp:inline distT="0" distB="0" distL="0" distR="0" wp14:anchorId="0B41486A" wp14:editId="199647BD">
+            <wp:extent cx="3225800" cy="1683586"/>
+            <wp:effectExtent l="0" t="0" r="0" b="0"/>
+            <wp:docPr id="1716531276" name="Imagen 1"/>
+            <wp:cNvGraphicFramePr>
+              <a:graphicFrameLocks xmlns:a="http://schemas.openxmlformats.org/drawingml/2006/main" noChangeAspect="1"/>
+            </wp:cNvGraphicFramePr>
+            <a:graphic xmlns:a="http://schemas.openxmlformats.org/drawingml/2006/main">
+              <a:graphicData uri="http://schemas.openxmlformats.org/drawingml/2006/picture">
+                <pic:pic xmlns:pic="http://schemas.openxmlformats.org/drawingml/2006/picture">
+                  <pic:nvPicPr>
+                    <pic:cNvPr id="1716531276" name=""/>
+                    <pic:cNvPicPr/>
+                  </pic:nvPicPr>
+                  <pic:blipFill>
+                    <a:blip r:embed="rId44"/>
+                    <a:stretch>
+                      <a:fillRect/>
+                    </a:stretch>
+                  </pic:blipFill>
+                  <pic:spPr>
+                    <a:xfrm>
+                      <a:off x="0" y="0"/>
+                      <a:ext cx="3225800" cy="1683586"/>
+                    </a:xfrm>
+                    <a:prstGeom prst="rect">
+                      <a:avLst/>
+                    </a:prstGeom>
+                  </pic:spPr>
+                </pic:pic>
+              </a:graphicData>
+            </a:graphic>
+          </wp:inline>
+        </w:drawing>
+      </w:r>
+    </w:p>
+    <w:p>
+      <w:pPr>
+        <w:jc w:val="center"/>
+        <w:rPr>
+          <w:lang w:val="es-MX"/>
+        </w:rPr>
+      </w:pPr>
+    </w:p>
+    <w:p>
+      <w:pPr>
+        <w:pStyle w:val="Ttulo1"/>
+      </w:pPr>
+      <w:bookmarkStart w:id="7" w:name="_Toc230071741"/>
+      <w:r>
+        <w:t>Ejemplo: Proyecto Coffee Shop</w:t>
+      </w:r>
+      <w:bookmarkEnd w:id="7"/>
+    </w:p>
+    <w:p>
+      <w:pPr>
+        <w:rPr>
+          <w:lang w:val="es-ES"/>
+        </w:rPr>
+      </w:pPr>
+    </w:p>
+    <w:p>
+      <w:pPr>
+        <w:rPr>
+          <w:lang w:val="es-MX"/>
+        </w:rPr>
+      </w:pPr>
+    </w:p>
+    <w:p>
+      <w:pPr>
+        <w:pStyle w:val="Ttulo1"/>
+      </w:pPr>
+      <w:bookmarkStart w:id="8" w:name="_Toc230071742"/>
+      <w:r>
+        <w:t>Referencias</w:t>
+      </w:r>
+      <w:bookmarkEnd w:id="8"/>
+    </w:p>
+    <w:p>
+      <w:pPr>
+        <w:rPr>
+          <w:lang w:val="es-MX"/>
+        </w:rPr>
+      </w:pPr>
+      <w:proofErr w:type="spellStart"/>
+      <w:r>
+        <w:rPr>
+          <w:lang w:val="es-MX"/>
+        </w:rPr>
+        <w:t>Platzi</w:t>
+      </w:r>
+      <w:proofErr w:type="spellEnd"/>
+      <w:r>
+        <w:rPr>
+          <w:lang w:val="es-MX"/>
+        </w:rPr>
+        <w:t xml:space="preserve">, </w:t>
+      </w:r>
+      <w:r>
+        <w:rPr>
+          <w:lang w:val="es-MX"/>
+        </w:rPr>
+        <w:t>Luis Martínez</w:t>
+      </w:r>
+      <w:r>
+        <w:rPr>
+          <w:lang w:val="es-MX"/>
+        </w:rPr>
+        <w:t>, “</w:t>
+      </w:r>
+      <w:r>
+        <w:rPr>
+          <w:lang w:val="es-MX"/>
+        </w:rPr>
+        <w:t xml:space="preserve">Curso de </w:t>
+      </w:r>
+      <w:r>
+        <w:rPr>
+          <w:lang w:val="es-MX"/>
+        </w:rPr>
+        <w:t>Django</w:t>
+      </w:r>
+      <w:r>
+        <w:rPr>
+          <w:lang w:val="es-MX"/>
+        </w:rPr>
+        <w:t>”, 20</w:t>
+      </w:r>
+      <w:r>
+        <w:rPr>
+          <w:lang w:val="es-MX"/>
+        </w:rPr>
+        <w:t>2</w:t>
+      </w:r>
+      <w:r>
+        <w:rPr>
+          <w:lang w:val="es-MX"/>
+        </w:rPr>
+        <w:t>4</w:t>
+      </w:r>
+      <w:r>
+        <w:rPr>
+          <w:lang w:val="es-MX"/>
+        </w:rPr>
+        <w:t xml:space="preserve"> [Online], Available: </w:t>
+      </w:r>
+      <w:r>
+        <w:rPr>
+          <w:lang w:val="es-MX"/>
+        </w:rPr>
+        <w:t>https://platzi.com/cursos/django/que-es-django/</w:t>
+      </w:r>
+    </w:p>
+    <w:p>
+      <w:pPr>
+        <w:rPr>
+          <w:lang w:val="es-MX"/>
+        </w:rPr>
+      </w:pPr>
+    </w:p>
+    <w:p>
+      <w:pPr>
         <w:rPr>
           <w:lang w:val="es-MX"/>
         </w:rPr>
       </w:pPr>
     </w:p>
     <w:sectPr>
-      <w:footerReference w:type="default" r:id="rId37"/>
+      <w:footerReference w:type="default" r:id="rId45"/>
       <w:pgSz w:w="12240" w:h="15840" w:code="1"/>
       <w:pgMar w:top="1440" w:right="1440" w:bottom="1440" w:left="1440" w:header="720" w:footer="720" w:gutter="0"/>
       <w:pgNumType w:start="0"/>
@@ -12609,7 +13943,7 @@
   <w:abstractNum w:abstractNumId="4" w15:restartNumberingAfterBreak="0">
     <w:nsid w:val="5D764975"/>
     <w:multiLevelType w:val="hybridMultilevel"/>
-    <w:tmpl w:val="C53E4D5E"/>
+    <w:tmpl w:val="1D943228"/>
     <w:lvl w:ilvl="0" w:tplc="080A0001">
       <w:start w:val="1"/>
       <w:numFmt w:val="bullet"/>
@@ -13193,7 +14527,6 @@
   <w:style w:type="character" w:default="1" w:styleId="Fuentedeprrafopredeter">
     <w:name w:val="Default Paragraph Font"/>
     <w:uiPriority w:val="1"/>
-    <w:semiHidden/>
     <w:unhideWhenUsed/>
   </w:style>
   <w:style w:type="table" w:default="1" w:styleId="Tablanormal">
@@ -13935,6 +15268,10 @@
 </file>
 
 <file path=customXml/item1.xml><?xml version="1.0" encoding="utf-8"?>
+<b:Sources xmlns:b="http://schemas.openxmlformats.org/officeDocument/2006/bibliography" xmlns="http://schemas.openxmlformats.org/officeDocument/2006/bibliography" SelectedStyle="\APASixthEditionOfficeOnline.xsl" StyleName="APA" Version="6"/>
+</file>
+
+<file path=customXml/item2.xml><?xml version="1.0" encoding="utf-8"?>
 <s:customData xmlns="http://www.wps.cn/officeDocument/2013/wpsCustomData" xmlns:s="http://www.wps.cn/officeDocument/2013/wpsCustomData">
   <customSectProps>
     <customSectPr/>
@@ -13945,22 +15282,18 @@
 </s:customData>
 </file>
 
-<file path=customXml/item2.xml><?xml version="1.0" encoding="utf-8"?>
-<b:Sources xmlns:b="http://schemas.openxmlformats.org/officeDocument/2006/bibliography" xmlns="http://schemas.openxmlformats.org/officeDocument/2006/bibliography" SelectedStyle="\APASixthEditionOfficeOnline.xsl" StyleName="APA" Version="6"/>
+<file path=customXml/itemProps1.xml><?xml version="1.0" encoding="utf-8"?>
+<ds:datastoreItem xmlns:ds="http://schemas.openxmlformats.org/officeDocument/2006/customXml" ds:itemID="{851A7482-30F0-4AF0-9C85-18995F48D7BA}">
+  <ds:schemaRefs>
+    <ds:schemaRef ds:uri="http://schemas.openxmlformats.org/officeDocument/2006/bibliography"/>
+  </ds:schemaRefs>
+</ds:datastoreItem>
 </file>
 
-<file path=customXml/itemProps1.xml><?xml version="1.0" encoding="utf-8"?>
+<file path=customXml/itemProps2.xml><?xml version="1.0" encoding="utf-8"?>
 <ds:datastoreItem xmlns:ds="http://schemas.openxmlformats.org/officeDocument/2006/customXml" ds:itemID="{B1977F7D-205B-4081-913C-38D41E755F92}">
   <ds:schemaRefs>
     <ds:schemaRef ds:uri="http://www.wps.cn/officeDocument/2013/wpsCustomData"/>
   </ds:schemaRefs>
 </ds:datastoreItem>
-</file>
-
-<file path=customXml/itemProps2.xml><?xml version="1.0" encoding="utf-8"?>
-<ds:datastoreItem xmlns:ds="http://schemas.openxmlformats.org/officeDocument/2006/customXml" ds:itemID="{851A7482-30F0-4AF0-9C85-18995F48D7BA}">
-  <ds:schemaRefs>
-    <ds:schemaRef ds:uri="http://schemas.openxmlformats.org/officeDocument/2006/bibliography"/>
-  </ds:schemaRefs>
-</ds:datastoreItem>
 </file>